--- a/05毕业论文/过程管理手册/吴兆国-赣东学院毕业设计（论文）过程管理手册.docx
+++ b/05毕业论文/过程管理手册/吴兆国-赣东学院毕业设计（论文）过程管理手册.docx
@@ -40,7 +40,7 @@
                     </pic:cNvPicPr>
                   </pic:nvPicPr>
                   <pic:blipFill>
-                    <a:blip r:embed="rId8"/>
+                    <a:blip r:embed="rId9"/>
                     <a:stretch>
                       <a:fillRect/>
                     </a:stretch>
@@ -107,6 +107,7 @@
     <w:p>
       <w:pPr>
         <w:ind w:leftChars="116" w:left="4435" w:hangingChars="1200" w:hanging="4191"/>
+        <w:jc w:val="left"/>
         <w:rPr>
           <w:sz w:val="32"/>
           <w:u w:val="single"/>
@@ -129,7 +130,7 @@
           <w:rFonts w:ascii="宋体" w:hAnsi="宋体" w:hint="eastAsia"/>
           <w:b/>
           <w:bCs/>
-          <w:spacing w:val="-43"/>
+          <w:spacing w:val="-1"/>
           <w:kern w:val="0"/>
           <w:sz w:val="32"/>
           <w:fitText w:val="4000" w:id="583621480"/>
@@ -138,11 +139,22 @@
       </w:r>
       <w:r>
         <w:rPr>
+          <w:rFonts w:ascii="宋体" w:hAnsi="宋体" w:hint="eastAsia"/>
+          <w:b/>
+          <w:bCs/>
+          <w:kern w:val="0"/>
+          <w:sz w:val="32"/>
+          <w:u w:val="single"/>
+        </w:rPr>
+        <w:t xml:space="preserve">  </w:t>
+      </w:r>
+      <w:r>
+        <w:rPr>
           <w:rFonts w:ascii="宋体" w:hAnsi="宋体" w:cs="宋体"/>
           <w:b/>
           <w:bCs/>
-          <w:sz w:val="32"/>
-          <w:szCs w:val="32"/>
+          <w:sz w:val="28"/>
+          <w:szCs w:val="28"/>
           <w:u w:val="single"/>
           <w:lang w:bidi="ar"/>
         </w:rPr>
@@ -154,8 +166,8 @@
           <w:rFonts w:ascii="宋体" w:hAnsi="宋体" w:cs="宋体"/>
           <w:b/>
           <w:bCs/>
-          <w:sz w:val="32"/>
-          <w:szCs w:val="32"/>
+          <w:sz w:val="28"/>
+          <w:szCs w:val="28"/>
           <w:u w:val="single"/>
           <w:lang w:bidi="ar"/>
         </w:rPr>
@@ -167,12 +179,21 @@
           <w:rFonts w:ascii="宋体" w:hAnsi="宋体" w:cs="宋体"/>
           <w:b/>
           <w:bCs/>
-          <w:sz w:val="32"/>
-          <w:szCs w:val="32"/>
+          <w:sz w:val="28"/>
+          <w:szCs w:val="28"/>
           <w:u w:val="single"/>
           <w:lang w:bidi="ar"/>
         </w:rPr>
         <w:t>的智能居家安防系统</w:t>
+      </w:r>
+      <w:r>
+        <w:rPr>
+          <w:rFonts w:hint="eastAsia"/>
+          <w:color w:val="000000" w:themeColor="text1"/>
+          <w:sz w:val="32"/>
+          <w:u w:val="single"/>
+        </w:rPr>
+        <w:t xml:space="preserve">    </w:t>
       </w:r>
       <w:r>
         <w:rPr>
@@ -181,7 +202,7 @@
           <w:sz w:val="32"/>
           <w:u w:val="single"/>
         </w:rPr>
-        <w:t xml:space="preserve">                                </w:t>
+        <w:t xml:space="preserve">                            </w:t>
       </w:r>
       <w:r>
         <w:rPr>
@@ -197,73 +218,6 @@
           <w:sz w:val="32"/>
         </w:rPr>
         <w:t xml:space="preserve"> </w:t>
-      </w:r>
-    </w:p>
-    <w:p>
-      <w:pPr>
-        <w:spacing w:line="800" w:lineRule="exact"/>
-        <w:ind w:firstLineChars="100" w:firstLine="349"/>
-        <w:rPr>
-          <w:rFonts w:ascii="宋体" w:hAnsi="宋体"/>
-          <w:b/>
-          <w:bCs/>
-          <w:sz w:val="32"/>
-          <w:u w:val="single"/>
-        </w:rPr>
-      </w:pPr>
-      <w:r>
-        <w:rPr>
-          <w:rFonts w:ascii="宋体" w:hAnsi="宋体" w:hint="eastAsia"/>
-          <w:b/>
-          <w:bCs/>
-          <w:spacing w:val="14"/>
-          <w:kern w:val="0"/>
-          <w:sz w:val="32"/>
-          <w:fitText w:val="4000" w:id="583621480"/>
-        </w:rPr>
-        <w:t xml:space="preserve">学                院 </w:t>
-      </w:r>
-      <w:r>
-        <w:rPr>
-          <w:rFonts w:ascii="宋体" w:hAnsi="宋体" w:hint="eastAsia"/>
-          <w:b/>
-          <w:bCs/>
-          <w:spacing w:val="-100"/>
-          <w:kern w:val="0"/>
-          <w:sz w:val="32"/>
-          <w:fitText w:val="4000" w:id="583621480"/>
-        </w:rPr>
-        <w:t>：</w:t>
-      </w:r>
-      <w:r>
-        <w:rPr>
-          <w:rFonts w:ascii="宋体" w:hAnsi="宋体" w:hint="eastAsia"/>
-          <w:b/>
-          <w:bCs/>
-          <w:sz w:val="32"/>
-          <w:u w:val="single"/>
-        </w:rPr>
-        <w:t xml:space="preserve">      </w:t>
-      </w:r>
-      <w:r>
-        <w:rPr>
-          <w:rFonts w:ascii="宋体" w:hAnsi="宋体" w:hint="eastAsia"/>
-          <w:b/>
-          <w:bCs/>
-          <w:sz w:val="32"/>
-          <w:u w:val="single"/>
-        </w:rPr>
-        <w:t>机械与电子工程学院</w:t>
-      </w:r>
-      <w:r>
-        <w:rPr>
-          <w:rFonts w:ascii="宋体" w:hAnsi="宋体" w:hint="eastAsia"/>
-          <w:b/>
-          <w:bCs/>
-          <w:sz w:val="32"/>
-          <w:u w:val="single"/>
-        </w:rPr>
-        <w:t xml:space="preserve">                      </w:t>
       </w:r>
     </w:p>
     <w:p>
@@ -271,6 +225,9 @@
         <w:spacing w:line="800" w:lineRule="exact"/>
         <w:ind w:firstLineChars="100" w:firstLine="337"/>
         <w:rPr>
+          <w:rFonts w:ascii="宋体" w:hAnsi="宋体"/>
+          <w:b/>
+          <w:bCs/>
           <w:sz w:val="32"/>
           <w:u w:val="single"/>
         </w:rPr>
@@ -285,7 +242,7 @@
           <w:sz w:val="32"/>
           <w:fitText w:val="4000" w:id="583621480"/>
         </w:rPr>
-        <w:t xml:space="preserve">专                业 </w:t>
+        <w:t xml:space="preserve">学                院 </w:t>
       </w:r>
       <w:r>
         <w:rPr>
@@ -301,29 +258,34 @@
       </w:r>
       <w:r>
         <w:rPr>
-          <w:rFonts w:hint="eastAsia"/>
-          <w:sz w:val="32"/>
-          <w:u w:val="single"/>
-        </w:rPr>
-        <w:t xml:space="preserve">             </w:t>
-      </w:r>
-      <w:r>
-        <w:rPr>
-          <w:rFonts w:hint="eastAsia"/>
+          <w:rFonts w:ascii="宋体" w:hAnsi="宋体" w:hint="eastAsia"/>
           <w:b/>
           <w:bCs/>
           <w:sz w:val="32"/>
           <w:u w:val="single"/>
         </w:rPr>
-        <w:t>自动化</w:t>
-      </w:r>
-      <w:r>
-        <w:rPr>
-          <w:rFonts w:hint="eastAsia"/>
+        <w:t xml:space="preserve">      </w:t>
+      </w:r>
+      <w:r>
+        <w:rPr>
+          <w:rFonts w:ascii="宋体" w:hAnsi="宋体" w:hint="eastAsia"/>
+          <w:b/>
+          <w:bCs/>
+          <w:sz w:val="28"/>
+          <w:szCs w:val="28"/>
+          <w:u w:val="single"/>
+        </w:rPr>
+        <w:t>机械与电子工程学院</w:t>
+      </w:r>
+      <w:r>
+        <w:rPr>
+          <w:rFonts w:ascii="宋体" w:hAnsi="宋体" w:hint="eastAsia"/>
+          <w:b/>
+          <w:bCs/>
           <w:sz w:val="32"/>
           <w:u w:val="single"/>
         </w:rPr>
-        <w:t xml:space="preserve">                    </w:t>
+        <w:t xml:space="preserve">                      </w:t>
       </w:r>
     </w:p>
     <w:p>
@@ -332,6 +294,7 @@
         <w:ind w:firstLineChars="100" w:firstLine="337"/>
         <w:rPr>
           <w:sz w:val="32"/>
+          <w:u w:val="single"/>
         </w:rPr>
       </w:pPr>
       <w:r>
@@ -344,7 +307,7 @@
           <w:sz w:val="32"/>
           <w:fitText w:val="4000" w:id="583621480"/>
         </w:rPr>
-        <w:t xml:space="preserve">学                号 </w:t>
+        <w:t xml:space="preserve">专                业 </w:t>
       </w:r>
       <w:r>
         <w:rPr>
@@ -364,17 +327,18 @@
           <w:sz w:val="32"/>
           <w:u w:val="single"/>
         </w:rPr>
-        <w:t xml:space="preserve">          </w:t>
-      </w:r>
-      <w:r>
-        <w:rPr>
-          <w:rFonts w:ascii="宋体" w:hAnsi="宋体" w:hint="eastAsia"/>
+        <w:t xml:space="preserve">             </w:t>
+      </w:r>
+      <w:r>
+        <w:rPr>
+          <w:rFonts w:hint="eastAsia"/>
           <w:b/>
           <w:bCs/>
-          <w:sz w:val="32"/>
+          <w:sz w:val="28"/>
+          <w:szCs w:val="28"/>
           <w:u w:val="single"/>
         </w:rPr>
-        <w:t>20222042236</w:t>
+        <w:t>自动化</w:t>
       </w:r>
       <w:r>
         <w:rPr>
@@ -382,13 +346,13 @@
           <w:sz w:val="32"/>
           <w:u w:val="single"/>
         </w:rPr>
-        <w:t xml:space="preserve">                       </w:t>
+        <w:t xml:space="preserve">                    </w:t>
       </w:r>
     </w:p>
     <w:p>
       <w:pPr>
         <w:spacing w:line="800" w:lineRule="exact"/>
-        <w:ind w:firstLineChars="100" w:firstLine="349"/>
+        <w:ind w:firstLineChars="100" w:firstLine="337"/>
         <w:rPr>
           <w:sz w:val="32"/>
         </w:rPr>
@@ -398,19 +362,19 @@
           <w:rFonts w:ascii="宋体" w:hAnsi="宋体" w:hint="eastAsia"/>
           <w:b/>
           <w:bCs/>
-          <w:spacing w:val="14"/>
+          <w:spacing w:val="8"/>
           <w:kern w:val="0"/>
           <w:sz w:val="32"/>
           <w:fitText w:val="4000" w:id="583621480"/>
         </w:rPr>
-        <w:t xml:space="preserve">学    生    姓    名 </w:t>
+        <w:t xml:space="preserve">学                号 </w:t>
       </w:r>
       <w:r>
         <w:rPr>
           <w:rFonts w:ascii="宋体" w:hAnsi="宋体" w:hint="eastAsia"/>
           <w:b/>
           <w:bCs/>
-          <w:spacing w:val="-85"/>
+          <w:spacing w:val="1"/>
           <w:kern w:val="0"/>
           <w:sz w:val="32"/>
           <w:fitText w:val="4000" w:id="583621480"/>
@@ -423,6 +387,65 @@
           <w:sz w:val="32"/>
           <w:u w:val="single"/>
         </w:rPr>
+        <w:t xml:space="preserve">          </w:t>
+      </w:r>
+      <w:r>
+        <w:rPr>
+          <w:rFonts w:ascii="宋体" w:hAnsi="宋体" w:hint="eastAsia"/>
+          <w:b/>
+          <w:bCs/>
+          <w:sz w:val="28"/>
+          <w:szCs w:val="28"/>
+          <w:u w:val="single"/>
+        </w:rPr>
+        <w:t>20222042236</w:t>
+      </w:r>
+      <w:r>
+        <w:rPr>
+          <w:rFonts w:hint="eastAsia"/>
+          <w:sz w:val="32"/>
+          <w:u w:val="single"/>
+        </w:rPr>
+        <w:t xml:space="preserve">                       </w:t>
+      </w:r>
+    </w:p>
+    <w:p>
+      <w:pPr>
+        <w:spacing w:line="800" w:lineRule="exact"/>
+        <w:ind w:firstLineChars="100" w:firstLine="339"/>
+        <w:rPr>
+          <w:sz w:val="32"/>
+        </w:rPr>
+      </w:pPr>
+      <w:r>
+        <w:rPr>
+          <w:rFonts w:ascii="宋体" w:hAnsi="宋体" w:hint="eastAsia"/>
+          <w:b/>
+          <w:bCs/>
+          <w:spacing w:val="9"/>
+          <w:kern w:val="0"/>
+          <w:sz w:val="32"/>
+          <w:fitText w:val="4000" w:id="583621480"/>
+        </w:rPr>
+        <w:t xml:space="preserve">学    生    姓    名 </w:t>
+      </w:r>
+      <w:r>
+        <w:rPr>
+          <w:rFonts w:ascii="宋体" w:hAnsi="宋体" w:hint="eastAsia"/>
+          <w:b/>
+          <w:bCs/>
+          <w:kern w:val="0"/>
+          <w:sz w:val="32"/>
+          <w:fitText w:val="4000" w:id="583621480"/>
+        </w:rPr>
+        <w:t>：</w:t>
+      </w:r>
+      <w:r>
+        <w:rPr>
+          <w:rFonts w:hint="eastAsia"/>
+          <w:sz w:val="32"/>
+          <w:u w:val="single"/>
+        </w:rPr>
         <w:t xml:space="preserve">             </w:t>
       </w:r>
       <w:r>
@@ -430,7 +453,8 @@
           <w:rFonts w:hint="eastAsia"/>
           <w:b/>
           <w:bCs/>
-          <w:sz w:val="32"/>
+          <w:sz w:val="28"/>
+          <w:szCs w:val="28"/>
           <w:u w:val="single"/>
         </w:rPr>
         <w:t>吴兆国</w:t>
@@ -489,7 +513,8 @@
           <w:rFonts w:hint="eastAsia"/>
           <w:b/>
           <w:bCs/>
-          <w:sz w:val="32"/>
+          <w:sz w:val="28"/>
+          <w:szCs w:val="28"/>
           <w:u w:val="single"/>
         </w:rPr>
         <w:t>段霖（讲师）</w:t>
@@ -545,15 +570,6 @@
           <w:sz w:val="32"/>
         </w:rPr>
       </w:pPr>
-      <w:r>
-        <w:rPr>
-          <w:rFonts w:hint="eastAsia"/>
-          <w:b/>
-          <w:bCs/>
-          <w:sz w:val="32"/>
-        </w:rPr>
-        <w:t>教务处制</w:t>
-      </w:r>
     </w:p>
     <w:p>
       <w:pPr>
@@ -577,12 +593,12 @@
           <w:szCs w:val="44"/>
         </w:rPr>
         <w:sectPr>
-          <w:headerReference w:type="even" r:id="rId9"/>
-          <w:headerReference w:type="default" r:id="rId10"/>
-          <w:footerReference w:type="even" r:id="rId11"/>
-          <w:footerReference w:type="default" r:id="rId12"/>
-          <w:headerReference w:type="first" r:id="rId13"/>
-          <w:footerReference w:type="first" r:id="rId14"/>
+          <w:headerReference w:type="even" r:id="rId10"/>
+          <w:headerReference w:type="default" r:id="rId11"/>
+          <w:footerReference w:type="even" r:id="rId12"/>
+          <w:footerReference w:type="default" r:id="rId13"/>
+          <w:headerReference w:type="first" r:id="rId14"/>
+          <w:footerReference w:type="first" r:id="rId15"/>
           <w:pgSz w:w="11906" w:h="16838"/>
           <w:pgMar w:top="1361" w:right="1304" w:bottom="1361" w:left="1361" w:header="851" w:footer="1191" w:gutter="0"/>
           <w:pgNumType w:start="1"/>
@@ -697,7 +713,8 @@
           <w:sz w:val="44"/>
         </w:rPr>
         <w:sectPr>
-          <w:footerReference w:type="default" r:id="rId15"/>
+          <w:headerReference w:type="default" r:id="rId16"/>
+          <w:footerReference w:type="default" r:id="rId17"/>
           <w:pgSz w:w="11906" w:h="16838"/>
           <w:pgMar w:top="1361" w:right="1304" w:bottom="1361" w:left="1361" w:header="851" w:footer="1191" w:gutter="0"/>
           <w:pgNumType w:start="1"/>
@@ -774,6 +791,7 @@
         </w:tabs>
         <w:rPr>
           <w:rFonts w:asciiTheme="minorEastAsia" w:eastAsiaTheme="minorEastAsia" w:hAnsiTheme="minorEastAsia" w:cstheme="minorEastAsia"/>
+          <w:noProof/>
           <w:sz w:val="28"/>
           <w:szCs w:val="28"/>
         </w:rPr>
@@ -807,6 +825,7 @@
           <w:rPr>
             <w:rFonts w:asciiTheme="minorEastAsia" w:eastAsiaTheme="minorEastAsia" w:hAnsiTheme="minorEastAsia" w:cstheme="minorEastAsia" w:hint="eastAsia"/>
             <w:bCs/>
+            <w:noProof/>
             <w:sz w:val="28"/>
             <w:szCs w:val="28"/>
           </w:rPr>
@@ -815,6 +834,7 @@
         <w:r>
           <w:rPr>
             <w:rFonts w:asciiTheme="minorEastAsia" w:eastAsiaTheme="minorEastAsia" w:hAnsiTheme="minorEastAsia" w:cstheme="minorEastAsia" w:hint="eastAsia"/>
+            <w:noProof/>
             <w:sz w:val="28"/>
             <w:szCs w:val="28"/>
           </w:rPr>
@@ -823,6 +843,51 @@
         <w:r>
           <w:rPr>
             <w:rFonts w:asciiTheme="minorEastAsia" w:eastAsiaTheme="minorEastAsia" w:hAnsiTheme="minorEastAsia" w:cstheme="minorEastAsia" w:hint="eastAsia"/>
+            <w:noProof/>
+            <w:sz w:val="28"/>
+            <w:szCs w:val="28"/>
+          </w:rPr>
+          <w:t>1</w:t>
+        </w:r>
+      </w:hyperlink>
+    </w:p>
+    <w:p>
+      <w:pPr>
+        <w:pStyle w:val="TOC1"/>
+        <w:tabs>
+          <w:tab w:val="right" w:leader="dot" w:pos="9241"/>
+        </w:tabs>
+        <w:rPr>
+          <w:rFonts w:asciiTheme="minorEastAsia" w:eastAsiaTheme="minorEastAsia" w:hAnsiTheme="minorEastAsia" w:cstheme="minorEastAsia"/>
+          <w:noProof/>
+          <w:sz w:val="28"/>
+          <w:szCs w:val="28"/>
+        </w:rPr>
+      </w:pPr>
+      <w:hyperlink w:anchor="_Toc4536" w:history="1">
+        <w:r>
+          <w:rPr>
+            <w:rFonts w:asciiTheme="minorEastAsia" w:eastAsiaTheme="minorEastAsia" w:hAnsiTheme="minorEastAsia" w:cstheme="minorEastAsia" w:hint="eastAsia"/>
+            <w:bCs/>
+            <w:noProof/>
+            <w:sz w:val="28"/>
+            <w:szCs w:val="28"/>
+          </w:rPr>
+          <w:t>二、毕业设计（论文）开题报告</w:t>
+        </w:r>
+        <w:r>
+          <w:rPr>
+            <w:rFonts w:asciiTheme="minorEastAsia" w:eastAsiaTheme="minorEastAsia" w:hAnsiTheme="minorEastAsia" w:cstheme="minorEastAsia" w:hint="eastAsia"/>
+            <w:noProof/>
+            <w:sz w:val="28"/>
+            <w:szCs w:val="28"/>
+          </w:rPr>
+          <w:tab/>
+        </w:r>
+        <w:r>
+          <w:rPr>
+            <w:rFonts w:asciiTheme="minorEastAsia" w:eastAsiaTheme="minorEastAsia" w:hAnsiTheme="minorEastAsia" w:cstheme="minorEastAsia" w:hint="eastAsia"/>
+            <w:noProof/>
             <w:sz w:val="28"/>
             <w:szCs w:val="28"/>
           </w:rPr>
@@ -831,14 +896,16 @@
         <w:r>
           <w:rPr>
             <w:rFonts w:asciiTheme="minorEastAsia" w:eastAsiaTheme="minorEastAsia" w:hAnsiTheme="minorEastAsia" w:cstheme="minorEastAsia" w:hint="eastAsia"/>
+            <w:noProof/>
             <w:sz w:val="28"/>
             <w:szCs w:val="28"/>
           </w:rPr>
-          <w:instrText xml:space="preserve"> PAGEREF _Toc1775 \h </w:instrText>
+          <w:instrText xml:space="preserve"> PAGEREF _Toc4536 \h </w:instrText>
         </w:r>
         <w:r>
           <w:rPr>
             <w:rFonts w:asciiTheme="minorEastAsia" w:eastAsiaTheme="minorEastAsia" w:hAnsiTheme="minorEastAsia" w:cstheme="minorEastAsia" w:hint="eastAsia"/>
+            <w:noProof/>
             <w:sz w:val="28"/>
             <w:szCs w:val="28"/>
           </w:rPr>
@@ -846,6 +913,7 @@
         <w:r>
           <w:rPr>
             <w:rFonts w:asciiTheme="minorEastAsia" w:eastAsiaTheme="minorEastAsia" w:hAnsiTheme="minorEastAsia" w:cstheme="minorEastAsia" w:hint="eastAsia"/>
+            <w:noProof/>
             <w:sz w:val="28"/>
             <w:szCs w:val="28"/>
           </w:rPr>
@@ -853,15 +921,17 @@
         </w:r>
         <w:r>
           <w:rPr>
-            <w:rFonts w:asciiTheme="minorEastAsia" w:eastAsiaTheme="minorEastAsia" w:hAnsiTheme="minorEastAsia" w:cstheme="minorEastAsia" w:hint="eastAsia"/>
+            <w:rFonts w:asciiTheme="minorEastAsia" w:eastAsiaTheme="minorEastAsia" w:hAnsiTheme="minorEastAsia" w:cstheme="minorEastAsia"/>
+            <w:noProof/>
             <w:sz w:val="28"/>
             <w:szCs w:val="28"/>
           </w:rPr>
-          <w:t>1</w:t>
+          <w:t>4</w:t>
         </w:r>
         <w:r>
           <w:rPr>
             <w:rFonts w:asciiTheme="minorEastAsia" w:eastAsiaTheme="minorEastAsia" w:hAnsiTheme="minorEastAsia" w:cstheme="minorEastAsia" w:hint="eastAsia"/>
+            <w:noProof/>
             <w:sz w:val="28"/>
             <w:szCs w:val="28"/>
           </w:rPr>
@@ -877,23 +947,26 @@
         </w:tabs>
         <w:rPr>
           <w:rFonts w:asciiTheme="minorEastAsia" w:eastAsiaTheme="minorEastAsia" w:hAnsiTheme="minorEastAsia" w:cstheme="minorEastAsia"/>
+          <w:noProof/>
           <w:sz w:val="28"/>
           <w:szCs w:val="28"/>
         </w:rPr>
       </w:pPr>
-      <w:hyperlink w:anchor="_Toc4536" w:history="1">
+      <w:hyperlink w:anchor="_Toc4223" w:history="1">
         <w:r>
           <w:rPr>
             <w:rFonts w:asciiTheme="minorEastAsia" w:eastAsiaTheme="minorEastAsia" w:hAnsiTheme="minorEastAsia" w:cstheme="minorEastAsia" w:hint="eastAsia"/>
             <w:bCs/>
+            <w:noProof/>
             <w:sz w:val="28"/>
             <w:szCs w:val="28"/>
           </w:rPr>
-          <w:t>二、毕业设计（论文）开题报告</w:t>
+          <w:t>三、毕业设计（论文）指导情况记录表</w:t>
         </w:r>
         <w:r>
           <w:rPr>
             <w:rFonts w:asciiTheme="minorEastAsia" w:eastAsiaTheme="minorEastAsia" w:hAnsiTheme="minorEastAsia" w:cstheme="minorEastAsia" w:hint="eastAsia"/>
+            <w:noProof/>
             <w:sz w:val="28"/>
             <w:szCs w:val="28"/>
           </w:rPr>
@@ -902,49 +975,11 @@
         <w:r>
           <w:rPr>
             <w:rFonts w:asciiTheme="minorEastAsia" w:eastAsiaTheme="minorEastAsia" w:hAnsiTheme="minorEastAsia" w:cstheme="minorEastAsia" w:hint="eastAsia"/>
+            <w:noProof/>
             <w:sz w:val="28"/>
             <w:szCs w:val="28"/>
           </w:rPr>
-          <w:fldChar w:fldCharType="begin"/>
-        </w:r>
-        <w:r>
-          <w:rPr>
-            <w:rFonts w:asciiTheme="minorEastAsia" w:eastAsiaTheme="minorEastAsia" w:hAnsiTheme="minorEastAsia" w:cstheme="minorEastAsia" w:hint="eastAsia"/>
-            <w:sz w:val="28"/>
-            <w:szCs w:val="28"/>
-          </w:rPr>
-          <w:instrText xml:space="preserve"> PAGEREF _Toc4536 \h </w:instrText>
-        </w:r>
-        <w:r>
-          <w:rPr>
-            <w:rFonts w:asciiTheme="minorEastAsia" w:eastAsiaTheme="minorEastAsia" w:hAnsiTheme="minorEastAsia" w:cstheme="minorEastAsia" w:hint="eastAsia"/>
-            <w:sz w:val="28"/>
-            <w:szCs w:val="28"/>
-          </w:rPr>
-        </w:r>
-        <w:r>
-          <w:rPr>
-            <w:rFonts w:asciiTheme="minorEastAsia" w:eastAsiaTheme="minorEastAsia" w:hAnsiTheme="minorEastAsia" w:cstheme="minorEastAsia" w:hint="eastAsia"/>
-            <w:sz w:val="28"/>
-            <w:szCs w:val="28"/>
-          </w:rPr>
-          <w:fldChar w:fldCharType="separate"/>
-        </w:r>
-        <w:r>
-          <w:rPr>
-            <w:rFonts w:asciiTheme="minorEastAsia" w:eastAsiaTheme="minorEastAsia" w:hAnsiTheme="minorEastAsia" w:cstheme="minorEastAsia" w:hint="eastAsia"/>
-            <w:sz w:val="28"/>
-            <w:szCs w:val="28"/>
-          </w:rPr>
-          <w:t>4</w:t>
-        </w:r>
-        <w:r>
-          <w:rPr>
-            <w:rFonts w:asciiTheme="minorEastAsia" w:eastAsiaTheme="minorEastAsia" w:hAnsiTheme="minorEastAsia" w:cstheme="minorEastAsia" w:hint="eastAsia"/>
-            <w:sz w:val="28"/>
-            <w:szCs w:val="28"/>
-          </w:rPr>
-          <w:fldChar w:fldCharType="end"/>
+          <w:t>8</w:t>
         </w:r>
       </w:hyperlink>
     </w:p>
@@ -956,23 +991,26 @@
         </w:tabs>
         <w:rPr>
           <w:rFonts w:asciiTheme="minorEastAsia" w:eastAsiaTheme="minorEastAsia" w:hAnsiTheme="minorEastAsia" w:cstheme="minorEastAsia"/>
+          <w:noProof/>
           <w:sz w:val="28"/>
           <w:szCs w:val="28"/>
         </w:rPr>
       </w:pPr>
-      <w:hyperlink w:anchor="_Toc4223" w:history="1">
+      <w:hyperlink w:anchor="_Toc30772" w:history="1">
         <w:r>
           <w:rPr>
             <w:rFonts w:asciiTheme="minorEastAsia" w:eastAsiaTheme="minorEastAsia" w:hAnsiTheme="minorEastAsia" w:cstheme="minorEastAsia" w:hint="eastAsia"/>
             <w:bCs/>
+            <w:noProof/>
             <w:sz w:val="28"/>
             <w:szCs w:val="28"/>
           </w:rPr>
-          <w:t>三、毕业设计（论文）指导情况记录表</w:t>
+          <w:t>四、毕业设计（论文）中期检查表</w:t>
         </w:r>
         <w:r>
           <w:rPr>
             <w:rFonts w:asciiTheme="minorEastAsia" w:eastAsiaTheme="minorEastAsia" w:hAnsiTheme="minorEastAsia" w:cstheme="minorEastAsia" w:hint="eastAsia"/>
+            <w:noProof/>
             <w:sz w:val="28"/>
             <w:szCs w:val="28"/>
           </w:rPr>
@@ -981,49 +1019,11 @@
         <w:r>
           <w:rPr>
             <w:rFonts w:asciiTheme="minorEastAsia" w:eastAsiaTheme="minorEastAsia" w:hAnsiTheme="minorEastAsia" w:cstheme="minorEastAsia" w:hint="eastAsia"/>
+            <w:noProof/>
             <w:sz w:val="28"/>
             <w:szCs w:val="28"/>
           </w:rPr>
-          <w:fldChar w:fldCharType="begin"/>
-        </w:r>
-        <w:r>
-          <w:rPr>
-            <w:rFonts w:asciiTheme="minorEastAsia" w:eastAsiaTheme="minorEastAsia" w:hAnsiTheme="minorEastAsia" w:cstheme="minorEastAsia" w:hint="eastAsia"/>
-            <w:sz w:val="28"/>
-            <w:szCs w:val="28"/>
-          </w:rPr>
-          <w:instrText xml:space="preserve"> PAGEREF _Toc4223 \h </w:instrText>
-        </w:r>
-        <w:r>
-          <w:rPr>
-            <w:rFonts w:asciiTheme="minorEastAsia" w:eastAsiaTheme="minorEastAsia" w:hAnsiTheme="minorEastAsia" w:cstheme="minorEastAsia" w:hint="eastAsia"/>
-            <w:sz w:val="28"/>
-            <w:szCs w:val="28"/>
-          </w:rPr>
-        </w:r>
-        <w:r>
-          <w:rPr>
-            <w:rFonts w:asciiTheme="minorEastAsia" w:eastAsiaTheme="minorEastAsia" w:hAnsiTheme="minorEastAsia" w:cstheme="minorEastAsia" w:hint="eastAsia"/>
-            <w:sz w:val="28"/>
-            <w:szCs w:val="28"/>
-          </w:rPr>
-          <w:fldChar w:fldCharType="separate"/>
-        </w:r>
-        <w:r>
-          <w:rPr>
-            <w:rFonts w:asciiTheme="minorEastAsia" w:eastAsiaTheme="minorEastAsia" w:hAnsiTheme="minorEastAsia" w:cstheme="minorEastAsia" w:hint="eastAsia"/>
-            <w:sz w:val="28"/>
-            <w:szCs w:val="28"/>
-          </w:rPr>
-          <w:t>8</w:t>
-        </w:r>
-        <w:r>
-          <w:rPr>
-            <w:rFonts w:asciiTheme="minorEastAsia" w:eastAsiaTheme="minorEastAsia" w:hAnsiTheme="minorEastAsia" w:cstheme="minorEastAsia" w:hint="eastAsia"/>
-            <w:sz w:val="28"/>
-            <w:szCs w:val="28"/>
-          </w:rPr>
-          <w:fldChar w:fldCharType="end"/>
+          <w:t>9</w:t>
         </w:r>
       </w:hyperlink>
     </w:p>
@@ -1035,23 +1035,26 @@
         </w:tabs>
         <w:rPr>
           <w:rFonts w:asciiTheme="minorEastAsia" w:eastAsiaTheme="minorEastAsia" w:hAnsiTheme="minorEastAsia" w:cstheme="minorEastAsia"/>
+          <w:noProof/>
           <w:sz w:val="28"/>
           <w:szCs w:val="28"/>
         </w:rPr>
       </w:pPr>
-      <w:hyperlink w:anchor="_Toc30772" w:history="1">
+      <w:hyperlink w:anchor="_Toc4259" w:history="1">
         <w:r>
           <w:rPr>
             <w:rFonts w:asciiTheme="minorEastAsia" w:eastAsiaTheme="minorEastAsia" w:hAnsiTheme="minorEastAsia" w:cstheme="minorEastAsia" w:hint="eastAsia"/>
             <w:bCs/>
+            <w:noProof/>
             <w:sz w:val="28"/>
             <w:szCs w:val="28"/>
           </w:rPr>
-          <w:t>四、毕业设计（论文）中期检查表</w:t>
+          <w:t>五、毕业设计（论文）质量评价指标体系（理工科）</w:t>
         </w:r>
         <w:r>
           <w:rPr>
             <w:rFonts w:asciiTheme="minorEastAsia" w:eastAsiaTheme="minorEastAsia" w:hAnsiTheme="minorEastAsia" w:cstheme="minorEastAsia" w:hint="eastAsia"/>
+            <w:noProof/>
             <w:sz w:val="28"/>
             <w:szCs w:val="28"/>
           </w:rPr>
@@ -1060,49 +1063,11 @@
         <w:r>
           <w:rPr>
             <w:rFonts w:asciiTheme="minorEastAsia" w:eastAsiaTheme="minorEastAsia" w:hAnsiTheme="minorEastAsia" w:cstheme="minorEastAsia" w:hint="eastAsia"/>
+            <w:noProof/>
             <w:sz w:val="28"/>
             <w:szCs w:val="28"/>
           </w:rPr>
-          <w:fldChar w:fldCharType="begin"/>
-        </w:r>
-        <w:r>
-          <w:rPr>
-            <w:rFonts w:asciiTheme="minorEastAsia" w:eastAsiaTheme="minorEastAsia" w:hAnsiTheme="minorEastAsia" w:cstheme="minorEastAsia" w:hint="eastAsia"/>
-            <w:sz w:val="28"/>
-            <w:szCs w:val="28"/>
-          </w:rPr>
-          <w:instrText xml:space="preserve"> PAGEREF _Toc30772 \h </w:instrText>
-        </w:r>
-        <w:r>
-          <w:rPr>
-            <w:rFonts w:asciiTheme="minorEastAsia" w:eastAsiaTheme="minorEastAsia" w:hAnsiTheme="minorEastAsia" w:cstheme="minorEastAsia" w:hint="eastAsia"/>
-            <w:sz w:val="28"/>
-            <w:szCs w:val="28"/>
-          </w:rPr>
-        </w:r>
-        <w:r>
-          <w:rPr>
-            <w:rFonts w:asciiTheme="minorEastAsia" w:eastAsiaTheme="minorEastAsia" w:hAnsiTheme="minorEastAsia" w:cstheme="minorEastAsia" w:hint="eastAsia"/>
-            <w:sz w:val="28"/>
-            <w:szCs w:val="28"/>
-          </w:rPr>
-          <w:fldChar w:fldCharType="separate"/>
-        </w:r>
-        <w:r>
-          <w:rPr>
-            <w:rFonts w:asciiTheme="minorEastAsia" w:eastAsiaTheme="minorEastAsia" w:hAnsiTheme="minorEastAsia" w:cstheme="minorEastAsia" w:hint="eastAsia"/>
-            <w:sz w:val="28"/>
-            <w:szCs w:val="28"/>
-          </w:rPr>
-          <w:t>9</w:t>
-        </w:r>
-        <w:r>
-          <w:rPr>
-            <w:rFonts w:asciiTheme="minorEastAsia" w:eastAsiaTheme="minorEastAsia" w:hAnsiTheme="minorEastAsia" w:cstheme="minorEastAsia" w:hint="eastAsia"/>
-            <w:sz w:val="28"/>
-            <w:szCs w:val="28"/>
-          </w:rPr>
-          <w:fldChar w:fldCharType="end"/>
+          <w:t>10</w:t>
         </w:r>
       </w:hyperlink>
     </w:p>
@@ -1114,85 +1079,7 @@
         </w:tabs>
         <w:rPr>
           <w:rFonts w:asciiTheme="minorEastAsia" w:eastAsiaTheme="minorEastAsia" w:hAnsiTheme="minorEastAsia" w:cstheme="minorEastAsia"/>
-          <w:sz w:val="28"/>
-          <w:szCs w:val="28"/>
-        </w:rPr>
-      </w:pPr>
-      <w:hyperlink w:anchor="_Toc4259" w:history="1">
-        <w:r>
-          <w:rPr>
-            <w:rFonts w:asciiTheme="minorEastAsia" w:eastAsiaTheme="minorEastAsia" w:hAnsiTheme="minorEastAsia" w:cstheme="minorEastAsia" w:hint="eastAsia"/>
-            <w:bCs/>
-            <w:sz w:val="28"/>
-            <w:szCs w:val="28"/>
-          </w:rPr>
-          <w:t>五、毕业设计（论文）质量评价指标体系（理工科）</w:t>
-        </w:r>
-        <w:r>
-          <w:rPr>
-            <w:rFonts w:asciiTheme="minorEastAsia" w:eastAsiaTheme="minorEastAsia" w:hAnsiTheme="minorEastAsia" w:cstheme="minorEastAsia" w:hint="eastAsia"/>
-            <w:sz w:val="28"/>
-            <w:szCs w:val="28"/>
-          </w:rPr>
-          <w:tab/>
-        </w:r>
-        <w:r>
-          <w:rPr>
-            <w:rFonts w:asciiTheme="minorEastAsia" w:eastAsiaTheme="minorEastAsia" w:hAnsiTheme="minorEastAsia" w:cstheme="minorEastAsia" w:hint="eastAsia"/>
-            <w:sz w:val="28"/>
-            <w:szCs w:val="28"/>
-          </w:rPr>
-          <w:fldChar w:fldCharType="begin"/>
-        </w:r>
-        <w:r>
-          <w:rPr>
-            <w:rFonts w:asciiTheme="minorEastAsia" w:eastAsiaTheme="minorEastAsia" w:hAnsiTheme="minorEastAsia" w:cstheme="minorEastAsia" w:hint="eastAsia"/>
-            <w:sz w:val="28"/>
-            <w:szCs w:val="28"/>
-          </w:rPr>
-          <w:instrText xml:space="preserve"> PAGEREF _Toc4259 \h </w:instrText>
-        </w:r>
-        <w:r>
-          <w:rPr>
-            <w:rFonts w:asciiTheme="minorEastAsia" w:eastAsiaTheme="minorEastAsia" w:hAnsiTheme="minorEastAsia" w:cstheme="minorEastAsia" w:hint="eastAsia"/>
-            <w:sz w:val="28"/>
-            <w:szCs w:val="28"/>
-          </w:rPr>
-        </w:r>
-        <w:r>
-          <w:rPr>
-            <w:rFonts w:asciiTheme="minorEastAsia" w:eastAsiaTheme="minorEastAsia" w:hAnsiTheme="minorEastAsia" w:cstheme="minorEastAsia" w:hint="eastAsia"/>
-            <w:sz w:val="28"/>
-            <w:szCs w:val="28"/>
-          </w:rPr>
-          <w:fldChar w:fldCharType="separate"/>
-        </w:r>
-        <w:r>
-          <w:rPr>
-            <w:rFonts w:asciiTheme="minorEastAsia" w:eastAsiaTheme="minorEastAsia" w:hAnsiTheme="minorEastAsia" w:cstheme="minorEastAsia" w:hint="eastAsia"/>
-            <w:sz w:val="28"/>
-            <w:szCs w:val="28"/>
-          </w:rPr>
-          <w:t>10</w:t>
-        </w:r>
-        <w:r>
-          <w:rPr>
-            <w:rFonts w:asciiTheme="minorEastAsia" w:eastAsiaTheme="minorEastAsia" w:hAnsiTheme="minorEastAsia" w:cstheme="minorEastAsia" w:hint="eastAsia"/>
-            <w:sz w:val="28"/>
-            <w:szCs w:val="28"/>
-          </w:rPr>
-          <w:fldChar w:fldCharType="end"/>
-        </w:r>
-      </w:hyperlink>
-    </w:p>
-    <w:p>
-      <w:pPr>
-        <w:pStyle w:val="TOC1"/>
-        <w:tabs>
-          <w:tab w:val="right" w:leader="dot" w:pos="9241"/>
-        </w:tabs>
-        <w:rPr>
-          <w:rFonts w:asciiTheme="minorEastAsia" w:eastAsiaTheme="minorEastAsia" w:hAnsiTheme="minorEastAsia" w:cstheme="minorEastAsia"/>
+          <w:noProof/>
           <w:sz w:val="28"/>
           <w:szCs w:val="28"/>
         </w:rPr>
@@ -1202,6 +1089,7 @@
           <w:rPr>
             <w:rFonts w:asciiTheme="minorEastAsia" w:eastAsiaTheme="minorEastAsia" w:hAnsiTheme="minorEastAsia" w:cstheme="minorEastAsia" w:hint="eastAsia"/>
             <w:bCs/>
+            <w:noProof/>
             <w:sz w:val="28"/>
             <w:szCs w:val="28"/>
           </w:rPr>
@@ -1210,6 +1098,7 @@
         <w:r>
           <w:rPr>
             <w:rFonts w:asciiTheme="minorEastAsia" w:eastAsiaTheme="minorEastAsia" w:hAnsiTheme="minorEastAsia" w:cstheme="minorEastAsia" w:hint="eastAsia"/>
+            <w:noProof/>
             <w:sz w:val="28"/>
             <w:szCs w:val="28"/>
           </w:rPr>
@@ -1220,6 +1109,7 @@
       <w:r>
         <w:rPr>
           <w:rFonts w:asciiTheme="minorEastAsia" w:eastAsiaTheme="minorEastAsia" w:hAnsiTheme="minorEastAsia" w:cstheme="minorEastAsia" w:hint="eastAsia"/>
+          <w:noProof/>
           <w:sz w:val="28"/>
           <w:szCs w:val="28"/>
         </w:rPr>
@@ -1234,6 +1124,7 @@
         </w:tabs>
         <w:rPr>
           <w:rFonts w:asciiTheme="minorEastAsia" w:eastAsiaTheme="minorEastAsia" w:hAnsiTheme="minorEastAsia" w:cstheme="minorEastAsia"/>
+          <w:noProof/>
           <w:sz w:val="28"/>
           <w:szCs w:val="28"/>
         </w:rPr>
@@ -1243,6 +1134,7 @@
           <w:rPr>
             <w:rFonts w:asciiTheme="minorEastAsia" w:eastAsiaTheme="minorEastAsia" w:hAnsiTheme="minorEastAsia" w:cstheme="minorEastAsia" w:hint="eastAsia"/>
             <w:bCs/>
+            <w:noProof/>
             <w:sz w:val="28"/>
             <w:szCs w:val="28"/>
           </w:rPr>
@@ -1251,6 +1143,7 @@
         <w:r>
           <w:rPr>
             <w:rFonts w:asciiTheme="minorEastAsia" w:eastAsiaTheme="minorEastAsia" w:hAnsiTheme="minorEastAsia" w:cstheme="minorEastAsia" w:hint="eastAsia"/>
+            <w:noProof/>
             <w:sz w:val="28"/>
             <w:szCs w:val="28"/>
           </w:rPr>
@@ -1261,6 +1154,7 @@
       <w:r>
         <w:rPr>
           <w:rFonts w:asciiTheme="minorEastAsia" w:eastAsiaTheme="minorEastAsia" w:hAnsiTheme="minorEastAsia" w:cstheme="minorEastAsia" w:hint="eastAsia"/>
+          <w:noProof/>
           <w:sz w:val="28"/>
           <w:szCs w:val="28"/>
         </w:rPr>
@@ -1275,6 +1169,7 @@
         </w:tabs>
         <w:rPr>
           <w:rFonts w:asciiTheme="minorEastAsia" w:eastAsiaTheme="minorEastAsia" w:hAnsiTheme="minorEastAsia" w:cstheme="minorEastAsia"/>
+          <w:noProof/>
           <w:sz w:val="28"/>
           <w:szCs w:val="28"/>
         </w:rPr>
@@ -1284,6 +1179,7 @@
           <w:rPr>
             <w:rFonts w:asciiTheme="minorEastAsia" w:eastAsiaTheme="minorEastAsia" w:hAnsiTheme="minorEastAsia" w:cstheme="minorEastAsia" w:hint="eastAsia"/>
             <w:bCs/>
+            <w:noProof/>
             <w:sz w:val="28"/>
             <w:szCs w:val="28"/>
           </w:rPr>
@@ -1292,6 +1188,7 @@
         <w:r>
           <w:rPr>
             <w:rFonts w:asciiTheme="minorEastAsia" w:eastAsiaTheme="minorEastAsia" w:hAnsiTheme="minorEastAsia" w:cstheme="minorEastAsia" w:hint="eastAsia"/>
+            <w:noProof/>
             <w:sz w:val="28"/>
             <w:szCs w:val="28"/>
           </w:rPr>
@@ -1302,6 +1199,7 @@
       <w:r>
         <w:rPr>
           <w:rFonts w:asciiTheme="minorEastAsia" w:eastAsiaTheme="minorEastAsia" w:hAnsiTheme="minorEastAsia" w:cstheme="minorEastAsia" w:hint="eastAsia"/>
+          <w:noProof/>
           <w:sz w:val="28"/>
           <w:szCs w:val="28"/>
         </w:rPr>
@@ -1316,6 +1214,7 @@
         </w:tabs>
         <w:rPr>
           <w:rFonts w:asciiTheme="minorEastAsia" w:eastAsiaTheme="minorEastAsia" w:hAnsiTheme="minorEastAsia" w:cstheme="minorEastAsia"/>
+          <w:noProof/>
           <w:sz w:val="28"/>
           <w:szCs w:val="28"/>
         </w:rPr>
@@ -1325,6 +1224,7 @@
           <w:rPr>
             <w:rFonts w:asciiTheme="minorEastAsia" w:eastAsiaTheme="minorEastAsia" w:hAnsiTheme="minorEastAsia" w:cstheme="minorEastAsia" w:hint="eastAsia"/>
             <w:bCs/>
+            <w:noProof/>
             <w:sz w:val="28"/>
             <w:szCs w:val="28"/>
           </w:rPr>
@@ -1333,6 +1233,7 @@
         <w:r>
           <w:rPr>
             <w:rFonts w:asciiTheme="minorEastAsia" w:eastAsiaTheme="minorEastAsia" w:hAnsiTheme="minorEastAsia" w:cstheme="minorEastAsia" w:hint="eastAsia"/>
+            <w:noProof/>
             <w:sz w:val="28"/>
             <w:szCs w:val="28"/>
           </w:rPr>
@@ -1343,6 +1244,7 @@
       <w:r>
         <w:rPr>
           <w:rFonts w:asciiTheme="minorEastAsia" w:eastAsiaTheme="minorEastAsia" w:hAnsiTheme="minorEastAsia" w:cstheme="minorEastAsia" w:hint="eastAsia"/>
+          <w:noProof/>
           <w:sz w:val="28"/>
           <w:szCs w:val="28"/>
         </w:rPr>
@@ -1357,6 +1259,7 @@
         </w:tabs>
         <w:rPr>
           <w:rFonts w:asciiTheme="minorEastAsia" w:eastAsiaTheme="minorEastAsia" w:hAnsiTheme="minorEastAsia" w:cstheme="minorEastAsia"/>
+          <w:noProof/>
           <w:sz w:val="28"/>
           <w:szCs w:val="28"/>
         </w:rPr>
@@ -1366,6 +1269,7 @@
           <w:rPr>
             <w:rFonts w:asciiTheme="minorEastAsia" w:eastAsiaTheme="minorEastAsia" w:hAnsiTheme="minorEastAsia" w:cstheme="minorEastAsia" w:hint="eastAsia"/>
             <w:bCs/>
+            <w:noProof/>
             <w:sz w:val="28"/>
             <w:szCs w:val="28"/>
           </w:rPr>
@@ -1374,6 +1278,7 @@
         <w:r>
           <w:rPr>
             <w:rFonts w:asciiTheme="minorEastAsia" w:eastAsiaTheme="minorEastAsia" w:hAnsiTheme="minorEastAsia" w:cstheme="minorEastAsia" w:hint="eastAsia"/>
+            <w:noProof/>
             <w:sz w:val="28"/>
             <w:szCs w:val="28"/>
           </w:rPr>
@@ -1384,6 +1289,7 @@
       <w:r>
         <w:rPr>
           <w:rFonts w:asciiTheme="minorEastAsia" w:eastAsiaTheme="minorEastAsia" w:hAnsiTheme="minorEastAsia" w:cstheme="minorEastAsia" w:hint="eastAsia"/>
+          <w:noProof/>
           <w:sz w:val="28"/>
           <w:szCs w:val="28"/>
         </w:rPr>
@@ -1399,6 +1305,7 @@
         <w:rPr>
           <w:rFonts w:asciiTheme="minorEastAsia" w:eastAsiaTheme="minorEastAsia" w:hAnsiTheme="minorEastAsia" w:cstheme="minorEastAsia"/>
           <w:bCs/>
+          <w:noProof/>
           <w:sz w:val="28"/>
           <w:szCs w:val="28"/>
         </w:rPr>
@@ -1408,6 +1315,7 @@
           <w:rPr>
             <w:rFonts w:asciiTheme="minorEastAsia" w:eastAsiaTheme="minorEastAsia" w:hAnsiTheme="minorEastAsia" w:cstheme="minorEastAsia" w:hint="eastAsia"/>
             <w:bCs/>
+            <w:noProof/>
             <w:sz w:val="28"/>
             <w:szCs w:val="28"/>
           </w:rPr>
@@ -1417,6 +1325,7 @@
           <w:rPr>
             <w:rFonts w:asciiTheme="minorEastAsia" w:eastAsiaTheme="minorEastAsia" w:hAnsiTheme="minorEastAsia" w:cstheme="minorEastAsia" w:hint="eastAsia"/>
             <w:bCs/>
+            <w:noProof/>
             <w:sz w:val="28"/>
             <w:szCs w:val="28"/>
           </w:rPr>
@@ -1428,6 +1337,7 @@
         <w:rPr>
           <w:rFonts w:asciiTheme="minorEastAsia" w:eastAsiaTheme="minorEastAsia" w:hAnsiTheme="minorEastAsia" w:cstheme="minorEastAsia" w:hint="eastAsia"/>
           <w:bCs/>
+          <w:noProof/>
           <w:sz w:val="28"/>
           <w:szCs w:val="28"/>
         </w:rPr>
@@ -1442,6 +1352,7 @@
         </w:tabs>
         <w:rPr>
           <w:rFonts w:asciiTheme="minorEastAsia" w:eastAsiaTheme="minorEastAsia" w:hAnsiTheme="minorEastAsia" w:cstheme="minorEastAsia"/>
+          <w:noProof/>
           <w:sz w:val="28"/>
           <w:szCs w:val="28"/>
         </w:rPr>
@@ -1451,6 +1362,7 @@
           <w:rPr>
             <w:rFonts w:asciiTheme="minorEastAsia" w:eastAsiaTheme="minorEastAsia" w:hAnsiTheme="minorEastAsia" w:cstheme="minorEastAsia" w:hint="eastAsia"/>
             <w:bCs/>
+            <w:noProof/>
             <w:sz w:val="28"/>
             <w:szCs w:val="28"/>
           </w:rPr>
@@ -1459,6 +1371,7 @@
         <w:r>
           <w:rPr>
             <w:rFonts w:asciiTheme="minorEastAsia" w:eastAsiaTheme="minorEastAsia" w:hAnsiTheme="minorEastAsia" w:cstheme="minorEastAsia" w:hint="eastAsia"/>
+            <w:noProof/>
             <w:sz w:val="28"/>
             <w:szCs w:val="28"/>
           </w:rPr>
@@ -1469,6 +1382,7 @@
       <w:r>
         <w:rPr>
           <w:rFonts w:asciiTheme="minorEastAsia" w:eastAsiaTheme="minorEastAsia" w:hAnsiTheme="minorEastAsia" w:cstheme="minorEastAsia" w:hint="eastAsia"/>
+          <w:noProof/>
           <w:sz w:val="28"/>
           <w:szCs w:val="28"/>
         </w:rPr>
@@ -1483,6 +1397,7 @@
         </w:tabs>
         <w:rPr>
           <w:rFonts w:asciiTheme="minorEastAsia" w:eastAsiaTheme="minorEastAsia" w:hAnsiTheme="minorEastAsia" w:cstheme="minorEastAsia"/>
+          <w:noProof/>
           <w:sz w:val="28"/>
           <w:szCs w:val="28"/>
         </w:rPr>
@@ -1492,6 +1407,7 @@
           <w:rPr>
             <w:rFonts w:asciiTheme="minorEastAsia" w:eastAsiaTheme="minorEastAsia" w:hAnsiTheme="minorEastAsia" w:cstheme="minorEastAsia" w:hint="eastAsia"/>
             <w:bCs/>
+            <w:noProof/>
             <w:sz w:val="28"/>
             <w:szCs w:val="28"/>
           </w:rPr>
@@ -1500,21 +1416,31 @@
         <w:r>
           <w:rPr>
             <w:rFonts w:asciiTheme="minorEastAsia" w:eastAsiaTheme="minorEastAsia" w:hAnsiTheme="minorEastAsia" w:cstheme="minorEastAsia" w:hint="eastAsia"/>
+            <w:noProof/>
             <w:sz w:val="28"/>
             <w:szCs w:val="28"/>
           </w:rPr>
           <w:tab/>
-          <w:t>1</w:t>
+        </w:r>
+        <w:r>
+          <w:rPr>
+            <w:rFonts w:asciiTheme="minorEastAsia" w:eastAsiaTheme="minorEastAsia" w:hAnsiTheme="minorEastAsia" w:cstheme="minorEastAsia" w:hint="eastAsia"/>
+            <w:noProof/>
+            <w:sz w:val="28"/>
+            <w:szCs w:val="28"/>
+          </w:rPr>
+          <w:t>2</w:t>
+        </w:r>
+        <w:r>
+          <w:rPr>
+            <w:rFonts w:asciiTheme="minorEastAsia" w:eastAsiaTheme="minorEastAsia" w:hAnsiTheme="minorEastAsia" w:cstheme="minorEastAsia" w:hint="eastAsia"/>
+            <w:noProof/>
+            <w:sz w:val="28"/>
+            <w:szCs w:val="28"/>
+          </w:rPr>
+          <w:t>2</w:t>
         </w:r>
       </w:hyperlink>
-      <w:r>
-        <w:rPr>
-          <w:rFonts w:asciiTheme="minorEastAsia" w:eastAsiaTheme="minorEastAsia" w:hAnsiTheme="minorEastAsia" w:cstheme="minorEastAsia" w:hint="eastAsia"/>
-          <w:sz w:val="28"/>
-          <w:szCs w:val="28"/>
-        </w:rPr>
-        <w:t>9</w:t>
-      </w:r>
     </w:p>
     <w:p>
       <w:pPr>
@@ -1526,6 +1452,17 @@
           <w:sz w:val="28"/>
           <w:szCs w:val="28"/>
         </w:rPr>
+        <w:sectPr>
+          <w:headerReference w:type="default" r:id="rId18"/>
+          <w:footerReference w:type="default" r:id="rId19"/>
+          <w:headerReference w:type="first" r:id="rId20"/>
+          <w:footerReference w:type="first" r:id="rId21"/>
+          <w:pgSz w:w="11906" w:h="16838"/>
+          <w:pgMar w:top="1361" w:right="1304" w:bottom="1361" w:left="1361" w:header="851" w:footer="1191" w:gutter="0"/>
+          <w:pgNumType w:start="1"/>
+          <w:cols w:space="720"/>
+          <w:docGrid w:type="linesAndChars" w:linePitch="312"/>
+        </w:sectPr>
       </w:pPr>
       <w:r>
         <w:rPr>
@@ -1546,54 +1483,8 @@
     </w:p>
     <w:p>
       <w:pPr>
-        <w:rPr>
-          <w:rFonts w:ascii="黑体" w:eastAsia="黑体" w:hAnsi="黑体" w:cs="黑体"/>
-          <w:bCs/>
-          <w:sz w:val="32"/>
-          <w:szCs w:val="32"/>
-        </w:rPr>
-      </w:pPr>
-      <w:bookmarkStart w:id="8" w:name="_Toc7434"/>
-      <w:bookmarkStart w:id="9" w:name="_Toc1775"/>
-      <w:r>
-        <w:rPr>
-          <w:rFonts w:ascii="黑体" w:eastAsia="黑体" w:hAnsi="黑体" w:cs="黑体" w:hint="eastAsia"/>
-          <w:bCs/>
-          <w:sz w:val="32"/>
-          <w:szCs w:val="32"/>
-        </w:rPr>
-        <w:br w:type="page"/>
-      </w:r>
-    </w:p>
-    <w:p>
-      <w:pPr>
-        <w:jc w:val="center"/>
-        <w:outlineLvl w:val="0"/>
-        <w:rPr>
-          <w:rFonts w:ascii="黑体" w:eastAsia="黑体" w:hAnsi="黑体" w:cs="黑体"/>
-          <w:bCs/>
-          <w:sz w:val="32"/>
-          <w:szCs w:val="32"/>
-        </w:rPr>
-        <w:sectPr>
-          <w:headerReference w:type="default" r:id="rId16"/>
-          <w:footerReference w:type="even" r:id="rId17"/>
-          <w:footerReference w:type="default" r:id="rId18"/>
-          <w:headerReference w:type="first" r:id="rId19"/>
-          <w:footerReference w:type="first" r:id="rId20"/>
-          <w:pgSz w:w="11906" w:h="16838"/>
-          <w:pgMar w:top="1361" w:right="1304" w:bottom="1361" w:left="1361" w:header="851" w:footer="1191" w:gutter="0"/>
-          <w:cols w:space="720"/>
-          <w:docGrid w:type="linesAndChars" w:linePitch="312"/>
-        </w:sectPr>
-      </w:pPr>
-    </w:p>
-    <w:bookmarkEnd w:id="8"/>
-    <w:bookmarkEnd w:id="9"/>
-    <w:p>
-      <w:pPr>
-        <w:jc w:val="center"/>
-        <w:outlineLvl w:val="0"/>
+        <w:spacing w:line="500" w:lineRule="exact"/>
+        <w:ind w:firstLineChars="200" w:firstLine="640"/>
         <w:rPr>
           <w:rFonts w:ascii="黑体" w:eastAsia="黑体" w:hAnsi="黑体" w:cs="黑体"/>
           <w:bCs/>
@@ -1747,31 +1638,17 @@
           <w:szCs w:val="28"/>
           <w:u w:val="single"/>
         </w:rPr>
-        <w:t>应用研究型</w:t>
-      </w:r>
-      <w:r>
-        <w:rPr>
-          <w:rFonts w:ascii="黑体" w:eastAsia="黑体"/>
-          <w:sz w:val="24"/>
-          <w:u w:val="single"/>
-        </w:rPr>
-        <w:t xml:space="preserve">      </w:t>
-      </w:r>
-      <w:r>
-        <w:rPr>
-          <w:rFonts w:ascii="黑体" w:eastAsia="黑体"/>
+        <w:t>应用</w:t>
+      </w:r>
+      <w:r>
+        <w:rPr>
+          <w:rFonts w:ascii="宋体" w:hAnsi="宋体" w:cs="宋体" w:hint="eastAsia"/>
+          <w:bCs/>
           <w:sz w:val="28"/>
           <w:szCs w:val="28"/>
-        </w:rPr>
-        <w:t>指导教师：</w:t>
-      </w:r>
-      <w:r>
-        <w:rPr>
-          <w:rFonts w:ascii="黑体" w:eastAsia="黑体"/>
-          <w:sz w:val="24"/>
           <w:u w:val="single"/>
         </w:rPr>
-        <w:t xml:space="preserve">  </w:t>
+        <w:t>设计</w:t>
       </w:r>
       <w:r>
         <w:rPr>
@@ -1781,7 +1658,7 @@
           <w:szCs w:val="28"/>
           <w:u w:val="single"/>
         </w:rPr>
-        <w:t xml:space="preserve"> </w:t>
+        <w:t>型</w:t>
       </w:r>
       <w:r>
         <w:rPr>
@@ -1790,6 +1667,22 @@
           <w:u w:val="single"/>
         </w:rPr>
         <w:t xml:space="preserve">      </w:t>
+      </w:r>
+      <w:r>
+        <w:rPr>
+          <w:rFonts w:ascii="黑体" w:eastAsia="黑体"/>
+          <w:sz w:val="28"/>
+          <w:szCs w:val="28"/>
+        </w:rPr>
+        <w:t>指导教师：</w:t>
+      </w:r>
+      <w:r>
+        <w:rPr>
+          <w:rFonts w:ascii="黑体" w:eastAsia="黑体"/>
+          <w:sz w:val="24"/>
+          <w:u w:val="single"/>
+        </w:rPr>
+        <w:t xml:space="preserve">  </w:t>
       </w:r>
       <w:r>
         <w:rPr>
@@ -1799,7 +1692,7 @@
           <w:szCs w:val="28"/>
           <w:u w:val="single"/>
         </w:rPr>
-        <w:t>段霖</w:t>
+        <w:t xml:space="preserve"> </w:t>
       </w:r>
       <w:r>
         <w:rPr>
@@ -1807,31 +1700,7 @@
           <w:sz w:val="24"/>
           <w:u w:val="single"/>
         </w:rPr>
-        <w:t xml:space="preserve">            </w:t>
-      </w:r>
-    </w:p>
-    <w:p>
-      <w:pPr>
-        <w:rPr>
-          <w:rFonts w:ascii="黑体" w:eastAsia="黑体"/>
-          <w:sz w:val="24"/>
-        </w:rPr>
-      </w:pPr>
-      <w:r>
-        <w:rPr>
-          <w:rFonts w:ascii="黑体" w:eastAsia="黑体"/>
-          <w:sz w:val="28"/>
-          <w:szCs w:val="28"/>
-        </w:rPr>
-        <w:t>学生姓名：</w:t>
-      </w:r>
-      <w:r>
-        <w:rPr>
-          <w:rFonts w:ascii="黑体" w:eastAsia="黑体"/>
-          <w:sz w:val="24"/>
-          <w:u w:val="single"/>
-        </w:rPr>
-        <w:t xml:space="preserve">   </w:t>
+        <w:t xml:space="preserve">      </w:t>
       </w:r>
       <w:r>
         <w:rPr>
@@ -1841,6 +1710,48 @@
           <w:szCs w:val="28"/>
           <w:u w:val="single"/>
         </w:rPr>
+        <w:t>段霖</w:t>
+      </w:r>
+      <w:r>
+        <w:rPr>
+          <w:rFonts w:ascii="黑体" w:eastAsia="黑体"/>
+          <w:sz w:val="24"/>
+          <w:u w:val="single"/>
+        </w:rPr>
+        <w:t xml:space="preserve">            </w:t>
+      </w:r>
+    </w:p>
+    <w:p>
+      <w:pPr>
+        <w:rPr>
+          <w:rFonts w:ascii="黑体" w:eastAsia="黑体"/>
+          <w:sz w:val="24"/>
+        </w:rPr>
+      </w:pPr>
+      <w:r>
+        <w:rPr>
+          <w:rFonts w:ascii="黑体" w:eastAsia="黑体"/>
+          <w:sz w:val="28"/>
+          <w:szCs w:val="28"/>
+        </w:rPr>
+        <w:t>学生姓名：</w:t>
+      </w:r>
+      <w:r>
+        <w:rPr>
+          <w:rFonts w:ascii="黑体" w:eastAsia="黑体"/>
+          <w:sz w:val="24"/>
+          <w:u w:val="single"/>
+        </w:rPr>
+        <w:t xml:space="preserve">   </w:t>
+      </w:r>
+      <w:r>
+        <w:rPr>
+          <w:rFonts w:ascii="宋体" w:hAnsi="宋体" w:cs="宋体"/>
+          <w:bCs/>
+          <w:sz w:val="28"/>
+          <w:szCs w:val="28"/>
+          <w:u w:val="single"/>
+        </w:rPr>
         <w:t xml:space="preserve">吴兆国 </w:t>
       </w:r>
       <w:r>
@@ -2027,7 +1938,7 @@
     </w:p>
     <w:p>
       <w:pPr>
-        <w:ind w:firstLineChars="175" w:firstLine="420"/>
+        <w:ind w:firstLineChars="200" w:firstLine="480"/>
         <w:rPr>
           <w:rFonts w:ascii="宋体" w:hAnsi="宋体" w:cs="宋体"/>
           <w:color w:val="FF0000"/>
@@ -2141,8 +2052,7 @@
     </w:p>
     <w:p>
       <w:pPr>
-        <w:spacing w:line="360" w:lineRule="exact"/>
-        <w:ind w:firstLineChars="350" w:firstLine="840"/>
+        <w:ind w:firstLineChars="177" w:firstLine="425"/>
         <w:rPr>
           <w:rFonts w:ascii="宋体" w:hAnsi="宋体" w:cs="宋体"/>
           <w:sz w:val="24"/>
@@ -2154,186 +2064,6 @@
           <w:sz w:val="24"/>
         </w:rPr>
         <w:t>2.2.1 原始数据、资料、技术参数要求</w:t>
-      </w:r>
-    </w:p>
-    <w:p>
-      <w:pPr>
-        <w:ind w:firstLineChars="350" w:firstLine="840"/>
-        <w:rPr>
-          <w:rFonts w:ascii="宋体" w:hAnsi="宋体" w:cs="宋体"/>
-          <w:sz w:val="24"/>
-        </w:rPr>
-      </w:pPr>
-      <w:r>
-        <w:rPr>
-          <w:rFonts w:ascii="宋体" w:hAnsi="宋体" w:cs="宋体"/>
-          <w:sz w:val="24"/>
-        </w:rPr>
-        <w:t>（1）监测参数：温湿度监测 0-50℃、20%-90% RH，超声波测距 4-400cm，火焰 / 烟雾为触发式报警，报警距离阈值支持自定义；</w:t>
-      </w:r>
-      <w:r>
-        <w:rPr>
-          <w:sz w:val="24"/>
-        </w:rPr>
-        <w:t>​</w:t>
-      </w:r>
-    </w:p>
-    <w:p>
-      <w:pPr>
-        <w:ind w:firstLineChars="350" w:firstLine="840"/>
-        <w:rPr>
-          <w:rFonts w:ascii="宋体" w:hAnsi="宋体" w:cs="宋体"/>
-          <w:sz w:val="24"/>
-        </w:rPr>
-      </w:pPr>
-      <w:r>
-        <w:rPr>
-          <w:rFonts w:ascii="宋体" w:hAnsi="宋体" w:cs="宋体"/>
-          <w:sz w:val="24"/>
-        </w:rPr>
-        <w:t>（2）设备适配：核心芯片 STM32F407，外设含语音、RFID、OLED、</w:t>
-      </w:r>
-      <w:proofErr w:type="spellStart"/>
-      <w:r>
-        <w:rPr>
-          <w:rFonts w:ascii="宋体" w:hAnsi="宋体" w:cs="宋体"/>
-          <w:sz w:val="24"/>
-        </w:rPr>
-        <w:t>WiFi</w:t>
-      </w:r>
-      <w:proofErr w:type="spellEnd"/>
-      <w:r>
-        <w:rPr>
-          <w:rFonts w:ascii="宋体" w:hAnsi="宋体" w:cs="宋体"/>
-          <w:sz w:val="24"/>
-        </w:rPr>
-        <w:t>、</w:t>
-      </w:r>
-      <w:proofErr w:type="gramStart"/>
-      <w:r>
-        <w:rPr>
-          <w:rFonts w:ascii="宋体" w:hAnsi="宋体" w:cs="宋体"/>
-          <w:sz w:val="24"/>
-        </w:rPr>
-        <w:t>蓝牙及</w:t>
-      </w:r>
-      <w:proofErr w:type="gramEnd"/>
-      <w:r>
-        <w:rPr>
-          <w:rFonts w:ascii="宋体" w:hAnsi="宋体" w:cs="宋体"/>
-          <w:sz w:val="24"/>
-        </w:rPr>
-        <w:lastRenderedPageBreak/>
-        <w:t>各类传感器，模块供电适配 DC 3.3V/5V；</w:t>
-      </w:r>
-    </w:p>
-    <w:p>
-      <w:pPr>
-        <w:ind w:firstLineChars="350" w:firstLine="840"/>
-        <w:rPr>
-          <w:rFonts w:ascii="宋体" w:hAnsi="宋体" w:cs="宋体"/>
-          <w:sz w:val="24"/>
-        </w:rPr>
-      </w:pPr>
-      <w:r>
-        <w:rPr>
-          <w:rFonts w:ascii="宋体" w:hAnsi="宋体" w:cs="宋体"/>
-          <w:sz w:val="24"/>
-        </w:rPr>
-        <w:t>（3）测量精度：DHT11 温湿度误差≤±5℃、±6% RH，超声波测距误差≤±10mm，火焰 / 烟雾传感器常规环境无漏判、误判；</w:t>
-      </w:r>
-      <w:r>
-        <w:rPr>
-          <w:sz w:val="24"/>
-        </w:rPr>
-        <w:t>​</w:t>
-      </w:r>
-    </w:p>
-    <w:p>
-      <w:pPr>
-        <w:ind w:firstLineChars="350" w:firstLine="840"/>
-        <w:rPr>
-          <w:rFonts w:ascii="宋体" w:hAnsi="宋体" w:cs="宋体"/>
-          <w:sz w:val="24"/>
-        </w:rPr>
-      </w:pPr>
-      <w:r>
-        <w:rPr>
-          <w:rFonts w:ascii="宋体" w:hAnsi="宋体" w:cs="宋体"/>
-          <w:sz w:val="24"/>
-        </w:rPr>
-        <w:t xml:space="preserve">（4）系统控制：基于 </w:t>
-      </w:r>
-      <w:proofErr w:type="spellStart"/>
-      <w:r>
-        <w:rPr>
-          <w:rFonts w:ascii="宋体" w:hAnsi="宋体" w:cs="宋体"/>
-          <w:sz w:val="24"/>
-        </w:rPr>
-        <w:t>FreeRTOS</w:t>
-      </w:r>
-      <w:proofErr w:type="spellEnd"/>
-      <w:r>
-        <w:rPr>
-          <w:rFonts w:ascii="宋体" w:hAnsi="宋体" w:cs="宋体"/>
-          <w:sz w:val="24"/>
-        </w:rPr>
-        <w:t xml:space="preserve"> 实现≥16 </w:t>
-      </w:r>
-      <w:proofErr w:type="gramStart"/>
-      <w:r>
-        <w:rPr>
-          <w:rFonts w:ascii="宋体" w:hAnsi="宋体" w:cs="宋体"/>
-          <w:sz w:val="24"/>
-        </w:rPr>
-        <w:t>个</w:t>
-      </w:r>
-      <w:proofErr w:type="gramEnd"/>
-      <w:r>
-        <w:rPr>
-          <w:rFonts w:ascii="宋体" w:hAnsi="宋体" w:cs="宋体"/>
-          <w:sz w:val="24"/>
-        </w:rPr>
-        <w:t xml:space="preserve">任务调度，通过信号量等实现资源保护；支持本地 / </w:t>
-      </w:r>
-      <w:proofErr w:type="gramStart"/>
-      <w:r>
-        <w:rPr>
-          <w:rFonts w:ascii="宋体" w:hAnsi="宋体" w:cs="宋体"/>
-          <w:sz w:val="24"/>
-        </w:rPr>
-        <w:t>蓝牙</w:t>
-      </w:r>
-      <w:proofErr w:type="gramEnd"/>
-      <w:r>
-        <w:rPr>
-          <w:rFonts w:ascii="宋体" w:hAnsi="宋体" w:cs="宋体"/>
-          <w:sz w:val="24"/>
-        </w:rPr>
-        <w:t xml:space="preserve"> / 远程多端交互，关键配置经 EEPROM 持久化存储；</w:t>
-      </w:r>
-      <w:r>
-        <w:rPr>
-          <w:sz w:val="24"/>
-        </w:rPr>
-        <w:t>​</w:t>
-      </w:r>
-    </w:p>
-    <w:p>
-      <w:pPr>
-        <w:spacing w:line="360" w:lineRule="atLeast"/>
-        <w:ind w:firstLineChars="350" w:firstLine="840"/>
-        <w:rPr>
-          <w:rFonts w:ascii="宋体" w:hAnsi="宋体" w:cs="宋体"/>
-          <w:sz w:val="24"/>
-        </w:rPr>
-      </w:pPr>
-      <w:r>
-        <w:rPr>
-          <w:rFonts w:ascii="宋体" w:hAnsi="宋体" w:cs="宋体"/>
-          <w:sz w:val="24"/>
-        </w:rPr>
-        <w:t>2.2.2 工作要求</w:t>
       </w:r>
     </w:p>
     <w:p>
@@ -2349,13 +2079,7 @@
           <w:rFonts w:ascii="宋体" w:hAnsi="宋体" w:cs="宋体"/>
           <w:sz w:val="24"/>
         </w:rPr>
-        <w:t>硬件要求：硬件实物焊接与调试正常，各功能模块协同工作稳定；</w:t>
-      </w:r>
-      <w:r>
-        <w:rPr>
-          <w:sz w:val="24"/>
-        </w:rPr>
-        <w:t>​​</w:t>
+        <w:t>（1）监测参数：温湿度监测 0-50℃、20%-90% RH，超声波测距 4-400cm，火焰 / 烟雾为触发式报警，报警距离阈值支持自定义；</w:t>
       </w:r>
     </w:p>
     <w:p>
@@ -2371,7 +2095,39 @@
           <w:rFonts w:ascii="宋体" w:hAnsi="宋体" w:cs="宋体"/>
           <w:sz w:val="24"/>
         </w:rPr>
-        <w:t>软件要求：程序代码结构清晰，多任务调度逻辑合理，无语法错误，功能实现完整；</w:t>
+        <w:t>（2）设备适配：核心芯片 STM32F407，外设含语音、RFID、OLED、</w:t>
+      </w:r>
+      <w:proofErr w:type="spellStart"/>
+      <w:r>
+        <w:rPr>
+          <w:rFonts w:ascii="宋体" w:hAnsi="宋体" w:cs="宋体"/>
+          <w:sz w:val="24"/>
+        </w:rPr>
+        <w:t>WiFi</w:t>
+      </w:r>
+      <w:proofErr w:type="spellEnd"/>
+      <w:r>
+        <w:rPr>
+          <w:rFonts w:ascii="宋体" w:hAnsi="宋体" w:cs="宋体"/>
+          <w:sz w:val="24"/>
+        </w:rPr>
+        <w:t>、</w:t>
+      </w:r>
+      <w:proofErr w:type="gramStart"/>
+      <w:r>
+        <w:rPr>
+          <w:rFonts w:ascii="宋体" w:hAnsi="宋体" w:cs="宋体"/>
+          <w:sz w:val="24"/>
+        </w:rPr>
+        <w:t>蓝牙及</w:t>
+      </w:r>
+      <w:proofErr w:type="gramEnd"/>
+      <w:r>
+        <w:rPr>
+          <w:rFonts w:ascii="宋体" w:hAnsi="宋体" w:cs="宋体"/>
+          <w:sz w:val="24"/>
+        </w:rPr>
+        <w:t>各类传感器，模块供电适配 DC 3.3V/5V；</w:t>
       </w:r>
     </w:p>
     <w:p>
@@ -2379,6 +2135,135 @@
         <w:ind w:firstLineChars="200" w:firstLine="480"/>
         <w:rPr>
           <w:rFonts w:ascii="宋体" w:hAnsi="宋体" w:cs="宋体"/>
+          <w:sz w:val="24"/>
+        </w:rPr>
+      </w:pPr>
+      <w:r>
+        <w:rPr>
+          <w:rFonts w:ascii="宋体" w:hAnsi="宋体" w:cs="宋体"/>
+          <w:sz w:val="24"/>
+        </w:rPr>
+        <w:lastRenderedPageBreak/>
+        <w:t>（3）测量精度：DHT11 温湿度误差≤±5℃、±6% RH，超声波测距误差≤±10mm，火焰 / 烟雾传感器常规环境无漏判、误判；</w:t>
+      </w:r>
+    </w:p>
+    <w:p>
+      <w:pPr>
+        <w:ind w:firstLineChars="200" w:firstLine="480"/>
+        <w:rPr>
+          <w:rFonts w:ascii="宋体" w:hAnsi="宋体" w:cs="宋体"/>
+          <w:sz w:val="24"/>
+        </w:rPr>
+      </w:pPr>
+      <w:r>
+        <w:rPr>
+          <w:rFonts w:ascii="宋体" w:hAnsi="宋体" w:cs="宋体"/>
+          <w:sz w:val="24"/>
+        </w:rPr>
+        <w:t xml:space="preserve">（4）系统控制：基于 </w:t>
+      </w:r>
+      <w:proofErr w:type="spellStart"/>
+      <w:r>
+        <w:rPr>
+          <w:rFonts w:ascii="宋体" w:hAnsi="宋体" w:cs="宋体"/>
+          <w:sz w:val="24"/>
+        </w:rPr>
+        <w:t>FreeRTOS</w:t>
+      </w:r>
+      <w:proofErr w:type="spellEnd"/>
+      <w:r>
+        <w:rPr>
+          <w:rFonts w:ascii="宋体" w:hAnsi="宋体" w:cs="宋体"/>
+          <w:sz w:val="24"/>
+        </w:rPr>
+        <w:t xml:space="preserve"> 实现≥16 </w:t>
+      </w:r>
+      <w:proofErr w:type="gramStart"/>
+      <w:r>
+        <w:rPr>
+          <w:rFonts w:ascii="宋体" w:hAnsi="宋体" w:cs="宋体"/>
+          <w:sz w:val="24"/>
+        </w:rPr>
+        <w:t>个</w:t>
+      </w:r>
+      <w:proofErr w:type="gramEnd"/>
+      <w:r>
+        <w:rPr>
+          <w:rFonts w:ascii="宋体" w:hAnsi="宋体" w:cs="宋体"/>
+          <w:sz w:val="24"/>
+        </w:rPr>
+        <w:t xml:space="preserve">任务调度，通过信号量等实现资源保护；支持本地 / </w:t>
+      </w:r>
+      <w:proofErr w:type="gramStart"/>
+      <w:r>
+        <w:rPr>
+          <w:rFonts w:ascii="宋体" w:hAnsi="宋体" w:cs="宋体"/>
+          <w:sz w:val="24"/>
+        </w:rPr>
+        <w:t>蓝牙</w:t>
+      </w:r>
+      <w:proofErr w:type="gramEnd"/>
+      <w:r>
+        <w:rPr>
+          <w:rFonts w:ascii="宋体" w:hAnsi="宋体" w:cs="宋体"/>
+          <w:sz w:val="24"/>
+        </w:rPr>
+        <w:t xml:space="preserve"> / 远程多端交互，关键配置经 EEPROM 持久化存储；</w:t>
+      </w:r>
+    </w:p>
+    <w:p>
+      <w:pPr>
+        <w:ind w:firstLineChars="177" w:firstLine="425"/>
+        <w:rPr>
+          <w:rFonts w:ascii="宋体" w:hAnsi="宋体" w:cs="宋体"/>
+          <w:sz w:val="24"/>
+        </w:rPr>
+      </w:pPr>
+      <w:r>
+        <w:rPr>
+          <w:rFonts w:ascii="宋体" w:hAnsi="宋体" w:cs="宋体"/>
+          <w:sz w:val="24"/>
+        </w:rPr>
+        <w:t>2.2.2 工作要求</w:t>
+      </w:r>
+    </w:p>
+    <w:p>
+      <w:pPr>
+        <w:ind w:firstLineChars="200" w:firstLine="480"/>
+        <w:rPr>
+          <w:rFonts w:ascii="宋体" w:hAnsi="宋体" w:cs="宋体"/>
+          <w:sz w:val="24"/>
+        </w:rPr>
+      </w:pPr>
+      <w:r>
+        <w:rPr>
+          <w:rFonts w:ascii="宋体" w:hAnsi="宋体" w:cs="宋体"/>
+          <w:sz w:val="24"/>
+        </w:rPr>
+        <w:t>硬件要求：硬件实物焊接与调试正常，各功能模块协同工作稳定；</w:t>
+      </w:r>
+    </w:p>
+    <w:p>
+      <w:pPr>
+        <w:ind w:firstLineChars="200" w:firstLine="480"/>
+        <w:rPr>
+          <w:rFonts w:ascii="宋体" w:hAnsi="宋体" w:cs="宋体"/>
+          <w:sz w:val="24"/>
+        </w:rPr>
+      </w:pPr>
+      <w:r>
+        <w:rPr>
+          <w:rFonts w:ascii="宋体" w:hAnsi="宋体" w:cs="宋体"/>
+          <w:sz w:val="24"/>
+        </w:rPr>
+        <w:t>软件要求：程序代码结构清晰，多任务调度逻辑合理，无语法错误，功能实现完整；</w:t>
+      </w:r>
+    </w:p>
+    <w:p>
+      <w:pPr>
+        <w:ind w:firstLineChars="200" w:firstLine="480"/>
+        <w:rPr>
+          <w:rFonts w:ascii="宋体" w:hAnsi="宋体" w:cs="宋体"/>
           <w:color w:val="FF0000"/>
           <w:sz w:val="24"/>
         </w:rPr>
@@ -2677,14 +2562,14 @@
           <w:sz w:val="24"/>
         </w:rPr>
       </w:pPr>
-      <w:bookmarkStart w:id="10" w:name="_Ref26679"/>
+      <w:bookmarkStart w:id="8" w:name="_Ref26679"/>
       <w:r>
         <w:rPr>
           <w:sz w:val="24"/>
         </w:rPr>
         <w:t xml:space="preserve">[4] </w:t>
       </w:r>
-      <w:bookmarkEnd w:id="10"/>
+      <w:bookmarkEnd w:id="8"/>
       <w:r>
         <w:rPr>
           <w:sz w:val="24"/>
@@ -2817,14 +2702,14 @@
           <w:sz w:val="24"/>
         </w:rPr>
       </w:pPr>
-      <w:bookmarkStart w:id="11" w:name="_Ref13408"/>
+      <w:bookmarkStart w:id="9" w:name="_Ref13408"/>
       <w:r>
         <w:rPr>
           <w:sz w:val="24"/>
         </w:rPr>
         <w:t xml:space="preserve">[6] </w:t>
       </w:r>
-      <w:bookmarkEnd w:id="11"/>
+      <w:bookmarkEnd w:id="9"/>
       <w:r>
         <w:rPr>
           <w:sz w:val="24"/>
@@ -3464,7 +3349,7 @@
           <w:rFonts w:ascii="黑体" w:eastAsia="黑体"/>
           <w:sz w:val="24"/>
         </w:rPr>
-        <w:t xml:space="preserve">2025年 </w:t>
+        <w:t xml:space="preserve">年 </w:t>
       </w:r>
       <w:r>
         <w:rPr>
@@ -4067,7 +3952,7 @@
           <w:szCs w:val="32"/>
         </w:rPr>
       </w:pPr>
-      <w:bookmarkStart w:id="12" w:name="_Toc4536"/>
+      <w:bookmarkStart w:id="10" w:name="_Toc4536"/>
       <w:r>
         <w:rPr>
           <w:rFonts w:ascii="黑体" w:eastAsia="黑体" w:hAnsi="黑体" w:cs="黑体"/>
@@ -4078,7 +3963,7 @@
         <w:lastRenderedPageBreak/>
         <w:t>二、毕业设计（论文）开题报告</w:t>
       </w:r>
-      <w:bookmarkEnd w:id="12"/>
+      <w:bookmarkEnd w:id="10"/>
     </w:p>
     <w:p>
       <w:pPr>
@@ -4334,55 +4219,296 @@
     </w:p>
     <w:p>
       <w:pPr>
+        <w:widowControl/>
         <w:ind w:firstLineChars="200" w:firstLine="480"/>
         <w:rPr>
           <w:rFonts w:ascii="宋体" w:hAnsi="宋体" w:cs="宋体"/>
           <w:sz w:val="24"/>
+          <w:lang w:bidi="ar"/>
         </w:rPr>
       </w:pPr>
       <w:r>
         <w:rPr>
-          <w:rFonts w:ascii="宋体" w:hAnsi="宋体" w:cs="宋体"/>
+          <w:rFonts w:ascii="宋体" w:hAnsi="宋体" w:cs="宋体" w:hint="eastAsia"/>
           <w:sz w:val="24"/>
           <w:lang w:bidi="ar"/>
         </w:rPr>
-        <w:t>随着物联网、嵌入式技术的快速发展以及居民安全防护意识的不断提升，智能居家安防成为智能家居领域的核心发展方向之一。传统居家安防设备多为单一监测型产品，存在监测维度有限、报警响应延迟、本地控制为主、远程交互能力弱等问题。</w:t>
+        <w:t>随着物联网技术、嵌入式控制技术与智能家居行业飞速发展，城镇化生活水平不断提升，居民对居家环境的安全防护需求愈发强烈，智能居家安防已成为智能家居领域</w:t>
+      </w:r>
+      <w:proofErr w:type="gramStart"/>
+      <w:r>
+        <w:rPr>
+          <w:rFonts w:ascii="宋体" w:hAnsi="宋体" w:cs="宋体" w:hint="eastAsia"/>
+          <w:sz w:val="24"/>
+          <w:lang w:bidi="ar"/>
+        </w:rPr>
+        <w:t>最</w:t>
+      </w:r>
+      <w:proofErr w:type="gramEnd"/>
+      <w:r>
+        <w:rPr>
+          <w:rFonts w:ascii="宋体" w:hAnsi="宋体" w:cs="宋体" w:hint="eastAsia"/>
+          <w:sz w:val="24"/>
+          <w:lang w:bidi="ar"/>
+        </w:rPr>
+        <w:t>核心、</w:t>
+      </w:r>
+      <w:proofErr w:type="gramStart"/>
+      <w:r>
+        <w:rPr>
+          <w:rFonts w:ascii="宋体" w:hAnsi="宋体" w:cs="宋体" w:hint="eastAsia"/>
+          <w:sz w:val="24"/>
+          <w:lang w:bidi="ar"/>
+        </w:rPr>
+        <w:t>最刚需</w:t>
+      </w:r>
+      <w:proofErr w:type="gramEnd"/>
+      <w:r>
+        <w:rPr>
+          <w:rFonts w:ascii="宋体" w:hAnsi="宋体" w:cs="宋体" w:hint="eastAsia"/>
+          <w:sz w:val="24"/>
+          <w:lang w:bidi="ar"/>
+        </w:rPr>
+        <w:t>的发展方向。传统居家安防多采用单一功能设备，例如独立烟雾报警器、普通红外探测装置等，普遍存在监测维度单一、功能分散、联动性差等问题，大多仅能实现</w:t>
+      </w:r>
+      <w:proofErr w:type="gramStart"/>
+      <w:r>
+        <w:rPr>
+          <w:rFonts w:ascii="宋体" w:hAnsi="宋体" w:cs="宋体" w:hint="eastAsia"/>
+          <w:sz w:val="24"/>
+          <w:lang w:bidi="ar"/>
+        </w:rPr>
+        <w:t>本地简单</w:t>
+      </w:r>
+      <w:proofErr w:type="gramEnd"/>
+      <w:r>
+        <w:rPr>
+          <w:rFonts w:ascii="宋体" w:hAnsi="宋体" w:cs="宋体" w:hint="eastAsia"/>
+          <w:sz w:val="24"/>
+          <w:lang w:bidi="ar"/>
+        </w:rPr>
+        <w:t>报警，缺乏远程查看、手机联动、多设备协同管控能力。</w:t>
       </w:r>
     </w:p>
     <w:p>
       <w:pPr>
         <w:widowControl/>
-        <w:jc w:val="left"/>
+        <w:ind w:firstLineChars="200" w:firstLine="480"/>
         <w:rPr>
           <w:rFonts w:ascii="宋体" w:hAnsi="宋体" w:cs="宋体"/>
           <w:sz w:val="24"/>
+          <w:lang w:bidi="ar"/>
         </w:rPr>
       </w:pPr>
       <w:r>
         <w:rPr>
+          <w:rFonts w:ascii="宋体" w:hAnsi="宋体" w:cs="宋体" w:hint="eastAsia"/>
+          <w:sz w:val="24"/>
+          <w:lang w:bidi="ar"/>
+        </w:rPr>
+        <w:t>同时传统安防设备多采用裸机前后台循环编程方式，在同时处理温湿度、火焰、烟雾、人体红外、超声波多路传感器数据时，容易出现任务阻塞、响应延迟高、系统稳定性差等缺陷，难以满足现代家庭对实时监测、快速报警、远程交互、多模块协同的安防需求</w:t>
+      </w:r>
+      <w:r>
+        <w:rPr>
           <w:rFonts w:ascii="宋体" w:hAnsi="宋体" w:cs="宋体"/>
           <w:sz w:val="24"/>
           <w:lang w:bidi="ar"/>
         </w:rPr>
-        <w:t xml:space="preserve">    嵌入式实时操作系统 </w:t>
+        <w:t>。</w:t>
+      </w:r>
+    </w:p>
+    <w:p>
+      <w:pPr>
+        <w:widowControl/>
+        <w:ind w:firstLineChars="200" w:firstLine="480"/>
+        <w:rPr>
+          <w:rFonts w:ascii="宋体" w:hAnsi="宋体" w:cs="宋体"/>
+          <w:sz w:val="24"/>
+        </w:rPr>
+      </w:pPr>
+      <w:r>
+        <w:rPr>
+          <w:rFonts w:ascii="宋体" w:hAnsi="宋体" w:cs="宋体" w:hint="eastAsia"/>
+          <w:sz w:val="24"/>
+        </w:rPr>
+        <w:t xml:space="preserve">而 </w:t>
       </w:r>
       <w:proofErr w:type="spellStart"/>
       <w:r>
         <w:rPr>
+          <w:rFonts w:ascii="宋体" w:hAnsi="宋体" w:cs="宋体" w:hint="eastAsia"/>
+          <w:sz w:val="24"/>
+        </w:rPr>
+        <w:t>FreeRTOS</w:t>
+      </w:r>
+      <w:proofErr w:type="spellEnd"/>
+      <w:r>
+        <w:rPr>
+          <w:rFonts w:ascii="宋体" w:hAnsi="宋体" w:cs="宋体" w:hint="eastAsia"/>
+          <w:sz w:val="24"/>
+        </w:rPr>
+        <w:t xml:space="preserve"> 作为一款开源免费、轻量级、可裁剪的嵌入式实时操作系统，具备抢占</w:t>
+      </w:r>
+      <w:proofErr w:type="gramStart"/>
+      <w:r>
+        <w:rPr>
+          <w:rFonts w:ascii="宋体" w:hAnsi="宋体" w:cs="宋体" w:hint="eastAsia"/>
+          <w:sz w:val="24"/>
+        </w:rPr>
+        <w:t>式任务</w:t>
+      </w:r>
+      <w:proofErr w:type="gramEnd"/>
+      <w:r>
+        <w:rPr>
+          <w:rFonts w:ascii="宋体" w:hAnsi="宋体" w:cs="宋体" w:hint="eastAsia"/>
+          <w:sz w:val="24"/>
+        </w:rPr>
+        <w:t>调度、任务优先级配置、信号量、消息队列、事件</w:t>
+      </w:r>
+      <w:proofErr w:type="gramStart"/>
+      <w:r>
+        <w:rPr>
+          <w:rFonts w:ascii="宋体" w:hAnsi="宋体" w:cs="宋体" w:hint="eastAsia"/>
+          <w:sz w:val="24"/>
+        </w:rPr>
+        <w:t>标志组</w:t>
+      </w:r>
+      <w:proofErr w:type="gramEnd"/>
+      <w:r>
+        <w:rPr>
+          <w:rFonts w:ascii="宋体" w:hAnsi="宋体" w:cs="宋体" w:hint="eastAsia"/>
+          <w:sz w:val="24"/>
+        </w:rPr>
+        <w:t xml:space="preserve">等丰富内核资源，占用资源小、移植性强、实时性高，非常适合 STM32 这类单片机开发。利用 </w:t>
+      </w:r>
+      <w:proofErr w:type="spellStart"/>
+      <w:r>
+        <w:rPr>
+          <w:rFonts w:ascii="宋体" w:hAnsi="宋体" w:cs="宋体" w:hint="eastAsia"/>
+          <w:sz w:val="24"/>
+        </w:rPr>
+        <w:t>FreeRTOS</w:t>
+      </w:r>
+      <w:proofErr w:type="spellEnd"/>
+      <w:r>
+        <w:rPr>
+          <w:rFonts w:ascii="宋体" w:hAnsi="宋体" w:cs="宋体" w:hint="eastAsia"/>
+          <w:sz w:val="24"/>
+        </w:rPr>
+        <w:t xml:space="preserve"> 可以将数据采集、报警处理、屏幕显示、</w:t>
+      </w:r>
+      <w:proofErr w:type="spellStart"/>
+      <w:r>
+        <w:rPr>
+          <w:rFonts w:ascii="宋体" w:hAnsi="宋体" w:cs="宋体" w:hint="eastAsia"/>
+          <w:sz w:val="24"/>
+        </w:rPr>
+        <w:t>WiFi</w:t>
+      </w:r>
+      <w:proofErr w:type="spellEnd"/>
+      <w:r>
+        <w:rPr>
+          <w:rFonts w:ascii="宋体" w:hAnsi="宋体" w:cs="宋体" w:hint="eastAsia"/>
+          <w:sz w:val="24"/>
+        </w:rPr>
+        <w:t xml:space="preserve"> 远程通信、</w:t>
+      </w:r>
+      <w:proofErr w:type="gramStart"/>
+      <w:r>
+        <w:rPr>
+          <w:rFonts w:ascii="宋体" w:hAnsi="宋体" w:cs="宋体" w:hint="eastAsia"/>
+          <w:sz w:val="24"/>
+        </w:rPr>
+        <w:t>蓝牙配置</w:t>
+      </w:r>
+      <w:proofErr w:type="gramEnd"/>
+      <w:r>
+        <w:rPr>
+          <w:rFonts w:ascii="宋体" w:hAnsi="宋体" w:cs="宋体" w:hint="eastAsia"/>
+          <w:sz w:val="24"/>
+        </w:rPr>
+        <w:t>、语音</w:t>
+      </w:r>
+      <w:proofErr w:type="gramStart"/>
+      <w:r>
+        <w:rPr>
+          <w:rFonts w:ascii="宋体" w:hAnsi="宋体" w:cs="宋体" w:hint="eastAsia"/>
+          <w:sz w:val="24"/>
+        </w:rPr>
+        <w:t>交互等</w:t>
+      </w:r>
+      <w:proofErr w:type="gramEnd"/>
+      <w:r>
+        <w:rPr>
+          <w:rFonts w:ascii="宋体" w:hAnsi="宋体" w:cs="宋体" w:hint="eastAsia"/>
+          <w:sz w:val="24"/>
+        </w:rPr>
+        <w:t>功能拆分为独立任务，实现并行运行、有序调度，完美解决裸机程序卡顿、延时、逻辑混乱等痛点。</w:t>
+      </w:r>
+    </w:p>
+    <w:p>
+      <w:pPr>
+        <w:widowControl/>
+        <w:ind w:firstLineChars="200" w:firstLine="480"/>
+        <w:rPr>
           <w:rFonts w:ascii="宋体" w:hAnsi="宋体" w:cs="宋体"/>
           <w:sz w:val="24"/>
-          <w:lang w:bidi="ar"/>
+        </w:rPr>
+      </w:pPr>
+      <w:r>
+        <w:rPr>
+          <w:rFonts w:ascii="宋体" w:hAnsi="宋体" w:cs="宋体" w:hint="eastAsia"/>
+          <w:sz w:val="24"/>
+        </w:rPr>
+        <w:t xml:space="preserve">在此行业与技术背景下，设计一套基于 STM32 和 </w:t>
+      </w:r>
+      <w:proofErr w:type="spellStart"/>
+      <w:r>
+        <w:rPr>
+          <w:rFonts w:ascii="宋体" w:hAnsi="宋体" w:cs="宋体" w:hint="eastAsia"/>
+          <w:sz w:val="24"/>
         </w:rPr>
         <w:t>FreeRTOS</w:t>
       </w:r>
       <w:proofErr w:type="spellEnd"/>
       <w:r>
         <w:rPr>
-          <w:rFonts w:ascii="宋体" w:hAnsi="宋体" w:cs="宋体"/>
-          <w:sz w:val="24"/>
-          <w:lang w:bidi="ar"/>
-        </w:rPr>
-        <w:t xml:space="preserve"> 凭借轻量级、可裁剪、实时性强的优势，成为中小规模嵌入式设备的主流选择，能够有效解决多传感器数据采集、多任务协同调度、外设通信适配等核心问题，为智能居家安防系统的模块化、高可靠性开发提供了技术支撑。</w:t>
+          <w:rFonts w:ascii="宋体" w:hAnsi="宋体" w:cs="宋体" w:hint="eastAsia"/>
+          <w:sz w:val="24"/>
+        </w:rPr>
+        <w:t xml:space="preserve"> 的智能居家安防系统，整合多传感器检测、本地声光报警、OLED 实时显示、</w:t>
+      </w:r>
+      <w:proofErr w:type="spellStart"/>
+      <w:r>
+        <w:rPr>
+          <w:rFonts w:ascii="宋体" w:hAnsi="宋体" w:cs="宋体" w:hint="eastAsia"/>
+          <w:sz w:val="24"/>
+        </w:rPr>
+        <w:t>WiFi</w:t>
+      </w:r>
+      <w:proofErr w:type="spellEnd"/>
+      <w:r>
+        <w:rPr>
+          <w:rFonts w:ascii="宋体" w:hAnsi="宋体" w:cs="宋体" w:hint="eastAsia"/>
+          <w:sz w:val="24"/>
+        </w:rPr>
+        <w:t xml:space="preserve"> 物联网远程监控、</w:t>
+      </w:r>
+      <w:proofErr w:type="gramStart"/>
+      <w:r>
+        <w:rPr>
+          <w:rFonts w:ascii="宋体" w:hAnsi="宋体" w:cs="宋体" w:hint="eastAsia"/>
+          <w:sz w:val="24"/>
+        </w:rPr>
+        <w:t>蓝牙参数</w:t>
+      </w:r>
+      <w:proofErr w:type="gramEnd"/>
+      <w:r>
+        <w:rPr>
+          <w:rFonts w:ascii="宋体" w:hAnsi="宋体" w:cs="宋体" w:hint="eastAsia"/>
+          <w:sz w:val="24"/>
+        </w:rPr>
+        <w:t>配置、RFID 身份验证、语音提醒等功能，具有十分重要的实际应用价值与工程实践意义。</w:t>
       </w:r>
     </w:p>
     <w:p>
@@ -4404,15 +4530,17 @@
     </w:p>
     <w:p>
       <w:pPr>
+        <w:widowControl/>
         <w:ind w:firstLineChars="200" w:firstLine="480"/>
         <w:rPr>
           <w:rFonts w:ascii="宋体" w:hAnsi="宋体" w:cs="宋体"/>
           <w:sz w:val="24"/>
+          <w:lang w:bidi="ar"/>
         </w:rPr>
       </w:pPr>
       <w:r>
         <w:rPr>
-          <w:rFonts w:ascii="宋体" w:hAnsi="宋体" w:cs="宋体"/>
+          <w:rFonts w:ascii="宋体" w:hAnsi="宋体" w:cs="宋体" w:hint="eastAsia"/>
           <w:sz w:val="24"/>
           <w:lang w:bidi="ar"/>
         </w:rPr>
@@ -4421,7 +4549,7 @@
       <w:proofErr w:type="spellStart"/>
       <w:r>
         <w:rPr>
-          <w:rFonts w:ascii="宋体" w:hAnsi="宋体" w:cs="宋体"/>
+          <w:rFonts w:ascii="宋体" w:hAnsi="宋体" w:cs="宋体" w:hint="eastAsia"/>
           <w:sz w:val="24"/>
           <w:lang w:bidi="ar"/>
         </w:rPr>
@@ -4430,7 +4558,7 @@
       <w:proofErr w:type="spellEnd"/>
       <w:r>
         <w:rPr>
-          <w:rFonts w:ascii="宋体" w:hAnsi="宋体" w:cs="宋体"/>
+          <w:rFonts w:ascii="宋体" w:hAnsi="宋体" w:cs="宋体" w:hint="eastAsia"/>
           <w:sz w:val="24"/>
           <w:lang w:bidi="ar"/>
         </w:rPr>
@@ -4439,7 +4567,7 @@
       <w:proofErr w:type="spellStart"/>
       <w:r>
         <w:rPr>
-          <w:rFonts w:ascii="宋体" w:hAnsi="宋体" w:cs="宋体"/>
+          <w:rFonts w:ascii="宋体" w:hAnsi="宋体" w:cs="宋体" w:hint="eastAsia"/>
           <w:sz w:val="24"/>
           <w:lang w:bidi="ar"/>
         </w:rPr>
@@ -4448,7 +4576,7 @@
       <w:proofErr w:type="spellEnd"/>
       <w:r>
         <w:rPr>
-          <w:rFonts w:ascii="宋体" w:hAnsi="宋体" w:cs="宋体"/>
+          <w:rFonts w:ascii="宋体" w:hAnsi="宋体" w:cs="宋体" w:hint="eastAsia"/>
           <w:sz w:val="24"/>
           <w:lang w:bidi="ar"/>
         </w:rPr>
@@ -4458,19 +4586,108 @@
     <w:p>
       <w:pPr>
         <w:widowControl/>
-        <w:jc w:val="left"/>
+        <w:ind w:firstLineChars="200" w:firstLine="480"/>
         <w:rPr>
           <w:rFonts w:ascii="宋体" w:hAnsi="宋体" w:cs="宋体"/>
           <w:sz w:val="24"/>
+          <w:lang w:bidi="ar"/>
         </w:rPr>
       </w:pPr>
       <w:r>
         <w:rPr>
+          <w:rFonts w:ascii="宋体" w:hAnsi="宋体" w:cs="宋体" w:hint="eastAsia"/>
+          <w:sz w:val="24"/>
+          <w:lang w:bidi="ar"/>
+        </w:rPr>
+        <w:t>在传统单线程安防系统响应滞后、资源竞争严重的痛点之上，本课题通过抢占</w:t>
+      </w:r>
+      <w:proofErr w:type="gramStart"/>
+      <w:r>
+        <w:rPr>
+          <w:rFonts w:ascii="宋体" w:hAnsi="宋体" w:cs="宋体" w:hint="eastAsia"/>
+          <w:sz w:val="24"/>
+          <w:lang w:bidi="ar"/>
+        </w:rPr>
+        <w:t>式任务</w:t>
+      </w:r>
+      <w:proofErr w:type="gramEnd"/>
+      <w:r>
+        <w:rPr>
+          <w:rFonts w:ascii="宋体" w:hAnsi="宋体" w:cs="宋体" w:hint="eastAsia"/>
+          <w:sz w:val="24"/>
+          <w:lang w:bidi="ar"/>
+        </w:rPr>
+        <w:t xml:space="preserve">调度与内核通信机制，实现了安防数据采集、本地声光报警、OLED 显示与云平台数据上传的并行运行，有效提升了系统的实时性与稳定性。通过对信号量、消息队列、互斥锁等 </w:t>
+      </w:r>
+      <w:proofErr w:type="spellStart"/>
+      <w:r>
+        <w:rPr>
+          <w:rFonts w:ascii="宋体" w:hAnsi="宋体" w:cs="宋体" w:hint="eastAsia"/>
+          <w:sz w:val="24"/>
+          <w:lang w:bidi="ar"/>
+        </w:rPr>
+        <w:t>FreeRTOS</w:t>
+      </w:r>
+      <w:proofErr w:type="spellEnd"/>
+      <w:r>
+        <w:rPr>
+          <w:rFonts w:ascii="宋体" w:hAnsi="宋体" w:cs="宋体" w:hint="eastAsia"/>
+          <w:sz w:val="24"/>
+          <w:lang w:bidi="ar"/>
+        </w:rPr>
+        <w:t xml:space="preserve"> 核心组件的合理应用，解决了多任务间的资源共享与同步问题，避免了传统前后台编程模式下的程序阻塞与数据错乱。同时，本课题还针对物联网安防场景，完成了 ESP8266 </w:t>
+      </w:r>
+      <w:proofErr w:type="spellStart"/>
+      <w:r>
+        <w:rPr>
+          <w:rFonts w:ascii="宋体" w:hAnsi="宋体" w:cs="宋体" w:hint="eastAsia"/>
+          <w:sz w:val="24"/>
+          <w:lang w:bidi="ar"/>
+        </w:rPr>
+        <w:t>WiFi</w:t>
+      </w:r>
+      <w:proofErr w:type="spellEnd"/>
+      <w:r>
+        <w:rPr>
+          <w:rFonts w:ascii="宋体" w:hAnsi="宋体" w:cs="宋体" w:hint="eastAsia"/>
+          <w:sz w:val="24"/>
+          <w:lang w:bidi="ar"/>
+        </w:rPr>
+        <w:t xml:space="preserve"> 模块与 </w:t>
+      </w:r>
+      <w:proofErr w:type="spellStart"/>
+      <w:r>
+        <w:rPr>
+          <w:rFonts w:ascii="宋体" w:hAnsi="宋体" w:cs="宋体" w:hint="eastAsia"/>
+          <w:sz w:val="24"/>
+          <w:lang w:bidi="ar"/>
+        </w:rPr>
+        <w:t>OneNET</w:t>
+      </w:r>
+      <w:proofErr w:type="spellEnd"/>
+      <w:r>
+        <w:rPr>
+          <w:rFonts w:ascii="宋体" w:hAnsi="宋体" w:cs="宋体" w:hint="eastAsia"/>
+          <w:sz w:val="24"/>
+          <w:lang w:bidi="ar"/>
+        </w:rPr>
+        <w:t xml:space="preserve"> 云平台的 MQTT 协议适配，实现了安防数据的远程可视化监控与报警信息推送。通过本课题的研究与开发，综合运用自动化专业的单片机原理、传感器技术、嵌入式操作系统、通信技术等核心知识，提升硬件电路设计、嵌入式软件编程、多模块联调的工程实践能力，培养符合嵌入式与智能安防领域需求的复合型工程技术人才</w:t>
+      </w:r>
+      <w:r>
+        <w:rPr>
           <w:rFonts w:ascii="宋体" w:hAnsi="宋体" w:cs="宋体"/>
           <w:sz w:val="24"/>
           <w:lang w:bidi="ar"/>
         </w:rPr>
-        <w:t xml:space="preserve">    通过本课题的研究与开发，综合运用自动化专业的单片机原理、传感器技术、嵌入式操作系统、通信技术等核心知识，提升硬件电路设计、嵌入式软件编程、多模块联调的工程实践能力，培养符合嵌入式与智能安防领域需求的复合型工程技术人才。</w:t>
+        <w:t>。</w:t>
+      </w:r>
+      <w:r>
+        <w:rPr>
+          <w:rFonts w:ascii="宋体" w:hAnsi="宋体" w:cs="宋体"/>
+          <w:sz w:val="24"/>
+          <w:lang w:bidi="ar"/>
+        </w:rPr>
+        <w:br w:type="page"/>
       </w:r>
     </w:p>
     <w:p>
@@ -4486,6 +4703,7 @@
           <w:sz w:val="28"/>
           <w:szCs w:val="28"/>
         </w:rPr>
+        <w:lastRenderedPageBreak/>
         <w:t>2.课题研究的基本内容（包括研究思路及研究路线图、主要研究方法）</w:t>
       </w:r>
     </w:p>
@@ -4536,7 +4754,7 @@
           <w:rFonts w:ascii="宋体" w:hAnsi="宋体" w:cs="宋体"/>
           <w:sz w:val="24"/>
         </w:rPr>
-        <w:t xml:space="preserve">（1）系统总体方案设计：结合居家安防实际需求，确定 “多传感器采集 + </w:t>
+        <w:t xml:space="preserve">本课题围绕基于 </w:t>
       </w:r>
       <w:proofErr w:type="spellStart"/>
       <w:r>
@@ -4552,144 +4770,62 @@
           <w:rFonts w:ascii="宋体" w:hAnsi="宋体" w:cs="宋体"/>
           <w:sz w:val="24"/>
         </w:rPr>
-        <w:t xml:space="preserve"> 多任务控制 + 多模块通信 + 本地 / 远程交互 + 异常报警” 的总体架构。</w:t>
-      </w:r>
-    </w:p>
-    <w:p>
-      <w:pPr>
-        <w:ind w:firstLineChars="200" w:firstLine="480"/>
+        <w:t xml:space="preserve"> 的智能居家安防系统展开整体设计与实现，严格按照系统需求分析 — 硬件设计 — 软件设计 — 联调测试的逻辑思路开展研究。首先结合当前居家安全防护的实际应用场景，梳理系统所需的监测、报警、显示、通信、权限管理等功能需求与性能指标，完成整体需求分析；其次依据需求完成主控芯片、各类传感器及通信模块的选型，开展硬件电路设计、实物搭建与硬件调试；随后基于 </w:t>
+      </w:r>
+      <w:proofErr w:type="spellStart"/>
+      <w:r>
         <w:rPr>
           <w:rFonts w:ascii="宋体" w:hAnsi="宋体" w:cs="宋体"/>
           <w:sz w:val="24"/>
         </w:rPr>
-      </w:pPr>
+        <w:t>FreeRTOS</w:t>
+      </w:r>
+      <w:proofErr w:type="spellEnd"/>
       <w:r>
         <w:rPr>
           <w:rFonts w:ascii="宋体" w:hAnsi="宋体" w:cs="宋体"/>
           <w:sz w:val="24"/>
         </w:rPr>
-        <w:t>（2）硬件设计：</w:t>
-      </w:r>
+        <w:t xml:space="preserve"> 操作系统进行多任务软件架构设计，完成传感器数据采集、任务调度、外设驱动、通信</w:t>
+      </w:r>
+      <w:proofErr w:type="gramStart"/>
       <w:r>
         <w:rPr>
           <w:rFonts w:ascii="宋体" w:hAnsi="宋体" w:cs="宋体"/>
           <w:sz w:val="24"/>
-          <w:lang w:bidi="ar"/>
-        </w:rPr>
-        <w:t>设计以 STM32 为核心的硬件电路，包括火焰、烟雾、超声波、温湿度等传感器的信号采集电路，OLED 显示、蜂鸣器 / 指示灯报警的外设驱动电路，</w:t>
-      </w:r>
-      <w:proofErr w:type="spellStart"/>
+        </w:rPr>
+        <w:t>交互与</w:t>
+      </w:r>
+      <w:proofErr w:type="gramEnd"/>
       <w:r>
         <w:rPr>
           <w:rFonts w:ascii="宋体" w:hAnsi="宋体" w:cs="宋体"/>
           <w:sz w:val="24"/>
-          <w:lang w:bidi="ar"/>
-        </w:rPr>
-        <w:t>WiFi</w:t>
-      </w:r>
-      <w:proofErr w:type="spellEnd"/>
+        </w:rPr>
+        <w:t xml:space="preserve">报警逻辑等程序开发；最后对系统进行软硬件联合调试、功能测试与性能验证，整理实验数据并完成论文撰写，整体研究内容对应论文四大章节：第 1 章系统需求分析与总体方案设计、第 2 章硬件选型与电路设计、第 3 章系统软件设计、第 4 </w:t>
+      </w:r>
+      <w:proofErr w:type="gramStart"/>
       <w:r>
         <w:rPr>
           <w:rFonts w:ascii="宋体" w:hAnsi="宋体" w:cs="宋体"/>
           <w:sz w:val="24"/>
-          <w:lang w:bidi="ar"/>
-        </w:rPr>
-        <w:t>、蓝牙、语音、RFID 的通信</w:t>
-      </w:r>
-      <w:proofErr w:type="gramStart"/>
+        </w:rPr>
+        <w:t>章系统</w:t>
+      </w:r>
+      <w:proofErr w:type="gramEnd"/>
       <w:r>
         <w:rPr>
           <w:rFonts w:ascii="宋体" w:hAnsi="宋体" w:cs="宋体"/>
           <w:sz w:val="24"/>
-          <w:lang w:bidi="ar"/>
-        </w:rPr>
-        <w:t>适</w:t>
-      </w:r>
-      <w:proofErr w:type="gramEnd"/>
+        </w:rPr>
+        <w:t>调试与测试，形成完整的设计研究体系</w:t>
+      </w:r>
       <w:r>
         <w:rPr>
           <w:rFonts w:ascii="宋体" w:hAnsi="宋体" w:cs="宋体"/>
           <w:sz w:val="24"/>
-          <w:lang w:bidi="ar"/>
-        </w:rPr>
-        <w:t>配电路，完成硬件焊接与调试，保障各模块供电与通信稳定。</w:t>
-      </w:r>
-    </w:p>
-    <w:p>
-      <w:pPr>
-        <w:ind w:firstLineChars="200" w:firstLine="480"/>
-        <w:rPr>
-          <w:rFonts w:ascii="宋体" w:hAnsi="宋体" w:cs="宋体"/>
-          <w:sz w:val="24"/>
-          <w:lang w:bidi="ar"/>
-        </w:rPr>
-      </w:pPr>
-      <w:r>
-        <w:rPr>
-          <w:rFonts w:ascii="宋体" w:hAnsi="宋体" w:cs="宋体"/>
-          <w:sz w:val="24"/>
-        </w:rPr>
-        <w:t>（3）软件设计：</w:t>
-      </w:r>
-      <w:r>
-        <w:rPr>
-          <w:rFonts w:ascii="宋体" w:hAnsi="宋体" w:cs="宋体"/>
-          <w:sz w:val="24"/>
-          <w:lang w:bidi="ar"/>
-        </w:rPr>
-        <w:t xml:space="preserve">基于 Keil MDK 开发环境，编写 </w:t>
-      </w:r>
-      <w:proofErr w:type="spellStart"/>
-      <w:r>
-        <w:rPr>
-          <w:rFonts w:ascii="宋体" w:hAnsi="宋体" w:cs="宋体"/>
-          <w:sz w:val="24"/>
-          <w:lang w:bidi="ar"/>
-        </w:rPr>
-        <w:t>FreeRTOS</w:t>
-      </w:r>
-      <w:proofErr w:type="spellEnd"/>
-      <w:r>
-        <w:rPr>
-          <w:rFonts w:ascii="宋体" w:hAnsi="宋体" w:cs="宋体"/>
-          <w:sz w:val="24"/>
-          <w:lang w:bidi="ar"/>
-        </w:rPr>
-        <w:t xml:space="preserve"> 多任务程序，实现 16 </w:t>
-      </w:r>
-      <w:proofErr w:type="gramStart"/>
-      <w:r>
-        <w:rPr>
-          <w:rFonts w:ascii="宋体" w:hAnsi="宋体" w:cs="宋体"/>
-          <w:sz w:val="24"/>
-          <w:lang w:bidi="ar"/>
-        </w:rPr>
-        <w:t>个</w:t>
-      </w:r>
-      <w:proofErr w:type="gramEnd"/>
-      <w:r>
-        <w:rPr>
-          <w:rFonts w:ascii="宋体" w:hAnsi="宋体" w:cs="宋体"/>
-          <w:sz w:val="24"/>
-          <w:lang w:bidi="ar"/>
-        </w:rPr>
-        <w:t>精细化任务的创建与调度，通过信号量、事件标志组、临界区实现共享资源安全保护。</w:t>
-      </w:r>
-    </w:p>
-    <w:p>
-      <w:pPr>
-        <w:ind w:firstLineChars="200" w:firstLine="480"/>
-        <w:rPr>
-          <w:rFonts w:ascii="宋体" w:hAnsi="宋体" w:cs="宋体"/>
-          <w:sz w:val="24"/>
-        </w:rPr>
-      </w:pPr>
-      <w:r>
-        <w:rPr>
-          <w:rFonts w:ascii="宋体" w:hAnsi="宋体" w:cs="宋体"/>
-          <w:sz w:val="24"/>
-        </w:rPr>
-        <w:t>（4）系统测试与优化：搭建实验平台，对硬件电路与软件程序进行联调。</w:t>
+        </w:rPr>
+        <w:t>。</w:t>
       </w:r>
     </w:p>
     <w:p>
@@ -4707,6 +4843,134 @@
           <w:sz w:val="24"/>
         </w:rPr>
         <w:t>2.1.2 研究路线图</w:t>
+      </w:r>
+    </w:p>
+    <w:p>
+      <w:pPr>
+        <w:ind w:firstLineChars="200" w:firstLine="480"/>
+        <w:rPr>
+          <w:rFonts w:ascii="宋体" w:hAnsi="宋体" w:cs="宋体"/>
+          <w:sz w:val="24"/>
+        </w:rPr>
+      </w:pPr>
+      <w:r>
+        <w:rPr>
+          <w:rFonts w:ascii="宋体" w:hAnsi="宋体" w:cs="宋体" w:hint="eastAsia"/>
+          <w:sz w:val="24"/>
+        </w:rPr>
+        <w:t>本课题研究遵循规范的毕业设计开发流程：</w:t>
+      </w:r>
+    </w:p>
+    <w:p>
+      <w:pPr>
+        <w:ind w:firstLineChars="200" w:firstLine="480"/>
+        <w:rPr>
+          <w:rFonts w:ascii="宋体" w:hAnsi="宋体" w:cs="宋体"/>
+          <w:sz w:val="24"/>
+        </w:rPr>
+      </w:pPr>
+      <w:r>
+        <w:rPr>
+          <w:rFonts w:ascii="宋体" w:hAnsi="宋体" w:cs="宋体" w:hint="eastAsia"/>
+          <w:sz w:val="24"/>
+        </w:rPr>
+        <w:t>第一步，开展课题调研与文献查阅，完成系统功能需求分析与总体方案设计；</w:t>
+      </w:r>
+    </w:p>
+    <w:p>
+      <w:pPr>
+        <w:ind w:firstLineChars="200" w:firstLine="480"/>
+        <w:rPr>
+          <w:rFonts w:ascii="宋体" w:hAnsi="宋体" w:cs="宋体"/>
+          <w:sz w:val="24"/>
+        </w:rPr>
+      </w:pPr>
+      <w:r>
+        <w:rPr>
+          <w:rFonts w:ascii="宋体" w:hAnsi="宋体" w:cs="宋体" w:hint="eastAsia"/>
+          <w:sz w:val="24"/>
+        </w:rPr>
+        <w:t>第二步，完成系统硬件器件选型、电路原理图绘制及硬件实物焊接调试；</w:t>
+      </w:r>
+    </w:p>
+    <w:p>
+      <w:pPr>
+        <w:ind w:firstLineChars="200" w:firstLine="480"/>
+        <w:rPr>
+          <w:rFonts w:ascii="宋体" w:hAnsi="宋体" w:cs="宋体"/>
+          <w:sz w:val="24"/>
+        </w:rPr>
+      </w:pPr>
+      <w:r>
+        <w:rPr>
+          <w:rFonts w:ascii="宋体" w:hAnsi="宋体" w:cs="宋体" w:hint="eastAsia"/>
+          <w:sz w:val="24"/>
+        </w:rPr>
+        <w:t xml:space="preserve">第三步，进行 </w:t>
+      </w:r>
+      <w:proofErr w:type="spellStart"/>
+      <w:r>
+        <w:rPr>
+          <w:rFonts w:ascii="宋体" w:hAnsi="宋体" w:cs="宋体" w:hint="eastAsia"/>
+          <w:sz w:val="24"/>
+        </w:rPr>
+        <w:t>FreeRTOS</w:t>
+      </w:r>
+      <w:proofErr w:type="spellEnd"/>
+      <w:r>
+        <w:rPr>
+          <w:rFonts w:ascii="宋体" w:hAnsi="宋体" w:cs="宋体" w:hint="eastAsia"/>
+          <w:sz w:val="24"/>
+        </w:rPr>
+        <w:t xml:space="preserve"> 系统移植与多任务架构搭建，完成各功能模块软件程序编写；</w:t>
+      </w:r>
+    </w:p>
+    <w:p>
+      <w:pPr>
+        <w:ind w:firstLineChars="200" w:firstLine="480"/>
+        <w:rPr>
+          <w:rFonts w:ascii="宋体" w:hAnsi="宋体" w:cs="宋体"/>
+          <w:sz w:val="24"/>
+        </w:rPr>
+      </w:pPr>
+      <w:r>
+        <w:rPr>
+          <w:rFonts w:ascii="宋体" w:hAnsi="宋体" w:cs="宋体" w:hint="eastAsia"/>
+          <w:sz w:val="24"/>
+        </w:rPr>
+        <w:t>第四步，开展软硬件联合调试，排查程序 bug 与硬件故障；</w:t>
+      </w:r>
+    </w:p>
+    <w:p>
+      <w:pPr>
+        <w:ind w:firstLineChars="200" w:firstLine="480"/>
+        <w:rPr>
+          <w:rFonts w:ascii="宋体" w:hAnsi="宋体" w:cs="宋体"/>
+          <w:sz w:val="24"/>
+        </w:rPr>
+      </w:pPr>
+      <w:r>
+        <w:rPr>
+          <w:rFonts w:ascii="宋体" w:hAnsi="宋体" w:cs="宋体" w:hint="eastAsia"/>
+          <w:sz w:val="24"/>
+        </w:rPr>
+        <w:t>第五步，进行系统功能与性能测试，整理测试数据并优化设计；</w:t>
+      </w:r>
+    </w:p>
+    <w:p>
+      <w:pPr>
+        <w:ind w:firstLineChars="200" w:firstLine="480"/>
+        <w:rPr>
+          <w:rFonts w:ascii="宋体" w:hAnsi="宋体" w:cs="宋体"/>
+          <w:sz w:val="24"/>
+        </w:rPr>
+      </w:pPr>
+      <w:r>
+        <w:rPr>
+          <w:rFonts w:ascii="宋体" w:hAnsi="宋体" w:cs="宋体" w:hint="eastAsia"/>
+          <w:sz w:val="24"/>
+        </w:rPr>
+        <w:t>第六步，规整设计成果，撰写毕业论文并准备答辩。</w:t>
       </w:r>
     </w:p>
     <w:p>
@@ -4739,7 +5003,7 @@
                     </pic:cNvPicPr>
                   </pic:nvPicPr>
                   <pic:blipFill>
-                    <a:blip r:embed="rId21"/>
+                    <a:blip r:embed="rId22"/>
                     <a:srcRect l="3716" t="30136" r="3510" b="28876"/>
                     <a:stretch>
                       <a:fillRect/>
@@ -4796,8 +5060,14 @@
           <w:rFonts w:ascii="宋体" w:hAnsi="宋体" w:cs="宋体"/>
           <w:sz w:val="24"/>
         </w:rPr>
-        <w:lastRenderedPageBreak/>
-        <w:t xml:space="preserve">（1）文献调研法：查阅嵌入式操作系统、智能居家安防、传感器技术、物联网通信等相关领域的文献了解 </w:t>
+        <w:t>（1）文献调研法：</w:t>
+      </w:r>
+      <w:r>
+        <w:rPr>
+          <w:rFonts w:ascii="宋体" w:hAnsi="宋体" w:cs="宋体"/>
+          <w:sz w:val="24"/>
+        </w:rPr>
+        <w:t>广泛查阅嵌入式实时系统、STM32 单片机开发、</w:t>
       </w:r>
       <w:proofErr w:type="spellStart"/>
       <w:r>
@@ -4813,7 +5083,14 @@
           <w:rFonts w:ascii="宋体" w:hAnsi="宋体" w:cs="宋体"/>
           <w:sz w:val="24"/>
         </w:rPr>
-        <w:t xml:space="preserve"> 多任务调度、MQTT 协议应用、安防系统开发的研究现状与技术趋势，为本课题提供理论与技术基础。  </w:t>
+        <w:t xml:space="preserve"> 多任务调度、智能传感器应用、物联网 MQTT 通信等相关文献资料，梳理国内外智能居家安防系统的研究现状与主流设计方案，为本课题总体方案制定、软硬件设计提供理论依据和技术参考</w:t>
+      </w:r>
+      <w:r>
+        <w:rPr>
+          <w:rFonts w:ascii="宋体" w:hAnsi="宋体" w:cs="宋体"/>
+          <w:sz w:val="24"/>
+        </w:rPr>
+        <w:t xml:space="preserve">。  </w:t>
       </w:r>
     </w:p>
     <w:p>
@@ -4882,7 +5159,25 @@
           <w:sz w:val="24"/>
           <w:lang w:bidi="ar"/>
         </w:rPr>
-        <w:t>将系统划分为多个独立功能模块，硬件层面分为传感器采集模块、核心控制模块、通信模块、显示报警模块；软件层面分为数据采集任务、任务调度任务、通信交互任务、显示报警任务等，各模块独立设计开发后进行联调，提高系统的可维护性与可扩展性</w:t>
+        <w:t xml:space="preserve">将整个系统按功能拆分为硬件模块和软件任务模块，硬件分为传感采集、电源管理、通信交互、报警显示等独立单元；软件基于 </w:t>
+      </w:r>
+      <w:proofErr w:type="spellStart"/>
+      <w:r>
+        <w:rPr>
+          <w:rFonts w:ascii="宋体" w:hAnsi="宋体" w:cs="宋体"/>
+          <w:sz w:val="24"/>
+          <w:lang w:bidi="ar"/>
+        </w:rPr>
+        <w:t>FreeRTOS</w:t>
+      </w:r>
+      <w:proofErr w:type="spellEnd"/>
+      <w:r>
+        <w:rPr>
+          <w:rFonts w:ascii="宋体" w:hAnsi="宋体" w:cs="宋体"/>
+          <w:sz w:val="24"/>
+          <w:lang w:bidi="ar"/>
+        </w:rPr>
+        <w:t xml:space="preserve"> 划分多个精细化任务，各模块独立设计、分开调试，再进行整体联调，降低开发复杂度，提升系统稳定性与可维护性</w:t>
       </w:r>
       <w:r>
         <w:rPr>
@@ -4899,6 +5194,7 @@
         <w:rPr>
           <w:rFonts w:ascii="宋体" w:hAnsi="宋体" w:cs="宋体"/>
           <w:sz w:val="24"/>
+          <w:lang w:bidi="ar"/>
         </w:rPr>
       </w:pPr>
       <w:r>
@@ -4914,7 +5210,33 @@
           <w:sz w:val="24"/>
           <w:lang w:bidi="ar"/>
         </w:rPr>
-        <w:t>实验研究法：搭建硬件实验平台，完成电路焊接与模块调试；编写并烧</w:t>
+        <w:t>实验研究法：</w:t>
+      </w:r>
+      <w:r>
+        <w:rPr>
+          <w:rFonts w:ascii="宋体" w:hAnsi="宋体" w:cs="宋体"/>
+          <w:sz w:val="24"/>
+          <w:lang w:bidi="ar"/>
+        </w:rPr>
+        <w:t>搭建实物实验平台，完成硬件焊接上电、程序烧录调试，对温湿度、烟雾、火焰、测距等参数进行实测，逐项验证本地报警、</w:t>
+      </w:r>
+      <w:proofErr w:type="spellStart"/>
+      <w:r>
+        <w:rPr>
+          <w:rFonts w:ascii="宋体" w:hAnsi="宋体" w:cs="宋体"/>
+          <w:sz w:val="24"/>
+          <w:lang w:bidi="ar"/>
+        </w:rPr>
+        <w:t>WiFi</w:t>
+      </w:r>
+      <w:proofErr w:type="spellEnd"/>
+      <w:r>
+        <w:rPr>
+          <w:rFonts w:ascii="宋体" w:hAnsi="宋体" w:cs="宋体"/>
+          <w:sz w:val="24"/>
+          <w:lang w:bidi="ar"/>
+        </w:rPr>
+        <w:t xml:space="preserve"> 远程监控、</w:t>
       </w:r>
       <w:proofErr w:type="gramStart"/>
       <w:r>
@@ -4923,7 +5245,7 @@
           <w:sz w:val="24"/>
           <w:lang w:bidi="ar"/>
         </w:rPr>
-        <w:t>录软件</w:t>
+        <w:t>蓝牙配置</w:t>
       </w:r>
       <w:proofErr w:type="gramEnd"/>
       <w:r>
@@ -4932,7 +5254,23 @@
           <w:sz w:val="24"/>
           <w:lang w:bidi="ar"/>
         </w:rPr>
-        <w:t>程序。</w:t>
+        <w:t>、RFID 权限验证等功能，记录实验数据并分析误差，不断优化软硬件设计直至达到预期设计指标</w:t>
+      </w:r>
+      <w:r>
+        <w:rPr>
+          <w:rFonts w:ascii="宋体" w:hAnsi="宋体" w:cs="宋体"/>
+          <w:sz w:val="24"/>
+          <w:lang w:bidi="ar"/>
+        </w:rPr>
+        <w:t>。</w:t>
+      </w:r>
+      <w:r>
+        <w:rPr>
+          <w:rFonts w:ascii="宋体" w:hAnsi="宋体" w:cs="宋体"/>
+          <w:sz w:val="24"/>
+          <w:lang w:bidi="ar"/>
+        </w:rPr>
+        <w:br w:type="page"/>
       </w:r>
     </w:p>
     <w:p>
@@ -4950,6 +5288,7 @@
           <w:sz w:val="28"/>
           <w:szCs w:val="28"/>
         </w:rPr>
+        <w:lastRenderedPageBreak/>
         <w:t>3. 论文提纲</w:t>
       </w:r>
     </w:p>
@@ -4986,7 +5325,7 @@
           <w:color w:val="000000"/>
           <w:sz w:val="24"/>
         </w:rPr>
-        <w:t xml:space="preserve">基于 </w:t>
+        <w:t>基于</w:t>
       </w:r>
       <w:proofErr w:type="spellStart"/>
       <w:r>
@@ -5004,7 +5343,7 @@
           <w:color w:val="000000"/>
           <w:sz w:val="24"/>
         </w:rPr>
-        <w:t xml:space="preserve"> 的智能居家安防系统设计与实现</w:t>
+        <w:t>的智能居家安防系统</w:t>
       </w:r>
     </w:p>
     <w:p>
@@ -5038,6 +5377,20 @@
           <w:rFonts w:ascii="宋体" w:hAnsi="宋体" w:cs="宋体"/>
           <w:sz w:val="24"/>
         </w:rPr>
+        <w:t>第1章</w:t>
+      </w:r>
+      <w:r>
+        <w:rPr>
+          <w:rFonts w:ascii="宋体" w:hAnsi="宋体" w:cs="宋体" w:hint="eastAsia"/>
+          <w:sz w:val="24"/>
+        </w:rPr>
+        <w:t xml:space="preserve"> </w:t>
+      </w:r>
+      <w:r>
+        <w:rPr>
+          <w:rFonts w:ascii="宋体" w:hAnsi="宋体" w:cs="宋体"/>
+          <w:sz w:val="24"/>
+        </w:rPr>
         <w:t>绪论</w:t>
       </w:r>
     </w:p>
@@ -5054,7 +5407,28 @@
           <w:rFonts w:ascii="宋体" w:hAnsi="宋体" w:cs="宋体"/>
           <w:sz w:val="24"/>
         </w:rPr>
-        <w:t>第1章 系统总体方案设计</w:t>
+        <w:t>第</w:t>
+      </w:r>
+      <w:r>
+        <w:rPr>
+          <w:rFonts w:ascii="宋体" w:hAnsi="宋体" w:cs="宋体" w:hint="eastAsia"/>
+          <w:sz w:val="24"/>
+        </w:rPr>
+        <w:t>2</w:t>
+      </w:r>
+      <w:r>
+        <w:rPr>
+          <w:rFonts w:ascii="宋体" w:hAnsi="宋体" w:cs="宋体"/>
+          <w:sz w:val="24"/>
+        </w:rPr>
+        <w:t xml:space="preserve">章 </w:t>
+      </w:r>
+      <w:r>
+        <w:rPr>
+          <w:rFonts w:ascii="宋体" w:hAnsi="宋体" w:cs="宋体" w:hint="eastAsia"/>
+          <w:sz w:val="24"/>
+        </w:rPr>
+        <w:t>系统总体方案设计</w:t>
       </w:r>
     </w:p>
     <w:p>
@@ -5070,7 +5444,28 @@
           <w:rFonts w:ascii="宋体" w:hAnsi="宋体" w:cs="宋体"/>
           <w:sz w:val="24"/>
         </w:rPr>
-        <w:t>第2章 系统硬件电路设计</w:t>
+        <w:t>第</w:t>
+      </w:r>
+      <w:r>
+        <w:rPr>
+          <w:rFonts w:ascii="宋体" w:hAnsi="宋体" w:cs="宋体" w:hint="eastAsia"/>
+          <w:sz w:val="24"/>
+        </w:rPr>
+        <w:t>3</w:t>
+      </w:r>
+      <w:r>
+        <w:rPr>
+          <w:rFonts w:ascii="宋体" w:hAnsi="宋体" w:cs="宋体"/>
+          <w:sz w:val="24"/>
+        </w:rPr>
+        <w:t xml:space="preserve">章 </w:t>
+      </w:r>
+      <w:r>
+        <w:rPr>
+          <w:rFonts w:ascii="宋体" w:hAnsi="宋体" w:cs="宋体"/>
+          <w:sz w:val="24"/>
+        </w:rPr>
+        <w:t>系统硬件电路设计</w:t>
       </w:r>
     </w:p>
     <w:p>
@@ -5086,12 +5481,33 @@
           <w:rFonts w:ascii="宋体" w:hAnsi="宋体" w:cs="宋体"/>
           <w:sz w:val="24"/>
         </w:rPr>
-        <w:t xml:space="preserve">第3章 系统 </w:t>
+        <w:t>第</w:t>
+      </w:r>
+      <w:r>
+        <w:rPr>
+          <w:rFonts w:ascii="宋体" w:hAnsi="宋体" w:cs="宋体" w:hint="eastAsia"/>
+          <w:sz w:val="24"/>
+        </w:rPr>
+        <w:t>4</w:t>
+      </w:r>
+      <w:r>
+        <w:rPr>
+          <w:rFonts w:ascii="宋体" w:hAnsi="宋体" w:cs="宋体"/>
+          <w:sz w:val="24"/>
+        </w:rPr>
+        <w:t xml:space="preserve">章 </w:t>
+      </w:r>
+      <w:r>
+        <w:rPr>
+          <w:rFonts w:ascii="宋体" w:hAnsi="宋体" w:cs="宋体" w:hint="eastAsia"/>
+          <w:sz w:val="24"/>
+        </w:rPr>
+        <w:t xml:space="preserve">系统 </w:t>
       </w:r>
       <w:proofErr w:type="spellStart"/>
       <w:r>
         <w:rPr>
-          <w:rFonts w:ascii="宋体" w:hAnsi="宋体" w:cs="宋体"/>
+          <w:rFonts w:ascii="宋体" w:hAnsi="宋体" w:cs="宋体" w:hint="eastAsia"/>
           <w:sz w:val="24"/>
         </w:rPr>
         <w:t>FreeRTOS</w:t>
@@ -5099,7 +5515,7 @@
       <w:proofErr w:type="spellEnd"/>
       <w:r>
         <w:rPr>
-          <w:rFonts w:ascii="宋体" w:hAnsi="宋体" w:cs="宋体"/>
+          <w:rFonts w:ascii="宋体" w:hAnsi="宋体" w:cs="宋体" w:hint="eastAsia"/>
           <w:sz w:val="24"/>
         </w:rPr>
         <w:t xml:space="preserve"> 多任务软件设计</w:t>
@@ -5118,7 +5534,28 @@
           <w:rFonts w:ascii="宋体" w:hAnsi="宋体" w:cs="宋体"/>
           <w:sz w:val="24"/>
         </w:rPr>
-        <w:t>第4章 系统联调与性能测试</w:t>
+        <w:t>第</w:t>
+      </w:r>
+      <w:r>
+        <w:rPr>
+          <w:rFonts w:ascii="宋体" w:hAnsi="宋体" w:cs="宋体" w:hint="eastAsia"/>
+          <w:sz w:val="24"/>
+        </w:rPr>
+        <w:t>5</w:t>
+      </w:r>
+      <w:r>
+        <w:rPr>
+          <w:rFonts w:ascii="宋体" w:hAnsi="宋体" w:cs="宋体"/>
+          <w:sz w:val="24"/>
+        </w:rPr>
+        <w:t xml:space="preserve">章 </w:t>
+      </w:r>
+      <w:r>
+        <w:rPr>
+          <w:rFonts w:ascii="宋体" w:hAnsi="宋体" w:cs="宋体" w:hint="eastAsia"/>
+          <w:sz w:val="24"/>
+        </w:rPr>
+        <w:t>系统联调与性能测试</w:t>
       </w:r>
     </w:p>
     <w:p>
@@ -5171,22 +5608,6 @@
     </w:p>
     <w:p>
       <w:pPr>
-        <w:ind w:firstLineChars="200" w:firstLine="480"/>
-        <w:rPr>
-          <w:rFonts w:ascii="宋体" w:hAnsi="宋体" w:cs="宋体"/>
-          <w:sz w:val="24"/>
-        </w:rPr>
-      </w:pPr>
-      <w:r>
-        <w:rPr>
-          <w:rFonts w:ascii="宋体" w:hAnsi="宋体" w:cs="宋体"/>
-          <w:sz w:val="24"/>
-        </w:rPr>
-        <w:t>附录</w:t>
-      </w:r>
-    </w:p>
-    <w:p>
-      <w:pPr>
         <w:spacing w:beforeLines="50" w:before="156" w:line="700" w:lineRule="exact"/>
         <w:rPr>
           <w:rFonts w:ascii="黑体" w:eastAsia="黑体"/>
@@ -5205,7 +5626,7 @@
     </w:p>
     <w:tbl>
       <w:tblPr>
-        <w:tblStyle w:val="a9"/>
+        <w:tblStyle w:val="aa"/>
         <w:tblW w:w="9357" w:type="dxa"/>
         <w:jc w:val="center"/>
         <w:tblBorders>
@@ -5762,7 +6183,6 @@
           <w:sz w:val="28"/>
           <w:szCs w:val="28"/>
         </w:rPr>
-        <w:lastRenderedPageBreak/>
         <w:t>课题研究准备情况（毕业设计（论文）任务书指定参考文献外的文献与资料补充调研情况，完成任务所具备的条件等）</w:t>
       </w:r>
     </w:p>
@@ -5792,6 +6212,7 @@
         <w:adjustRightInd w:val="0"/>
         <w:snapToGrid w:val="0"/>
         <w:spacing w:line="360" w:lineRule="exact"/>
+        <w:ind w:firstLineChars="200" w:firstLine="480"/>
         <w:rPr>
           <w:sz w:val="24"/>
         </w:rPr>
@@ -5893,6 +6314,7 @@
         <w:adjustRightInd w:val="0"/>
         <w:snapToGrid w:val="0"/>
         <w:spacing w:line="360" w:lineRule="exact"/>
+        <w:ind w:firstLineChars="200" w:firstLine="480"/>
         <w:rPr>
           <w:sz w:val="24"/>
         </w:rPr>
@@ -5960,6 +6382,7 @@
         <w:adjustRightInd w:val="0"/>
         <w:snapToGrid w:val="0"/>
         <w:spacing w:line="360" w:lineRule="exact"/>
+        <w:ind w:firstLineChars="200" w:firstLine="480"/>
         <w:rPr>
           <w:sz w:val="24"/>
         </w:rPr>
@@ -6041,6 +6464,7 @@
         <w:adjustRightInd w:val="0"/>
         <w:snapToGrid w:val="0"/>
         <w:spacing w:line="360" w:lineRule="exact"/>
+        <w:ind w:firstLineChars="200" w:firstLine="480"/>
         <w:rPr>
           <w:sz w:val="24"/>
         </w:rPr>
@@ -6122,6 +6546,7 @@
         <w:adjustRightInd w:val="0"/>
         <w:snapToGrid w:val="0"/>
         <w:spacing w:line="360" w:lineRule="exact"/>
+        <w:ind w:firstLineChars="200" w:firstLine="480"/>
         <w:rPr>
           <w:sz w:val="24"/>
         </w:rPr>
@@ -6204,7 +6629,14 @@
         <w:rPr>
           <w:sz w:val="24"/>
         </w:rPr>
-        <w:t>,2020,28 (15):18-22+27.</w:t>
+        <w:t>,</w:t>
+      </w:r>
+      <w:r>
+        <w:rPr>
+          <w:sz w:val="24"/>
+        </w:rPr>
+        <w:lastRenderedPageBreak/>
+        <w:t>2020,28 (15):18-22+27.</w:t>
       </w:r>
     </w:p>
     <w:p>
@@ -6215,6 +6647,7 @@
         <w:adjustRightInd w:val="0"/>
         <w:snapToGrid w:val="0"/>
         <w:spacing w:line="360" w:lineRule="exact"/>
+        <w:ind w:firstLineChars="200" w:firstLine="480"/>
         <w:rPr>
           <w:sz w:val="24"/>
         </w:rPr>
@@ -6320,6 +6753,7 @@
         <w:adjustRightInd w:val="0"/>
         <w:snapToGrid w:val="0"/>
         <w:spacing w:line="360" w:lineRule="exact"/>
+        <w:ind w:firstLineChars="200" w:firstLine="480"/>
         <w:rPr>
           <w:sz w:val="24"/>
         </w:rPr>
@@ -6511,7 +6945,7 @@
       <w:pPr>
         <w:ind w:firstLineChars="200" w:firstLine="480"/>
         <w:rPr>
-          <w:rFonts w:ascii="宋体" w:hAnsi="宋体" w:hint="eastAsia"/>
+          <w:rFonts w:ascii="宋体" w:hAnsi="宋体"/>
           <w:sz w:val="24"/>
         </w:rPr>
       </w:pPr>
@@ -6639,12 +7073,11 @@
           <w:sz w:val="24"/>
         </w:rPr>
         <w:sectPr>
-          <w:headerReference w:type="default" r:id="rId22"/>
-          <w:footerReference w:type="default" r:id="rId23"/>
-          <w:headerReference w:type="first" r:id="rId24"/>
-          <w:footerReference w:type="first" r:id="rId25"/>
+          <w:headerReference w:type="default" r:id="rId23"/>
+          <w:footerReference w:type="default" r:id="rId24"/>
           <w:pgSz w:w="11906" w:h="16838"/>
           <w:pgMar w:top="1361" w:right="1304" w:bottom="1361" w:left="1361" w:header="851" w:footer="1191" w:gutter="0"/>
+          <w:pgNumType w:start="1"/>
           <w:cols w:space="720"/>
           <w:docGrid w:type="linesAndChars" w:linePitch="312"/>
         </w:sectPr>
@@ -6661,8 +7094,8 @@
           <w:szCs w:val="32"/>
         </w:rPr>
       </w:pPr>
-      <w:bookmarkStart w:id="13" w:name="_Toc30758"/>
-      <w:bookmarkStart w:id="14" w:name="_Toc4223"/>
+      <w:bookmarkStart w:id="11" w:name="_Toc30758"/>
+      <w:bookmarkStart w:id="12" w:name="_Toc4223"/>
       <w:r>
         <w:rPr>
           <w:rFonts w:ascii="黑体" w:eastAsia="黑体" w:hAnsi="黑体" w:cs="黑体" w:hint="eastAsia"/>
@@ -6673,7 +7106,7 @@
         <w:lastRenderedPageBreak/>
         <w:t>三、毕业设计（论文）指导情况记录</w:t>
       </w:r>
-      <w:bookmarkEnd w:id="13"/>
+      <w:bookmarkEnd w:id="11"/>
       <w:r>
         <w:rPr>
           <w:rFonts w:ascii="黑体" w:eastAsia="黑体" w:hAnsi="黑体" w:cs="黑体" w:hint="eastAsia"/>
@@ -6683,7 +7116,7 @@
         </w:rPr>
         <w:t>表</w:t>
       </w:r>
-      <w:bookmarkEnd w:id="14"/>
+      <w:bookmarkEnd w:id="12"/>
     </w:p>
     <w:tbl>
       <w:tblPr>
@@ -6837,7 +7270,28 @@
                 <w:rFonts w:asciiTheme="minorEastAsia" w:eastAsiaTheme="minorEastAsia" w:hAnsiTheme="minorEastAsia" w:cstheme="minorEastAsia" w:hint="eastAsia"/>
                 <w:sz w:val="24"/>
               </w:rPr>
-              <w:t>3月5日</w:t>
+              <w:t>12</w:t>
+            </w:r>
+            <w:r>
+              <w:rPr>
+                <w:rFonts w:asciiTheme="minorEastAsia" w:eastAsiaTheme="minorEastAsia" w:hAnsiTheme="minorEastAsia" w:cstheme="minorEastAsia" w:hint="eastAsia"/>
+                <w:sz w:val="24"/>
+              </w:rPr>
+              <w:t>月</w:t>
+            </w:r>
+            <w:r>
+              <w:rPr>
+                <w:rFonts w:asciiTheme="minorEastAsia" w:eastAsiaTheme="minorEastAsia" w:hAnsiTheme="minorEastAsia" w:cstheme="minorEastAsia" w:hint="eastAsia"/>
+                <w:sz w:val="24"/>
+              </w:rPr>
+              <w:t>10</w:t>
+            </w:r>
+            <w:r>
+              <w:rPr>
+                <w:rFonts w:asciiTheme="minorEastAsia" w:eastAsiaTheme="minorEastAsia" w:hAnsiTheme="minorEastAsia" w:cstheme="minorEastAsia" w:hint="eastAsia"/>
+                <w:sz w:val="24"/>
+              </w:rPr>
+              <w:t>日</w:t>
             </w:r>
           </w:p>
         </w:tc>
@@ -6853,13 +7307,13 @@
               <w:jc w:val="center"/>
               <w:rPr>
                 <w:rFonts w:asciiTheme="minorEastAsia" w:eastAsiaTheme="minorEastAsia" w:hAnsiTheme="minorEastAsia" w:cstheme="minorEastAsia"/>
-                <w:sz w:val="24"/>
+                <w:szCs w:val="21"/>
               </w:rPr>
             </w:pPr>
             <w:r>
               <w:rPr>
                 <w:rFonts w:asciiTheme="minorEastAsia" w:eastAsiaTheme="minorEastAsia" w:hAnsiTheme="minorEastAsia" w:cstheme="minorEastAsia"/>
-                <w:sz w:val="24"/>
+                <w:szCs w:val="21"/>
               </w:rPr>
               <w:t>开题报告内容简略，硬件选型不明确，研究思路不够清晰</w:t>
             </w:r>
@@ -6877,13 +7331,13 @@
               <w:jc w:val="left"/>
               <w:rPr>
                 <w:rFonts w:asciiTheme="minorEastAsia" w:eastAsiaTheme="minorEastAsia" w:hAnsiTheme="minorEastAsia" w:cstheme="minorEastAsia"/>
-                <w:sz w:val="24"/>
+                <w:szCs w:val="21"/>
               </w:rPr>
             </w:pPr>
             <w:r>
               <w:rPr>
                 <w:rFonts w:asciiTheme="minorEastAsia" w:eastAsiaTheme="minorEastAsia" w:hAnsiTheme="minorEastAsia" w:cstheme="minorEastAsia"/>
-                <w:sz w:val="24"/>
+                <w:szCs w:val="21"/>
               </w:rPr>
               <w:t>指导完善开题内容，明确 STM32 主控及传感器选型，梳理系统总体架构与技术路线</w:t>
             </w:r>
@@ -6932,7 +7386,28 @@
                 <w:rFonts w:asciiTheme="minorEastAsia" w:eastAsiaTheme="minorEastAsia" w:hAnsiTheme="minorEastAsia" w:cstheme="minorEastAsia" w:hint="eastAsia"/>
                 <w:sz w:val="24"/>
               </w:rPr>
-              <w:t>3月12日</w:t>
+              <w:t>1</w:t>
+            </w:r>
+            <w:r>
+              <w:rPr>
+                <w:rFonts w:asciiTheme="minorEastAsia" w:eastAsiaTheme="minorEastAsia" w:hAnsiTheme="minorEastAsia" w:cstheme="minorEastAsia" w:hint="eastAsia"/>
+                <w:sz w:val="24"/>
+              </w:rPr>
+              <w:t>月1</w:t>
+            </w:r>
+            <w:r>
+              <w:rPr>
+                <w:rFonts w:asciiTheme="minorEastAsia" w:eastAsiaTheme="minorEastAsia" w:hAnsiTheme="minorEastAsia" w:cstheme="minorEastAsia" w:hint="eastAsia"/>
+                <w:sz w:val="24"/>
+              </w:rPr>
+              <w:t>0</w:t>
+            </w:r>
+            <w:r>
+              <w:rPr>
+                <w:rFonts w:asciiTheme="minorEastAsia" w:eastAsiaTheme="minorEastAsia" w:hAnsiTheme="minorEastAsia" w:cstheme="minorEastAsia" w:hint="eastAsia"/>
+                <w:sz w:val="24"/>
+              </w:rPr>
+              <w:t>日</w:t>
             </w:r>
           </w:p>
         </w:tc>
@@ -6948,13 +7423,13 @@
               <w:jc w:val="center"/>
               <w:rPr>
                 <w:rFonts w:asciiTheme="minorEastAsia" w:eastAsiaTheme="minorEastAsia" w:hAnsiTheme="minorEastAsia" w:cstheme="minorEastAsia"/>
-                <w:sz w:val="24"/>
+                <w:szCs w:val="21"/>
               </w:rPr>
             </w:pPr>
             <w:r>
               <w:rPr>
                 <w:rFonts w:asciiTheme="minorEastAsia" w:eastAsiaTheme="minorEastAsia" w:hAnsiTheme="minorEastAsia" w:cstheme="minorEastAsia"/>
-                <w:sz w:val="24"/>
+                <w:szCs w:val="21"/>
               </w:rPr>
               <w:t>硬件电路设计不完整，文献格式不规范，论文结构不合理</w:t>
             </w:r>
@@ -6972,13 +7447,13 @@
               <w:jc w:val="left"/>
               <w:rPr>
                 <w:rFonts w:asciiTheme="minorEastAsia" w:eastAsiaTheme="minorEastAsia" w:hAnsiTheme="minorEastAsia" w:cstheme="minorEastAsia"/>
-                <w:sz w:val="24"/>
+                <w:szCs w:val="21"/>
               </w:rPr>
             </w:pPr>
             <w:r>
               <w:rPr>
                 <w:rFonts w:asciiTheme="minorEastAsia" w:eastAsiaTheme="minorEastAsia" w:hAnsiTheme="minorEastAsia" w:cstheme="minorEastAsia"/>
-                <w:sz w:val="24"/>
+                <w:szCs w:val="21"/>
               </w:rPr>
               <w:t>指导完成硬件电路设计，规范文献格式，调整论文章节逻辑与框架</w:t>
             </w:r>
@@ -7027,7 +7502,21 @@
                 <w:rFonts w:asciiTheme="minorEastAsia" w:eastAsiaTheme="minorEastAsia" w:hAnsiTheme="minorEastAsia" w:cstheme="minorEastAsia" w:hint="eastAsia"/>
                 <w:sz w:val="24"/>
               </w:rPr>
-              <w:t>3月21日</w:t>
+              <w:t>3月1</w:t>
+            </w:r>
+            <w:r>
+              <w:rPr>
+                <w:rFonts w:asciiTheme="minorEastAsia" w:eastAsiaTheme="minorEastAsia" w:hAnsiTheme="minorEastAsia" w:cstheme="minorEastAsia" w:hint="eastAsia"/>
+                <w:sz w:val="24"/>
+              </w:rPr>
+              <w:t>0</w:t>
+            </w:r>
+            <w:r>
+              <w:rPr>
+                <w:rFonts w:asciiTheme="minorEastAsia" w:eastAsiaTheme="minorEastAsia" w:hAnsiTheme="minorEastAsia" w:cstheme="minorEastAsia" w:hint="eastAsia"/>
+                <w:sz w:val="24"/>
+              </w:rPr>
+              <w:t>日</w:t>
             </w:r>
           </w:p>
         </w:tc>
@@ -7043,13 +7532,13 @@
               <w:jc w:val="center"/>
               <w:rPr>
                 <w:rFonts w:asciiTheme="minorEastAsia" w:eastAsiaTheme="minorEastAsia" w:hAnsiTheme="minorEastAsia" w:cstheme="minorEastAsia"/>
-                <w:sz w:val="24"/>
+                <w:szCs w:val="21"/>
               </w:rPr>
             </w:pPr>
             <w:r>
               <w:rPr>
                 <w:rFonts w:asciiTheme="minorEastAsia" w:eastAsiaTheme="minorEastAsia" w:hAnsiTheme="minorEastAsia" w:cstheme="minorEastAsia"/>
-                <w:sz w:val="24"/>
+                <w:szCs w:val="21"/>
               </w:rPr>
               <w:t>软件任务划分不清，报警机制不完善，代码结构混乱</w:t>
             </w:r>
@@ -7067,13 +7556,13 @@
               <w:jc w:val="left"/>
               <w:rPr>
                 <w:rFonts w:asciiTheme="minorEastAsia" w:eastAsiaTheme="minorEastAsia" w:hAnsiTheme="minorEastAsia" w:cstheme="minorEastAsia"/>
-                <w:sz w:val="24"/>
+                <w:szCs w:val="21"/>
               </w:rPr>
             </w:pPr>
             <w:r>
               <w:rPr>
                 <w:rFonts w:asciiTheme="minorEastAsia" w:eastAsiaTheme="minorEastAsia" w:hAnsiTheme="minorEastAsia" w:cstheme="minorEastAsia"/>
-                <w:sz w:val="24"/>
+                <w:szCs w:val="21"/>
               </w:rPr>
               <w:t xml:space="preserve">指导完成 </w:t>
             </w:r>
@@ -7081,7 +7570,7 @@
             <w:r>
               <w:rPr>
                 <w:rFonts w:asciiTheme="minorEastAsia" w:eastAsiaTheme="minorEastAsia" w:hAnsiTheme="minorEastAsia" w:cstheme="minorEastAsia"/>
-                <w:sz w:val="24"/>
+                <w:szCs w:val="21"/>
               </w:rPr>
               <w:t>FreeRTOS</w:t>
             </w:r>
@@ -7089,7 +7578,7 @@
             <w:r>
               <w:rPr>
                 <w:rFonts w:asciiTheme="minorEastAsia" w:eastAsiaTheme="minorEastAsia" w:hAnsiTheme="minorEastAsia" w:cstheme="minorEastAsia"/>
-                <w:sz w:val="24"/>
+                <w:szCs w:val="21"/>
               </w:rPr>
               <w:t xml:space="preserve"> 任务划分，优化报警流程，规范代码模块化设计</w:t>
             </w:r>
@@ -7138,7 +7627,28 @@
                 <w:rFonts w:asciiTheme="minorEastAsia" w:eastAsiaTheme="minorEastAsia" w:hAnsiTheme="minorEastAsia" w:cstheme="minorEastAsia" w:hint="eastAsia"/>
                 <w:sz w:val="24"/>
               </w:rPr>
-              <w:t>3月28日</w:t>
+              <w:t>4</w:t>
+            </w:r>
+            <w:r>
+              <w:rPr>
+                <w:rFonts w:asciiTheme="minorEastAsia" w:eastAsiaTheme="minorEastAsia" w:hAnsiTheme="minorEastAsia" w:cstheme="minorEastAsia" w:hint="eastAsia"/>
+                <w:sz w:val="24"/>
+              </w:rPr>
+              <w:t>月</w:t>
+            </w:r>
+            <w:r>
+              <w:rPr>
+                <w:rFonts w:asciiTheme="minorEastAsia" w:eastAsiaTheme="minorEastAsia" w:hAnsiTheme="minorEastAsia" w:cstheme="minorEastAsia" w:hint="eastAsia"/>
+                <w:sz w:val="24"/>
+              </w:rPr>
+              <w:t>0</w:t>
+            </w:r>
+            <w:r>
+              <w:rPr>
+                <w:rFonts w:asciiTheme="minorEastAsia" w:eastAsiaTheme="minorEastAsia" w:hAnsiTheme="minorEastAsia" w:cstheme="minorEastAsia" w:hint="eastAsia"/>
+                <w:sz w:val="24"/>
+              </w:rPr>
+              <w:t>2日</w:t>
             </w:r>
           </w:p>
         </w:tc>
@@ -7154,13 +7664,13 @@
               <w:jc w:val="center"/>
               <w:rPr>
                 <w:rFonts w:asciiTheme="minorEastAsia" w:eastAsiaTheme="minorEastAsia" w:hAnsiTheme="minorEastAsia" w:cstheme="minorEastAsia"/>
-                <w:sz w:val="24"/>
+                <w:szCs w:val="21"/>
               </w:rPr>
             </w:pPr>
             <w:r>
               <w:rPr>
                 <w:rFonts w:asciiTheme="minorEastAsia" w:eastAsiaTheme="minorEastAsia" w:hAnsiTheme="minorEastAsia" w:cstheme="minorEastAsia"/>
-                <w:sz w:val="24"/>
+                <w:szCs w:val="21"/>
               </w:rPr>
               <w:t>MQTT 云平台接入异常，串口通信不稳，EEPROM 存储未实现</w:t>
             </w:r>
@@ -7178,13 +7688,13 @@
               <w:jc w:val="left"/>
               <w:rPr>
                 <w:rFonts w:asciiTheme="minorEastAsia" w:eastAsiaTheme="minorEastAsia" w:hAnsiTheme="minorEastAsia" w:cstheme="minorEastAsia"/>
-                <w:sz w:val="24"/>
+                <w:szCs w:val="21"/>
               </w:rPr>
             </w:pPr>
             <w:r>
               <w:rPr>
                 <w:rFonts w:asciiTheme="minorEastAsia" w:eastAsiaTheme="minorEastAsia" w:hAnsiTheme="minorEastAsia" w:cstheme="minorEastAsia"/>
-                <w:sz w:val="24"/>
+                <w:szCs w:val="21"/>
               </w:rPr>
               <w:t xml:space="preserve">指导调试 </w:t>
             </w:r>
@@ -7192,7 +7702,7 @@
             <w:r>
               <w:rPr>
                 <w:rFonts w:asciiTheme="minorEastAsia" w:eastAsiaTheme="minorEastAsia" w:hAnsiTheme="minorEastAsia" w:cstheme="minorEastAsia"/>
-                <w:sz w:val="24"/>
+                <w:szCs w:val="21"/>
               </w:rPr>
               <w:t>WiFi</w:t>
             </w:r>
@@ -7200,7 +7710,7 @@
             <w:r>
               <w:rPr>
                 <w:rFonts w:asciiTheme="minorEastAsia" w:eastAsiaTheme="minorEastAsia" w:hAnsiTheme="minorEastAsia" w:cstheme="minorEastAsia"/>
-                <w:sz w:val="24"/>
+                <w:szCs w:val="21"/>
               </w:rPr>
               <w:t xml:space="preserve"> 与 MQTT 连接，优化串口通信，完成 EEPROM 掉电存储功能</w:t>
             </w:r>
@@ -7249,7 +7759,21 @@
                 <w:rFonts w:asciiTheme="minorEastAsia" w:eastAsiaTheme="minorEastAsia" w:hAnsiTheme="minorEastAsia" w:cstheme="minorEastAsia" w:hint="eastAsia"/>
                 <w:sz w:val="24"/>
               </w:rPr>
-              <w:t>4月5日</w:t>
+              <w:t>4月</w:t>
+            </w:r>
+            <w:r>
+              <w:rPr>
+                <w:rFonts w:asciiTheme="minorEastAsia" w:eastAsiaTheme="minorEastAsia" w:hAnsiTheme="minorEastAsia" w:cstheme="minorEastAsia" w:hint="eastAsia"/>
+                <w:sz w:val="24"/>
+              </w:rPr>
+              <w:t>20</w:t>
+            </w:r>
+            <w:r>
+              <w:rPr>
+                <w:rFonts w:asciiTheme="minorEastAsia" w:eastAsiaTheme="minorEastAsia" w:hAnsiTheme="minorEastAsia" w:cstheme="minorEastAsia" w:hint="eastAsia"/>
+                <w:sz w:val="24"/>
+              </w:rPr>
+              <w:t>日</w:t>
             </w:r>
           </w:p>
         </w:tc>
@@ -7265,13 +7789,13 @@
               <w:jc w:val="center"/>
               <w:rPr>
                 <w:rFonts w:asciiTheme="minorEastAsia" w:eastAsiaTheme="minorEastAsia" w:hAnsiTheme="minorEastAsia" w:cstheme="minorEastAsia"/>
-                <w:sz w:val="24"/>
+                <w:szCs w:val="21"/>
               </w:rPr>
             </w:pPr>
             <w:r>
               <w:rPr>
                 <w:rFonts w:asciiTheme="minorEastAsia" w:eastAsiaTheme="minorEastAsia" w:hAnsiTheme="minorEastAsia" w:cstheme="minorEastAsia"/>
-                <w:sz w:val="24"/>
+                <w:szCs w:val="21"/>
               </w:rPr>
               <w:t>系统联</w:t>
             </w:r>
@@ -7279,7 +7803,7 @@
             <w:r>
               <w:rPr>
                 <w:rFonts w:asciiTheme="minorEastAsia" w:eastAsiaTheme="minorEastAsia" w:hAnsiTheme="minorEastAsia" w:cstheme="minorEastAsia"/>
-                <w:sz w:val="24"/>
+                <w:szCs w:val="21"/>
               </w:rPr>
               <w:t>调易死机</w:t>
             </w:r>
@@ -7287,7 +7811,7 @@
             <w:r>
               <w:rPr>
                 <w:rFonts w:asciiTheme="minorEastAsia" w:eastAsiaTheme="minorEastAsia" w:hAnsiTheme="minorEastAsia" w:cstheme="minorEastAsia"/>
-                <w:sz w:val="24"/>
+                <w:szCs w:val="21"/>
               </w:rPr>
               <w:t>，OLED 显示卡顿，论文图表与测试数据缺失</w:t>
             </w:r>
@@ -7305,13 +7829,13 @@
               <w:jc w:val="left"/>
               <w:rPr>
                 <w:rFonts w:asciiTheme="minorEastAsia" w:eastAsiaTheme="minorEastAsia" w:hAnsiTheme="minorEastAsia" w:cstheme="minorEastAsia"/>
-                <w:sz w:val="24"/>
+                <w:szCs w:val="21"/>
               </w:rPr>
             </w:pPr>
             <w:r>
               <w:rPr>
                 <w:rFonts w:asciiTheme="minorEastAsia" w:eastAsiaTheme="minorEastAsia" w:hAnsiTheme="minorEastAsia" w:cstheme="minorEastAsia"/>
-                <w:sz w:val="24"/>
+                <w:szCs w:val="21"/>
               </w:rPr>
               <w:t>指导配置看门狗提升稳定性，采用队列驱动 OLED，补充测试数据与图表</w:t>
             </w:r>
@@ -7360,7 +7884,28 @@
                 <w:rFonts w:asciiTheme="minorEastAsia" w:eastAsiaTheme="minorEastAsia" w:hAnsiTheme="minorEastAsia" w:cstheme="minorEastAsia" w:hint="eastAsia"/>
                 <w:sz w:val="24"/>
               </w:rPr>
-              <w:t>4月14日</w:t>
+              <w:t>5</w:t>
+            </w:r>
+            <w:r>
+              <w:rPr>
+                <w:rFonts w:asciiTheme="minorEastAsia" w:eastAsiaTheme="minorEastAsia" w:hAnsiTheme="minorEastAsia" w:cstheme="minorEastAsia" w:hint="eastAsia"/>
+                <w:sz w:val="24"/>
+              </w:rPr>
+              <w:t>月</w:t>
+            </w:r>
+            <w:r>
+              <w:rPr>
+                <w:rFonts w:asciiTheme="minorEastAsia" w:eastAsiaTheme="minorEastAsia" w:hAnsiTheme="minorEastAsia" w:cstheme="minorEastAsia" w:hint="eastAsia"/>
+                <w:sz w:val="24"/>
+              </w:rPr>
+              <w:t>05</w:t>
+            </w:r>
+            <w:r>
+              <w:rPr>
+                <w:rFonts w:asciiTheme="minorEastAsia" w:eastAsiaTheme="minorEastAsia" w:hAnsiTheme="minorEastAsia" w:cstheme="minorEastAsia" w:hint="eastAsia"/>
+                <w:sz w:val="24"/>
+              </w:rPr>
+              <w:t>日</w:t>
             </w:r>
           </w:p>
         </w:tc>
@@ -7376,13 +7921,13 @@
               <w:jc w:val="center"/>
               <w:rPr>
                 <w:rFonts w:asciiTheme="minorEastAsia" w:eastAsiaTheme="minorEastAsia" w:hAnsiTheme="minorEastAsia" w:cstheme="minorEastAsia"/>
-                <w:sz w:val="24"/>
+                <w:szCs w:val="21"/>
               </w:rPr>
             </w:pPr>
             <w:r>
               <w:rPr>
                 <w:rFonts w:asciiTheme="minorEastAsia" w:eastAsiaTheme="minorEastAsia" w:hAnsiTheme="minorEastAsia" w:cstheme="minorEastAsia"/>
-                <w:sz w:val="24"/>
+                <w:szCs w:val="21"/>
               </w:rPr>
               <w:t>论文重复率偏高，表述不规范，创新点与测试指标不突出</w:t>
             </w:r>
@@ -7400,13 +7945,13 @@
               <w:jc w:val="left"/>
               <w:rPr>
                 <w:rFonts w:asciiTheme="minorEastAsia" w:eastAsiaTheme="minorEastAsia" w:hAnsiTheme="minorEastAsia" w:cstheme="minorEastAsia"/>
-                <w:sz w:val="24"/>
+                <w:szCs w:val="21"/>
               </w:rPr>
             </w:pPr>
             <w:r>
               <w:rPr>
                 <w:rFonts w:asciiTheme="minorEastAsia" w:eastAsiaTheme="minorEastAsia" w:hAnsiTheme="minorEastAsia" w:cstheme="minorEastAsia"/>
-                <w:sz w:val="24"/>
+                <w:szCs w:val="21"/>
               </w:rPr>
               <w:t>指导修改论文降低重复率，完善测试数据，突出系统创新点与优势</w:t>
             </w:r>
@@ -7455,7 +8000,28 @@
                 <w:rFonts w:asciiTheme="minorEastAsia" w:eastAsiaTheme="minorEastAsia" w:hAnsiTheme="minorEastAsia" w:cstheme="minorEastAsia" w:hint="eastAsia"/>
                 <w:sz w:val="24"/>
               </w:rPr>
-              <w:t>4月28日</w:t>
+              <w:t>5</w:t>
+            </w:r>
+            <w:r>
+              <w:rPr>
+                <w:rFonts w:asciiTheme="minorEastAsia" w:eastAsiaTheme="minorEastAsia" w:hAnsiTheme="minorEastAsia" w:cstheme="minorEastAsia" w:hint="eastAsia"/>
+                <w:sz w:val="24"/>
+              </w:rPr>
+              <w:t>月</w:t>
+            </w:r>
+            <w:r>
+              <w:rPr>
+                <w:rFonts w:asciiTheme="minorEastAsia" w:eastAsiaTheme="minorEastAsia" w:hAnsiTheme="minorEastAsia" w:cstheme="minorEastAsia" w:hint="eastAsia"/>
+                <w:sz w:val="24"/>
+              </w:rPr>
+              <w:t>15</w:t>
+            </w:r>
+            <w:r>
+              <w:rPr>
+                <w:rFonts w:asciiTheme="minorEastAsia" w:eastAsiaTheme="minorEastAsia" w:hAnsiTheme="minorEastAsia" w:cstheme="minorEastAsia" w:hint="eastAsia"/>
+                <w:sz w:val="24"/>
+              </w:rPr>
+              <w:t>日</w:t>
             </w:r>
           </w:p>
         </w:tc>
@@ -7471,13 +8037,13 @@
               <w:jc w:val="center"/>
               <w:rPr>
                 <w:rFonts w:asciiTheme="minorEastAsia" w:eastAsiaTheme="minorEastAsia" w:hAnsiTheme="minorEastAsia" w:cstheme="minorEastAsia"/>
-                <w:sz w:val="24"/>
+                <w:szCs w:val="21"/>
               </w:rPr>
             </w:pPr>
             <w:r>
               <w:rPr>
                 <w:rFonts w:asciiTheme="minorEastAsia" w:eastAsiaTheme="minorEastAsia" w:hAnsiTheme="minorEastAsia" w:cstheme="minorEastAsia"/>
-                <w:sz w:val="24"/>
+                <w:szCs w:val="21"/>
               </w:rPr>
               <w:t>论文格式有误，答辩材料不全，过程手册内容不完整</w:t>
             </w:r>
@@ -7495,15 +8061,124 @@
               <w:jc w:val="left"/>
               <w:rPr>
                 <w:rFonts w:asciiTheme="minorEastAsia" w:eastAsiaTheme="minorEastAsia" w:hAnsiTheme="minorEastAsia" w:cstheme="minorEastAsia"/>
-                <w:sz w:val="24"/>
+                <w:szCs w:val="21"/>
               </w:rPr>
             </w:pPr>
             <w:r>
               <w:rPr>
                 <w:rFonts w:asciiTheme="minorEastAsia" w:eastAsiaTheme="minorEastAsia" w:hAnsiTheme="minorEastAsia" w:cstheme="minorEastAsia"/>
-                <w:sz w:val="24"/>
+                <w:szCs w:val="21"/>
               </w:rPr>
               <w:t>指导规范论文格式，整理答辩材料，完善过程管理手册各项内容</w:t>
+            </w:r>
+          </w:p>
+        </w:tc>
+        <w:tc>
+          <w:tcPr>
+            <w:tcW w:w="1672" w:type="dxa"/>
+            <w:vAlign w:val="center"/>
+          </w:tcPr>
+          <w:p>
+            <w:pPr>
+              <w:snapToGrid w:val="0"/>
+              <w:spacing w:beforeLines="50" w:before="156"/>
+              <w:jc w:val="center"/>
+              <w:rPr>
+                <w:rFonts w:asciiTheme="minorEastAsia" w:eastAsiaTheme="minorEastAsia" w:hAnsiTheme="minorEastAsia" w:cstheme="minorEastAsia"/>
+                <w:sz w:val="24"/>
+              </w:rPr>
+            </w:pPr>
+          </w:p>
+        </w:tc>
+      </w:tr>
+      <w:tr>
+        <w:trPr>
+          <w:trHeight w:val="1429"/>
+          <w:jc w:val="center"/>
+        </w:trPr>
+        <w:tc>
+          <w:tcPr>
+            <w:tcW w:w="1314" w:type="dxa"/>
+            <w:vAlign w:val="center"/>
+          </w:tcPr>
+          <w:p>
+            <w:pPr>
+              <w:snapToGrid w:val="0"/>
+              <w:spacing w:beforeLines="50" w:before="156"/>
+              <w:jc w:val="center"/>
+              <w:rPr>
+                <w:rFonts w:asciiTheme="minorEastAsia" w:eastAsiaTheme="minorEastAsia" w:hAnsiTheme="minorEastAsia" w:cstheme="minorEastAsia"/>
+                <w:sz w:val="24"/>
+              </w:rPr>
+            </w:pPr>
+            <w:r>
+              <w:rPr>
+                <w:rFonts w:asciiTheme="minorEastAsia" w:eastAsiaTheme="minorEastAsia" w:hAnsiTheme="minorEastAsia" w:cstheme="minorEastAsia" w:hint="eastAsia"/>
+                <w:sz w:val="24"/>
+              </w:rPr>
+              <w:t>5月25日</w:t>
+            </w:r>
+          </w:p>
+        </w:tc>
+        <w:tc>
+          <w:tcPr>
+            <w:tcW w:w="1910" w:type="dxa"/>
+            <w:vAlign w:val="center"/>
+          </w:tcPr>
+          <w:p>
+            <w:pPr>
+              <w:snapToGrid w:val="0"/>
+              <w:spacing w:beforeLines="50" w:before="156"/>
+              <w:jc w:val="center"/>
+              <w:rPr>
+                <w:rFonts w:asciiTheme="minorEastAsia" w:eastAsiaTheme="minorEastAsia" w:hAnsiTheme="minorEastAsia" w:cstheme="minorEastAsia"/>
+                <w:szCs w:val="21"/>
+              </w:rPr>
+            </w:pPr>
+            <w:r>
+              <w:rPr>
+                <w:rFonts w:asciiTheme="minorEastAsia" w:eastAsiaTheme="minorEastAsia" w:hAnsiTheme="minorEastAsia" w:cstheme="minorEastAsia"/>
+                <w:szCs w:val="21"/>
+              </w:rPr>
+              <w:t>学生已顺利完成毕业答辩，评委仅指出论文少量格式</w:t>
+            </w:r>
+            <w:r>
+              <w:rPr>
+                <w:rFonts w:asciiTheme="minorEastAsia" w:eastAsiaTheme="minorEastAsia" w:hAnsiTheme="minorEastAsia" w:cstheme="minorEastAsia" w:hint="eastAsia"/>
+                <w:szCs w:val="21"/>
+              </w:rPr>
+              <w:t>的</w:t>
+            </w:r>
+            <w:r>
+              <w:rPr>
+                <w:rFonts w:asciiTheme="minorEastAsia" w:eastAsiaTheme="minorEastAsia" w:hAnsiTheme="minorEastAsia" w:cstheme="minorEastAsia"/>
+                <w:szCs w:val="21"/>
+              </w:rPr>
+              <w:t>细节问题，无重大设计与内容缺陷。</w:t>
+            </w:r>
+          </w:p>
+        </w:tc>
+        <w:tc>
+          <w:tcPr>
+            <w:tcW w:w="4461" w:type="dxa"/>
+            <w:vAlign w:val="center"/>
+          </w:tcPr>
+          <w:p>
+            <w:pPr>
+              <w:snapToGrid w:val="0"/>
+              <w:spacing w:beforeLines="50" w:before="156"/>
+              <w:jc w:val="left"/>
+              <w:rPr>
+                <w:rFonts w:asciiTheme="minorEastAsia" w:eastAsiaTheme="minorEastAsia" w:hAnsiTheme="minorEastAsia" w:cstheme="minorEastAsia"/>
+                <w:szCs w:val="21"/>
+              </w:rPr>
+            </w:pPr>
+            <w:r>
+              <w:rPr>
+                <w:rFonts w:asciiTheme="minorEastAsia" w:eastAsiaTheme="minorEastAsia" w:hAnsiTheme="minorEastAsia" w:cstheme="minorEastAsia"/>
+                <w:szCs w:val="21"/>
+              </w:rPr>
+              <w:t>指导学生按答辩意见修正格式细节，规范图表与参考文献排版，完善后整理提交论文最终定稿。</w:t>
             </w:r>
           </w:p>
         </w:tc>
@@ -7528,52 +8203,6 @@
     </w:tbl>
     <w:p>
       <w:pPr>
-        <w:snapToGrid w:val="0"/>
-        <w:jc w:val="center"/>
-        <w:outlineLvl w:val="0"/>
-        <w:rPr>
-          <w:rFonts w:ascii="黑体" w:eastAsia="黑体"/>
-          <w:sz w:val="30"/>
-        </w:rPr>
-      </w:pPr>
-      <w:bookmarkStart w:id="15" w:name="_Toc23961"/>
-    </w:p>
-    <w:p>
-      <w:pPr>
-        <w:snapToGrid w:val="0"/>
-        <w:jc w:val="center"/>
-        <w:outlineLvl w:val="0"/>
-        <w:rPr>
-          <w:rFonts w:ascii="黑体" w:eastAsia="黑体"/>
-          <w:sz w:val="28"/>
-          <w:szCs w:val="28"/>
-        </w:rPr>
-      </w:pPr>
-    </w:p>
-    <w:p>
-      <w:pPr>
-        <w:snapToGrid w:val="0"/>
-        <w:outlineLvl w:val="0"/>
-        <w:rPr>
-          <w:rFonts w:ascii="黑体" w:eastAsia="黑体"/>
-          <w:sz w:val="28"/>
-          <w:szCs w:val="28"/>
-        </w:rPr>
-      </w:pPr>
-    </w:p>
-    <w:p>
-      <w:pPr>
-        <w:snapToGrid w:val="0"/>
-        <w:outlineLvl w:val="0"/>
-        <w:rPr>
-          <w:rFonts w:ascii="黑体" w:eastAsia="黑体"/>
-          <w:sz w:val="28"/>
-          <w:szCs w:val="28"/>
-        </w:rPr>
-      </w:pPr>
-    </w:p>
-    <w:p>
-      <w:pPr>
         <w:jc w:val="center"/>
         <w:outlineLvl w:val="0"/>
         <w:rPr>
@@ -7583,7 +8212,8 @@
           <w:szCs w:val="32"/>
         </w:rPr>
       </w:pPr>
-      <w:bookmarkStart w:id="16" w:name="_Toc30772"/>
+      <w:bookmarkStart w:id="13" w:name="_Toc30772"/>
+      <w:bookmarkStart w:id="14" w:name="_Toc23961"/>
       <w:r>
         <w:rPr>
           <w:rFonts w:ascii="黑体" w:eastAsia="黑体" w:hAnsi="黑体" w:cs="黑体" w:hint="eastAsia"/>
@@ -7594,12 +8224,12 @@
         <w:lastRenderedPageBreak/>
         <w:t>四、毕业设计（论文）中期检查表</w:t>
       </w:r>
-      <w:bookmarkEnd w:id="16"/>
+      <w:bookmarkEnd w:id="13"/>
     </w:p>
     <w:tbl>
       <w:tblPr>
-        <w:tblW w:w="9753" w:type="dxa"/>
-        <w:tblInd w:w="-147" w:type="dxa"/>
+        <w:tblW w:w="9894" w:type="dxa"/>
+        <w:jc w:val="center"/>
         <w:tblBorders>
           <w:top w:val="single" w:sz="4" w:space="0" w:color="auto"/>
           <w:left w:val="single" w:sz="4" w:space="0" w:color="auto"/>
@@ -7623,9 +8253,12 @@
         <w:gridCol w:w="666"/>
         <w:gridCol w:w="107"/>
         <w:gridCol w:w="521"/>
-        <w:gridCol w:w="1747"/>
+        <w:gridCol w:w="1888"/>
       </w:tblGrid>
       <w:tr>
+        <w:trPr>
+          <w:jc w:val="center"/>
+        </w:trPr>
         <w:tc>
           <w:tcPr>
             <w:tcW w:w="1072" w:type="dxa"/>
@@ -7724,12 +8357,13 @@
             <w:pPr>
               <w:spacing w:line="360" w:lineRule="auto"/>
               <w:rPr>
-                <w:sz w:val="24"/>
-              </w:rPr>
-            </w:pPr>
-            <w:r>
-              <w:rPr>
-                <w:rFonts w:hint="eastAsia"/>
+                <w:rFonts w:ascii="宋体" w:hAnsi="宋体"/>
+                <w:sz w:val="24"/>
+              </w:rPr>
+            </w:pPr>
+            <w:r>
+              <w:rPr>
+                <w:rFonts w:ascii="宋体" w:hAnsi="宋体" w:hint="eastAsia"/>
                 <w:sz w:val="24"/>
               </w:rPr>
               <w:t>20222042236</w:t>
@@ -7827,16 +8461,20 @@
         </w:tc>
         <w:tc>
           <w:tcPr>
-            <w:tcW w:w="2268" w:type="dxa"/>
+            <w:tcW w:w="2409" w:type="dxa"/>
             <w:gridSpan w:val="2"/>
           </w:tcPr>
           <w:p>
             <w:pPr>
               <w:spacing w:line="360" w:lineRule="auto"/>
-            </w:pPr>
-            <w:r>
-              <w:rPr>
-                <w:rFonts w:hint="eastAsia"/>
+              <w:rPr>
+                <w:sz w:val="24"/>
+              </w:rPr>
+            </w:pPr>
+            <w:r>
+              <w:rPr>
+                <w:rFonts w:hint="eastAsia"/>
+                <w:sz w:val="24"/>
               </w:rPr>
               <w:t>机械与电子工程学院</w:t>
             </w:r>
@@ -7844,6 +8482,9 @@
         </w:tc>
       </w:tr>
       <w:tr>
+        <w:trPr>
+          <w:jc w:val="center"/>
+        </w:trPr>
         <w:tc>
           <w:tcPr>
             <w:tcW w:w="3090" w:type="dxa"/>
@@ -7868,23 +8509,39 @@
         </w:tc>
         <w:tc>
           <w:tcPr>
-            <w:tcW w:w="6663" w:type="dxa"/>
+            <w:tcW w:w="6804" w:type="dxa"/>
             <w:gridSpan w:val="9"/>
           </w:tcPr>
           <w:p>
             <w:pPr>
               <w:spacing w:line="360" w:lineRule="auto"/>
               <w:jc w:val="center"/>
-            </w:pPr>
-            <w:r>
+              <w:rPr>
+                <w:rFonts w:ascii="宋体" w:hAnsi="宋体"/>
+                <w:sz w:val="24"/>
+              </w:rPr>
+            </w:pPr>
+            <w:r>
+              <w:rPr>
+                <w:rFonts w:ascii="宋体" w:hAnsi="宋体"/>
+                <w:sz w:val="24"/>
+              </w:rPr>
               <w:t>基于</w:t>
             </w:r>
             <w:proofErr w:type="spellStart"/>
             <w:r>
+              <w:rPr>
+                <w:rFonts w:ascii="宋体" w:hAnsi="宋体"/>
+                <w:sz w:val="24"/>
+              </w:rPr>
               <w:t>FreeRTOS</w:t>
             </w:r>
             <w:proofErr w:type="spellEnd"/>
             <w:r>
+              <w:rPr>
+                <w:rFonts w:ascii="宋体" w:hAnsi="宋体"/>
+                <w:sz w:val="24"/>
+              </w:rPr>
               <w:t>的智能居家安防系统</w:t>
             </w:r>
           </w:p>
@@ -7893,10 +8550,11 @@
       <w:tr>
         <w:trPr>
           <w:trHeight w:val="419"/>
+          <w:jc w:val="center"/>
         </w:trPr>
         <w:tc>
           <w:tcPr>
-            <w:tcW w:w="9753" w:type="dxa"/>
+            <w:tcW w:w="9894" w:type="dxa"/>
             <w:gridSpan w:val="13"/>
             <w:tcBorders>
               <w:bottom w:val="single" w:sz="4" w:space="0" w:color="auto"/>
@@ -7926,18 +8584,12 @@
           </w:p>
           <w:p>
             <w:pPr>
+              <w:ind w:firstLineChars="200" w:firstLine="480"/>
               <w:rPr>
                 <w:rFonts w:ascii="宋体"/>
                 <w:sz w:val="24"/>
               </w:rPr>
             </w:pPr>
-            <w:r>
-              <w:rPr>
-                <w:rFonts w:ascii="宋体" w:hint="eastAsia"/>
-                <w:sz w:val="24"/>
-              </w:rPr>
-              <w:t xml:space="preserve">    </w:t>
-            </w:r>
             <w:r>
               <w:rPr>
                 <w:rFonts w:ascii="宋体"/>
@@ -8090,10 +8742,11 @@
       <w:tr>
         <w:trPr>
           <w:trHeight w:val="467"/>
+          <w:jc w:val="center"/>
         </w:trPr>
         <w:tc>
           <w:tcPr>
-            <w:tcW w:w="9753" w:type="dxa"/>
+            <w:tcW w:w="9894" w:type="dxa"/>
             <w:gridSpan w:val="13"/>
             <w:tcBorders>
               <w:bottom w:val="nil"/>
@@ -8123,6 +8776,7 @@
       <w:tr>
         <w:trPr>
           <w:trHeight w:val="467"/>
+          <w:jc w:val="center"/>
         </w:trPr>
         <w:tc>
           <w:tcPr>
@@ -8315,7 +8969,7 @@
         </w:tc>
         <w:tc>
           <w:tcPr>
-            <w:tcW w:w="1747" w:type="dxa"/>
+            <w:tcW w:w="1888" w:type="dxa"/>
             <w:tcBorders>
               <w:bottom w:val="nil"/>
             </w:tcBorders>
@@ -8342,6 +8996,7 @@
       <w:tr>
         <w:trPr>
           <w:trHeight w:val="467"/>
+          <w:jc w:val="center"/>
         </w:trPr>
         <w:tc>
           <w:tcPr>
@@ -8434,7 +9089,7 @@
         </w:tc>
         <w:tc>
           <w:tcPr>
-            <w:tcW w:w="1747" w:type="dxa"/>
+            <w:tcW w:w="1888" w:type="dxa"/>
             <w:tcBorders>
               <w:bottom w:val="nil"/>
             </w:tcBorders>
@@ -8452,6 +9107,7 @@
       <w:tr>
         <w:trPr>
           <w:trHeight w:val="467"/>
+          <w:jc w:val="center"/>
         </w:trPr>
         <w:tc>
           <w:tcPr>
@@ -8547,7 +9203,7 @@
         </w:tc>
         <w:tc>
           <w:tcPr>
-            <w:tcW w:w="1747" w:type="dxa"/>
+            <w:tcW w:w="1888" w:type="dxa"/>
             <w:tcBorders>
               <w:bottom w:val="nil"/>
             </w:tcBorders>
@@ -8565,6 +9221,7 @@
       <w:tr>
         <w:trPr>
           <w:trHeight w:val="467"/>
+          <w:jc w:val="center"/>
         </w:trPr>
         <w:tc>
           <w:tcPr>
@@ -8608,7 +9265,7 @@
         </w:tc>
         <w:tc>
           <w:tcPr>
-            <w:tcW w:w="1747" w:type="dxa"/>
+            <w:tcW w:w="1888" w:type="dxa"/>
             <w:tcBorders>
               <w:bottom w:val="nil"/>
             </w:tcBorders>
@@ -8656,6 +9313,7 @@
       <w:tr>
         <w:trPr>
           <w:trHeight w:val="467"/>
+          <w:jc w:val="center"/>
         </w:trPr>
         <w:tc>
           <w:tcPr>
@@ -8699,7 +9357,7 @@
         </w:tc>
         <w:tc>
           <w:tcPr>
-            <w:tcW w:w="1747" w:type="dxa"/>
+            <w:tcW w:w="1888" w:type="dxa"/>
             <w:tcBorders>
               <w:bottom w:val="nil"/>
             </w:tcBorders>
@@ -8741,6 +9399,7 @@
       <w:tr>
         <w:trPr>
           <w:trHeight w:val="467"/>
+          <w:jc w:val="center"/>
         </w:trPr>
         <w:tc>
           <w:tcPr>
@@ -8784,7 +9443,7 @@
         </w:tc>
         <w:tc>
           <w:tcPr>
-            <w:tcW w:w="1747" w:type="dxa"/>
+            <w:tcW w:w="1888" w:type="dxa"/>
             <w:tcBorders>
               <w:bottom w:val="nil"/>
             </w:tcBorders>
@@ -8826,6 +9485,7 @@
       <w:tr>
         <w:trPr>
           <w:trHeight w:val="467"/>
+          <w:jc w:val="center"/>
         </w:trPr>
         <w:tc>
           <w:tcPr>
@@ -8897,7 +9557,7 @@
         </w:tc>
         <w:tc>
           <w:tcPr>
-            <w:tcW w:w="1747" w:type="dxa"/>
+            <w:tcW w:w="1888" w:type="dxa"/>
             <w:tcBorders>
               <w:bottom w:val="nil"/>
             </w:tcBorders>
@@ -8939,6 +9599,7 @@
       <w:tr>
         <w:trPr>
           <w:trHeight w:val="467"/>
+          <w:jc w:val="center"/>
         </w:trPr>
         <w:tc>
           <w:tcPr>
@@ -8985,7 +9646,7 @@
         </w:tc>
         <w:tc>
           <w:tcPr>
-            <w:tcW w:w="1747" w:type="dxa"/>
+            <w:tcW w:w="1888" w:type="dxa"/>
             <w:tcBorders>
               <w:bottom w:val="nil"/>
             </w:tcBorders>
@@ -9027,10 +9688,11 @@
       <w:tr>
         <w:trPr>
           <w:trHeight w:val="467"/>
+          <w:jc w:val="center"/>
         </w:trPr>
         <w:tc>
           <w:tcPr>
-            <w:tcW w:w="9753" w:type="dxa"/>
+            <w:tcW w:w="9894" w:type="dxa"/>
             <w:gridSpan w:val="13"/>
             <w:tcBorders>
               <w:bottom w:val="nil"/>
@@ -9148,10 +9810,11 @@
       <w:tr>
         <w:trPr>
           <w:trHeight w:val="467"/>
+          <w:jc w:val="center"/>
         </w:trPr>
         <w:tc>
           <w:tcPr>
-            <w:tcW w:w="9753" w:type="dxa"/>
+            <w:tcW w:w="9894" w:type="dxa"/>
             <w:gridSpan w:val="13"/>
             <w:tcBorders>
               <w:bottom w:val="single" w:sz="4" w:space="0" w:color="auto"/>
@@ -9298,6 +9961,7 @@
       <w:tr>
         <w:trPr>
           <w:trHeight w:val="467"/>
+          <w:jc w:val="center"/>
         </w:trPr>
         <w:tc>
           <w:tcPr>
@@ -9386,7 +10050,7 @@
         </w:tc>
         <w:tc>
           <w:tcPr>
-            <w:tcW w:w="2375" w:type="dxa"/>
+            <w:tcW w:w="2516" w:type="dxa"/>
             <w:gridSpan w:val="3"/>
             <w:tcBorders>
               <w:bottom w:val="single" w:sz="4" w:space="0" w:color="auto"/>
@@ -9452,7 +10116,7 @@
           <w:szCs w:val="32"/>
         </w:rPr>
       </w:pPr>
-      <w:bookmarkStart w:id="17" w:name="_Toc4259"/>
+      <w:bookmarkStart w:id="15" w:name="_Toc4259"/>
       <w:r>
         <w:rPr>
           <w:rFonts w:ascii="黑体" w:eastAsia="黑体" w:hAnsi="黑体" w:cs="黑体" w:hint="eastAsia"/>
@@ -9463,16 +10127,16 @@
         <w:lastRenderedPageBreak/>
         <w:t>五、毕业设计（论文）质量评价指标体系</w:t>
       </w:r>
-      <w:bookmarkStart w:id="18" w:name="_Toc27229"/>
-      <w:bookmarkStart w:id="19" w:name="_Toc6349"/>
-      <w:bookmarkStart w:id="20" w:name="_Toc5168"/>
-      <w:bookmarkStart w:id="21" w:name="_Toc1982"/>
-      <w:bookmarkStart w:id="22" w:name="_Toc14474"/>
-      <w:bookmarkStart w:id="23" w:name="_Toc2763"/>
-      <w:bookmarkStart w:id="24" w:name="_Toc8150"/>
-      <w:bookmarkStart w:id="25" w:name="_Toc5281"/>
-      <w:bookmarkStart w:id="26" w:name="_Toc19742"/>
-      <w:bookmarkEnd w:id="15"/>
+      <w:bookmarkStart w:id="16" w:name="_Toc27229"/>
+      <w:bookmarkStart w:id="17" w:name="_Toc6349"/>
+      <w:bookmarkStart w:id="18" w:name="_Toc5168"/>
+      <w:bookmarkStart w:id="19" w:name="_Toc1982"/>
+      <w:bookmarkStart w:id="20" w:name="_Toc14474"/>
+      <w:bookmarkStart w:id="21" w:name="_Toc2763"/>
+      <w:bookmarkStart w:id="22" w:name="_Toc8150"/>
+      <w:bookmarkStart w:id="23" w:name="_Toc5281"/>
+      <w:bookmarkStart w:id="24" w:name="_Toc19742"/>
+      <w:bookmarkEnd w:id="14"/>
       <w:r>
         <w:rPr>
           <w:rFonts w:ascii="黑体" w:eastAsia="黑体" w:hAnsi="黑体" w:cs="黑体" w:hint="eastAsia"/>
@@ -9482,6 +10146,8 @@
         </w:rPr>
         <w:t>（理工科）</w:t>
       </w:r>
+      <w:bookmarkEnd w:id="15"/>
+      <w:bookmarkEnd w:id="16"/>
       <w:bookmarkEnd w:id="17"/>
       <w:bookmarkEnd w:id="18"/>
       <w:bookmarkEnd w:id="19"/>
@@ -9490,8 +10156,6 @@
       <w:bookmarkEnd w:id="22"/>
       <w:bookmarkEnd w:id="23"/>
       <w:bookmarkEnd w:id="24"/>
-      <w:bookmarkEnd w:id="25"/>
-      <w:bookmarkEnd w:id="26"/>
     </w:p>
     <w:tbl>
       <w:tblPr>
@@ -9825,14 +10489,14 @@
                 <w:b/>
               </w:rPr>
             </w:pPr>
-            <w:bookmarkStart w:id="27" w:name="_Toc15504"/>
+            <w:bookmarkStart w:id="25" w:name="_Toc15504"/>
             <w:r>
               <w:rPr>
                 <w:b/>
               </w:rPr>
               <w:t>C</w:t>
             </w:r>
-            <w:bookmarkEnd w:id="27"/>
+            <w:bookmarkEnd w:id="25"/>
           </w:p>
         </w:tc>
         <w:tc>
@@ -12564,8 +13228,8 @@
           <w:szCs w:val="32"/>
         </w:rPr>
       </w:pPr>
-      <w:bookmarkStart w:id="28" w:name="_Toc5724"/>
-      <w:bookmarkStart w:id="29" w:name="_Toc9493"/>
+      <w:bookmarkStart w:id="26" w:name="_Toc5724"/>
+      <w:bookmarkStart w:id="27" w:name="_Toc9493"/>
       <w:r>
         <w:rPr>
           <w:rFonts w:ascii="黑体" w:eastAsia="黑体" w:hAnsi="黑体" w:cs="黑体" w:hint="eastAsia"/>
@@ -12576,12 +13240,12 @@
         <w:lastRenderedPageBreak/>
         <w:t>六、毕业设计（论文）质量指导教师评阅意见表（理工科）</w:t>
       </w:r>
-      <w:bookmarkEnd w:id="28"/>
-      <w:bookmarkEnd w:id="29"/>
+      <w:bookmarkEnd w:id="26"/>
+      <w:bookmarkEnd w:id="27"/>
     </w:p>
     <w:tbl>
       <w:tblPr>
-        <w:tblW w:w="0" w:type="auto"/>
+        <w:tblW w:w="9356" w:type="dxa"/>
         <w:jc w:val="center"/>
         <w:tblBorders>
           <w:top w:val="single" w:sz="6" w:space="0" w:color="auto"/>
@@ -12807,6 +13471,24 @@
               <w:t>讲师</w:t>
             </w:r>
           </w:p>
+          <w:p>
+            <w:pPr>
+              <w:jc w:val="center"/>
+              <w:rPr>
+                <w:rFonts w:ascii="宋体" w:hAnsi="宋体"/>
+                <w:bCs/>
+                <w:szCs w:val="21"/>
+              </w:rPr>
+            </w:pPr>
+            <w:r>
+              <w:rPr>
+                <w:rFonts w:ascii="宋体" w:hAnsi="宋体" w:hint="eastAsia"/>
+                <w:bCs/>
+                <w:szCs w:val="21"/>
+              </w:rPr>
+              <w:t>硕士</w:t>
+            </w:r>
+          </w:p>
         </w:tc>
         <w:tc>
           <w:tcPr>
@@ -12854,7 +13536,7 @@
                 <w:bCs/>
                 <w:szCs w:val="21"/>
               </w:rPr>
-              <w:t>赣东学院</w:t>
+              <w:t>机械与电子工程学院</w:t>
             </w:r>
           </w:p>
         </w:tc>
@@ -13182,6 +13864,13 @@
                 <w:bCs/>
               </w:rPr>
             </w:pPr>
+            <w:r>
+              <w:rPr>
+                <w:rFonts w:hint="eastAsia"/>
+                <w:bCs/>
+              </w:rPr>
+              <w:t>8</w:t>
+            </w:r>
           </w:p>
         </w:tc>
       </w:tr>
@@ -13302,6 +13991,13 @@
                 <w:bCs/>
               </w:rPr>
             </w:pPr>
+            <w:r>
+              <w:rPr>
+                <w:rFonts w:hint="eastAsia"/>
+                <w:bCs/>
+              </w:rPr>
+              <w:t>14</w:t>
+            </w:r>
           </w:p>
         </w:tc>
       </w:tr>
@@ -13422,6 +14118,13 @@
                 <w:bCs/>
               </w:rPr>
             </w:pPr>
+            <w:r>
+              <w:rPr>
+                <w:rFonts w:hint="eastAsia"/>
+                <w:bCs/>
+              </w:rPr>
+              <w:t>8</w:t>
+            </w:r>
           </w:p>
         </w:tc>
       </w:tr>
@@ -13534,6 +14237,13 @@
                 <w:bCs/>
               </w:rPr>
             </w:pPr>
+            <w:r>
+              <w:rPr>
+                <w:rFonts w:hint="eastAsia"/>
+                <w:bCs/>
+              </w:rPr>
+              <w:t>18</w:t>
+            </w:r>
           </w:p>
         </w:tc>
       </w:tr>
@@ -13646,6 +14356,13 @@
                 <w:bCs/>
               </w:rPr>
             </w:pPr>
+            <w:r>
+              <w:rPr>
+                <w:rFonts w:hint="eastAsia"/>
+                <w:bCs/>
+              </w:rPr>
+              <w:t>14</w:t>
+            </w:r>
           </w:p>
         </w:tc>
       </w:tr>
@@ -13758,6 +14475,13 @@
                 <w:bCs/>
               </w:rPr>
             </w:pPr>
+            <w:r>
+              <w:rPr>
+                <w:rFonts w:hint="eastAsia"/>
+                <w:bCs/>
+              </w:rPr>
+              <w:t>0</w:t>
+            </w:r>
           </w:p>
         </w:tc>
       </w:tr>
@@ -13869,6 +14593,13 @@
                 <w:bCs/>
               </w:rPr>
             </w:pPr>
+            <w:r>
+              <w:rPr>
+                <w:rFonts w:hint="eastAsia"/>
+                <w:bCs/>
+              </w:rPr>
+              <w:t>0</w:t>
+            </w:r>
           </w:p>
         </w:tc>
       </w:tr>
@@ -13989,6 +14720,13 @@
                 <w:bCs/>
               </w:rPr>
             </w:pPr>
+            <w:r>
+              <w:rPr>
+                <w:rFonts w:hint="eastAsia"/>
+                <w:bCs/>
+              </w:rPr>
+              <w:t>8</w:t>
+            </w:r>
           </w:p>
         </w:tc>
       </w:tr>
@@ -14109,6 +14847,13 @@
                 <w:bCs/>
               </w:rPr>
             </w:pPr>
+            <w:r>
+              <w:rPr>
+                <w:rFonts w:hint="eastAsia"/>
+                <w:bCs/>
+              </w:rPr>
+              <w:t>9</w:t>
+            </w:r>
           </w:p>
         </w:tc>
       </w:tr>
@@ -14229,6 +14974,13 @@
                 <w:bCs/>
               </w:rPr>
             </w:pPr>
+            <w:r>
+              <w:rPr>
+                <w:rFonts w:hint="eastAsia"/>
+                <w:bCs/>
+              </w:rPr>
+              <w:t>9</w:t>
+            </w:r>
           </w:p>
         </w:tc>
       </w:tr>
@@ -14347,6 +15099,13 @@
                 <w:bCs/>
               </w:rPr>
             </w:pPr>
+            <w:r>
+              <w:rPr>
+                <w:rFonts w:hint="eastAsia"/>
+                <w:bCs/>
+              </w:rPr>
+              <w:t>88</w:t>
+            </w:r>
           </w:p>
         </w:tc>
       </w:tr>
@@ -14405,7 +15164,6 @@
             <w:pPr>
               <w:ind w:firstLineChars="200" w:firstLine="420"/>
               <w:rPr>
-                <w:rFonts w:hint="eastAsia"/>
                 <w:bCs/>
               </w:rPr>
             </w:pPr>
@@ -14632,8 +15390,8 @@
           <w:szCs w:val="32"/>
         </w:rPr>
       </w:pPr>
-      <w:bookmarkStart w:id="30" w:name="_Toc19923"/>
-      <w:bookmarkStart w:id="31" w:name="_Toc8176"/>
+      <w:bookmarkStart w:id="28" w:name="_Toc19923"/>
+      <w:bookmarkStart w:id="29" w:name="_Toc8176"/>
       <w:r>
         <w:rPr>
           <w:rFonts w:ascii="黑体" w:eastAsia="黑体" w:hAnsi="黑体" w:cs="黑体" w:hint="eastAsia"/>
@@ -14644,12 +15402,12 @@
         <w:lastRenderedPageBreak/>
         <w:t>七、毕业设计（论文）质量评阅教师评阅意见表（理工科）</w:t>
       </w:r>
-      <w:bookmarkEnd w:id="30"/>
-      <w:bookmarkEnd w:id="31"/>
+      <w:bookmarkEnd w:id="28"/>
+      <w:bookmarkEnd w:id="29"/>
     </w:p>
     <w:tbl>
       <w:tblPr>
-        <w:tblW w:w="0" w:type="auto"/>
+        <w:tblW w:w="9356" w:type="dxa"/>
         <w:jc w:val="center"/>
         <w:tblBorders>
           <w:top w:val="single" w:sz="6" w:space="0" w:color="auto"/>
@@ -14800,14 +15558,16 @@
                 <w:szCs w:val="21"/>
               </w:rPr>
             </w:pPr>
+            <w:proofErr w:type="gramStart"/>
             <w:r>
               <w:rPr>
                 <w:rFonts w:ascii="宋体" w:hAnsi="宋体" w:hint="eastAsia"/>
                 <w:bCs/>
                 <w:szCs w:val="21"/>
               </w:rPr>
-              <w:t>段霖</w:t>
-            </w:r>
+              <w:t>王剑强</w:t>
+            </w:r>
+            <w:proofErr w:type="gramEnd"/>
           </w:p>
         </w:tc>
         <w:tc>
@@ -14858,6 +15618,24 @@
               <w:t>讲师</w:t>
             </w:r>
           </w:p>
+          <w:p>
+            <w:pPr>
+              <w:jc w:val="center"/>
+              <w:rPr>
+                <w:rFonts w:ascii="宋体" w:hAnsi="宋体"/>
+                <w:bCs/>
+                <w:szCs w:val="21"/>
+              </w:rPr>
+            </w:pPr>
+            <w:r>
+              <w:rPr>
+                <w:rFonts w:ascii="宋体" w:hAnsi="宋体" w:hint="eastAsia"/>
+                <w:bCs/>
+                <w:szCs w:val="21"/>
+              </w:rPr>
+              <w:t>硕士</w:t>
+            </w:r>
+          </w:p>
         </w:tc>
         <w:tc>
           <w:tcPr>
@@ -14905,7 +15683,15 @@
                 <w:bCs/>
                 <w:szCs w:val="21"/>
               </w:rPr>
-              <w:t>赣东学院</w:t>
+              <w:t>机械与电子工程</w:t>
+            </w:r>
+            <w:r>
+              <w:rPr>
+                <w:rFonts w:ascii="宋体" w:hAnsi="宋体" w:hint="eastAsia"/>
+                <w:bCs/>
+                <w:szCs w:val="21"/>
+              </w:rPr>
+              <w:t>学院</w:t>
             </w:r>
           </w:p>
         </w:tc>
@@ -15229,6 +16015,17 @@
                 <w:bCs/>
               </w:rPr>
             </w:pPr>
+            <w:r>
+              <w:rPr>
+                <w:rFonts w:ascii="Arial" w:hAnsi="Arial" w:cs="Arial"/>
+                <w:color w:val="000000"/>
+                <w:kern w:val="0"/>
+                <w:sz w:val="20"/>
+                <w:szCs w:val="20"/>
+                <w:lang w:bidi="ar"/>
+              </w:rPr>
+              <w:t>9</w:t>
+            </w:r>
           </w:p>
         </w:tc>
       </w:tr>
@@ -15345,6 +16142,17 @@
                 <w:bCs/>
               </w:rPr>
             </w:pPr>
+            <w:r>
+              <w:rPr>
+                <w:rFonts w:ascii="Arial" w:hAnsi="Arial" w:cs="Arial"/>
+                <w:color w:val="000000"/>
+                <w:kern w:val="0"/>
+                <w:sz w:val="20"/>
+                <w:szCs w:val="20"/>
+                <w:lang w:bidi="ar"/>
+              </w:rPr>
+              <w:t>14</w:t>
+            </w:r>
           </w:p>
         </w:tc>
       </w:tr>
@@ -15461,6 +16269,17 @@
                 <w:bCs/>
               </w:rPr>
             </w:pPr>
+            <w:r>
+              <w:rPr>
+                <w:rFonts w:ascii="Arial" w:hAnsi="Arial" w:cs="Arial"/>
+                <w:color w:val="000000"/>
+                <w:kern w:val="0"/>
+                <w:sz w:val="20"/>
+                <w:szCs w:val="20"/>
+                <w:lang w:bidi="ar"/>
+              </w:rPr>
+              <w:t>18</w:t>
+            </w:r>
           </w:p>
         </w:tc>
       </w:tr>
@@ -15569,6 +16388,17 @@
                 <w:bCs/>
               </w:rPr>
             </w:pPr>
+            <w:r>
+              <w:rPr>
+                <w:rFonts w:ascii="Arial" w:hAnsi="Arial" w:cs="Arial"/>
+                <w:color w:val="000000"/>
+                <w:kern w:val="0"/>
+                <w:sz w:val="20"/>
+                <w:szCs w:val="20"/>
+                <w:lang w:bidi="ar"/>
+              </w:rPr>
+              <w:t>8</w:t>
+            </w:r>
           </w:p>
         </w:tc>
       </w:tr>
@@ -15677,6 +16507,17 @@
                 <w:bCs/>
               </w:rPr>
             </w:pPr>
+            <w:r>
+              <w:rPr>
+                <w:rFonts w:ascii="Arial" w:hAnsi="Arial" w:cs="Arial"/>
+                <w:color w:val="000000"/>
+                <w:kern w:val="0"/>
+                <w:sz w:val="20"/>
+                <w:szCs w:val="20"/>
+                <w:lang w:bidi="ar"/>
+              </w:rPr>
+              <w:t>13</w:t>
+            </w:r>
           </w:p>
         </w:tc>
       </w:tr>
@@ -15786,6 +16627,17 @@
                 <w:bCs/>
               </w:rPr>
             </w:pPr>
+            <w:r>
+              <w:rPr>
+                <w:rFonts w:ascii="Arial" w:hAnsi="Arial" w:cs="Arial"/>
+                <w:color w:val="000000"/>
+                <w:kern w:val="0"/>
+                <w:sz w:val="20"/>
+                <w:szCs w:val="20"/>
+                <w:lang w:bidi="ar"/>
+              </w:rPr>
+              <w:t>0</w:t>
+            </w:r>
           </w:p>
         </w:tc>
       </w:tr>
@@ -15894,6 +16746,17 @@
                 <w:bCs/>
               </w:rPr>
             </w:pPr>
+            <w:r>
+              <w:rPr>
+                <w:rFonts w:ascii="Arial" w:hAnsi="Arial" w:cs="Arial"/>
+                <w:color w:val="000000"/>
+                <w:kern w:val="0"/>
+                <w:sz w:val="20"/>
+                <w:szCs w:val="20"/>
+                <w:lang w:bidi="ar"/>
+              </w:rPr>
+              <w:t>0</w:t>
+            </w:r>
           </w:p>
         </w:tc>
       </w:tr>
@@ -16010,6 +16873,17 @@
                 <w:bCs/>
               </w:rPr>
             </w:pPr>
+            <w:r>
+              <w:rPr>
+                <w:rFonts w:ascii="Arial" w:hAnsi="Arial" w:cs="Arial"/>
+                <w:color w:val="000000"/>
+                <w:kern w:val="0"/>
+                <w:sz w:val="20"/>
+                <w:szCs w:val="20"/>
+                <w:lang w:bidi="ar"/>
+              </w:rPr>
+              <w:t>8</w:t>
+            </w:r>
           </w:p>
         </w:tc>
       </w:tr>
@@ -16126,6 +17000,17 @@
                 <w:bCs/>
               </w:rPr>
             </w:pPr>
+            <w:r>
+              <w:rPr>
+                <w:rFonts w:ascii="Arial" w:hAnsi="Arial" w:cs="Arial"/>
+                <w:color w:val="000000"/>
+                <w:kern w:val="0"/>
+                <w:sz w:val="20"/>
+                <w:szCs w:val="20"/>
+                <w:lang w:bidi="ar"/>
+              </w:rPr>
+              <w:t>8</w:t>
+            </w:r>
           </w:p>
         </w:tc>
       </w:tr>
@@ -16242,6 +17127,17 @@
                 <w:bCs/>
               </w:rPr>
             </w:pPr>
+            <w:r>
+              <w:rPr>
+                <w:rFonts w:ascii="Arial" w:hAnsi="Arial" w:cs="Arial"/>
+                <w:color w:val="000000"/>
+                <w:kern w:val="0"/>
+                <w:sz w:val="20"/>
+                <w:szCs w:val="20"/>
+                <w:lang w:bidi="ar"/>
+              </w:rPr>
+              <w:t>9</w:t>
+            </w:r>
           </w:p>
         </w:tc>
       </w:tr>
@@ -16358,6 +17254,13 @@
                 <w:bCs/>
               </w:rPr>
             </w:pPr>
+            <w:r>
+              <w:rPr>
+                <w:rFonts w:hint="eastAsia"/>
+                <w:bCs/>
+              </w:rPr>
+              <w:t>87</w:t>
+            </w:r>
           </w:p>
         </w:tc>
       </w:tr>
@@ -16412,45 +17315,90 @@
           </w:p>
           <w:p>
             <w:pPr>
-              <w:rPr>
-                <w:bCs/>
-              </w:rPr>
-            </w:pPr>
-          </w:p>
-          <w:p>
-            <w:pPr>
-              <w:rPr>
-                <w:bCs/>
-              </w:rPr>
-            </w:pPr>
-          </w:p>
-          <w:p>
-            <w:pPr>
-              <w:rPr>
-                <w:bCs/>
-              </w:rPr>
-            </w:pPr>
-          </w:p>
-          <w:p>
-            <w:pPr>
-              <w:rPr>
-                <w:bCs/>
-              </w:rPr>
-            </w:pPr>
-          </w:p>
-          <w:p>
-            <w:pPr>
-              <w:rPr>
-                <w:bCs/>
-              </w:rPr>
-            </w:pPr>
-          </w:p>
-          <w:p>
-            <w:pPr>
-              <w:rPr>
-                <w:bCs/>
-              </w:rPr>
-            </w:pPr>
+              <w:ind w:firstLineChars="200" w:firstLine="420"/>
+              <w:rPr>
+                <w:bCs/>
+              </w:rPr>
+            </w:pPr>
+            <w:r>
+              <w:rPr>
+                <w:rFonts w:hint="eastAsia"/>
+                <w:bCs/>
+              </w:rPr>
+              <w:t>本文以</w:t>
+            </w:r>
+            <w:r>
+              <w:rPr>
+                <w:rFonts w:hint="eastAsia"/>
+                <w:bCs/>
+              </w:rPr>
+              <w:t xml:space="preserve">STM32 </w:t>
+            </w:r>
+            <w:r>
+              <w:rPr>
+                <w:rFonts w:hint="eastAsia"/>
+                <w:bCs/>
+              </w:rPr>
+              <w:t>单片机为控制器设计智能居家安防系统，选题符合自动化专业培养目标。工作量适中，难度合适。</w:t>
+            </w:r>
+          </w:p>
+          <w:p>
+            <w:pPr>
+              <w:ind w:firstLineChars="200" w:firstLine="420"/>
+              <w:rPr>
+                <w:bCs/>
+              </w:rPr>
+            </w:pPr>
+            <w:r>
+              <w:rPr>
+                <w:rFonts w:hint="eastAsia"/>
+                <w:bCs/>
+              </w:rPr>
+              <w:t>该生按期完成了智能居家安防系统设计与调试。搭建了“终端</w:t>
+            </w:r>
+            <w:r>
+              <w:rPr>
+                <w:rFonts w:hint="eastAsia"/>
+                <w:bCs/>
+              </w:rPr>
+              <w:t>+</w:t>
+            </w:r>
+            <w:r>
+              <w:rPr>
+                <w:rFonts w:hint="eastAsia"/>
+                <w:bCs/>
+              </w:rPr>
+              <w:t>云端</w:t>
+            </w:r>
+            <w:r>
+              <w:rPr>
+                <w:rFonts w:hint="eastAsia"/>
+                <w:bCs/>
+              </w:rPr>
+              <w:t>+</w:t>
+            </w:r>
+            <w:r>
+              <w:rPr>
+                <w:rFonts w:hint="eastAsia"/>
+                <w:bCs/>
+              </w:rPr>
+              <w:t>手机端”的简易实物模型，实物实现了火焰、烟雾、温湿度等多参数的实时采集、显示及无线传输功能，系统联调成功，演示效果符合预期。</w:t>
+            </w:r>
+          </w:p>
+          <w:p>
+            <w:pPr>
+              <w:ind w:firstLineChars="200" w:firstLine="420"/>
+              <w:rPr>
+                <w:bCs/>
+              </w:rPr>
+            </w:pPr>
+            <w:r>
+              <w:rPr>
+                <w:rFonts w:hint="eastAsia"/>
+                <w:bCs/>
+              </w:rPr>
+              <w:t>论文结构完整，内容较为详实，逻辑关系表述清楚，图表基本规范，语句顺畅。</w:t>
+            </w:r>
           </w:p>
           <w:p>
             <w:pPr>
@@ -16469,15 +17417,13 @@
           </w:p>
           <w:p>
             <w:pPr>
-              <w:ind w:firstLineChars="1150" w:firstLine="2415"/>
-              <w:rPr>
-                <w:bCs/>
-              </w:rPr>
-            </w:pPr>
-          </w:p>
-          <w:p>
-            <w:pPr>
-              <w:ind w:firstLineChars="1150" w:firstLine="2415"/>
+              <w:rPr>
+                <w:bCs/>
+              </w:rPr>
+            </w:pPr>
+          </w:p>
+          <w:p>
+            <w:pPr>
               <w:rPr>
                 <w:bCs/>
               </w:rPr>
@@ -16701,8 +17647,8 @@
           <w:szCs w:val="32"/>
         </w:rPr>
       </w:pPr>
-      <w:bookmarkStart w:id="32" w:name="_Toc17103"/>
-      <w:bookmarkStart w:id="33" w:name="_Toc1752"/>
+      <w:bookmarkStart w:id="30" w:name="_Toc17103"/>
+      <w:bookmarkStart w:id="31" w:name="_Toc1752"/>
       <w:r>
         <w:rPr>
           <w:rFonts w:ascii="黑体" w:eastAsia="黑体" w:hAnsi="黑体" w:cs="黑体" w:hint="eastAsia"/>
@@ -16713,8 +17659,8 @@
         <w:lastRenderedPageBreak/>
         <w:t>八、毕业设计（论文）答辩评审表</w:t>
       </w:r>
-      <w:bookmarkEnd w:id="32"/>
-      <w:bookmarkEnd w:id="33"/>
+      <w:bookmarkEnd w:id="30"/>
+      <w:bookmarkEnd w:id="31"/>
     </w:p>
     <w:tbl>
       <w:tblPr>
@@ -16845,8 +17791,7 @@
             <w:r>
               <w:rPr>
                 <w:rFonts w:ascii="宋体" w:hAnsi="宋体" w:cs="宋体"/>
-                <w:sz w:val="28"/>
-                <w:szCs w:val="28"/>
+                <w:szCs w:val="21"/>
               </w:rPr>
               <w:t>20222042236</w:t>
             </w:r>
@@ -16963,6 +17908,7 @@
           </w:tcPr>
           <w:p>
             <w:pPr>
+              <w:jc w:val="center"/>
               <w:rPr>
                 <w:rFonts w:ascii="宋体" w:hAnsi="宋体"/>
                 <w:bCs/>
@@ -16970,14 +17916,23 @@
               </w:rPr>
             </w:pPr>
             <w:r>
+              <w:rPr>
+                <w:rFonts w:ascii="宋体" w:hAnsi="宋体"/>
+              </w:rPr>
               <w:t>基于</w:t>
             </w:r>
             <w:proofErr w:type="spellStart"/>
             <w:r>
+              <w:rPr>
+                <w:rFonts w:ascii="宋体" w:hAnsi="宋体"/>
+              </w:rPr>
               <w:t>FreeRTOS</w:t>
             </w:r>
             <w:proofErr w:type="spellEnd"/>
             <w:r>
+              <w:rPr>
+                <w:rFonts w:ascii="宋体" w:hAnsi="宋体"/>
+              </w:rPr>
               <w:t>的智能居家安防系统</w:t>
             </w:r>
           </w:p>
@@ -17238,7 +18193,7 @@
           </w:p>
           <w:p>
             <w:pPr>
-              <w:pStyle w:val="a7"/>
+              <w:pStyle w:val="a8"/>
               <w:pBdr>
                 <w:bottom w:val="none" w:sz="0" w:space="0" w:color="auto"/>
               </w:pBdr>
@@ -17395,7 +18350,7 @@
           </w:p>
           <w:p>
             <w:pPr>
-              <w:pStyle w:val="a7"/>
+              <w:pStyle w:val="a8"/>
               <w:pBdr>
                 <w:bottom w:val="none" w:sz="0" w:space="0" w:color="auto"/>
               </w:pBdr>
@@ -18139,8 +19094,8 @@
           <w:szCs w:val="32"/>
         </w:rPr>
       </w:pPr>
-      <w:bookmarkStart w:id="34" w:name="_Toc78"/>
-      <w:bookmarkStart w:id="35" w:name="_Toc3258"/>
+      <w:bookmarkStart w:id="32" w:name="_Toc78"/>
+      <w:bookmarkStart w:id="33" w:name="_Toc3258"/>
       <w:r>
         <w:rPr>
           <w:rFonts w:ascii="黑体" w:eastAsia="黑体" w:hAnsi="黑体" w:cs="黑体" w:hint="eastAsia"/>
@@ -18151,8 +19106,8 @@
         <w:lastRenderedPageBreak/>
         <w:t>九、毕业设计（论文）答辩记录卡</w:t>
       </w:r>
-      <w:bookmarkEnd w:id="34"/>
-      <w:bookmarkEnd w:id="35"/>
+      <w:bookmarkEnd w:id="32"/>
+      <w:bookmarkEnd w:id="33"/>
     </w:p>
     <w:tbl>
       <w:tblPr>
@@ -18264,15 +19219,16 @@
           <w:p>
             <w:pPr>
               <w:spacing w:before="100" w:after="100"/>
-              <w:rPr>
-                <w:bCs/>
+              <w:jc w:val="center"/>
+              <w:rPr>
+                <w:bCs/>
+                <w:szCs w:val="21"/>
               </w:rPr>
             </w:pPr>
             <w:r>
               <w:rPr>
                 <w:rFonts w:ascii="宋体" w:hAnsi="宋体" w:cs="宋体"/>
-                <w:sz w:val="28"/>
-                <w:szCs w:val="28"/>
+                <w:szCs w:val="21"/>
               </w:rPr>
               <w:t>20222042236</w:t>
             </w:r>
@@ -18449,6 +19405,7 @@
           <w:p>
             <w:pPr>
               <w:spacing w:before="100" w:after="100"/>
+              <w:jc w:val="center"/>
               <w:rPr>
                 <w:bCs/>
               </w:rPr>
@@ -18505,7 +19462,14 @@
                 <w:rFonts w:hint="eastAsia"/>
                 <w:bCs/>
               </w:rPr>
-              <w:t>10</w:t>
+              <w:t>1</w:t>
+            </w:r>
+            <w:r>
+              <w:rPr>
+                <w:rFonts w:hint="eastAsia"/>
+                <w:bCs/>
+              </w:rPr>
+              <w:t>8</w:t>
             </w:r>
             <w:r>
               <w:rPr>
@@ -18699,14 +19663,105 @@
                 <w:bCs/>
               </w:rPr>
             </w:pPr>
-          </w:p>
-          <w:p>
-            <w:pPr>
+            <w:r>
+              <w:rPr>
+                <w:rFonts w:hint="eastAsia"/>
+                <w:bCs/>
+              </w:rPr>
+              <w:t>1.</w:t>
+            </w:r>
+            <w:r>
+              <w:rPr>
+                <w:rFonts w:hint="eastAsia"/>
+                <w:bCs/>
+              </w:rPr>
+              <w:t>请你介绍一下本设计为什么选择</w:t>
+            </w:r>
+            <w:r>
+              <w:rPr>
+                <w:rFonts w:hint="eastAsia"/>
+                <w:bCs/>
+              </w:rPr>
+              <w:t xml:space="preserve"> </w:t>
+            </w:r>
+            <w:proofErr w:type="spellStart"/>
+            <w:r>
+              <w:rPr>
+                <w:rFonts w:hint="eastAsia"/>
+                <w:bCs/>
+              </w:rPr>
+              <w:t>FreeRTOS</w:t>
+            </w:r>
+            <w:proofErr w:type="spellEnd"/>
+            <w:r>
+              <w:rPr>
+                <w:rFonts w:hint="eastAsia"/>
+                <w:bCs/>
+              </w:rPr>
+              <w:t xml:space="preserve"> </w:t>
+            </w:r>
+            <w:r>
+              <w:rPr>
+                <w:rFonts w:hint="eastAsia"/>
+                <w:bCs/>
+              </w:rPr>
+              <w:t>作为操作系统？它在你的项目中解决了哪些问题？</w:t>
+            </w:r>
+          </w:p>
+          <w:p>
+            <w:pPr>
+              <w:tabs>
+                <w:tab w:val="left" w:pos="6252"/>
+              </w:tabs>
               <w:spacing w:line="460" w:lineRule="exact"/>
               <w:rPr>
                 <w:bCs/>
               </w:rPr>
             </w:pPr>
+            <w:r>
+              <w:rPr>
+                <w:rFonts w:hint="eastAsia"/>
+                <w:bCs/>
+              </w:rPr>
+              <w:t>2.</w:t>
+            </w:r>
+            <w:r>
+              <w:rPr>
+                <w:rFonts w:hint="eastAsia"/>
+                <w:bCs/>
+              </w:rPr>
+              <w:t>在你的智能居家安防系统中，各个任务（传感器采集、信息识别、报警处理）是如何在</w:t>
+            </w:r>
+            <w:r>
+              <w:rPr>
+                <w:rFonts w:hint="eastAsia"/>
+                <w:bCs/>
+              </w:rPr>
+              <w:t xml:space="preserve"> </w:t>
+            </w:r>
+            <w:proofErr w:type="spellStart"/>
+            <w:r>
+              <w:rPr>
+                <w:rFonts w:hint="eastAsia"/>
+                <w:bCs/>
+              </w:rPr>
+              <w:t>FreeRTOS</w:t>
+            </w:r>
+            <w:proofErr w:type="spellEnd"/>
+            <w:r>
+              <w:rPr>
+                <w:rFonts w:hint="eastAsia"/>
+                <w:bCs/>
+              </w:rPr>
+              <w:t xml:space="preserve"> </w:t>
+            </w:r>
+            <w:r>
+              <w:rPr>
+                <w:rFonts w:hint="eastAsia"/>
+                <w:bCs/>
+              </w:rPr>
+              <w:t>中调度和通信的？结合具体实现说明。</w:t>
+            </w:r>
           </w:p>
           <w:p>
             <w:pPr>
@@ -18715,30 +19770,34 @@
                 <w:bCs/>
               </w:rPr>
             </w:pPr>
-          </w:p>
-          <w:p>
-            <w:pPr>
-              <w:spacing w:line="460" w:lineRule="exact"/>
-              <w:rPr>
-                <w:bCs/>
-              </w:rPr>
-            </w:pPr>
-          </w:p>
-          <w:p>
-            <w:pPr>
-              <w:spacing w:line="460" w:lineRule="exact"/>
-              <w:rPr>
-                <w:bCs/>
-              </w:rPr>
-            </w:pPr>
-          </w:p>
-          <w:p>
-            <w:pPr>
-              <w:spacing w:line="460" w:lineRule="exact"/>
-              <w:rPr>
-                <w:bCs/>
-              </w:rPr>
-            </w:pPr>
+            <w:r>
+              <w:rPr>
+                <w:rFonts w:hint="eastAsia"/>
+                <w:bCs/>
+              </w:rPr>
+              <w:t>3.</w:t>
+            </w:r>
+            <w:r>
+              <w:rPr>
+                <w:rFonts w:hint="eastAsia"/>
+                <w:bCs/>
+              </w:rPr>
+              <w:t>关于</w:t>
+            </w:r>
+            <w:r>
+              <w:rPr>
+                <w:rFonts w:hint="eastAsia"/>
+                <w:bCs/>
+              </w:rPr>
+              <w:t xml:space="preserve"> ASRPRO </w:t>
+            </w:r>
+            <w:r>
+              <w:rPr>
+                <w:rFonts w:hint="eastAsia"/>
+                <w:bCs/>
+              </w:rPr>
+              <w:t>语音识别模块，你是如何实现主动报警的，而不是被动查询？</w:t>
+            </w:r>
           </w:p>
         </w:tc>
       </w:tr>
@@ -18915,6 +19974,50 @@
                 <w:bCs/>
               </w:rPr>
             </w:pPr>
+            <w:r>
+              <w:rPr>
+                <w:rFonts w:hint="eastAsia"/>
+                <w:bCs/>
+              </w:rPr>
+              <w:t>1.</w:t>
+            </w:r>
+            <w:r>
+              <w:rPr>
+                <w:rFonts w:hint="eastAsia"/>
+                <w:bCs/>
+              </w:rPr>
+              <w:t>为什么选</w:t>
+            </w:r>
+            <w:proofErr w:type="spellStart"/>
+            <w:r>
+              <w:rPr>
+                <w:rFonts w:hint="eastAsia"/>
+                <w:bCs/>
+              </w:rPr>
+              <w:t>FreeRTOS</w:t>
+            </w:r>
+            <w:proofErr w:type="spellEnd"/>
+            <w:r>
+              <w:rPr>
+                <w:rFonts w:hint="eastAsia"/>
+                <w:bCs/>
+              </w:rPr>
+              <w:t>?</w:t>
+            </w:r>
+            <w:r>
+              <w:rPr>
+                <w:rFonts w:hint="eastAsia"/>
+                <w:bCs/>
+              </w:rPr>
+              <w:t>解决了什么问题</w:t>
+            </w:r>
+            <w:r>
+              <w:rPr>
+                <w:rFonts w:hint="eastAsia"/>
+                <w:bCs/>
+              </w:rPr>
+              <w:t>?</w:t>
+            </w:r>
           </w:p>
           <w:p>
             <w:pPr>
@@ -18923,6 +20026,50 @@
                 <w:bCs/>
               </w:rPr>
             </w:pPr>
+            <w:r>
+              <w:rPr>
+                <w:rFonts w:hint="eastAsia"/>
+                <w:bCs/>
+              </w:rPr>
+              <w:t>回答要点</w:t>
+            </w:r>
+            <w:r>
+              <w:rPr>
+                <w:rFonts w:hint="eastAsia"/>
+                <w:bCs/>
+              </w:rPr>
+              <w:t>:</w:t>
+            </w:r>
+            <w:proofErr w:type="spellStart"/>
+            <w:r>
+              <w:rPr>
+                <w:rFonts w:hint="eastAsia"/>
+                <w:bCs/>
+              </w:rPr>
+              <w:t>FreeRTOS</w:t>
+            </w:r>
+            <w:proofErr w:type="spellEnd"/>
+            <w:r>
+              <w:rPr>
+                <w:rFonts w:hint="eastAsia"/>
+                <w:bCs/>
+              </w:rPr>
+              <w:t>开源、小巧、可裁剪</w:t>
+            </w:r>
+            <w:r>
+              <w:rPr>
+                <w:rFonts w:hint="eastAsia"/>
+                <w:bCs/>
+              </w:rPr>
+              <w:t>;</w:t>
+            </w:r>
+            <w:r>
+              <w:rPr>
+                <w:rFonts w:hint="eastAsia"/>
+                <w:bCs/>
+              </w:rPr>
+              <w:t>项目多任务，裸机实时性差，它实现多任务调度。</w:t>
+            </w:r>
           </w:p>
           <w:p>
             <w:pPr>
@@ -18931,6 +20078,27 @@
                 <w:bCs/>
               </w:rPr>
             </w:pPr>
+            <w:r>
+              <w:rPr>
+                <w:rFonts w:hint="eastAsia"/>
+                <w:bCs/>
+              </w:rPr>
+              <w:t>教师点评</w:t>
+            </w:r>
+            <w:r>
+              <w:rPr>
+                <w:rFonts w:hint="eastAsia"/>
+                <w:bCs/>
+              </w:rPr>
+              <w:t>:</w:t>
+            </w:r>
+            <w:r>
+              <w:rPr>
+                <w:rFonts w:hint="eastAsia"/>
+                <w:bCs/>
+              </w:rPr>
+              <w:t>理由清楚，核心作用明确。</w:t>
+            </w:r>
           </w:p>
           <w:p>
             <w:pPr>
@@ -18939,6 +20107,27 @@
                 <w:bCs/>
               </w:rPr>
             </w:pPr>
+            <w:r>
+              <w:rPr>
+                <w:rFonts w:hint="eastAsia"/>
+                <w:bCs/>
+              </w:rPr>
+              <w:t>结论</w:t>
+            </w:r>
+            <w:r>
+              <w:rPr>
+                <w:rFonts w:hint="eastAsia"/>
+                <w:bCs/>
+              </w:rPr>
+              <w:t>:</w:t>
+            </w:r>
+            <w:r>
+              <w:rPr>
+                <w:rFonts w:hint="eastAsia"/>
+                <w:bCs/>
+              </w:rPr>
+              <w:t>完全正确</w:t>
+            </w:r>
           </w:p>
           <w:p>
             <w:pPr>
@@ -18947,6 +20136,27 @@
                 <w:bCs/>
               </w:rPr>
             </w:pPr>
+            <w:r>
+              <w:rPr>
+                <w:rFonts w:hint="eastAsia"/>
+                <w:bCs/>
+              </w:rPr>
+              <w:t>2.FreeRTOS</w:t>
+            </w:r>
+            <w:r>
+              <w:rPr>
+                <w:rFonts w:hint="eastAsia"/>
+                <w:bCs/>
+              </w:rPr>
+              <w:t>中任务如何调度通信</w:t>
+            </w:r>
+            <w:r>
+              <w:rPr>
+                <w:rFonts w:hint="eastAsia"/>
+                <w:bCs/>
+              </w:rPr>
+              <w:t>?</w:t>
+            </w:r>
           </w:p>
           <w:p>
             <w:pPr>
@@ -18955,6 +20165,55 @@
                 <w:bCs/>
               </w:rPr>
             </w:pPr>
+            <w:r>
+              <w:rPr>
+                <w:rFonts w:hint="eastAsia"/>
+                <w:bCs/>
+              </w:rPr>
+              <w:t>回答要点</w:t>
+            </w:r>
+            <w:r>
+              <w:rPr>
+                <w:rFonts w:hint="eastAsia"/>
+                <w:bCs/>
+              </w:rPr>
+              <w:t>:</w:t>
+            </w:r>
+            <w:r>
+              <w:rPr>
+                <w:rFonts w:hint="eastAsia"/>
+                <w:bCs/>
+              </w:rPr>
+              <w:t>任务模块化，用消息队列、信号量通信</w:t>
+            </w:r>
+            <w:r>
+              <w:rPr>
+                <w:rFonts w:hint="eastAsia"/>
+                <w:bCs/>
+              </w:rPr>
+              <w:t>;</w:t>
+            </w:r>
+            <w:r>
+              <w:rPr>
+                <w:rFonts w:hint="eastAsia"/>
+                <w:bCs/>
+              </w:rPr>
+              <w:t>如</w:t>
+            </w:r>
+            <w:r>
+              <w:rPr>
+                <w:rFonts w:hint="eastAsia"/>
+                <w:bCs/>
+              </w:rPr>
+              <w:t>LED</w:t>
+            </w:r>
+            <w:r>
+              <w:rPr>
+                <w:rFonts w:hint="eastAsia"/>
+                <w:bCs/>
+              </w:rPr>
+              <w:t>任务由消息队列触发。</w:t>
+            </w:r>
           </w:p>
           <w:p>
             <w:pPr>
@@ -18963,6 +20222,27 @@
                 <w:bCs/>
               </w:rPr>
             </w:pPr>
+            <w:r>
+              <w:rPr>
+                <w:rFonts w:hint="eastAsia"/>
+                <w:bCs/>
+              </w:rPr>
+              <w:t>教师点评</w:t>
+            </w:r>
+            <w:r>
+              <w:rPr>
+                <w:rFonts w:hint="eastAsia"/>
+                <w:bCs/>
+              </w:rPr>
+              <w:t>:</w:t>
+            </w:r>
+            <w:r>
+              <w:rPr>
+                <w:rFonts w:hint="eastAsia"/>
+                <w:bCs/>
+              </w:rPr>
+              <w:t>调度与通信方式说明到位。</w:t>
+            </w:r>
           </w:p>
           <w:p>
             <w:pPr>
@@ -18971,6 +20251,27 @@
                 <w:bCs/>
               </w:rPr>
             </w:pPr>
+            <w:r>
+              <w:rPr>
+                <w:rFonts w:hint="eastAsia"/>
+                <w:bCs/>
+              </w:rPr>
+              <w:t>结论</w:t>
+            </w:r>
+            <w:r>
+              <w:rPr>
+                <w:rFonts w:hint="eastAsia"/>
+                <w:bCs/>
+              </w:rPr>
+              <w:t>:</w:t>
+            </w:r>
+            <w:r>
+              <w:rPr>
+                <w:rFonts w:hint="eastAsia"/>
+                <w:bCs/>
+              </w:rPr>
+              <w:t>完全正确</w:t>
+            </w:r>
           </w:p>
           <w:p>
             <w:pPr>
@@ -18979,6 +20280,27 @@
                 <w:bCs/>
               </w:rPr>
             </w:pPr>
+            <w:r>
+              <w:rPr>
+                <w:rFonts w:hint="eastAsia"/>
+                <w:bCs/>
+              </w:rPr>
+              <w:t>3.ASRPRO</w:t>
+            </w:r>
+            <w:r>
+              <w:rPr>
+                <w:rFonts w:hint="eastAsia"/>
+                <w:bCs/>
+              </w:rPr>
+              <w:t>如何实现主动报警</w:t>
+            </w:r>
+            <w:r>
+              <w:rPr>
+                <w:rFonts w:hint="eastAsia"/>
+                <w:bCs/>
+              </w:rPr>
+              <w:t>?</w:t>
+            </w:r>
           </w:p>
           <w:p>
             <w:pPr>
@@ -18987,6 +20309,27 @@
                 <w:bCs/>
               </w:rPr>
             </w:pPr>
+            <w:r>
+              <w:rPr>
+                <w:rFonts w:hint="eastAsia"/>
+                <w:bCs/>
+              </w:rPr>
+              <w:t>回答要点</w:t>
+            </w:r>
+            <w:r>
+              <w:rPr>
+                <w:rFonts w:hint="eastAsia"/>
+                <w:bCs/>
+              </w:rPr>
+              <w:t>:</w:t>
+            </w:r>
+            <w:r>
+              <w:rPr>
+                <w:rFonts w:hint="eastAsia"/>
+                <w:bCs/>
+              </w:rPr>
+              <w:t>传感器触发报警后释放信号量，唤醒语音任务，串口发指令主动报警。</w:t>
+            </w:r>
           </w:p>
           <w:p>
             <w:pPr>
@@ -18995,6 +20338,56 @@
                 <w:bCs/>
               </w:rPr>
             </w:pPr>
+            <w:r>
+              <w:rPr>
+                <w:rFonts w:hint="eastAsia"/>
+                <w:bCs/>
+              </w:rPr>
+              <w:t>教师点评</w:t>
+            </w:r>
+            <w:r>
+              <w:rPr>
+                <w:rFonts w:hint="eastAsia"/>
+                <w:bCs/>
+              </w:rPr>
+              <w:t>:</w:t>
+            </w:r>
+            <w:r>
+              <w:rPr>
+                <w:rFonts w:hint="eastAsia"/>
+                <w:bCs/>
+              </w:rPr>
+              <w:t>主动报警机制清晰合理。</w:t>
+            </w:r>
+          </w:p>
+          <w:p>
+            <w:pPr>
+              <w:spacing w:line="460" w:lineRule="exact"/>
+              <w:rPr>
+                <w:bCs/>
+              </w:rPr>
+            </w:pPr>
+            <w:r>
+              <w:rPr>
+                <w:rFonts w:hint="eastAsia"/>
+                <w:bCs/>
+              </w:rPr>
+              <w:t>结论</w:t>
+            </w:r>
+            <w:r>
+              <w:rPr>
+                <w:rFonts w:hint="eastAsia"/>
+                <w:bCs/>
+              </w:rPr>
+              <w:t>:</w:t>
+            </w:r>
+            <w:r>
+              <w:rPr>
+                <w:rFonts w:hint="eastAsia"/>
+                <w:bCs/>
+              </w:rPr>
+              <w:t>完全正确</w:t>
+            </w:r>
           </w:p>
         </w:tc>
       </w:tr>
@@ -19058,25 +20451,14 @@
         <w:jc w:val="center"/>
         <w:outlineLvl w:val="0"/>
         <w:rPr>
-          <w:rFonts w:eastAsia="华文新魏"/>
-          <w:bCs/>
-          <w:sz w:val="44"/>
-        </w:rPr>
-      </w:pPr>
-      <w:bookmarkStart w:id="36" w:name="_Toc3451"/>
-    </w:p>
-    <w:p>
-      <w:pPr>
-        <w:jc w:val="center"/>
-        <w:outlineLvl w:val="0"/>
-        <w:rPr>
           <w:rFonts w:ascii="黑体" w:eastAsia="黑体" w:hAnsi="黑体" w:cs="黑体"/>
           <w:bCs/>
           <w:sz w:val="32"/>
           <w:szCs w:val="32"/>
         </w:rPr>
       </w:pPr>
-      <w:bookmarkStart w:id="37" w:name="_Toc28467"/>
+      <w:bookmarkStart w:id="34" w:name="_Toc3451"/>
+      <w:bookmarkStart w:id="35" w:name="_Toc28467"/>
       <w:r>
         <w:rPr>
           <w:rFonts w:ascii="黑体" w:eastAsia="黑体" w:hAnsi="黑体" w:cs="黑体" w:hint="eastAsia"/>
@@ -19087,8 +20469,8 @@
         <w:lastRenderedPageBreak/>
         <w:t>十、毕业设计（论文）第二次答辩记录卡</w:t>
       </w:r>
-      <w:bookmarkEnd w:id="36"/>
-      <w:bookmarkEnd w:id="37"/>
+      <w:bookmarkEnd w:id="34"/>
+      <w:bookmarkEnd w:id="35"/>
     </w:p>
     <w:tbl>
       <w:tblPr>
@@ -19860,15 +21242,7 @@
             <w:pPr>
               <w:spacing w:line="460" w:lineRule="exact"/>
               <w:rPr>
-                <w:rStyle w:val="ab"/>
-                <w:bCs/>
-              </w:rPr>
-            </w:pPr>
-          </w:p>
-          <w:p>
-            <w:pPr>
-              <w:spacing w:line="460" w:lineRule="exact"/>
-              <w:rPr>
+                <w:rStyle w:val="ac"/>
                 <w:bCs/>
               </w:rPr>
             </w:pPr>
@@ -20016,7 +21390,7 @@
           </w14:shadow>
         </w:rPr>
       </w:pPr>
-      <w:bookmarkStart w:id="38" w:name="_Toc11261"/>
+      <w:bookmarkStart w:id="36" w:name="_Toc11261"/>
     </w:p>
     <w:p>
       <w:pPr>
@@ -20049,7 +21423,7 @@
           <w:szCs w:val="32"/>
         </w:rPr>
       </w:pPr>
-      <w:bookmarkStart w:id="39" w:name="_Toc23056"/>
+      <w:bookmarkStart w:id="37" w:name="_Toc23056"/>
       <w:r>
         <w:rPr>
           <w:rFonts w:ascii="黑体" w:eastAsia="黑体" w:hAnsi="黑体" w:cs="黑体" w:hint="eastAsia"/>
@@ -20059,8 +21433,8 @@
         </w:rPr>
         <w:t>十一、毕业设计（论文）成绩评定书</w:t>
       </w:r>
-      <w:bookmarkEnd w:id="38"/>
-      <w:bookmarkEnd w:id="39"/>
+      <w:bookmarkEnd w:id="36"/>
+      <w:bookmarkEnd w:id="37"/>
     </w:p>
     <w:p>
       <w:pPr>
@@ -20582,8 +21956,8 @@
           <w:szCs w:val="28"/>
         </w:rPr>
       </w:pPr>
-      <w:bookmarkStart w:id="40" w:name="_Toc10704"/>
-      <w:bookmarkStart w:id="41" w:name="_Toc27129"/>
+      <w:bookmarkStart w:id="38" w:name="_Toc10704"/>
+      <w:bookmarkStart w:id="39" w:name="_Toc27129"/>
       <w:r>
         <w:rPr>
           <w:rFonts w:ascii="黑体" w:eastAsia="黑体" w:hAnsi="黑体" w:cs="黑体"/>
@@ -20594,7 +21968,7 @@
         <w:lastRenderedPageBreak/>
         <w:t xml:space="preserve">附录一 </w:t>
       </w:r>
-      <w:bookmarkEnd w:id="40"/>
+      <w:bookmarkEnd w:id="38"/>
     </w:p>
     <w:p>
       <w:pPr>
@@ -20606,8 +21980,8 @@
           <w:sz w:val="44"/>
         </w:rPr>
       </w:pPr>
-      <w:bookmarkStart w:id="42" w:name="_Toc29687"/>
-      <w:bookmarkStart w:id="43" w:name="_Toc12586"/>
+      <w:bookmarkStart w:id="40" w:name="_Toc29687"/>
+      <w:bookmarkStart w:id="41" w:name="_Toc12586"/>
       <w:r>
         <w:rPr>
           <w:rFonts w:ascii="黑体" w:eastAsia="黑体" w:hAnsi="黑体" w:cs="黑体"/>
@@ -20617,12 +21991,12 @@
         </w:rPr>
         <w:t>毕业设计（论文）文献综述</w:t>
       </w:r>
-      <w:bookmarkEnd w:id="42"/>
-      <w:bookmarkEnd w:id="43"/>
+      <w:bookmarkEnd w:id="40"/>
+      <w:bookmarkEnd w:id="41"/>
     </w:p>
     <w:tbl>
       <w:tblPr>
-        <w:tblStyle w:val="a9"/>
+        <w:tblStyle w:val="aa"/>
         <w:tblW w:w="8522" w:type="dxa"/>
         <w:jc w:val="center"/>
         <w:tblBorders>
@@ -21027,51 +22401,66 @@
                 <w:lang w:val="zh-CN" w:bidi="ar"/>
               </w:rPr>
               <w:lastRenderedPageBreak/>
-              <w:t>涵盖智能摄像头、烟雾报警器、门窗传感器等，实现了设备间的智能联动与手机端的远程控制，推动了智能居家安防技术的产业化应用。。</w:t>
+              <w:t>涵盖智能摄像头、烟雾报警器、门窗传感器等，实现了设备间的智能联动与手机端的远程控制，推动了智能居家安防技术的产业化应用。</w:t>
             </w:r>
           </w:p>
           <w:p>
             <w:pPr>
               <w:ind w:firstLineChars="200" w:firstLine="420"/>
+              <w:rPr>
+                <w:rFonts w:ascii="宋体" w:hAnsi="宋体"/>
+                <w:szCs w:val="21"/>
+              </w:rPr>
+            </w:pPr>
+            <w:r>
               <w:rPr>
                 <w:rFonts w:ascii="宋体" w:hAnsi="宋体"/>
                 <w:szCs w:val="21"/>
                 <w:lang w:val="zh-CN"/>
               </w:rPr>
-            </w:pPr>
-          </w:p>
-          <w:p>
-            <w:pPr>
-              <w:ind w:firstLineChars="200" w:firstLine="420"/>
+              <w:t>1.2</w:t>
+            </w:r>
+            <w:r>
               <w:rPr>
                 <w:rFonts w:ascii="宋体" w:hAnsi="宋体"/>
                 <w:szCs w:val="21"/>
               </w:rPr>
-            </w:pPr>
-            <w:r>
+              <w:t>.2 存在的问题</w:t>
+            </w:r>
+          </w:p>
+          <w:p>
+            <w:pPr>
+              <w:ind w:firstLineChars="200" w:firstLine="420"/>
               <w:rPr>
                 <w:rFonts w:ascii="宋体" w:hAnsi="宋体"/>
                 <w:szCs w:val="21"/>
                 <w:lang w:val="zh-CN"/>
               </w:rPr>
-              <w:t>1.2</w:t>
-            </w:r>
-            <w:r>
-              <w:rPr>
-                <w:rFonts w:ascii="宋体" w:hAnsi="宋体"/>
-                <w:szCs w:val="21"/>
-              </w:rPr>
-              <w:t>.2 存在的问题</w:t>
-            </w:r>
-          </w:p>
-          <w:p>
-            <w:pPr>
-              <w:ind w:firstLineChars="200" w:firstLine="420"/>
+            </w:pPr>
+            <w:r>
               <w:rPr>
                 <w:rFonts w:ascii="宋体" w:hAnsi="宋体"/>
                 <w:szCs w:val="21"/>
                 <w:lang w:val="zh-CN"/>
               </w:rPr>
+              <w:t>（1）</w:t>
+            </w:r>
+            <w:r>
+              <w:rPr>
+                <w:rFonts w:ascii="宋体" w:hAnsi="宋体" w:cs="宋体"/>
+                <w:color w:val="000000"/>
+                <w:lang w:val="zh-CN" w:bidi="ar"/>
+              </w:rPr>
+              <w:t>技术层面的瓶颈</w:t>
+            </w:r>
+          </w:p>
+          <w:p>
+            <w:pPr>
+              <w:ind w:firstLineChars="200" w:firstLine="420"/>
+              <w:rPr>
+                <w:rFonts w:ascii="宋体" w:hAnsi="宋体"/>
+                <w:szCs w:val="21"/>
+              </w:rPr>
             </w:pPr>
             <w:r>
               <w:rPr>
@@ -21079,15 +22468,61 @@
                 <w:szCs w:val="21"/>
                 <w:lang w:val="zh-CN"/>
               </w:rPr>
-              <w:t>（1）</w:t>
-            </w:r>
-            <w:r>
+              <w:t>现存问题：</w:t>
+            </w:r>
+          </w:p>
+          <w:p>
+            <w:pPr>
+              <w:ind w:firstLineChars="200" w:firstLine="420"/>
               <w:rPr>
                 <w:rFonts w:ascii="宋体" w:hAnsi="宋体" w:cs="宋体"/>
                 <w:color w:val="000000"/>
                 <w:lang w:val="zh-CN" w:bidi="ar"/>
               </w:rPr>
-              <w:t>技术层面的瓶颈</w:t>
+            </w:pPr>
+            <w:r>
+              <w:rPr>
+                <w:rFonts w:ascii="宋体" w:hAnsi="宋体" w:cs="宋体"/>
+                <w:color w:val="000000"/>
+                <w:lang w:val="zh-CN" w:bidi="ar"/>
+              </w:rPr>
+              <w:t>一是多任务调度与系统实时性优化不足：部分安防系统仍基于裸机编程开发，未引入嵌入式实时操作系统，难以实现多传感器数据同步采集、多外设协同工作，导致系统响应延迟，无法满足安防系统对实时性的高要求；部分引入 FreeRTOS 的系统，对内核组件（信号量、事件标志组、队列）的应用设计不合理，存在任务调度冲突、共享资源竞争等问题，影响系统稳定性。</w:t>
+            </w:r>
+          </w:p>
+          <w:p>
+            <w:pPr>
+              <w:ind w:firstLineChars="200" w:firstLine="420"/>
+              <w:rPr>
+                <w:rFonts w:ascii="宋体" w:hAnsi="宋体" w:cs="宋体"/>
+                <w:color w:val="000000"/>
+                <w:lang w:val="zh-CN" w:bidi="ar"/>
+              </w:rPr>
+            </w:pPr>
+            <w:r>
+              <w:rPr>
+                <w:rFonts w:ascii="宋体" w:hAnsi="宋体" w:cs="宋体"/>
+                <w:color w:val="000000"/>
+                <w:lang w:val="zh-CN" w:bidi="ar"/>
+              </w:rPr>
+              <w:t>二是多通信模块协同适配能力弱：现有系统多实现单一通信方式（如仅 WiFi 或</w:t>
+            </w:r>
+            <w:proofErr w:type="gramStart"/>
+            <w:r>
+              <w:rPr>
+                <w:rFonts w:ascii="宋体" w:hAnsi="宋体" w:cs="宋体"/>
+                <w:color w:val="000000"/>
+                <w:lang w:val="zh-CN" w:bidi="ar"/>
+              </w:rPr>
+              <w:t>仅蓝牙</w:t>
+            </w:r>
+            <w:proofErr w:type="gramEnd"/>
+            <w:r>
+              <w:rPr>
+                <w:rFonts w:ascii="宋体" w:hAnsi="宋体" w:cs="宋体"/>
+                <w:color w:val="000000"/>
+                <w:lang w:val="zh-CN" w:bidi="ar"/>
+              </w:rPr>
+              <w:t>），对 WiFi、蓝牙、语音、RFID 等多通信模块的协同适配研究不足，各通信模块之间存在数据传输冲突，影响系统的交互体验。</w:t>
             </w:r>
           </w:p>
           <w:p>
@@ -21099,66 +22534,369 @@
               </w:rPr>
             </w:pPr>
             <w:r>
+              <w:rPr>
+                <w:rFonts w:ascii="宋体" w:hAnsi="宋体" w:cs="宋体"/>
+                <w:color w:val="000000"/>
+                <w:lang w:val="zh-CN" w:bidi="ar"/>
+              </w:rPr>
+              <w:t>三是报警机制设计不完善：部分系统采用传统的队列被动查询方式实现报警功能，存在报警状态滞后问题；同时缺乏对报警阈值的灵活配置与关键数据的持久化存储，系统的易用性与可靠性有待提升。</w:t>
+            </w:r>
+          </w:p>
+          <w:p>
+            <w:pPr>
+              <w:ind w:firstLineChars="200" w:firstLine="420"/>
               <w:rPr>
                 <w:rFonts w:ascii="宋体" w:hAnsi="宋体"/>
                 <w:szCs w:val="21"/>
                 <w:lang w:val="zh-CN"/>
               </w:rPr>
-              <w:t>现存问题：</w:t>
-            </w:r>
-          </w:p>
-          <w:p>
-            <w:pPr>
-              <w:ind w:firstLineChars="200" w:firstLine="420"/>
+            </w:pPr>
+            <w:r>
+              <w:rPr>
+                <w:rFonts w:ascii="宋体" w:hAnsi="宋体"/>
+                <w:szCs w:val="21"/>
+                <w:lang w:val="zh-CN"/>
+              </w:rPr>
+              <w:t>（</w:t>
+            </w:r>
+            <w:r>
+              <w:rPr>
+                <w:rFonts w:ascii="宋体" w:hAnsi="宋体"/>
+                <w:szCs w:val="21"/>
+              </w:rPr>
+              <w:t>2</w:t>
+            </w:r>
+            <w:r>
+              <w:rPr>
+                <w:rFonts w:ascii="宋体" w:hAnsi="宋体"/>
+                <w:szCs w:val="21"/>
+                <w:lang w:val="zh-CN"/>
+              </w:rPr>
+              <w:t>）</w:t>
+            </w:r>
+            <w:r>
               <w:rPr>
                 <w:rFonts w:ascii="宋体" w:hAnsi="宋体" w:cs="宋体"/>
                 <w:color w:val="000000"/>
                 <w:lang w:val="zh-CN" w:bidi="ar"/>
               </w:rPr>
-            </w:pPr>
+              <w:t>应用与市场障碍</w:t>
+            </w:r>
+          </w:p>
+          <w:p>
+            <w:pPr>
+              <w:ind w:firstLineChars="200" w:firstLine="420"/>
+              <w:rPr>
+                <w:rFonts w:ascii="宋体" w:hAnsi="宋体"/>
+                <w:szCs w:val="21"/>
+              </w:rPr>
+            </w:pPr>
+            <w:r>
+              <w:rPr>
+                <w:rFonts w:ascii="宋体" w:hAnsi="宋体"/>
+                <w:szCs w:val="21"/>
+                <w:lang w:val="zh-CN"/>
+              </w:rPr>
+              <w:t>现存问题：</w:t>
+            </w:r>
+          </w:p>
+          <w:p>
+            <w:pPr>
+              <w:ind w:firstLineChars="200" w:firstLine="420"/>
+              <w:rPr>
+                <w:rFonts w:ascii="宋体" w:hAnsi="宋体"/>
+                <w:szCs w:val="21"/>
+                <w:lang w:val="zh-CN"/>
+              </w:rPr>
+            </w:pPr>
+            <w:r>
+              <w:rPr>
+                <w:rFonts w:ascii="宋体" w:hAnsi="宋体"/>
+                <w:szCs w:val="21"/>
+                <w:lang w:val="zh-CN"/>
+              </w:rPr>
+              <w:t>一是硬件模块集成度低：现有安防产品多为单一功能设备，多模块集成的安防系统存在硬件布局不合理、抗干扰能力弱等问题，影响系统的实际应用效果；</w:t>
+            </w:r>
+          </w:p>
+          <w:p>
+            <w:pPr>
+              <w:ind w:firstLineChars="200" w:firstLine="420"/>
+              <w:rPr>
+                <w:rFonts w:ascii="宋体" w:hAnsi="宋体"/>
+                <w:szCs w:val="21"/>
+                <w:lang w:val="zh-CN"/>
+              </w:rPr>
+            </w:pPr>
+            <w:r>
+              <w:rPr>
+                <w:rFonts w:ascii="宋体" w:hAnsi="宋体"/>
+                <w:szCs w:val="21"/>
+                <w:lang w:val="zh-CN"/>
+              </w:rPr>
+              <w:t>二是低功耗设计不足：部分系统未考虑家庭场景的低功耗需求，持续高功耗运行导致设备续航能力差，难以适配无线部署场景；</w:t>
+            </w:r>
+          </w:p>
+          <w:p>
+            <w:pPr>
+              <w:ind w:firstLineChars="200" w:firstLine="420"/>
+              <w:rPr>
+                <w:rFonts w:ascii="宋体" w:hAnsi="宋体"/>
+                <w:szCs w:val="21"/>
+              </w:rPr>
+            </w:pPr>
+            <w:r>
+              <w:rPr>
+                <w:rFonts w:ascii="宋体" w:hAnsi="宋体"/>
+                <w:szCs w:val="21"/>
+                <w:lang w:val="zh-CN"/>
+              </w:rPr>
+              <w:t>三是用户交互体验不佳：部分系统的本地显示界面简洁、远程控制操作复杂，缺乏语音</w:t>
+            </w:r>
+            <w:proofErr w:type="gramStart"/>
+            <w:r>
+              <w:rPr>
+                <w:rFonts w:ascii="宋体" w:hAnsi="宋体"/>
+                <w:szCs w:val="21"/>
+                <w:lang w:val="zh-CN"/>
+              </w:rPr>
+              <w:t>交互等</w:t>
+            </w:r>
+            <w:proofErr w:type="gramEnd"/>
+            <w:r>
+              <w:rPr>
+                <w:rFonts w:ascii="宋体" w:hAnsi="宋体"/>
+                <w:szCs w:val="21"/>
+                <w:lang w:val="zh-CN"/>
+              </w:rPr>
+              <w:t>智能化操作方式，难以满足不同用户的使用需求。</w:t>
+            </w:r>
+          </w:p>
+          <w:p>
+            <w:pPr>
+              <w:ind w:firstLineChars="200" w:firstLine="420"/>
+              <w:rPr>
+                <w:rFonts w:ascii="宋体" w:hAnsi="宋体"/>
+                <w:szCs w:val="21"/>
+                <w:lang w:val="zh-CN"/>
+              </w:rPr>
+            </w:pPr>
+            <w:r>
+              <w:rPr>
+                <w:rFonts w:ascii="宋体" w:hAnsi="宋体"/>
+                <w:szCs w:val="21"/>
+                <w:lang w:val="zh-CN"/>
+              </w:rPr>
+              <w:t>（</w:t>
+            </w:r>
+            <w:r>
+              <w:rPr>
+                <w:rFonts w:ascii="宋体" w:hAnsi="宋体"/>
+                <w:szCs w:val="21"/>
+              </w:rPr>
+              <w:t>3</w:t>
+            </w:r>
+            <w:r>
+              <w:rPr>
+                <w:rFonts w:ascii="宋体" w:hAnsi="宋体"/>
+                <w:szCs w:val="21"/>
+                <w:lang w:val="zh-CN"/>
+              </w:rPr>
+              <w:t>）</w:t>
+            </w:r>
             <w:r>
               <w:rPr>
                 <w:rFonts w:ascii="宋体" w:hAnsi="宋体" w:cs="宋体"/>
                 <w:color w:val="000000"/>
                 <w:lang w:val="zh-CN" w:bidi="ar"/>
               </w:rPr>
-              <w:t>一是多任务调度与系统实时性优化不足：部分安防系统仍基于裸机编程开发，未引入嵌入式实时操作系统，难以实现多传感器数据同步采集、多外设协同工作，导致系统响应延迟，无法满足安防系统对实时性的高要求；部分引入 FreeRTOS 的系统，对内核组件（信号量、事件标志组、队列）的应用设计不合理，存在任务调度冲突、共享资源竞争等问题，影响系统稳定性。</w:t>
+              <w:t>理论研究的局限性</w:t>
             </w:r>
           </w:p>
           <w:p>
             <w:pPr>
               <w:ind w:firstLineChars="200" w:firstLine="420"/>
+              <w:rPr>
+                <w:rFonts w:ascii="宋体" w:hAnsi="宋体"/>
+                <w:szCs w:val="21"/>
+              </w:rPr>
+            </w:pPr>
+            <w:r>
+              <w:rPr>
+                <w:rFonts w:ascii="宋体" w:hAnsi="宋体"/>
+                <w:szCs w:val="21"/>
+                <w:lang w:val="zh-CN"/>
+              </w:rPr>
+              <w:t>现存问题：</w:t>
+            </w:r>
+          </w:p>
+          <w:p>
+            <w:pPr>
+              <w:ind w:firstLineChars="200" w:firstLine="420"/>
+              <w:rPr>
+                <w:rFonts w:ascii="宋体" w:hAnsi="宋体"/>
+                <w:szCs w:val="21"/>
+                <w:lang w:val="zh-CN"/>
+              </w:rPr>
+            </w:pPr>
+            <w:r>
+              <w:rPr>
+                <w:rFonts w:ascii="宋体" w:hAnsi="宋体"/>
+                <w:szCs w:val="21"/>
+                <w:lang w:val="zh-CN"/>
+              </w:rPr>
+              <w:t>一是FreeRTOS 与安防系统的融合研究不深入：现有研究多聚焦于 FreeRTOS 在通用嵌入式系统中的应用，针对智能居家安防系统的场景化需求，如多传感器采集任务调度、报警任务优先级设计等专项研究不足；</w:t>
+            </w:r>
+          </w:p>
+          <w:p>
+            <w:pPr>
+              <w:ind w:firstLineChars="200" w:firstLine="420"/>
+              <w:rPr>
+                <w:rFonts w:ascii="宋体" w:hAnsi="宋体"/>
+                <w:szCs w:val="21"/>
+                <w:lang w:val="zh-CN"/>
+              </w:rPr>
+            </w:pPr>
+            <w:r>
+              <w:rPr>
+                <w:rFonts w:ascii="宋体" w:hAnsi="宋体"/>
+                <w:szCs w:val="21"/>
+                <w:lang w:val="zh-CN"/>
+              </w:rPr>
+              <w:t>二是系统性能优化的研究缺乏系统性：现有研究多针对安防系统的单一功能模块进行优化，缺乏对硬件电路、软件程序、通信协议的全流程优化研究；</w:t>
+            </w:r>
+          </w:p>
+          <w:p>
+            <w:pPr>
+              <w:ind w:firstLineChars="200" w:firstLine="420"/>
+              <w:rPr>
+                <w:rFonts w:ascii="宋体" w:hAnsi="宋体"/>
+                <w:szCs w:val="21"/>
+                <w:lang w:val="zh-CN"/>
+              </w:rPr>
+            </w:pPr>
+            <w:r>
+              <w:rPr>
+                <w:rFonts w:ascii="宋体" w:hAnsi="宋体"/>
+                <w:szCs w:val="21"/>
+                <w:lang w:val="zh-CN"/>
+              </w:rPr>
+              <w:t>三是实际场景的测试验证不足：部分研究的系统测试仅在实验室环境下开展，缺乏在真实家庭场景中的长期运行测试，系统的实用性与稳定性有待进一步验证。</w:t>
+            </w:r>
+          </w:p>
+          <w:p>
+            <w:pPr>
+              <w:ind w:firstLineChars="200" w:firstLine="420"/>
+              <w:rPr>
+                <w:rFonts w:ascii="宋体" w:hAnsi="宋体"/>
+                <w:szCs w:val="21"/>
+              </w:rPr>
+            </w:pPr>
+            <w:r>
+              <w:rPr>
+                <w:rFonts w:ascii="宋体" w:hAnsi="宋体"/>
+                <w:szCs w:val="21"/>
+                <w:lang w:val="zh-CN"/>
+              </w:rPr>
+              <w:t>1.2</w:t>
+            </w:r>
+            <w:r>
+              <w:rPr>
+                <w:rFonts w:ascii="宋体" w:hAnsi="宋体"/>
+                <w:szCs w:val="21"/>
+              </w:rPr>
+              <w:t xml:space="preserve">.3 </w:t>
+            </w:r>
+            <w:r>
               <w:rPr>
                 <w:rFonts w:ascii="宋体" w:hAnsi="宋体" w:cs="宋体"/>
                 <w:color w:val="000000"/>
                 <w:lang w:val="zh-CN" w:bidi="ar"/>
               </w:rPr>
-            </w:pPr>
+              <w:t>关键技术成果与创新突破</w:t>
+            </w:r>
+          </w:p>
+          <w:p>
+            <w:pPr>
+              <w:ind w:firstLineChars="200" w:firstLine="420"/>
+              <w:rPr>
+                <w:rFonts w:ascii="宋体" w:hAnsi="宋体"/>
+                <w:szCs w:val="21"/>
+                <w:lang w:val="zh-CN"/>
+              </w:rPr>
+            </w:pPr>
+            <w:r>
+              <w:rPr>
+                <w:rFonts w:ascii="宋体" w:hAnsi="宋体"/>
+                <w:szCs w:val="21"/>
+                <w:lang w:val="zh-CN"/>
+              </w:rPr>
+              <w:t>（1）</w:t>
+            </w:r>
             <w:r>
               <w:rPr>
                 <w:rFonts w:ascii="宋体" w:hAnsi="宋体" w:cs="宋体"/>
                 <w:color w:val="000000"/>
                 <w:lang w:val="zh-CN" w:bidi="ar"/>
               </w:rPr>
-              <w:t>二是多通信模块协同适配能力弱：现有系统多实现单一通信方式（如仅 WiFi 或</w:t>
-            </w:r>
-            <w:proofErr w:type="gramStart"/>
+              <w:t>嵌入式实时操作系统的工程应用</w:t>
+            </w:r>
+          </w:p>
+          <w:p>
+            <w:pPr>
+              <w:ind w:firstLineChars="200" w:firstLine="420"/>
+              <w:rPr>
+                <w:rFonts w:ascii="宋体" w:hAnsi="宋体"/>
+                <w:szCs w:val="21"/>
+              </w:rPr>
+            </w:pPr>
+            <w:r>
+              <w:rPr>
+                <w:rFonts w:ascii="宋体" w:hAnsi="宋体"/>
+                <w:szCs w:val="21"/>
+                <w:lang w:val="zh-CN"/>
+              </w:rPr>
+              <w:t>FreeRTOS 等轻量级嵌入式实时操作系统在智能居家安防系统中的应用，实现了系统的多任务调度与高实时性运行。通过创建数据采集、通信交互、显示报警等多个独立任务，为不同任务设置合理的优先级，结合信号量、事件标志组、临界区等内核组件，有效解决了共享资源竞争、任务调度冲突等问题，保障了多传感器数据同步采集与异常报警的快速响应，相较于传统裸机编程系统，实时性与稳定性得到显著提升。</w:t>
+            </w:r>
+          </w:p>
+          <w:p>
+            <w:pPr>
+              <w:ind w:firstLineChars="200" w:firstLine="420"/>
+              <w:rPr>
+                <w:rFonts w:ascii="宋体" w:hAnsi="宋体"/>
+                <w:szCs w:val="21"/>
+                <w:lang w:val="zh-CN"/>
+              </w:rPr>
+            </w:pPr>
+            <w:r>
+              <w:rPr>
+                <w:rFonts w:ascii="宋体" w:hAnsi="宋体"/>
+                <w:szCs w:val="21"/>
+                <w:lang w:val="zh-CN"/>
+              </w:rPr>
+              <w:t>（</w:t>
+            </w:r>
+            <w:r>
+              <w:rPr>
+                <w:rFonts w:ascii="宋体" w:hAnsi="宋体"/>
+                <w:szCs w:val="21"/>
+              </w:rPr>
+              <w:t>2</w:t>
+            </w:r>
+            <w:r>
+              <w:rPr>
+                <w:rFonts w:ascii="宋体" w:hAnsi="宋体"/>
+                <w:szCs w:val="21"/>
+                <w:lang w:val="zh-CN"/>
+              </w:rPr>
+              <w:t>）</w:t>
+            </w:r>
             <w:r>
               <w:rPr>
                 <w:rFonts w:ascii="宋体" w:hAnsi="宋体" w:cs="宋体"/>
                 <w:color w:val="000000"/>
                 <w:lang w:val="zh-CN" w:bidi="ar"/>
               </w:rPr>
-              <w:t>仅蓝牙</w:t>
-            </w:r>
-            <w:proofErr w:type="gramEnd"/>
-            <w:r>
-              <w:rPr>
-                <w:rFonts w:ascii="宋体" w:hAnsi="宋体" w:cs="宋体"/>
-                <w:color w:val="000000"/>
-                <w:lang w:val="zh-CN" w:bidi="ar"/>
-              </w:rPr>
-              <w:t>），对 WiFi、蓝牙、语音、RFID 等多通信模块的协同适配研究不足，各通信模块之间存在数据传输冲突，影响系统的交互体验。</w:t>
+              <w:t>多传感器融合监测技术</w:t>
             </w:r>
           </w:p>
           <w:p>
@@ -21170,430 +22908,48 @@
               </w:rPr>
             </w:pPr>
             <w:r>
-              <w:rPr>
-                <w:rFonts w:ascii="宋体" w:hAnsi="宋体" w:cs="宋体"/>
-                <w:color w:val="000000"/>
-                <w:lang w:val="zh-CN" w:bidi="ar"/>
-              </w:rPr>
-              <w:t>三是报警机制设计不完善：部分系统采用传统的队列被动查询方式实现报警功能，存在报警状态滞后问题；同时缺乏对报警阈值的灵活配置与关键数据的持久化存储，系统的易用性与可靠性有待提升。</w:t>
-            </w:r>
-          </w:p>
-          <w:p>
-            <w:pPr>
-              <w:ind w:firstLineChars="200" w:firstLine="420"/>
               <w:rPr>
                 <w:rFonts w:ascii="宋体" w:hAnsi="宋体"/>
                 <w:szCs w:val="21"/>
                 <w:lang w:val="zh-CN"/>
               </w:rPr>
-            </w:pPr>
+              <w:t>融合火焰、烟雾、超声波、温湿度、人体红外等多种传感器的监测技术，突破了传统安防系统单一监测的局限，实现了家庭场景中火灾、燃气泄漏、非法入侵、环境异常等</w:t>
+            </w:r>
+            <w:proofErr w:type="gramStart"/>
             <w:r>
               <w:rPr>
                 <w:rFonts w:ascii="宋体" w:hAnsi="宋体"/>
                 <w:szCs w:val="21"/>
                 <w:lang w:val="zh-CN"/>
               </w:rPr>
-              <w:t>（</w:t>
-            </w:r>
-            <w:r>
-              <w:rPr>
-                <w:rFonts w:ascii="宋体" w:hAnsi="宋体"/>
-                <w:szCs w:val="21"/>
-              </w:rPr>
-              <w:t>2</w:t>
-            </w:r>
+              <w:t>多安全</w:t>
+            </w:r>
+            <w:proofErr w:type="gramEnd"/>
             <w:r>
               <w:rPr>
                 <w:rFonts w:ascii="宋体" w:hAnsi="宋体"/>
                 <w:szCs w:val="21"/>
                 <w:lang w:val="zh-CN"/>
               </w:rPr>
-              <w:t>）</w:t>
-            </w:r>
-            <w:r>
-              <w:rPr>
-                <w:rFonts w:ascii="宋体" w:hAnsi="宋体" w:cs="宋体"/>
-                <w:color w:val="000000"/>
-                <w:lang w:val="zh-CN" w:bidi="ar"/>
-              </w:rPr>
-              <w:t>应用与市场障碍</w:t>
+              <w:t>隐患的全方位监测。通过对不同传感器的信号采集与数据处理，结合阈值判断实现异常状态的精准识别，有效降低了漏判、误判率，提升了安防系统的监测全面性与准确性。</w:t>
             </w:r>
           </w:p>
           <w:p>
             <w:pPr>
               <w:ind w:firstLineChars="200" w:firstLine="420"/>
-              <w:rPr>
-                <w:rFonts w:ascii="宋体" w:hAnsi="宋体"/>
-                <w:szCs w:val="21"/>
-              </w:rPr>
-            </w:pPr>
-            <w:r>
               <w:rPr>
                 <w:rFonts w:ascii="宋体" w:hAnsi="宋体"/>
                 <w:szCs w:val="21"/>
                 <w:lang w:val="zh-CN"/>
               </w:rPr>
-              <w:t>现存问题：</w:t>
-            </w:r>
-          </w:p>
-          <w:p>
-            <w:pPr>
-              <w:ind w:firstLineChars="200" w:firstLine="420"/>
+            </w:pPr>
+            <w:r>
               <w:rPr>
                 <w:rFonts w:ascii="宋体" w:hAnsi="宋体"/>
                 <w:szCs w:val="21"/>
                 <w:lang w:val="zh-CN"/>
               </w:rPr>
-            </w:pPr>
-            <w:r>
-              <w:rPr>
-                <w:rFonts w:ascii="宋体" w:hAnsi="宋体"/>
-                <w:szCs w:val="21"/>
-                <w:lang w:val="zh-CN"/>
-              </w:rPr>
-              <w:t>一是硬件模块集成度低：现有安防产品多为单一功能设备，多模块集成的安防系统存在硬件布局不合理、抗干扰能力弱等问题，影响系统的实际应用效果；</w:t>
-            </w:r>
-          </w:p>
-          <w:p>
-            <w:pPr>
-              <w:ind w:firstLineChars="200" w:firstLine="420"/>
-              <w:rPr>
-                <w:rFonts w:ascii="宋体" w:hAnsi="宋体"/>
-                <w:szCs w:val="21"/>
-                <w:lang w:val="zh-CN"/>
-              </w:rPr>
-            </w:pPr>
-            <w:r>
-              <w:rPr>
-                <w:rFonts w:ascii="宋体" w:hAnsi="宋体"/>
-                <w:szCs w:val="21"/>
-                <w:lang w:val="zh-CN"/>
-              </w:rPr>
-              <w:t>二是低功耗设计不足：部分系统未考虑家庭场景的低功耗需求，持续高功耗运行导致设备续航能力差，难以适配无线部署场景；</w:t>
-            </w:r>
-          </w:p>
-          <w:p>
-            <w:pPr>
-              <w:ind w:firstLineChars="200" w:firstLine="420"/>
-              <w:rPr>
-                <w:rFonts w:ascii="宋体" w:hAnsi="宋体"/>
-                <w:szCs w:val="21"/>
-              </w:rPr>
-            </w:pPr>
-            <w:r>
-              <w:rPr>
-                <w:rFonts w:ascii="宋体" w:hAnsi="宋体"/>
-                <w:szCs w:val="21"/>
-                <w:lang w:val="zh-CN"/>
-              </w:rPr>
-              <w:t>三是用户交互体验不佳：部分系统的本地显示界面简洁、远程控制操作复杂，缺乏语音</w:t>
-            </w:r>
-            <w:proofErr w:type="gramStart"/>
-            <w:r>
-              <w:rPr>
-                <w:rFonts w:ascii="宋体" w:hAnsi="宋体"/>
-                <w:szCs w:val="21"/>
-                <w:lang w:val="zh-CN"/>
-              </w:rPr>
-              <w:t>交互等</w:t>
-            </w:r>
-            <w:proofErr w:type="gramEnd"/>
-            <w:r>
-              <w:rPr>
-                <w:rFonts w:ascii="宋体" w:hAnsi="宋体"/>
-                <w:szCs w:val="21"/>
-                <w:lang w:val="zh-CN"/>
-              </w:rPr>
-              <w:t>智能化操作方式，难以满足不同用户的使用需求。</w:t>
-            </w:r>
-          </w:p>
-          <w:p>
-            <w:pPr>
-              <w:ind w:firstLineChars="200" w:firstLine="420"/>
-              <w:rPr>
-                <w:rFonts w:ascii="宋体" w:hAnsi="宋体"/>
-                <w:szCs w:val="21"/>
-                <w:lang w:val="zh-CN"/>
-              </w:rPr>
-            </w:pPr>
-            <w:r>
-              <w:rPr>
-                <w:rFonts w:ascii="宋体" w:hAnsi="宋体"/>
-                <w:szCs w:val="21"/>
-                <w:lang w:val="zh-CN"/>
-              </w:rPr>
-              <w:t>（</w:t>
-            </w:r>
-            <w:r>
-              <w:rPr>
-                <w:rFonts w:ascii="宋体" w:hAnsi="宋体"/>
-                <w:szCs w:val="21"/>
-              </w:rPr>
-              <w:t>3</w:t>
-            </w:r>
-            <w:r>
-              <w:rPr>
-                <w:rFonts w:ascii="宋体" w:hAnsi="宋体"/>
-                <w:szCs w:val="21"/>
-                <w:lang w:val="zh-CN"/>
-              </w:rPr>
-              <w:t>）</w:t>
-            </w:r>
-            <w:r>
-              <w:rPr>
-                <w:rFonts w:ascii="宋体" w:hAnsi="宋体" w:cs="宋体"/>
-                <w:color w:val="000000"/>
-                <w:lang w:val="zh-CN" w:bidi="ar"/>
-              </w:rPr>
-              <w:t>理论研究的局限性</w:t>
-            </w:r>
-          </w:p>
-          <w:p>
-            <w:pPr>
-              <w:ind w:firstLineChars="200" w:firstLine="420"/>
-              <w:rPr>
-                <w:rFonts w:ascii="宋体" w:hAnsi="宋体"/>
-                <w:szCs w:val="21"/>
-              </w:rPr>
-            </w:pPr>
-            <w:r>
-              <w:rPr>
-                <w:rFonts w:ascii="宋体" w:hAnsi="宋体"/>
-                <w:szCs w:val="21"/>
-                <w:lang w:val="zh-CN"/>
-              </w:rPr>
-              <w:t>现存问题：</w:t>
-            </w:r>
-          </w:p>
-          <w:p>
-            <w:pPr>
-              <w:ind w:firstLineChars="200" w:firstLine="420"/>
-              <w:rPr>
-                <w:rFonts w:ascii="宋体" w:hAnsi="宋体"/>
-                <w:szCs w:val="21"/>
-                <w:lang w:val="zh-CN"/>
-              </w:rPr>
-            </w:pPr>
-            <w:r>
-              <w:rPr>
-                <w:rFonts w:ascii="宋体" w:hAnsi="宋体"/>
-                <w:szCs w:val="21"/>
-                <w:lang w:val="zh-CN"/>
-              </w:rPr>
-              <w:t>一是FreeRTOS 与安防系统的融合研究不深入：现有研究多聚焦于 FreeRTOS 在通用嵌入式系统中的应用，针对智能居家安防系统的场景化需求，如多传感器采集任务调度、报警任务优先级设计等专项研究不足；</w:t>
-            </w:r>
-          </w:p>
-          <w:p>
-            <w:pPr>
-              <w:ind w:firstLineChars="200" w:firstLine="420"/>
-              <w:rPr>
-                <w:rFonts w:ascii="宋体" w:hAnsi="宋体"/>
-                <w:szCs w:val="21"/>
-                <w:lang w:val="zh-CN"/>
-              </w:rPr>
-            </w:pPr>
-            <w:r>
-              <w:rPr>
-                <w:rFonts w:ascii="宋体" w:hAnsi="宋体"/>
-                <w:szCs w:val="21"/>
-                <w:lang w:val="zh-CN"/>
-              </w:rPr>
-              <w:t>二是系统性能优化的研究缺乏系统性：现有研究多针对安防系统的单一功能模块进行优化，缺乏对硬件电路、软件程序、通信协议的全流程优化研究；</w:t>
-            </w:r>
-          </w:p>
-          <w:p>
-            <w:pPr>
-              <w:ind w:firstLineChars="200" w:firstLine="420"/>
-              <w:rPr>
-                <w:rFonts w:ascii="宋体" w:hAnsi="宋体"/>
-                <w:szCs w:val="21"/>
-                <w:lang w:val="zh-CN"/>
-              </w:rPr>
-            </w:pPr>
-            <w:r>
-              <w:rPr>
-                <w:rFonts w:ascii="宋体" w:hAnsi="宋体"/>
-                <w:szCs w:val="21"/>
-                <w:lang w:val="zh-CN"/>
-              </w:rPr>
-              <w:t>三是实际场景的测试验证不足：部分研究的系统测试仅在实验室环境下开展，缺乏在真实家庭场景中的长期运行测试，系统的实用性与稳定性有待进一步验证。</w:t>
-            </w:r>
-          </w:p>
-          <w:p>
-            <w:pPr>
-              <w:ind w:firstLineChars="200" w:firstLine="420"/>
-              <w:rPr>
-                <w:rFonts w:ascii="宋体" w:hAnsi="宋体"/>
-                <w:szCs w:val="21"/>
-              </w:rPr>
-            </w:pPr>
-            <w:r>
-              <w:rPr>
-                <w:rFonts w:ascii="宋体" w:hAnsi="宋体"/>
-                <w:szCs w:val="21"/>
-                <w:lang w:val="zh-CN"/>
-              </w:rPr>
-              <w:t>1.2</w:t>
-            </w:r>
-            <w:r>
-              <w:rPr>
-                <w:rFonts w:ascii="宋体" w:hAnsi="宋体"/>
-                <w:szCs w:val="21"/>
-              </w:rPr>
-              <w:t xml:space="preserve">.3 </w:t>
-            </w:r>
-            <w:r>
-              <w:rPr>
-                <w:rFonts w:ascii="宋体" w:hAnsi="宋体" w:cs="宋体"/>
-                <w:color w:val="000000"/>
-                <w:lang w:val="zh-CN" w:bidi="ar"/>
-              </w:rPr>
-              <w:t>关键技术成果与创新突破</w:t>
-            </w:r>
-          </w:p>
-          <w:p>
-            <w:pPr>
-              <w:ind w:firstLineChars="200" w:firstLine="420"/>
-              <w:rPr>
-                <w:rFonts w:ascii="宋体" w:hAnsi="宋体"/>
-                <w:szCs w:val="21"/>
-                <w:lang w:val="zh-CN"/>
-              </w:rPr>
-            </w:pPr>
-            <w:r>
-              <w:rPr>
-                <w:rFonts w:ascii="宋体" w:hAnsi="宋体"/>
-                <w:szCs w:val="21"/>
-                <w:lang w:val="zh-CN"/>
-              </w:rPr>
-              <w:t>（1）</w:t>
-            </w:r>
-            <w:r>
-              <w:rPr>
-                <w:rFonts w:ascii="宋体" w:hAnsi="宋体" w:cs="宋体"/>
-                <w:color w:val="000000"/>
-                <w:lang w:val="zh-CN" w:bidi="ar"/>
-              </w:rPr>
-              <w:t>嵌入式实时操作系统的工程应用</w:t>
-            </w:r>
-          </w:p>
-          <w:p>
-            <w:pPr>
-              <w:ind w:firstLineChars="200" w:firstLine="420"/>
-              <w:rPr>
-                <w:rFonts w:ascii="宋体" w:hAnsi="宋体"/>
-                <w:szCs w:val="21"/>
-              </w:rPr>
-            </w:pPr>
-            <w:r>
-              <w:rPr>
-                <w:rFonts w:ascii="宋体" w:hAnsi="宋体"/>
-                <w:szCs w:val="21"/>
-                <w:lang w:val="zh-CN"/>
-              </w:rPr>
-              <w:t>FreeRTOS 等轻量级嵌入式实时操作系统在智能居家安防系统中的应用，实现了系统的多任务调度与高实时性运行。通过创建数据采集、通信交互、显示报警等多个独立任务，为不同任务设置合理的优先级，结合信号量、事件标志组、临界区等内核组件，有效解决了共享资源竞争、任务调度冲突等问题，保障了多传感器数据同步采集与异常报警的快速响应，相较于传统裸机编程系统，实时性与稳定性得到显著提升。</w:t>
-            </w:r>
-          </w:p>
-          <w:p>
-            <w:pPr>
-              <w:ind w:firstLineChars="200" w:firstLine="420"/>
-              <w:rPr>
-                <w:rFonts w:ascii="宋体" w:hAnsi="宋体"/>
-                <w:szCs w:val="21"/>
-                <w:lang w:val="zh-CN"/>
-              </w:rPr>
-            </w:pPr>
-            <w:r>
-              <w:rPr>
-                <w:rFonts w:ascii="宋体" w:hAnsi="宋体"/>
-                <w:szCs w:val="21"/>
-                <w:lang w:val="zh-CN"/>
-              </w:rPr>
-              <w:t>（</w:t>
-            </w:r>
-            <w:r>
-              <w:rPr>
-                <w:rFonts w:ascii="宋体" w:hAnsi="宋体"/>
-                <w:szCs w:val="21"/>
-              </w:rPr>
-              <w:t>2</w:t>
-            </w:r>
-            <w:r>
-              <w:rPr>
-                <w:rFonts w:ascii="宋体" w:hAnsi="宋体"/>
-                <w:szCs w:val="21"/>
-                <w:lang w:val="zh-CN"/>
-              </w:rPr>
-              <w:t>）</w:t>
-            </w:r>
-            <w:r>
-              <w:rPr>
-                <w:rFonts w:ascii="宋体" w:hAnsi="宋体" w:cs="宋体"/>
-                <w:color w:val="000000"/>
-                <w:lang w:val="zh-CN" w:bidi="ar"/>
-              </w:rPr>
-              <w:t>多传感器融合监测技术</w:t>
-            </w:r>
-          </w:p>
-          <w:p>
-            <w:pPr>
-              <w:ind w:firstLineChars="200" w:firstLine="420"/>
-              <w:rPr>
-                <w:rFonts w:ascii="宋体" w:hAnsi="宋体"/>
-                <w:szCs w:val="21"/>
-              </w:rPr>
-            </w:pPr>
-            <w:r>
-              <w:rPr>
-                <w:rFonts w:ascii="宋体" w:hAnsi="宋体"/>
-                <w:szCs w:val="21"/>
-                <w:lang w:val="zh-CN"/>
-              </w:rPr>
-              <w:t>融合火焰、烟雾、超声波、温湿度、人体红外等多种传感器的监测技术，突破了传统安防系统单一监测的局限，实现了家庭场景中火灾、燃气泄漏、非法入侵、环境异常等</w:t>
-            </w:r>
-            <w:proofErr w:type="gramStart"/>
-            <w:r>
-              <w:rPr>
-                <w:rFonts w:ascii="宋体" w:hAnsi="宋体"/>
-                <w:szCs w:val="21"/>
-                <w:lang w:val="zh-CN"/>
-              </w:rPr>
-              <w:t>多安全</w:t>
-            </w:r>
-            <w:proofErr w:type="gramEnd"/>
-            <w:r>
-              <w:rPr>
-                <w:rFonts w:ascii="宋体" w:hAnsi="宋体"/>
-                <w:szCs w:val="21"/>
-                <w:lang w:val="zh-CN"/>
-              </w:rPr>
-              <w:t>隐患的全方位监测。通过对不同传感器的信号采集与数据处理，结合阈值判断实现异常状态</w:t>
-            </w:r>
-            <w:r>
-              <w:rPr>
-                <w:rFonts w:ascii="宋体" w:hAnsi="宋体"/>
-                <w:szCs w:val="21"/>
-                <w:lang w:val="zh-CN"/>
-              </w:rPr>
               <w:lastRenderedPageBreak/>
-              <w:t>的精准识别，有效降低了漏判、误判率，提升了安防系统的监测全面性与准确性。</w:t>
-            </w:r>
-          </w:p>
-          <w:p>
-            <w:pPr>
-              <w:ind w:firstLineChars="200" w:firstLine="420"/>
-              <w:rPr>
-                <w:rFonts w:ascii="宋体" w:hAnsi="宋体"/>
-                <w:szCs w:val="21"/>
-                <w:lang w:val="zh-CN"/>
-              </w:rPr>
-            </w:pPr>
-            <w:r>
-              <w:rPr>
-                <w:rFonts w:ascii="宋体" w:hAnsi="宋体"/>
-                <w:szCs w:val="21"/>
-                <w:lang w:val="zh-CN"/>
-              </w:rPr>
               <w:t>（</w:t>
             </w:r>
             <w:r>
@@ -22028,7 +23384,7 @@
                 <w:color w:val="000000"/>
                 <w:lang w:val="zh-CN" w:bidi="ar"/>
               </w:rPr>
-              <w:t>智能居家安防系统已从传统的单一监测报警设备，逐步发展为融合嵌入式技术、传感器技术、物联网技术、通信技术于一体的集成化、智能化系统，其发展历程与嵌入式技术、物联网技术的迭代升级深度绑定。其中，FreeRTOS 等轻量级嵌入式实时操作系统的广泛应用，</w:t>
+              <w:t>智能居家安防系统已从传统的单一监测报警设备，逐步发展为融合嵌入式技术、传感器技术、物联网技术、通信技术于一体的集成化、智能化系统，其发展历程与嵌入式技术、物联网技术的迭代升级深度绑定。其中，FreeRTOS 等轻量级嵌入式实时操作系统的广泛应用，为系统的多任务调度、高实时性运行提供了关键技术支撑，有效解决了传统安防系统存在的</w:t>
             </w:r>
             <w:r>
               <w:rPr>
@@ -22037,7 +23393,7 @@
                 <w:lang w:val="zh-CN" w:bidi="ar"/>
               </w:rPr>
               <w:lastRenderedPageBreak/>
-              <w:t>为系统的多任务调度、高实时性运行提供了关键技术支撑，有效解决了传统安防系统存在的响应延迟、稳定性差、多设备协同不畅等核心痛点，推动了智能居家安防系统从“被动报警”向“主动防护”的转型。从研究与产业实践来看，国内外学者与企业在多传感器融合监测、物联网远程交互、系统优化设计等方面取得了显著的技术成果，例如多传感器数据融合技术提升了安全隐患识别的精准度，MQTT 等物联网协议实现了设备与云端、终端的无缝对接，低功耗设计优化了设备续航能力，这些成果共同推动了智能居家安防技术的不断升级，也为产业规模化发展奠定了坚实基础。</w:t>
+              <w:t>响应延迟、稳定性差、多设备协同不畅等核心痛点，推动了智能居家安防系统从“被动报警”向“主动防护”的转型。从研究与产业实践来看，国内外学者与企业在多传感器融合监测、物联网远程交互、系统优化设计等方面取得了显著的技术成果，例如多传感器数据融合技术提升了安全隐患识别的精准度，MQTT 等物联网协议实现了设备与云端、终端的无缝对接，低功耗设计优化了设备续航能力，这些成果共同推动了智能居家安防技术的不断升级，也为产业规模化发展奠定了坚实基础。</w:t>
             </w:r>
           </w:p>
           <w:p>
@@ -22093,26 +23449,6 @@
               </w:rPr>
               <w:t>随着物联网、人工智能、嵌入式技术的不断创新与深度融合，智能居家安防系统将朝着更智能、更可靠、更易用、更集成的方向持续发展。未来，该系统将进一步融入智能家居生态，实现与智能门锁、智能灯光、智能空调等设备的深度联动，构建全方位、立体化的智能居家安全防护体系，为现代家庭提供覆盖火灾、燃气泄漏、非法入侵、环境异常等多场景的高实时性安全防护解决方案。同时，随着技术的成熟与成本的降低，多模块集成、高智能化的智能居家安防系统将逐步走进普通家庭，成为智能家居产业的核心发展方向之一，为居民生活安全保驾护航，推动智能家居产业向高质量、多元化方向发展。</w:t>
             </w:r>
-          </w:p>
-          <w:p>
-            <w:pPr>
-              <w:ind w:firstLineChars="200" w:firstLine="420"/>
-              <w:rPr>
-                <w:rFonts w:ascii="宋体" w:hAnsi="宋体" w:cs="宋体"/>
-                <w:szCs w:val="21"/>
-                <w:lang w:val="zh-CN"/>
-              </w:rPr>
-            </w:pPr>
-          </w:p>
-          <w:p>
-            <w:pPr>
-              <w:ind w:firstLineChars="200" w:firstLine="420"/>
-              <w:rPr>
-                <w:rFonts w:ascii="宋体" w:hAnsi="宋体" w:cs="宋体"/>
-                <w:szCs w:val="21"/>
-                <w:lang w:val="zh-CN"/>
-              </w:rPr>
-            </w:pPr>
           </w:p>
           <w:p>
             <w:pPr>
@@ -22322,7 +23658,7 @@
     </w:p>
     <w:tbl>
       <w:tblPr>
-        <w:tblStyle w:val="a9"/>
+        <w:tblStyle w:val="aa"/>
         <w:tblW w:w="8522" w:type="dxa"/>
         <w:jc w:val="center"/>
         <w:tblBorders>
@@ -22336,7 +23672,7 @@
       </w:tblGrid>
       <w:tr>
         <w:trPr>
-          <w:trHeight w:val="2894"/>
+          <w:trHeight w:val="3236"/>
           <w:jc w:val="center"/>
         </w:trPr>
         <w:tc>
@@ -22348,7 +23684,13 @@
           </w:tcPr>
           <w:p>
             <w:pPr>
+              <w:pStyle w:val="af"/>
+              <w:numPr>
+                <w:ilvl w:val="0"/>
+                <w:numId w:val="7"/>
+              </w:numPr>
               <w:snapToGrid w:val="0"/>
+              <w:ind w:firstLineChars="0"/>
               <w:rPr>
                 <w:rFonts w:eastAsia="黑体"/>
                 <w:sz w:val="28"/>
@@ -22356,18 +23698,18 @@
             </w:pPr>
             <w:r>
               <w:rPr>
-                <w:rFonts w:eastAsia="黑体"/>
+                <w:rFonts w:eastAsia="黑体" w:hint="eastAsia"/>
                 <w:sz w:val="28"/>
               </w:rPr>
               <w:lastRenderedPageBreak/>
-              <w:t>二、参考文献</w:t>
+              <w:t>参考文献</w:t>
             </w:r>
           </w:p>
           <w:p>
             <w:pPr>
               <w:numPr>
                 <w:ilvl w:val="0"/>
-                <w:numId w:val="4"/>
+                <w:numId w:val="6"/>
               </w:numPr>
               <w:spacing w:line="360" w:lineRule="exact"/>
               <w:ind w:firstLineChars="200" w:firstLine="480"/>
@@ -22375,7 +23717,6 @@
                 <w:sz w:val="24"/>
               </w:rPr>
             </w:pPr>
-            <w:bookmarkStart w:id="44" w:name="_Ref229768021"/>
             <w:r>
               <w:rPr>
                 <w:sz w:val="24"/>
@@ -22452,13 +23793,12 @@
               </w:rPr>
               <w:t>,2020.</w:t>
             </w:r>
-            <w:bookmarkEnd w:id="44"/>
           </w:p>
           <w:p>
             <w:pPr>
               <w:numPr>
                 <w:ilvl w:val="0"/>
-                <w:numId w:val="4"/>
+                <w:numId w:val="6"/>
               </w:numPr>
               <w:spacing w:line="360" w:lineRule="exact"/>
               <w:ind w:firstLineChars="200" w:firstLine="480"/>
@@ -22466,7 +23806,6 @@
                 <w:sz w:val="24"/>
               </w:rPr>
             </w:pPr>
-            <w:bookmarkStart w:id="45" w:name="_Ref229781958"/>
             <w:r>
               <w:rPr>
                 <w:sz w:val="24"/>
@@ -22551,13 +23890,12 @@
               </w:rPr>
               <w:t>,2006.</w:t>
             </w:r>
-            <w:bookmarkEnd w:id="45"/>
           </w:p>
           <w:p>
             <w:pPr>
               <w:numPr>
                 <w:ilvl w:val="0"/>
-                <w:numId w:val="4"/>
+                <w:numId w:val="6"/>
               </w:numPr>
               <w:spacing w:line="360" w:lineRule="exact"/>
               <w:ind w:firstLineChars="200" w:firstLine="480"/>
@@ -22565,7 +23903,6 @@
                 <w:sz w:val="24"/>
               </w:rPr>
             </w:pPr>
-            <w:bookmarkStart w:id="46" w:name="_Ref229782253"/>
             <w:r>
               <w:rPr>
                 <w:sz w:val="24"/>
@@ -22616,13 +23953,12 @@
               </w:rPr>
               <w:t>,2023,49(08):112-116.</w:t>
             </w:r>
-            <w:bookmarkEnd w:id="46"/>
           </w:p>
           <w:p>
             <w:pPr>
               <w:numPr>
                 <w:ilvl w:val="0"/>
-                <w:numId w:val="4"/>
+                <w:numId w:val="6"/>
               </w:numPr>
               <w:spacing w:line="360" w:lineRule="exact"/>
               <w:ind w:firstLineChars="200" w:firstLine="480"/>
@@ -22630,7 +23966,6 @@
                 <w:sz w:val="24"/>
               </w:rPr>
             </w:pPr>
-            <w:bookmarkStart w:id="47" w:name="_Ref229782268"/>
             <w:r>
               <w:rPr>
                 <w:sz w:val="24"/>
@@ -22693,13 +24028,12 @@
               </w:rPr>
               <w:t>,2020,28(15):18-22+27.</w:t>
             </w:r>
-            <w:bookmarkEnd w:id="47"/>
           </w:p>
           <w:p>
             <w:pPr>
               <w:numPr>
                 <w:ilvl w:val="0"/>
-                <w:numId w:val="4"/>
+                <w:numId w:val="6"/>
               </w:numPr>
               <w:spacing w:line="360" w:lineRule="exact"/>
               <w:ind w:firstLineChars="200" w:firstLine="480"/>
@@ -22707,7 +24041,6 @@
                 <w:sz w:val="24"/>
               </w:rPr>
             </w:pPr>
-            <w:bookmarkStart w:id="48" w:name="_Ref229782288"/>
             <w:r>
               <w:rPr>
                 <w:sz w:val="24"/>
@@ -22756,13 +24089,12 @@
               </w:rPr>
               <w:t>,2023,46(8):123-128.</w:t>
             </w:r>
-            <w:bookmarkEnd w:id="48"/>
           </w:p>
           <w:p>
             <w:pPr>
               <w:numPr>
                 <w:ilvl w:val="0"/>
-                <w:numId w:val="4"/>
+                <w:numId w:val="6"/>
               </w:numPr>
               <w:spacing w:line="360" w:lineRule="exact"/>
               <w:ind w:firstLineChars="200" w:firstLine="480"/>
@@ -22770,7 +24102,6 @@
                 <w:sz w:val="24"/>
               </w:rPr>
             </w:pPr>
-            <w:bookmarkStart w:id="49" w:name="_Ref229782303"/>
             <w:r>
               <w:rPr>
                 <w:sz w:val="24"/>
@@ -22845,13 +24176,12 @@
               </w:rPr>
               <w:t>,2021,44(03):765-769.</w:t>
             </w:r>
-            <w:bookmarkEnd w:id="49"/>
           </w:p>
           <w:p>
             <w:pPr>
               <w:numPr>
                 <w:ilvl w:val="0"/>
-                <w:numId w:val="4"/>
+                <w:numId w:val="6"/>
               </w:numPr>
               <w:spacing w:line="360" w:lineRule="exact"/>
               <w:ind w:firstLineChars="200" w:firstLine="480"/>
@@ -22859,7 +24189,6 @@
                 <w:sz w:val="24"/>
               </w:rPr>
             </w:pPr>
-            <w:bookmarkStart w:id="50" w:name="_Ref229782473"/>
             <w:r>
               <w:rPr>
                 <w:sz w:val="24"/>
@@ -22896,13 +24225,12 @@
               </w:rPr>
               <w:t>,2022,43(11):3021-3028.</w:t>
             </w:r>
-            <w:bookmarkEnd w:id="50"/>
           </w:p>
           <w:p>
             <w:pPr>
               <w:numPr>
                 <w:ilvl w:val="0"/>
-                <w:numId w:val="4"/>
+                <w:numId w:val="6"/>
               </w:numPr>
               <w:spacing w:line="360" w:lineRule="exact"/>
               <w:ind w:firstLineChars="200" w:firstLine="480"/>
@@ -22910,7 +24238,6 @@
                 <w:sz w:val="24"/>
               </w:rPr>
             </w:pPr>
-            <w:bookmarkStart w:id="51" w:name="_Ref229782592"/>
             <w:r>
               <w:rPr>
                 <w:sz w:val="24"/>
@@ -22971,13 +24298,12 @@
               </w:rPr>
               <w:t>,2019.</w:t>
             </w:r>
-            <w:bookmarkEnd w:id="51"/>
           </w:p>
           <w:p>
             <w:pPr>
               <w:numPr>
                 <w:ilvl w:val="0"/>
-                <w:numId w:val="4"/>
+                <w:numId w:val="6"/>
               </w:numPr>
               <w:spacing w:line="360" w:lineRule="exact"/>
               <w:ind w:firstLineChars="200" w:firstLine="480"/>
@@ -22985,7 +24311,6 @@
                 <w:sz w:val="24"/>
               </w:rPr>
             </w:pPr>
-            <w:bookmarkStart w:id="52" w:name="_Ref229782613"/>
             <w:r>
               <w:rPr>
                 <w:sz w:val="24"/>
@@ -23022,13 +24347,12 @@
               </w:rPr>
               <w:t>,2022,30(07):251-256.</w:t>
             </w:r>
-            <w:bookmarkEnd w:id="52"/>
           </w:p>
           <w:p>
             <w:pPr>
               <w:numPr>
                 <w:ilvl w:val="0"/>
-                <w:numId w:val="4"/>
+                <w:numId w:val="6"/>
               </w:numPr>
               <w:spacing w:line="360" w:lineRule="exact"/>
               <w:ind w:firstLineChars="200" w:firstLine="480"/>
@@ -23036,7 +24360,6 @@
                 <w:sz w:val="24"/>
               </w:rPr>
             </w:pPr>
-            <w:bookmarkStart w:id="53" w:name="_Ref229782631"/>
             <w:r>
               <w:rPr>
                 <w:sz w:val="24"/>
@@ -23085,13 +24408,12 @@
               </w:rPr>
               <w:t>,2017.</w:t>
             </w:r>
-            <w:bookmarkEnd w:id="53"/>
           </w:p>
           <w:p>
             <w:pPr>
               <w:numPr>
                 <w:ilvl w:val="0"/>
-                <w:numId w:val="4"/>
+                <w:numId w:val="6"/>
               </w:numPr>
               <w:spacing w:line="360" w:lineRule="exact"/>
               <w:ind w:firstLineChars="200" w:firstLine="480"/>
@@ -23099,7 +24421,6 @@
                 <w:sz w:val="24"/>
               </w:rPr>
             </w:pPr>
-            <w:bookmarkStart w:id="54" w:name="_Ref229782650"/>
             <w:proofErr w:type="gramStart"/>
             <w:r>
               <w:rPr>
@@ -23150,13 +24471,12 @@
               </w:rPr>
               <w:t>,2022.</w:t>
             </w:r>
-            <w:bookmarkEnd w:id="54"/>
           </w:p>
           <w:p>
             <w:pPr>
               <w:numPr>
                 <w:ilvl w:val="0"/>
-                <w:numId w:val="4"/>
+                <w:numId w:val="6"/>
               </w:numPr>
               <w:spacing w:line="360" w:lineRule="exact"/>
               <w:ind w:firstLineChars="200" w:firstLine="480"/>
@@ -23164,7 +24484,6 @@
                 <w:sz w:val="24"/>
               </w:rPr>
             </w:pPr>
-            <w:bookmarkStart w:id="55" w:name="_Ref229782664"/>
             <w:proofErr w:type="gramStart"/>
             <w:r>
               <w:rPr>
@@ -23227,13 +24546,12 @@
               </w:rPr>
               <w:t>,2022,22(10):45-48.</w:t>
             </w:r>
-            <w:bookmarkEnd w:id="55"/>
           </w:p>
           <w:p>
             <w:pPr>
               <w:numPr>
                 <w:ilvl w:val="0"/>
-                <w:numId w:val="4"/>
+                <w:numId w:val="6"/>
               </w:numPr>
               <w:spacing w:line="360" w:lineRule="exact"/>
               <w:ind w:firstLineChars="200" w:firstLine="480"/>
@@ -23241,76 +24559,80 @@
                 <w:sz w:val="24"/>
               </w:rPr>
             </w:pPr>
-            <w:bookmarkStart w:id="56" w:name="_Ref229782683"/>
-            <w:r>
-              <w:rPr>
-                <w:sz w:val="24"/>
-              </w:rPr>
-              <w:t>李文仲</w:t>
-            </w:r>
-            <w:r>
-              <w:rPr>
-                <w:sz w:val="24"/>
-              </w:rPr>
-              <w:t>,</w:t>
-            </w:r>
+            <w:r>
+              <w:rPr>
+                <w:sz w:val="24"/>
+              </w:rPr>
+              <w:t xml:space="preserve">Sen </w:t>
+            </w:r>
+            <w:proofErr w:type="spellStart"/>
             <w:proofErr w:type="gramStart"/>
             <w:r>
               <w:rPr>
                 <w:sz w:val="24"/>
               </w:rPr>
-              <w:t>段朝玉</w:t>
-            </w:r>
+              <w:t>Sonali;Chakrabarty</w:t>
+            </w:r>
+            <w:proofErr w:type="spellEnd"/>
             <w:proofErr w:type="gramEnd"/>
             <w:r>
               <w:rPr>
                 <w:sz w:val="24"/>
               </w:rPr>
-              <w:t>.</w:t>
-            </w:r>
-            <w:r>
-              <w:rPr>
-                <w:sz w:val="24"/>
-              </w:rPr>
-              <w:t>物联网通信技术及应用</w:t>
-            </w:r>
-            <w:r>
-              <w:rPr>
-                <w:sz w:val="24"/>
-              </w:rPr>
-              <w:t>[M].</w:t>
-            </w:r>
-            <w:r>
-              <w:rPr>
-                <w:sz w:val="24"/>
-              </w:rPr>
-              <w:t>北京</w:t>
-            </w:r>
-            <w:r>
-              <w:rPr>
-                <w:sz w:val="24"/>
-              </w:rPr>
-              <w:t>:</w:t>
-            </w:r>
-            <w:r>
-              <w:rPr>
-                <w:sz w:val="24"/>
-              </w:rPr>
-              <w:t>北京航空航天大学出版社</w:t>
-            </w:r>
-            <w:r>
-              <w:rPr>
-                <w:sz w:val="24"/>
-              </w:rPr>
-              <w:t>,2021.</w:t>
-            </w:r>
-            <w:bookmarkEnd w:id="56"/>
+              <w:t xml:space="preserve"> </w:t>
+            </w:r>
+            <w:proofErr w:type="spellStart"/>
+            <w:proofErr w:type="gramStart"/>
+            <w:r>
+              <w:rPr>
+                <w:sz w:val="24"/>
+              </w:rPr>
+              <w:t>Shamik;Toshniwal</w:t>
+            </w:r>
+            <w:proofErr w:type="spellEnd"/>
+            <w:proofErr w:type="gramEnd"/>
+            <w:r>
+              <w:rPr>
+                <w:sz w:val="24"/>
+              </w:rPr>
+              <w:t xml:space="preserve"> </w:t>
+            </w:r>
+            <w:proofErr w:type="spellStart"/>
+            <w:proofErr w:type="gramStart"/>
+            <w:r>
+              <w:rPr>
+                <w:sz w:val="24"/>
+              </w:rPr>
+              <w:t>Raghav;Bhaumik</w:t>
+            </w:r>
+            <w:proofErr w:type="spellEnd"/>
+            <w:proofErr w:type="gramEnd"/>
+            <w:r>
+              <w:rPr>
+                <w:sz w:val="24"/>
+              </w:rPr>
+              <w:t xml:space="preserve"> Ankita Design of an Intelligent Voice Controlled Home automation system [J</w:t>
+            </w:r>
+            <w:proofErr w:type="gramStart"/>
+            <w:r>
+              <w:rPr>
+                <w:sz w:val="24"/>
+              </w:rPr>
+              <w:t>].International</w:t>
+            </w:r>
+            <w:proofErr w:type="gramEnd"/>
+            <w:r>
+              <w:rPr>
+                <w:sz w:val="24"/>
+              </w:rPr>
+              <w:t xml:space="preserve"> Journal of Computer Applications, 2015, 121(15): 39-42.</w:t>
+            </w:r>
           </w:p>
           <w:p>
             <w:pPr>
               <w:numPr>
                 <w:ilvl w:val="0"/>
-                <w:numId w:val="4"/>
+                <w:numId w:val="6"/>
               </w:numPr>
               <w:spacing w:line="360" w:lineRule="exact"/>
               <w:ind w:firstLineChars="200" w:firstLine="480"/>
@@ -23318,695 +24640,234 @@
                 <w:sz w:val="24"/>
               </w:rPr>
             </w:pPr>
-            <w:bookmarkStart w:id="57" w:name="_Ref229782700"/>
-            <w:r>
-              <w:rPr>
-                <w:sz w:val="24"/>
-              </w:rPr>
-              <w:t>赵建民</w:t>
-            </w:r>
-            <w:r>
-              <w:rPr>
-                <w:sz w:val="24"/>
-              </w:rPr>
-              <w:t>.</w:t>
-            </w:r>
-            <w:r>
-              <w:rPr>
-                <w:sz w:val="24"/>
-              </w:rPr>
-              <w:t>基于</w:t>
-            </w:r>
-            <w:r>
-              <w:rPr>
-                <w:sz w:val="24"/>
-              </w:rPr>
-              <w:t>MQTT</w:t>
-            </w:r>
-            <w:r>
-              <w:rPr>
-                <w:sz w:val="24"/>
-              </w:rPr>
-              <w:t>的阿里云物联网平台应用开发</w:t>
-            </w:r>
-            <w:r>
-              <w:rPr>
-                <w:sz w:val="24"/>
-              </w:rPr>
-              <w:t>[J].</w:t>
-            </w:r>
-            <w:r>
-              <w:rPr>
-                <w:sz w:val="24"/>
-              </w:rPr>
-              <w:t>物联网技术</w:t>
-            </w:r>
-            <w:r>
-              <w:rPr>
-                <w:sz w:val="24"/>
-              </w:rPr>
-              <w:t>,2023,13(05):67-70.</w:t>
-            </w:r>
-            <w:bookmarkEnd w:id="57"/>
-          </w:p>
-          <w:p>
-            <w:pPr>
-              <w:numPr>
-                <w:ilvl w:val="0"/>
-                <w:numId w:val="4"/>
-              </w:numPr>
-              <w:spacing w:line="360" w:lineRule="exact"/>
-              <w:ind w:firstLineChars="200" w:firstLine="480"/>
-              <w:rPr>
-                <w:sz w:val="24"/>
-              </w:rPr>
-            </w:pPr>
-            <w:bookmarkStart w:id="58" w:name="_Ref229782722"/>
-            <w:r>
-              <w:rPr>
-                <w:sz w:val="24"/>
-              </w:rPr>
-              <w:t>王健</w:t>
-            </w:r>
-            <w:r>
-              <w:rPr>
-                <w:sz w:val="24"/>
-              </w:rPr>
-              <w:t>.</w:t>
-            </w:r>
-            <w:r>
-              <w:rPr>
-                <w:sz w:val="24"/>
-              </w:rPr>
-              <w:t>嵌入式系统低功耗设计技术与应用</w:t>
-            </w:r>
-            <w:r>
-              <w:rPr>
-                <w:sz w:val="24"/>
-              </w:rPr>
-              <w:t>[M].</w:t>
-            </w:r>
-            <w:r>
-              <w:rPr>
-                <w:sz w:val="24"/>
-              </w:rPr>
-              <w:t>北京</w:t>
-            </w:r>
-            <w:r>
-              <w:rPr>
-                <w:sz w:val="24"/>
-              </w:rPr>
-              <w:t>:</w:t>
-            </w:r>
-            <w:r>
-              <w:rPr>
-                <w:sz w:val="24"/>
-              </w:rPr>
-              <w:t>北京邮电大学出版社</w:t>
-            </w:r>
-            <w:r>
-              <w:rPr>
-                <w:sz w:val="24"/>
-              </w:rPr>
-              <w:t>,2020.</w:t>
-            </w:r>
-            <w:bookmarkEnd w:id="58"/>
-          </w:p>
-          <w:p>
-            <w:pPr>
-              <w:numPr>
-                <w:ilvl w:val="0"/>
-                <w:numId w:val="4"/>
-              </w:numPr>
-              <w:spacing w:line="360" w:lineRule="exact"/>
-              <w:ind w:firstLineChars="200" w:firstLine="480"/>
-              <w:rPr>
-                <w:sz w:val="24"/>
-              </w:rPr>
-            </w:pPr>
-            <w:r>
-              <w:rPr>
-                <w:sz w:val="24"/>
-              </w:rPr>
-              <w:t>张兴明</w:t>
-            </w:r>
-            <w:r>
-              <w:rPr>
-                <w:sz w:val="24"/>
-              </w:rPr>
-              <w:t>.</w:t>
-            </w:r>
-            <w:r>
-              <w:rPr>
-                <w:sz w:val="24"/>
-              </w:rPr>
-              <w:t>物联网嵌入式系统开发与应用</w:t>
-            </w:r>
-            <w:r>
-              <w:rPr>
-                <w:sz w:val="24"/>
-              </w:rPr>
-              <w:t>[M].</w:t>
-            </w:r>
-            <w:r>
-              <w:rPr>
-                <w:sz w:val="24"/>
-              </w:rPr>
-              <w:t>北京</w:t>
-            </w:r>
-            <w:r>
-              <w:rPr>
-                <w:sz w:val="24"/>
-              </w:rPr>
-              <w:t>:</w:t>
-            </w:r>
-            <w:r>
-              <w:rPr>
-                <w:sz w:val="24"/>
-              </w:rPr>
-              <w:t>机械工业出版社</w:t>
-            </w:r>
-            <w:r>
-              <w:rPr>
-                <w:sz w:val="24"/>
-              </w:rPr>
-              <w:t>,2021.</w:t>
-            </w:r>
-          </w:p>
-          <w:p>
-            <w:pPr>
-              <w:numPr>
-                <w:ilvl w:val="0"/>
-                <w:numId w:val="4"/>
-              </w:numPr>
-              <w:spacing w:line="360" w:lineRule="exact"/>
-              <w:ind w:firstLineChars="200" w:firstLine="480"/>
-              <w:rPr>
-                <w:sz w:val="24"/>
-              </w:rPr>
-            </w:pPr>
+            <w:r>
+              <w:rPr>
+                <w:sz w:val="24"/>
+              </w:rPr>
+              <w:t xml:space="preserve">Krishna B M, Nayak V N, Kumar K R </w:t>
+            </w:r>
+            <w:proofErr w:type="spellStart"/>
+            <w:r>
+              <w:rPr>
+                <w:sz w:val="24"/>
+              </w:rPr>
+              <w:t>R</w:t>
+            </w:r>
+            <w:proofErr w:type="spellEnd"/>
+            <w:r>
+              <w:rPr>
+                <w:sz w:val="24"/>
+              </w:rPr>
+              <w:t>, et al. Bluetooth based wireless home automation system using FPGA [J</w:t>
+            </w:r>
             <w:proofErr w:type="gramStart"/>
             <w:r>
               <w:rPr>
                 <w:sz w:val="24"/>
               </w:rPr>
-              <w:t>陈路遥</w:t>
+              <w:t>].Journal</w:t>
             </w:r>
             <w:proofErr w:type="gramEnd"/>
             <w:r>
               <w:rPr>
                 <w:sz w:val="24"/>
               </w:rPr>
-              <w:t>,</w:t>
-            </w:r>
-            <w:r>
-              <w:rPr>
-                <w:sz w:val="24"/>
-              </w:rPr>
-              <w:t>林峰</w:t>
-            </w:r>
-            <w:r>
-              <w:rPr>
-                <w:sz w:val="24"/>
-              </w:rPr>
-              <w:t>,</w:t>
-            </w:r>
-            <w:r>
-              <w:rPr>
-                <w:sz w:val="24"/>
-              </w:rPr>
-              <w:t>郭清锋</w:t>
-            </w:r>
-            <w:r>
-              <w:rPr>
-                <w:sz w:val="24"/>
-              </w:rPr>
-              <w:t>.</w:t>
-            </w:r>
-            <w:r>
-              <w:rPr>
-                <w:sz w:val="24"/>
-              </w:rPr>
-              <w:t>基于</w:t>
-            </w:r>
-            <w:r>
-              <w:rPr>
-                <w:sz w:val="24"/>
-              </w:rPr>
-              <w:t>MQTT</w:t>
-            </w:r>
-            <w:r>
-              <w:rPr>
-                <w:sz w:val="24"/>
-              </w:rPr>
-              <w:t>协议的智能家居数据传输系统</w:t>
-            </w:r>
-            <w:r>
-              <w:rPr>
-                <w:sz w:val="24"/>
-              </w:rPr>
-              <w:t>[J].</w:t>
-            </w:r>
-            <w:r>
-              <w:rPr>
-                <w:sz w:val="24"/>
-              </w:rPr>
-              <w:t>数字通信世界</w:t>
-            </w:r>
-            <w:r>
-              <w:rPr>
-                <w:sz w:val="24"/>
-              </w:rPr>
-              <w:t>,2023(07):52-54.</w:t>
-            </w:r>
-          </w:p>
-          <w:p>
-            <w:pPr>
-              <w:numPr>
-                <w:ilvl w:val="0"/>
-                <w:numId w:val="4"/>
-              </w:numPr>
-              <w:spacing w:line="360" w:lineRule="exact"/>
-              <w:ind w:firstLineChars="200" w:firstLine="480"/>
-              <w:rPr>
-                <w:sz w:val="24"/>
-              </w:rPr>
-            </w:pPr>
-            <w:r>
-              <w:rPr>
-                <w:sz w:val="24"/>
-              </w:rPr>
-              <w:t>李盛林</w:t>
-            </w:r>
-            <w:r>
-              <w:rPr>
-                <w:sz w:val="24"/>
-              </w:rPr>
-              <w:t>,</w:t>
-            </w:r>
-            <w:r>
-              <w:rPr>
-                <w:sz w:val="24"/>
-              </w:rPr>
-              <w:t>王宏平</w:t>
-            </w:r>
-            <w:r>
-              <w:rPr>
-                <w:sz w:val="24"/>
-              </w:rPr>
-              <w:t>,</w:t>
-            </w:r>
-            <w:r>
-              <w:rPr>
-                <w:sz w:val="24"/>
-              </w:rPr>
-              <w:t>魏敏</w:t>
-            </w:r>
-            <w:r>
-              <w:rPr>
-                <w:sz w:val="24"/>
-              </w:rPr>
-              <w:t>.</w:t>
-            </w:r>
-            <w:r>
-              <w:rPr>
-                <w:sz w:val="24"/>
-              </w:rPr>
-              <w:t>机械设计基础实验教学改革的探讨</w:t>
-            </w:r>
-            <w:r>
-              <w:rPr>
-                <w:sz w:val="24"/>
-              </w:rPr>
-              <w:t>[J].</w:t>
-            </w:r>
-            <w:r>
-              <w:rPr>
-                <w:sz w:val="24"/>
-              </w:rPr>
-              <w:t>实验技术与管理</w:t>
-            </w:r>
-            <w:r>
-              <w:rPr>
-                <w:sz w:val="24"/>
-              </w:rPr>
-              <w:t>,2005,22(7):98-102.</w:t>
-            </w:r>
-          </w:p>
-          <w:p>
-            <w:pPr>
-              <w:numPr>
-                <w:ilvl w:val="0"/>
-                <w:numId w:val="4"/>
-              </w:numPr>
-              <w:spacing w:line="360" w:lineRule="exact"/>
-              <w:ind w:firstLineChars="200" w:firstLine="480"/>
-              <w:rPr>
-                <w:sz w:val="24"/>
-              </w:rPr>
-            </w:pPr>
-            <w:bookmarkStart w:id="59" w:name="_Ref230100414"/>
-            <w:r>
-              <w:rPr>
-                <w:sz w:val="24"/>
-              </w:rPr>
-              <w:t xml:space="preserve">Sen </w:t>
+              <w:t xml:space="preserve"> of Theoretical and Applied Information Technology, 2015, 77(3): 411-420.</w:t>
+            </w:r>
+          </w:p>
+        </w:tc>
+      </w:tr>
+      <w:tr>
+        <w:trPr>
+          <w:trHeight w:val="90"/>
+          <w:jc w:val="center"/>
+        </w:trPr>
+        <w:tc>
+          <w:tcPr>
+            <w:tcW w:w="8522" w:type="dxa"/>
+            <w:tcBorders>
+              <w:top w:val="single" w:sz="4" w:space="0" w:color="auto"/>
+            </w:tcBorders>
+          </w:tcPr>
+          <w:p>
+            <w:pPr>
+              <w:snapToGrid w:val="0"/>
+              <w:rPr>
+                <w:sz w:val="28"/>
+              </w:rPr>
+            </w:pPr>
+            <w:r>
+              <w:rPr>
+                <w:rFonts w:eastAsia="黑体" w:hint="eastAsia"/>
+                <w:sz w:val="28"/>
+              </w:rPr>
+              <w:t>三</w:t>
+            </w:r>
+            <w:r>
+              <w:rPr>
+                <w:rFonts w:eastAsia="黑体" w:hint="eastAsia"/>
+                <w:sz w:val="28"/>
+              </w:rPr>
+              <w:t>、指导教师审阅意见</w:t>
+            </w:r>
+            <w:r>
+              <w:rPr>
+                <w:rFonts w:hint="eastAsia"/>
+                <w:sz w:val="28"/>
+              </w:rPr>
+              <w:t>：</w:t>
+            </w:r>
+          </w:p>
+          <w:p>
+            <w:pPr>
+              <w:snapToGrid w:val="0"/>
+              <w:ind w:firstLineChars="200" w:firstLine="420"/>
+              <w:rPr>
+                <w:color w:val="000000" w:themeColor="text1"/>
+                <w:sz w:val="24"/>
+              </w:rPr>
+            </w:pPr>
+            <w:r>
+              <w:rPr>
+                <w:rFonts w:ascii="宋体" w:hAnsi="宋体" w:cs="宋体"/>
+                <w:color w:val="000000" w:themeColor="text1"/>
+              </w:rPr>
+              <w:t xml:space="preserve">该文献综述结构规范、内容紧扣课题，围绕基于 </w:t>
             </w:r>
             <w:proofErr w:type="spellStart"/>
-            <w:proofErr w:type="gramStart"/>
-            <w:r>
-              <w:rPr>
-                <w:sz w:val="24"/>
-              </w:rPr>
-              <w:t>Sonali;Chakrabarty</w:t>
+            <w:r>
+              <w:rPr>
+                <w:rFonts w:ascii="宋体" w:hAnsi="宋体" w:cs="宋体"/>
+                <w:color w:val="000000" w:themeColor="text1"/>
+              </w:rPr>
+              <w:t>FreeRTOS</w:t>
             </w:r>
             <w:proofErr w:type="spellEnd"/>
-            <w:proofErr w:type="gramEnd"/>
-            <w:r>
-              <w:rPr>
+            <w:r>
+              <w:rPr>
+                <w:rFonts w:ascii="宋体" w:hAnsi="宋体" w:cs="宋体"/>
+                <w:color w:val="000000" w:themeColor="text1"/>
+              </w:rPr>
+              <w:t xml:space="preserve"> 的智能居家安防系统，全面梳理了国内外研究现状、多传感器融合、嵌入式系统应用及关键技术成果，文献引用规范，对 </w:t>
+            </w:r>
+            <w:proofErr w:type="spellStart"/>
+            <w:r>
+              <w:rPr>
+                <w:rFonts w:ascii="宋体" w:hAnsi="宋体" w:cs="宋体"/>
+                <w:color w:val="000000" w:themeColor="text1"/>
+              </w:rPr>
+              <w:t>FreeRTOS</w:t>
+            </w:r>
+            <w:proofErr w:type="spellEnd"/>
+            <w:r>
+              <w:rPr>
+                <w:rFonts w:ascii="宋体" w:hAnsi="宋体" w:cs="宋体"/>
+                <w:color w:val="000000" w:themeColor="text1"/>
+              </w:rPr>
+              <w:t xml:space="preserve"> 多任务调度、安防报警等核心内容把握准确，体现作者对课题领域有较好理解。综述存在不足：国内外研究对比分析不够深入，部分问题阐述偏笼统，与本课题 </w:t>
+            </w:r>
+            <w:proofErr w:type="spellStart"/>
+            <w:r>
+              <w:rPr>
+                <w:rFonts w:ascii="宋体" w:hAnsi="宋体" w:cs="宋体"/>
+                <w:color w:val="000000" w:themeColor="text1"/>
+              </w:rPr>
+              <w:t>FreeRTOS</w:t>
+            </w:r>
+            <w:proofErr w:type="spellEnd"/>
+            <w:r>
+              <w:rPr>
+                <w:rFonts w:ascii="宋体" w:hAnsi="宋体" w:cs="宋体"/>
+                <w:color w:val="000000" w:themeColor="text1"/>
+              </w:rPr>
+              <w:t xml:space="preserve"> 任务设计结合不够紧密，研究展望稍显宽泛。建议进一步突出 </w:t>
+            </w:r>
+            <w:proofErr w:type="spellStart"/>
+            <w:r>
+              <w:rPr>
+                <w:rFonts w:ascii="宋体" w:hAnsi="宋体" w:cs="宋体"/>
+                <w:color w:val="000000" w:themeColor="text1"/>
+              </w:rPr>
+              <w:t>FreeRTOS</w:t>
+            </w:r>
+            <w:proofErr w:type="spellEnd"/>
+            <w:r>
+              <w:rPr>
+                <w:rFonts w:ascii="宋体" w:hAnsi="宋体" w:cs="宋体"/>
+                <w:color w:val="000000" w:themeColor="text1"/>
+              </w:rPr>
+              <w:t xml:space="preserve"> 在安防系统中的场景化应用，强化任务调度、实时性优化等核心环节的针对性，使综述更贴合毕业设计内容，提升学术性与实践指导价值</w:t>
+            </w:r>
+            <w:r>
+              <w:rPr>
+                <w:rFonts w:ascii="宋体" w:hAnsi="宋体" w:cs="宋体"/>
+                <w:color w:val="000000" w:themeColor="text1"/>
+              </w:rPr>
+              <w:t>。</w:t>
+            </w:r>
+          </w:p>
+          <w:p>
+            <w:pPr>
+              <w:tabs>
+                <w:tab w:val="left" w:pos="1620"/>
+                <w:tab w:val="left" w:pos="1800"/>
+              </w:tabs>
+              <w:snapToGrid w:val="0"/>
+              <w:ind w:firstLineChars="2300" w:firstLine="5520"/>
+              <w:rPr>
+                <w:rFonts w:ascii="宋体" w:hAnsi="宋体" w:cs="MS Mincho"/>
+                <w:sz w:val="24"/>
+              </w:rPr>
+            </w:pPr>
+            <w:r>
+              <w:rPr>
+                <w:rFonts w:ascii="宋体" w:hAnsi="宋体" w:cs="MS Mincho" w:hint="eastAsia"/>
+                <w:sz w:val="24"/>
+              </w:rPr>
+              <w:t>指导教师</w:t>
+            </w:r>
+            <w:r>
+              <w:rPr>
+                <w:rFonts w:ascii="宋体" w:hAnsi="宋体" w:cs="MS Mincho"/>
+                <w:sz w:val="24"/>
+              </w:rPr>
+              <w:t>签名：</w:t>
+            </w:r>
+          </w:p>
+          <w:p>
+            <w:pPr>
+              <w:snapToGrid w:val="0"/>
+              <w:ind w:leftChars="2052" w:left="6469" w:hangingChars="900" w:hanging="2160"/>
+              <w:rPr>
+                <w:sz w:val="24"/>
+              </w:rPr>
+            </w:pPr>
+            <w:r>
+              <w:rPr>
+                <w:rFonts w:ascii="宋体" w:hAnsi="宋体" w:cs="MS Mincho" w:hint="eastAsia"/>
                 <w:sz w:val="24"/>
               </w:rPr>
               <w:t xml:space="preserve"> </w:t>
             </w:r>
-            <w:proofErr w:type="spellStart"/>
-            <w:proofErr w:type="gramStart"/>
-            <w:r>
-              <w:rPr>
-                <w:sz w:val="24"/>
-              </w:rPr>
-              <w:t>Shamik;Toshniwal</w:t>
-            </w:r>
-            <w:proofErr w:type="spellEnd"/>
-            <w:proofErr w:type="gramEnd"/>
-            <w:r>
-              <w:rPr>
-                <w:sz w:val="24"/>
-              </w:rPr>
-              <w:t xml:space="preserve"> </w:t>
-            </w:r>
-            <w:proofErr w:type="spellStart"/>
-            <w:proofErr w:type="gramStart"/>
-            <w:r>
-              <w:rPr>
-                <w:sz w:val="24"/>
-              </w:rPr>
-              <w:t>Raghav;Bhaumik</w:t>
-            </w:r>
-            <w:proofErr w:type="spellEnd"/>
-            <w:proofErr w:type="gramEnd"/>
-            <w:r>
-              <w:rPr>
-                <w:sz w:val="24"/>
-              </w:rPr>
-              <w:t xml:space="preserve"> Ankita Design of an Intelligent Voice Controlled Home automation system [J</w:t>
-            </w:r>
-            <w:proofErr w:type="gramStart"/>
-            <w:r>
-              <w:rPr>
-                <w:sz w:val="24"/>
-              </w:rPr>
-              <w:t>].International</w:t>
-            </w:r>
-            <w:proofErr w:type="gramEnd"/>
-            <w:r>
-              <w:rPr>
-                <w:sz w:val="24"/>
-              </w:rPr>
-              <w:t xml:space="preserve"> Journal of Computer Applications, 2015, 121(15): 39-42.</w:t>
-            </w:r>
-            <w:bookmarkEnd w:id="59"/>
-          </w:p>
-          <w:p>
-            <w:pPr>
-              <w:numPr>
-                <w:ilvl w:val="0"/>
-                <w:numId w:val="4"/>
-              </w:numPr>
-              <w:spacing w:line="360" w:lineRule="exact"/>
-              <w:ind w:firstLineChars="200" w:firstLine="480"/>
-              <w:rPr>
-                <w:sz w:val="24"/>
-              </w:rPr>
-            </w:pPr>
-            <w:bookmarkStart w:id="60" w:name="_Ref230100593"/>
-            <w:r>
-              <w:rPr>
-                <w:sz w:val="24"/>
-              </w:rPr>
-              <w:t xml:space="preserve">Krishna B M, Nayak V N, Kumar K R </w:t>
-            </w:r>
-            <w:proofErr w:type="spellStart"/>
-            <w:r>
-              <w:rPr>
-                <w:sz w:val="24"/>
-              </w:rPr>
-              <w:t>R</w:t>
-            </w:r>
-            <w:proofErr w:type="spellEnd"/>
-            <w:r>
-              <w:rPr>
-                <w:sz w:val="24"/>
-              </w:rPr>
-              <w:t>, et al. Bluetooth based wireless home automation system using FPGA [J</w:t>
-            </w:r>
-            <w:proofErr w:type="gramStart"/>
-            <w:r>
-              <w:rPr>
-                <w:sz w:val="24"/>
-              </w:rPr>
-              <w:t>].Journal</w:t>
-            </w:r>
-            <w:proofErr w:type="gramEnd"/>
-            <w:r>
-              <w:rPr>
-                <w:sz w:val="24"/>
-              </w:rPr>
-              <w:t xml:space="preserve"> of Theoretical and Applied Information Technology, 2015, 77(3): 411-420.</w:t>
-            </w:r>
-            <w:bookmarkEnd w:id="60"/>
-          </w:p>
-          <w:p>
-            <w:pPr>
-              <w:numPr>
-                <w:ilvl w:val="0"/>
-                <w:numId w:val="4"/>
-              </w:numPr>
-              <w:spacing w:line="360" w:lineRule="exact"/>
-              <w:ind w:firstLineChars="200" w:firstLine="480"/>
-              <w:rPr>
-                <w:sz w:val="24"/>
-              </w:rPr>
-            </w:pPr>
-            <w:bookmarkStart w:id="61" w:name="_Ref230100493"/>
-            <w:proofErr w:type="spellStart"/>
-            <w:r>
-              <w:rPr>
-                <w:sz w:val="24"/>
-              </w:rPr>
-              <w:lastRenderedPageBreak/>
-              <w:t>Yuksekkaya</w:t>
-            </w:r>
-            <w:proofErr w:type="spellEnd"/>
-            <w:r>
-              <w:rPr>
-                <w:sz w:val="24"/>
-              </w:rPr>
-              <w:t xml:space="preserve"> B, </w:t>
-            </w:r>
-            <w:proofErr w:type="spellStart"/>
-            <w:r>
-              <w:rPr>
-                <w:sz w:val="24"/>
-              </w:rPr>
-              <w:t>Kayalar</w:t>
-            </w:r>
-            <w:proofErr w:type="spellEnd"/>
-            <w:r>
-              <w:rPr>
-                <w:sz w:val="24"/>
-              </w:rPr>
-              <w:t xml:space="preserve"> A </w:t>
-            </w:r>
-            <w:proofErr w:type="spellStart"/>
-            <w:r>
-              <w:rPr>
-                <w:sz w:val="24"/>
-              </w:rPr>
-              <w:t>A</w:t>
-            </w:r>
-            <w:proofErr w:type="spellEnd"/>
-            <w:r>
-              <w:rPr>
-                <w:sz w:val="24"/>
-              </w:rPr>
-              <w:t>, Tosun M B, et al. A GSM, Internet and Speech Controlled Wireless Interactive Home Automation System [J</w:t>
-            </w:r>
-            <w:proofErr w:type="gramStart"/>
-            <w:r>
-              <w:rPr>
-                <w:sz w:val="24"/>
-              </w:rPr>
-              <w:t>].IEEE</w:t>
-            </w:r>
-            <w:proofErr w:type="gramEnd"/>
-            <w:r>
-              <w:rPr>
-                <w:sz w:val="24"/>
-              </w:rPr>
-              <w:t xml:space="preserve"> Transactions on Consumer Electronics, 2006, 52(3): 837-843.</w:t>
-            </w:r>
-            <w:bookmarkEnd w:id="61"/>
-          </w:p>
-          <w:p>
-            <w:pPr>
-              <w:numPr>
-                <w:ilvl w:val="0"/>
-                <w:numId w:val="4"/>
-              </w:numPr>
-              <w:spacing w:line="360" w:lineRule="exact"/>
-              <w:ind w:firstLineChars="200" w:firstLine="480"/>
-              <w:rPr>
-                <w:sz w:val="24"/>
-              </w:rPr>
-            </w:pPr>
-            <w:bookmarkStart w:id="62" w:name="_Ref230101453"/>
-            <w:r>
-              <w:rPr>
-                <w:sz w:val="24"/>
-              </w:rPr>
-              <w:t xml:space="preserve">Naik B M, Kumar B V. Speech Recognition Module for Home Automation System Based </w:t>
-            </w:r>
-            <w:proofErr w:type="gramStart"/>
-            <w:r>
-              <w:rPr>
-                <w:sz w:val="24"/>
-              </w:rPr>
-              <w:t>On</w:t>
-            </w:r>
-            <w:proofErr w:type="gramEnd"/>
-            <w:r>
-              <w:rPr>
-                <w:sz w:val="24"/>
-              </w:rPr>
-              <w:t xml:space="preserve"> ZigBee [J</w:t>
-            </w:r>
-            <w:proofErr w:type="gramStart"/>
-            <w:r>
-              <w:rPr>
-                <w:sz w:val="24"/>
-              </w:rPr>
-              <w:t>].International</w:t>
-            </w:r>
-            <w:proofErr w:type="gramEnd"/>
-            <w:r>
-              <w:rPr>
-                <w:sz w:val="24"/>
-              </w:rPr>
-              <w:t xml:space="preserve"> Journal of Computer Science and Mobile Computing, 2014, 3(8): 737-744.</w:t>
-            </w:r>
-            <w:bookmarkEnd w:id="62"/>
-          </w:p>
-          <w:p>
-            <w:pPr>
-              <w:numPr>
-                <w:ilvl w:val="0"/>
-                <w:numId w:val="4"/>
-              </w:numPr>
-              <w:spacing w:line="360" w:lineRule="exact"/>
-              <w:ind w:firstLineChars="200" w:firstLine="480"/>
-              <w:rPr>
-                <w:sz w:val="24"/>
-              </w:rPr>
-            </w:pPr>
-            <w:bookmarkStart w:id="63" w:name="_Ref230101727"/>
-            <w:r>
-              <w:rPr>
-                <w:sz w:val="24"/>
-              </w:rPr>
-              <w:t>Gunes H, Akyildiz D. Web based, low cost and modular home automation system [J</w:t>
-            </w:r>
-            <w:proofErr w:type="gramStart"/>
-            <w:r>
-              <w:rPr>
-                <w:sz w:val="24"/>
-              </w:rPr>
-              <w:t>].</w:t>
-            </w:r>
-            <w:proofErr w:type="spellStart"/>
-            <w:r>
-              <w:rPr>
-                <w:sz w:val="24"/>
-              </w:rPr>
-              <w:t>Tehnicki</w:t>
-            </w:r>
-            <w:proofErr w:type="spellEnd"/>
-            <w:proofErr w:type="gramEnd"/>
-            <w:r>
-              <w:rPr>
-                <w:sz w:val="24"/>
-              </w:rPr>
-              <w:t xml:space="preserve"> </w:t>
-            </w:r>
-            <w:proofErr w:type="spellStart"/>
-            <w:r>
-              <w:rPr>
-                <w:sz w:val="24"/>
-              </w:rPr>
-              <w:t>vjesnik</w:t>
-            </w:r>
-            <w:proofErr w:type="spellEnd"/>
-            <w:r>
-              <w:rPr>
-                <w:sz w:val="24"/>
-              </w:rPr>
-              <w:t>-Technical Gazette, 2016, 23(2): 533-538.</w:t>
-            </w:r>
-            <w:bookmarkEnd w:id="63"/>
-          </w:p>
-          <w:p>
-            <w:pPr>
-              <w:spacing w:line="360" w:lineRule="exact"/>
-              <w:rPr>
-                <w:sz w:val="24"/>
-              </w:rPr>
-            </w:pPr>
-          </w:p>
-          <w:p>
-            <w:pPr>
-              <w:spacing w:line="360" w:lineRule="exact"/>
-              <w:rPr>
-                <w:sz w:val="24"/>
-              </w:rPr>
-            </w:pPr>
-          </w:p>
-          <w:p>
-            <w:pPr>
-              <w:spacing w:line="360" w:lineRule="exact"/>
-              <w:rPr>
-                <w:sz w:val="24"/>
-              </w:rPr>
-            </w:pPr>
-          </w:p>
-          <w:p>
-            <w:pPr>
-              <w:spacing w:line="360" w:lineRule="exact"/>
-              <w:rPr>
-                <w:sz w:val="24"/>
-              </w:rPr>
-            </w:pPr>
-          </w:p>
-          <w:p>
-            <w:pPr>
-              <w:spacing w:line="360" w:lineRule="exact"/>
-              <w:ind w:firstLineChars="200" w:firstLine="480"/>
-              <w:rPr>
-                <w:sz w:val="24"/>
-              </w:rPr>
-            </w:pPr>
+            <w:r>
+              <w:rPr>
+                <w:rFonts w:ascii="宋体" w:hAnsi="宋体" w:cs="MS Mincho"/>
+                <w:sz w:val="24"/>
+              </w:rPr>
+              <w:t xml:space="preserve">                                        </w:t>
+            </w:r>
+            <w:r>
+              <w:rPr>
+                <w:rFonts w:ascii="宋体" w:hAnsi="宋体" w:cs="MS Mincho" w:hint="eastAsia"/>
+                <w:sz w:val="24"/>
+              </w:rPr>
+              <w:t xml:space="preserve">    年    月    日</w:t>
+            </w:r>
           </w:p>
         </w:tc>
       </w:tr>
     </w:tbl>
+    <w:p/>
     <w:p>
       <w:pPr>
         <w:snapToGrid w:val="0"/>
@@ -24015,8 +24876,8 @@
           <w:sz w:val="28"/>
         </w:rPr>
         <w:sectPr>
-          <w:footerReference w:type="default" r:id="rId26"/>
-          <w:footerReference w:type="first" r:id="rId27"/>
+          <w:footerReference w:type="default" r:id="rId25"/>
+          <w:footerReference w:type="first" r:id="rId26"/>
           <w:pgSz w:w="11906" w:h="16838"/>
           <w:pgMar w:top="1361" w:right="1304" w:bottom="1361" w:left="1361" w:header="851" w:footer="1191" w:gutter="0"/>
           <w:cols w:space="720"/>
@@ -24046,7 +24907,7 @@
         <w:lastRenderedPageBreak/>
         <w:t>附录二</w:t>
       </w:r>
-      <w:bookmarkEnd w:id="41"/>
+      <w:bookmarkEnd w:id="39"/>
     </w:p>
     <w:p>
       <w:pPr>
@@ -24059,8 +24920,8 @@
           <w:szCs w:val="32"/>
         </w:rPr>
       </w:pPr>
-      <w:bookmarkStart w:id="64" w:name="_Toc18762"/>
-      <w:bookmarkStart w:id="65" w:name="_Toc18559"/>
+      <w:bookmarkStart w:id="42" w:name="_Toc18762"/>
+      <w:bookmarkStart w:id="43" w:name="_Toc18559"/>
       <w:r>
         <w:rPr>
           <w:rFonts w:ascii="黑体" w:eastAsia="黑体" w:hAnsi="黑体" w:cs="黑体" w:hint="eastAsia"/>
@@ -24080,8 +24941,8 @@
         </w:rPr>
         <w:t>查重报告</w:t>
       </w:r>
-      <w:bookmarkEnd w:id="64"/>
-      <w:bookmarkEnd w:id="65"/>
+      <w:bookmarkEnd w:id="42"/>
+      <w:bookmarkEnd w:id="43"/>
       <w:proofErr w:type="gramEnd"/>
     </w:p>
     <w:p>
@@ -24113,7 +24974,7 @@
                     <pic:cNvPicPr/>
                   </pic:nvPicPr>
                   <pic:blipFill>
-                    <a:blip r:embed="rId28"/>
+                    <a:blip r:embed="rId27"/>
                     <a:stretch>
                       <a:fillRect/>
                     </a:stretch>
@@ -24137,7 +24998,7 @@
     <w:p>
       <w:pPr>
         <w:rPr>
-          <w:rFonts w:ascii="宋体" w:hAnsi="宋体" w:cs="宋体" w:hint="eastAsia"/>
+          <w:rFonts w:ascii="宋体" w:hAnsi="宋体" w:cs="宋体"/>
           <w:color w:val="FF0000"/>
           <w:sz w:val="24"/>
         </w:rPr>
@@ -24201,12 +25062,53 @@
 </w:ftr>
 </file>
 
-<file path=word/footer10.xml><?xml version="1.0" encoding="utf-8"?>
+<file path=word/footer2.xml><?xml version="1.0" encoding="utf-8"?>
+<w:ftr xmlns:wpc="http://schemas.microsoft.com/office/word/2010/wordprocessingCanvas" xmlns:cx="http://schemas.microsoft.com/office/drawing/2014/chartex" xmlns:cx1="http://schemas.microsoft.com/office/drawing/2015/9/8/chartex" xmlns:cx2="http://schemas.microsoft.com/office/drawing/2015/10/21/chartex" xmlns:cx3="http://schemas.microsoft.com/office/drawing/2016/5/9/chartex" xmlns:cx4="http://schemas.microsoft.com/office/drawing/2016/5/10/chartex" xmlns:cx5="http://schemas.microsoft.com/office/drawing/2016/5/11/chartex" xmlns:cx6="http://schemas.microsoft.com/office/drawing/2016/5/12/chartex" xmlns:cx7="http://schemas.microsoft.com/office/drawing/2016/5/13/chartex" xmlns:cx8="http://schemas.microsoft.com/office/drawing/2016/5/14/chartex" xmlns:mc="http://schemas.openxmlformats.org/markup-compatibility/2006" xmlns:aink="http://schemas.microsoft.com/office/drawing/2016/ink" xmlns:am3d="http://schemas.microsoft.com/office/drawing/2017/model3d" xmlns:o="urn:schemas-microsoft-com:office:office" xmlns:oel="http://schemas.microsoft.com/office/2019/extlst" xmlns:r="http://schemas.openxmlformats.org/officeDocument/2006/relationships" xmlns:m="http://schemas.openxmlformats.org/officeDocument/2006/math" xmlns:v="urn:schemas-microsoft-com:vml" xmlns:wp14="http://schemas.microsoft.com/office/word/2010/wordprocessingDrawing" xmlns:wp="http://schemas.openxmlformats.org/drawingml/2006/wordprocessingDrawing" xmlns:w10="urn:schemas-microsoft-com:office:word" xmlns:w="http://schemas.openxmlformats.org/wordprocessingml/2006/main" xmlns:w14="http://schemas.microsoft.com/office/word/2010/wordml" xmlns:w15="http://schemas.microsoft.com/office/word/2012/wordml" xmlns:w16cex="http://schemas.microsoft.com/office/word/2018/wordml/cex" xmlns:w16cid="http://schemas.microsoft.com/office/word/2016/wordml/cid" xmlns:w16="http://schemas.microsoft.com/office/word/2018/wordml" xmlns:w16du="http://schemas.microsoft.com/office/word/2023/wordml/word16du" xmlns:w16sdtdh="http://schemas.microsoft.com/office/word/2020/wordml/sdtdatahash" xmlns:w16sdtfl="http://schemas.microsoft.com/office/word/2024/wordml/sdtformatlock" xmlns:w16se="http://schemas.microsoft.com/office/word/2015/wordml/symex" xmlns:wpg="http://schemas.microsoft.com/office/word/2010/wordprocessingGroup" xmlns:wpi="http://schemas.microsoft.com/office/word/2010/wordprocessingInk" xmlns:wne="http://schemas.microsoft.com/office/word/2006/wordml" xmlns:wps="http://schemas.microsoft.com/office/word/2010/wordprocessingShape" mc:Ignorable="w14 w15 w16se w16cid w16 w16cex w16sdtdh w16sdtfl w16du wp14">
+  <w:p>
+    <w:pPr>
+      <w:pStyle w:val="a6"/>
+    </w:pPr>
+  </w:p>
+</w:ftr>
+</file>
+
+<file path=word/footer3.xml><?xml version="1.0" encoding="utf-8"?>
 <w:ftr xmlns:wpc="http://schemas.microsoft.com/office/word/2010/wordprocessingCanvas" xmlns:cx="http://schemas.microsoft.com/office/drawing/2014/chartex" xmlns:cx1="http://schemas.microsoft.com/office/drawing/2015/9/8/chartex" xmlns:cx2="http://schemas.microsoft.com/office/drawing/2015/10/21/chartex" xmlns:cx3="http://schemas.microsoft.com/office/drawing/2016/5/9/chartex" xmlns:cx4="http://schemas.microsoft.com/office/drawing/2016/5/10/chartex" xmlns:cx5="http://schemas.microsoft.com/office/drawing/2016/5/11/chartex" xmlns:cx6="http://schemas.microsoft.com/office/drawing/2016/5/12/chartex" xmlns:cx7="http://schemas.microsoft.com/office/drawing/2016/5/13/chartex" xmlns:cx8="http://schemas.microsoft.com/office/drawing/2016/5/14/chartex" xmlns:mc="http://schemas.openxmlformats.org/markup-compatibility/2006" xmlns:aink="http://schemas.microsoft.com/office/drawing/2016/ink" xmlns:am3d="http://schemas.microsoft.com/office/drawing/2017/model3d" xmlns:o="urn:schemas-microsoft-com:office:office" xmlns:oel="http://schemas.microsoft.com/office/2019/extlst" xmlns:r="http://schemas.openxmlformats.org/officeDocument/2006/relationships" xmlns:m="http://schemas.openxmlformats.org/officeDocument/2006/math" xmlns:v="urn:schemas-microsoft-com:vml" xmlns:wp14="http://schemas.microsoft.com/office/word/2010/wordprocessingDrawing" xmlns:wp="http://schemas.openxmlformats.org/drawingml/2006/wordprocessingDrawing" xmlns:w10="urn:schemas-microsoft-com:office:word" xmlns:w="http://schemas.openxmlformats.org/wordprocessingml/2006/main" xmlns:w14="http://schemas.microsoft.com/office/word/2010/wordml" xmlns:w15="http://schemas.microsoft.com/office/word/2012/wordml" xmlns:w16cex="http://schemas.microsoft.com/office/word/2018/wordml/cex" xmlns:w16cid="http://schemas.microsoft.com/office/word/2016/wordml/cid" xmlns:w16="http://schemas.microsoft.com/office/word/2018/wordml" xmlns:w16du="http://schemas.microsoft.com/office/word/2023/wordml/word16du" xmlns:w16sdtdh="http://schemas.microsoft.com/office/word/2020/wordml/sdtdatahash" xmlns:w16sdtfl="http://schemas.microsoft.com/office/word/2024/wordml/sdtformatlock" xmlns:w16se="http://schemas.microsoft.com/office/word/2015/wordml/symex" xmlns:wpg="http://schemas.microsoft.com/office/word/2010/wordprocessingGroup" xmlns:wpi="http://schemas.microsoft.com/office/word/2010/wordprocessingInk" xmlns:wne="http://schemas.microsoft.com/office/word/2006/wordml" xmlns:wps="http://schemas.microsoft.com/office/word/2010/wordprocessingShape" mc:Ignorable="w14 w15 w16se w16cid w16 w16cex w16sdtdh w16sdtfl w16du wp14">
   <w:p>
     <w:pPr>
       <w:pStyle w:val="a6"/>
       <w:jc w:val="center"/>
+    </w:pPr>
+  </w:p>
+</w:ftr>
+</file>
+
+<file path=word/footer4.xml><?xml version="1.0" encoding="utf-8"?>
+<w:ftr xmlns:wpc="http://schemas.microsoft.com/office/word/2010/wordprocessingCanvas" xmlns:cx="http://schemas.microsoft.com/office/drawing/2014/chartex" xmlns:cx1="http://schemas.microsoft.com/office/drawing/2015/9/8/chartex" xmlns:cx2="http://schemas.microsoft.com/office/drawing/2015/10/21/chartex" xmlns:cx3="http://schemas.microsoft.com/office/drawing/2016/5/9/chartex" xmlns:cx4="http://schemas.microsoft.com/office/drawing/2016/5/10/chartex" xmlns:cx5="http://schemas.microsoft.com/office/drawing/2016/5/11/chartex" xmlns:cx6="http://schemas.microsoft.com/office/drawing/2016/5/12/chartex" xmlns:cx7="http://schemas.microsoft.com/office/drawing/2016/5/13/chartex" xmlns:cx8="http://schemas.microsoft.com/office/drawing/2016/5/14/chartex" xmlns:mc="http://schemas.openxmlformats.org/markup-compatibility/2006" xmlns:aink="http://schemas.microsoft.com/office/drawing/2016/ink" xmlns:am3d="http://schemas.microsoft.com/office/drawing/2017/model3d" xmlns:o="urn:schemas-microsoft-com:office:office" xmlns:oel="http://schemas.microsoft.com/office/2019/extlst" xmlns:r="http://schemas.openxmlformats.org/officeDocument/2006/relationships" xmlns:m="http://schemas.openxmlformats.org/officeDocument/2006/math" xmlns:v="urn:schemas-microsoft-com:vml" xmlns:wp14="http://schemas.microsoft.com/office/word/2010/wordprocessingDrawing" xmlns:wp="http://schemas.openxmlformats.org/drawingml/2006/wordprocessingDrawing" xmlns:w10="urn:schemas-microsoft-com:office:word" xmlns:w="http://schemas.openxmlformats.org/wordprocessingml/2006/main" xmlns:w14="http://schemas.microsoft.com/office/word/2010/wordml" xmlns:w15="http://schemas.microsoft.com/office/word/2012/wordml" xmlns:w16cex="http://schemas.microsoft.com/office/word/2018/wordml/cex" xmlns:w16cid="http://schemas.microsoft.com/office/word/2016/wordml/cid" xmlns:w16="http://schemas.microsoft.com/office/word/2018/wordml" xmlns:w16du="http://schemas.microsoft.com/office/word/2023/wordml/word16du" xmlns:w16sdtdh="http://schemas.microsoft.com/office/word/2020/wordml/sdtdatahash" xmlns:w16sdtfl="http://schemas.microsoft.com/office/word/2024/wordml/sdtformatlock" xmlns:w16se="http://schemas.microsoft.com/office/word/2015/wordml/symex" xmlns:wpg="http://schemas.microsoft.com/office/word/2010/wordprocessingGroup" xmlns:wpi="http://schemas.microsoft.com/office/word/2010/wordprocessingInk" xmlns:wne="http://schemas.microsoft.com/office/word/2006/wordml" xmlns:wps="http://schemas.microsoft.com/office/word/2010/wordprocessingShape" mc:Ignorable="w14 w15 w16se w16cid w16 w16cex w16sdtdh w16sdtfl w16du wp14">
+  <w:p>
+    <w:pPr>
+      <w:pStyle w:val="a6"/>
+      <w:jc w:val="center"/>
+    </w:pPr>
+  </w:p>
+</w:ftr>
+</file>
+
+<file path=word/footer5.xml><?xml version="1.0" encoding="utf-8"?>
+<w:ftr xmlns:wpc="http://schemas.microsoft.com/office/word/2010/wordprocessingCanvas" xmlns:cx="http://schemas.microsoft.com/office/drawing/2014/chartex" xmlns:cx1="http://schemas.microsoft.com/office/drawing/2015/9/8/chartex" xmlns:cx2="http://schemas.microsoft.com/office/drawing/2015/10/21/chartex" xmlns:cx3="http://schemas.microsoft.com/office/drawing/2016/5/9/chartex" xmlns:cx4="http://schemas.microsoft.com/office/drawing/2016/5/10/chartex" xmlns:cx5="http://schemas.microsoft.com/office/drawing/2016/5/11/chartex" xmlns:cx6="http://schemas.microsoft.com/office/drawing/2016/5/12/chartex" xmlns:cx7="http://schemas.microsoft.com/office/drawing/2016/5/13/chartex" xmlns:cx8="http://schemas.microsoft.com/office/drawing/2016/5/14/chartex" xmlns:mc="http://schemas.openxmlformats.org/markup-compatibility/2006" xmlns:aink="http://schemas.microsoft.com/office/drawing/2016/ink" xmlns:am3d="http://schemas.microsoft.com/office/drawing/2017/model3d" xmlns:o="urn:schemas-microsoft-com:office:office" xmlns:oel="http://schemas.microsoft.com/office/2019/extlst" xmlns:r="http://schemas.openxmlformats.org/officeDocument/2006/relationships" xmlns:m="http://schemas.openxmlformats.org/officeDocument/2006/math" xmlns:v="urn:schemas-microsoft-com:vml" xmlns:wp14="http://schemas.microsoft.com/office/word/2010/wordprocessingDrawing" xmlns:wp="http://schemas.openxmlformats.org/drawingml/2006/wordprocessingDrawing" xmlns:w10="urn:schemas-microsoft-com:office:word" xmlns:w="http://schemas.openxmlformats.org/wordprocessingml/2006/main" xmlns:w14="http://schemas.microsoft.com/office/word/2010/wordml" xmlns:w15="http://schemas.microsoft.com/office/word/2012/wordml" xmlns:w16cex="http://schemas.microsoft.com/office/word/2018/wordml/cex" xmlns:w16cid="http://schemas.microsoft.com/office/word/2016/wordml/cid" xmlns:w16="http://schemas.microsoft.com/office/word/2018/wordml" xmlns:w16du="http://schemas.microsoft.com/office/word/2023/wordml/word16du" xmlns:w16sdtdh="http://schemas.microsoft.com/office/word/2020/wordml/sdtdatahash" xmlns:w16sdtfl="http://schemas.microsoft.com/office/word/2024/wordml/sdtformatlock" xmlns:w16se="http://schemas.microsoft.com/office/word/2015/wordml/symex" xmlns:wpg="http://schemas.microsoft.com/office/word/2010/wordprocessingGroup" xmlns:wpi="http://schemas.microsoft.com/office/word/2010/wordprocessingInk" xmlns:wne="http://schemas.microsoft.com/office/word/2006/wordml" xmlns:wps="http://schemas.microsoft.com/office/word/2010/wordprocessingShape" mc:Ignorable="w14 w15 w16se w16cid w16 w16cex w16sdtdh w16sdtfl w16du wp14">
+  <w:p>
+    <w:pPr>
+      <w:pStyle w:val="a6"/>
+    </w:pPr>
+  </w:p>
+</w:ftr>
+</file>
+
+<file path=word/footer6.xml><?xml version="1.0" encoding="utf-8"?>
+<w:ftr xmlns:wpc="http://schemas.microsoft.com/office/word/2010/wordprocessingCanvas" xmlns:cx="http://schemas.microsoft.com/office/drawing/2014/chartex" xmlns:cx1="http://schemas.microsoft.com/office/drawing/2015/9/8/chartex" xmlns:cx2="http://schemas.microsoft.com/office/drawing/2015/10/21/chartex" xmlns:cx3="http://schemas.microsoft.com/office/drawing/2016/5/9/chartex" xmlns:cx4="http://schemas.microsoft.com/office/drawing/2016/5/10/chartex" xmlns:cx5="http://schemas.microsoft.com/office/drawing/2016/5/11/chartex" xmlns:cx6="http://schemas.microsoft.com/office/drawing/2016/5/12/chartex" xmlns:cx7="http://schemas.microsoft.com/office/drawing/2016/5/13/chartex" xmlns:cx8="http://schemas.microsoft.com/office/drawing/2016/5/14/chartex" xmlns:mc="http://schemas.openxmlformats.org/markup-compatibility/2006" xmlns:aink="http://schemas.microsoft.com/office/drawing/2016/ink" xmlns:am3d="http://schemas.microsoft.com/office/drawing/2017/model3d" xmlns:o="urn:schemas-microsoft-com:office:office" xmlns:oel="http://schemas.microsoft.com/office/2019/extlst" xmlns:r="http://schemas.openxmlformats.org/officeDocument/2006/relationships" xmlns:m="http://schemas.openxmlformats.org/officeDocument/2006/math" xmlns:v="urn:schemas-microsoft-com:vml" xmlns:wp14="http://schemas.microsoft.com/office/word/2010/wordprocessingDrawing" xmlns:wp="http://schemas.openxmlformats.org/drawingml/2006/wordprocessingDrawing" xmlns:w10="urn:schemas-microsoft-com:office:word" xmlns:w="http://schemas.openxmlformats.org/wordprocessingml/2006/main" xmlns:w14="http://schemas.microsoft.com/office/word/2010/wordml" xmlns:w15="http://schemas.microsoft.com/office/word/2012/wordml" xmlns:w16cex="http://schemas.microsoft.com/office/word/2018/wordml/cex" xmlns:w16cid="http://schemas.microsoft.com/office/word/2016/wordml/cid" xmlns:w16="http://schemas.microsoft.com/office/word/2018/wordml" xmlns:w16du="http://schemas.microsoft.com/office/word/2023/wordml/word16du" xmlns:w16sdtdh="http://schemas.microsoft.com/office/word/2020/wordml/sdtdatahash" xmlns:w16sdtfl="http://schemas.microsoft.com/office/word/2024/wordml/sdtformatlock" xmlns:w16se="http://schemas.microsoft.com/office/word/2015/wordml/symex" xmlns:wpg="http://schemas.microsoft.com/office/word/2010/wordprocessingGroup" xmlns:wpi="http://schemas.microsoft.com/office/word/2010/wordprocessingInk" xmlns:wne="http://schemas.microsoft.com/office/word/2006/wordml" xmlns:wps="http://schemas.microsoft.com/office/word/2010/wordprocessingShape" mc:Ignorable="w14 w15 w16se w16cid w16 w16cex w16sdtdh w16sdtfl w16du wp14">
+  <w:p>
+    <w:pPr>
+      <w:pStyle w:val="a6"/>
     </w:pPr>
     <w:r>
       <w:rPr>
@@ -24215,7 +25117,7 @@
       <mc:AlternateContent>
         <mc:Choice Requires="wps">
           <w:drawing>
-            <wp:anchor distT="0" distB="0" distL="114300" distR="114300" simplePos="0" relativeHeight="251657216" behindDoc="0" locked="0" layoutInCell="1" allowOverlap="1" wp14:anchorId="51871B4D" wp14:editId="591CFB36">
+            <wp:anchor distT="0" distB="0" distL="114300" distR="114300" simplePos="0" relativeHeight="251660800" behindDoc="0" locked="0" layoutInCell="1" allowOverlap="1" wp14:anchorId="34432270" wp14:editId="6A851DC2">
               <wp:simplePos x="0" y="0"/>
               <wp:positionH relativeFrom="margin">
                 <wp:align>center</wp:align>
@@ -24226,7 +25128,7 @@
               <wp:extent cx="1828800" cy="1828800"/>
               <wp:effectExtent l="0" t="0" r="0" b="0"/>
               <wp:wrapNone/>
-              <wp:docPr id="18" name="文本框 18"/>
+              <wp:docPr id="6" name="文本框 6"/>
               <wp:cNvGraphicFramePr/>
               <a:graphic xmlns:a="http://schemas.openxmlformats.org/drawingml/2006/main">
                 <a:graphicData uri="http://schemas.microsoft.com/office/word/2010/wordprocessingShape">
@@ -24275,7 +25177,7 @@
                             <w:fldChar w:fldCharType="separate"/>
                           </w:r>
                           <w:r>
-                            <w:t>9</w:t>
+                            <w:t>1</w:t>
                           </w:r>
                           <w:r>
                             <w:fldChar w:fldCharType="end"/>
@@ -24294,11 +25196,11 @@
         </mc:Choice>
         <mc:Fallback>
           <w:pict>
-            <v:shapetype w14:anchorId="51871B4D" id="_x0000_t202" coordsize="21600,21600" o:spt="202" path="m,l,21600r21600,l21600,xe">
+            <v:shapetype w14:anchorId="34432270" id="_x0000_t202" coordsize="21600,21600" o:spt="202" path="m,l,21600r21600,l21600,xe">
               <v:stroke joinstyle="miter"/>
               <v:path gradientshapeok="t" o:connecttype="rect"/>
             </v:shapetype>
-            <v:shape id="文本框 18" o:spid="_x0000_s1028" type="#_x0000_t202" style="position:absolute;left:0;text-align:left;margin-left:0;margin-top:0;width:2in;height:2in;z-index:251657216;visibility:visible;mso-wrap-style:none;mso-wrap-distance-left:9pt;mso-wrap-distance-top:0;mso-wrap-distance-right:9pt;mso-wrap-distance-bottom:0;mso-position-horizontal:center;mso-position-horizontal-relative:margin;mso-position-vertical:absolute;mso-position-vertical-relative:text;v-text-anchor:top" o:gfxdata="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" filled="f" stroked="f" strokeweight=".5pt">
+            <v:shape id="文本框 6" o:spid="_x0000_s1026" type="#_x0000_t202" style="position:absolute;margin-left:0;margin-top:0;width:2in;height:2in;z-index:251660800;visibility:visible;mso-wrap-style:none;mso-wrap-distance-left:9pt;mso-wrap-distance-top:0;mso-wrap-distance-right:9pt;mso-wrap-distance-bottom:0;mso-position-horizontal:center;mso-position-horizontal-relative:margin;mso-position-vertical:absolute;mso-position-vertical-relative:text;v-text-anchor:top" o:gfxdata="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" filled="f" stroked="f" strokeweight=".5pt">
               <v:textbox style="mso-fit-shape-to-text:t" inset="0,0,0,0">
                 <w:txbxContent>
                   <w:p>
@@ -24315,7 +25217,7 @@
                       <w:fldChar w:fldCharType="separate"/>
                     </w:r>
                     <w:r>
-                      <w:t>9</w:t>
+                      <w:t>1</w:t>
                     </w:r>
                     <w:r>
                       <w:fldChar w:fldCharType="end"/>
@@ -24333,7 +25235,186 @@
 </w:ftr>
 </file>
 
-<file path=word/footer11.xml><?xml version="1.0" encoding="utf-8"?>
+<file path=word/footer7.xml><?xml version="1.0" encoding="utf-8"?>
+<w:ftr xmlns:wpc="http://schemas.microsoft.com/office/word/2010/wordprocessingCanvas" xmlns:cx="http://schemas.microsoft.com/office/drawing/2014/chartex" xmlns:cx1="http://schemas.microsoft.com/office/drawing/2015/9/8/chartex" xmlns:cx2="http://schemas.microsoft.com/office/drawing/2015/10/21/chartex" xmlns:cx3="http://schemas.microsoft.com/office/drawing/2016/5/9/chartex" xmlns:cx4="http://schemas.microsoft.com/office/drawing/2016/5/10/chartex" xmlns:cx5="http://schemas.microsoft.com/office/drawing/2016/5/11/chartex" xmlns:cx6="http://schemas.microsoft.com/office/drawing/2016/5/12/chartex" xmlns:cx7="http://schemas.microsoft.com/office/drawing/2016/5/13/chartex" xmlns:cx8="http://schemas.microsoft.com/office/drawing/2016/5/14/chartex" xmlns:mc="http://schemas.openxmlformats.org/markup-compatibility/2006" xmlns:aink="http://schemas.microsoft.com/office/drawing/2016/ink" xmlns:am3d="http://schemas.microsoft.com/office/drawing/2017/model3d" xmlns:o="urn:schemas-microsoft-com:office:office" xmlns:oel="http://schemas.microsoft.com/office/2019/extlst" xmlns:r="http://schemas.openxmlformats.org/officeDocument/2006/relationships" xmlns:m="http://schemas.openxmlformats.org/officeDocument/2006/math" xmlns:v="urn:schemas-microsoft-com:vml" xmlns:wp14="http://schemas.microsoft.com/office/word/2010/wordprocessingDrawing" xmlns:wp="http://schemas.openxmlformats.org/drawingml/2006/wordprocessingDrawing" xmlns:w10="urn:schemas-microsoft-com:office:word" xmlns:w="http://schemas.openxmlformats.org/wordprocessingml/2006/main" xmlns:w14="http://schemas.microsoft.com/office/word/2010/wordml" xmlns:w15="http://schemas.microsoft.com/office/word/2012/wordml" xmlns:w16cex="http://schemas.microsoft.com/office/word/2018/wordml/cex" xmlns:w16cid="http://schemas.microsoft.com/office/word/2016/wordml/cid" xmlns:w16="http://schemas.microsoft.com/office/word/2018/wordml" xmlns:w16du="http://schemas.microsoft.com/office/word/2023/wordml/word16du" xmlns:w16sdtdh="http://schemas.microsoft.com/office/word/2020/wordml/sdtdatahash" xmlns:w16sdtfl="http://schemas.microsoft.com/office/word/2024/wordml/sdtformatlock" xmlns:w16se="http://schemas.microsoft.com/office/word/2015/wordml/symex" xmlns:wpg="http://schemas.microsoft.com/office/word/2010/wordprocessingGroup" xmlns:wpi="http://schemas.microsoft.com/office/word/2010/wordprocessingInk" xmlns:wne="http://schemas.microsoft.com/office/word/2006/wordml" xmlns:wps="http://schemas.microsoft.com/office/word/2010/wordprocessingShape" mc:Ignorable="w14 w15 w16se w16cid w16 w16cex w16sdtdh w16sdtfl w16du wp14">
+  <w:p>
+    <w:pPr>
+      <w:pStyle w:val="a6"/>
+      <w:tabs>
+        <w:tab w:val="clear" w:pos="4153"/>
+        <w:tab w:val="clear" w:pos="8306"/>
+        <w:tab w:val="center" w:pos="4620"/>
+      </w:tabs>
+    </w:pPr>
+    <w:r>
+      <w:rPr>
+        <w:noProof/>
+      </w:rPr>
+      <mc:AlternateContent>
+        <mc:Choice Requires="wps">
+          <w:drawing>
+            <wp:anchor distT="0" distB="0" distL="114300" distR="114300" simplePos="0" relativeHeight="251664896" behindDoc="0" locked="0" layoutInCell="1" allowOverlap="1" wp14:anchorId="6B504080" wp14:editId="00C77048">
+              <wp:simplePos x="0" y="0"/>
+              <wp:positionH relativeFrom="margin">
+                <wp:align>center</wp:align>
+              </wp:positionH>
+              <wp:positionV relativeFrom="paragraph">
+                <wp:posOffset>0</wp:posOffset>
+              </wp:positionV>
+              <wp:extent cx="1828800" cy="1828800"/>
+              <wp:effectExtent l="0" t="0" r="0" b="0"/>
+              <wp:wrapNone/>
+              <wp:docPr id="1757184459" name="文本框 1757184459"/>
+              <wp:cNvGraphicFramePr/>
+              <a:graphic xmlns:a="http://schemas.openxmlformats.org/drawingml/2006/main">
+                <a:graphicData uri="http://schemas.microsoft.com/office/word/2010/wordprocessingShape">
+                  <wps:wsp>
+                    <wps:cNvSpPr txBox="1"/>
+                    <wps:spPr>
+                      <a:xfrm>
+                        <a:off x="0" y="0"/>
+                        <a:ext cx="1828800" cy="1828800"/>
+                      </a:xfrm>
+                      <a:prstGeom prst="rect">
+                        <a:avLst/>
+                      </a:prstGeom>
+                      <a:noFill/>
+                      <a:ln w="6350">
+                        <a:noFill/>
+                      </a:ln>
+                    </wps:spPr>
+                    <wps:style>
+                      <a:lnRef idx="0">
+                        <a:schemeClr val="accent1"/>
+                      </a:lnRef>
+                      <a:fillRef idx="0">
+                        <a:schemeClr val="accent1"/>
+                      </a:fillRef>
+                      <a:effectRef idx="0">
+                        <a:schemeClr val="accent1"/>
+                      </a:effectRef>
+                      <a:fontRef idx="minor">
+                        <a:schemeClr val="dk1"/>
+                      </a:fontRef>
+                    </wps:style>
+                    <wps:txbx>
+                      <w:txbxContent>
+                        <w:p>
+                          <w:pPr>
+                            <w:pStyle w:val="a6"/>
+                          </w:pPr>
+                          <w:r>
+                            <w:fldChar w:fldCharType="begin"/>
+                          </w:r>
+                          <w:r>
+                            <w:instrText xml:space="preserve"> PAGE  \* MERGEFORMAT </w:instrText>
+                          </w:r>
+                          <w:r>
+                            <w:fldChar w:fldCharType="separate"/>
+                          </w:r>
+                          <w:r>
+                            <w:t>2</w:t>
+                          </w:r>
+                          <w:r>
+                            <w:fldChar w:fldCharType="end"/>
+                          </w:r>
+                        </w:p>
+                      </w:txbxContent>
+                    </wps:txbx>
+                    <wps:bodyPr rot="0" spcFirstLastPara="0" vertOverflow="overflow" horzOverflow="overflow" vert="horz" wrap="none" lIns="0" tIns="0" rIns="0" bIns="0" numCol="1" spcCol="0" rtlCol="0" fromWordArt="0" anchor="t" anchorCtr="0" forceAA="0" compatLnSpc="1">
+                      <a:spAutoFit/>
+                    </wps:bodyPr>
+                  </wps:wsp>
+                </a:graphicData>
+              </a:graphic>
+            </wp:anchor>
+          </w:drawing>
+        </mc:Choice>
+        <mc:Fallback>
+          <w:pict>
+            <v:shapetype w14:anchorId="6B504080" id="_x0000_t202" coordsize="21600,21600" o:spt="202" path="m,l,21600r21600,l21600,xe">
+              <v:stroke joinstyle="miter"/>
+              <v:path gradientshapeok="t" o:connecttype="rect"/>
+            </v:shapetype>
+            <v:shape id="文本框 1757184459" o:spid="_x0000_s1027" type="#_x0000_t202" style="position:absolute;margin-left:0;margin-top:0;width:2in;height:2in;z-index:251664896;visibility:visible;mso-wrap-style:none;mso-wrap-distance-left:9pt;mso-wrap-distance-top:0;mso-wrap-distance-right:9pt;mso-wrap-distance-bottom:0;mso-position-horizontal:center;mso-position-horizontal-relative:margin;mso-position-vertical:absolute;mso-position-vertical-relative:text;v-text-anchor:top" o:gfxdata="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" filled="f" stroked="f" strokeweight=".5pt">
+              <v:textbox style="mso-fit-shape-to-text:t" inset="0,0,0,0">
+                <w:txbxContent>
+                  <w:p>
+                    <w:pPr>
+                      <w:pStyle w:val="a6"/>
+                    </w:pPr>
+                    <w:r>
+                      <w:fldChar w:fldCharType="begin"/>
+                    </w:r>
+                    <w:r>
+                      <w:instrText xml:space="preserve"> PAGE  \* MERGEFORMAT </w:instrText>
+                    </w:r>
+                    <w:r>
+                      <w:fldChar w:fldCharType="separate"/>
+                    </w:r>
+                    <w:r>
+                      <w:t>2</w:t>
+                    </w:r>
+                    <w:r>
+                      <w:fldChar w:fldCharType="end"/>
+                    </w:r>
+                  </w:p>
+                </w:txbxContent>
+              </v:textbox>
+              <w10:wrap anchorx="margin"/>
+            </v:shape>
+          </w:pict>
+        </mc:Fallback>
+      </mc:AlternateContent>
+    </w:r>
+    <w:r>
+      <w:tab/>
+    </w:r>
+  </w:p>
+</w:ftr>
+</file>
+
+<file path=word/footer8.xml><?xml version="1.0" encoding="utf-8"?>
+<w:ftr xmlns:wpc="http://schemas.microsoft.com/office/word/2010/wordprocessingCanvas" xmlns:cx="http://schemas.microsoft.com/office/drawing/2014/chartex" xmlns:cx1="http://schemas.microsoft.com/office/drawing/2015/9/8/chartex" xmlns:cx2="http://schemas.microsoft.com/office/drawing/2015/10/21/chartex" xmlns:cx3="http://schemas.microsoft.com/office/drawing/2016/5/9/chartex" xmlns:cx4="http://schemas.microsoft.com/office/drawing/2016/5/10/chartex" xmlns:cx5="http://schemas.microsoft.com/office/drawing/2016/5/11/chartex" xmlns:cx6="http://schemas.microsoft.com/office/drawing/2016/5/12/chartex" xmlns:cx7="http://schemas.microsoft.com/office/drawing/2016/5/13/chartex" xmlns:cx8="http://schemas.microsoft.com/office/drawing/2016/5/14/chartex" xmlns:mc="http://schemas.openxmlformats.org/markup-compatibility/2006" xmlns:aink="http://schemas.microsoft.com/office/drawing/2016/ink" xmlns:am3d="http://schemas.microsoft.com/office/drawing/2017/model3d" xmlns:o="urn:schemas-microsoft-com:office:office" xmlns:oel="http://schemas.microsoft.com/office/2019/extlst" xmlns:r="http://schemas.openxmlformats.org/officeDocument/2006/relationships" xmlns:m="http://schemas.openxmlformats.org/officeDocument/2006/math" xmlns:v="urn:schemas-microsoft-com:vml" xmlns:wp14="http://schemas.microsoft.com/office/word/2010/wordprocessingDrawing" xmlns:wp="http://schemas.openxmlformats.org/drawingml/2006/wordprocessingDrawing" xmlns:w10="urn:schemas-microsoft-com:office:word" xmlns:w="http://schemas.openxmlformats.org/wordprocessingml/2006/main" xmlns:w14="http://schemas.microsoft.com/office/word/2010/wordml" xmlns:w15="http://schemas.microsoft.com/office/word/2012/wordml" xmlns:w16cex="http://schemas.microsoft.com/office/word/2018/wordml/cex" xmlns:w16cid="http://schemas.microsoft.com/office/word/2016/wordml/cid" xmlns:w16="http://schemas.microsoft.com/office/word/2018/wordml" xmlns:w16du="http://schemas.microsoft.com/office/word/2023/wordml/word16du" xmlns:w16sdtdh="http://schemas.microsoft.com/office/word/2020/wordml/sdtdatahash" xmlns:w16sdtfl="http://schemas.microsoft.com/office/word/2024/wordml/sdtformatlock" xmlns:w16se="http://schemas.microsoft.com/office/word/2015/wordml/symex" xmlns:wpg="http://schemas.microsoft.com/office/word/2010/wordprocessingGroup" xmlns:wpi="http://schemas.microsoft.com/office/word/2010/wordprocessingInk" xmlns:wne="http://schemas.microsoft.com/office/word/2006/wordml" xmlns:wps="http://schemas.microsoft.com/office/word/2010/wordprocessingShape" mc:Ignorable="w14 w15 w16se w16cid w16 w16cex w16sdtdh w16sdtfl w16du wp14">
+  <w:sdt>
+    <w:sdtPr>
+      <w:id w:val="1580323728"/>
+      <w:docPartObj>
+        <w:docPartGallery w:val="Page Numbers (Bottom of Page)"/>
+        <w:docPartUnique/>
+      </w:docPartObj>
+    </w:sdtPr>
+    <w:sdtContent>
+      <w:p>
+        <w:pPr>
+          <w:pStyle w:val="a6"/>
+          <w:jc w:val="center"/>
+        </w:pPr>
+        <w:r>
+          <w:fldChar w:fldCharType="begin"/>
+        </w:r>
+        <w:r>
+          <w:instrText>PAGE   \* MERGEFORMAT</w:instrText>
+        </w:r>
+        <w:r>
+          <w:fldChar w:fldCharType="separate"/>
+        </w:r>
+        <w:r>
+          <w:rPr>
+            <w:lang w:val="zh-CN"/>
+          </w:rPr>
+          <w:t>2</w:t>
+        </w:r>
+        <w:r>
+          <w:fldChar w:fldCharType="end"/>
+        </w:r>
+      </w:p>
+    </w:sdtContent>
+  </w:sdt>
+</w:ftr>
+</file>
+
+<file path=word/footer9.xml><?xml version="1.0" encoding="utf-8"?>
 <w:ftr xmlns:wpc="http://schemas.microsoft.com/office/word/2010/wordprocessingCanvas" xmlns:cx="http://schemas.microsoft.com/office/drawing/2014/chartex" xmlns:cx1="http://schemas.microsoft.com/office/drawing/2015/9/8/chartex" xmlns:cx2="http://schemas.microsoft.com/office/drawing/2015/10/21/chartex" xmlns:cx3="http://schemas.microsoft.com/office/drawing/2016/5/9/chartex" xmlns:cx4="http://schemas.microsoft.com/office/drawing/2016/5/10/chartex" xmlns:cx5="http://schemas.microsoft.com/office/drawing/2016/5/11/chartex" xmlns:cx6="http://schemas.microsoft.com/office/drawing/2016/5/12/chartex" xmlns:cx7="http://schemas.microsoft.com/office/drawing/2016/5/13/chartex" xmlns:cx8="http://schemas.microsoft.com/office/drawing/2016/5/14/chartex" xmlns:mc="http://schemas.openxmlformats.org/markup-compatibility/2006" xmlns:aink="http://schemas.microsoft.com/office/drawing/2016/ink" xmlns:am3d="http://schemas.microsoft.com/office/drawing/2017/model3d" xmlns:o="urn:schemas-microsoft-com:office:office" xmlns:oel="http://schemas.microsoft.com/office/2019/extlst" xmlns:r="http://schemas.openxmlformats.org/officeDocument/2006/relationships" xmlns:m="http://schemas.openxmlformats.org/officeDocument/2006/math" xmlns:v="urn:schemas-microsoft-com:vml" xmlns:wp14="http://schemas.microsoft.com/office/word/2010/wordprocessingDrawing" xmlns:wp="http://schemas.openxmlformats.org/drawingml/2006/wordprocessingDrawing" xmlns:w10="urn:schemas-microsoft-com:office:word" xmlns:w="http://schemas.openxmlformats.org/wordprocessingml/2006/main" xmlns:w14="http://schemas.microsoft.com/office/word/2010/wordml" xmlns:w15="http://schemas.microsoft.com/office/word/2012/wordml" xmlns:w16cex="http://schemas.microsoft.com/office/word/2018/wordml/cex" xmlns:w16cid="http://schemas.microsoft.com/office/word/2016/wordml/cid" xmlns:w16="http://schemas.microsoft.com/office/word/2018/wordml" xmlns:w16du="http://schemas.microsoft.com/office/word/2023/wordml/word16du" xmlns:w16sdtdh="http://schemas.microsoft.com/office/word/2020/wordml/sdtdatahash" xmlns:w16sdtfl="http://schemas.microsoft.com/office/word/2024/wordml/sdtformatlock" xmlns:w16se="http://schemas.microsoft.com/office/word/2015/wordml/symex" xmlns:wpg="http://schemas.microsoft.com/office/word/2010/wordprocessingGroup" xmlns:wpi="http://schemas.microsoft.com/office/word/2010/wordprocessingInk" xmlns:wne="http://schemas.microsoft.com/office/word/2006/wordml" xmlns:wps="http://schemas.microsoft.com/office/word/2010/wordprocessingShape" mc:Ignorable="w14 w15 w16se w16cid w16 w16cex w16sdtdh w16sdtfl w16du wp14">
   <w:p>
     <w:pPr>
@@ -24346,7 +25427,7 @@
       <mc:AlternateContent>
         <mc:Choice Requires="wps">
           <w:drawing>
-            <wp:anchor distT="0" distB="0" distL="114300" distR="114300" simplePos="0" relativeHeight="251659264" behindDoc="0" locked="0" layoutInCell="1" allowOverlap="1" wp14:anchorId="79865E2E" wp14:editId="47DE3C54">
+            <wp:anchor distT="0" distB="0" distL="114300" distR="114300" simplePos="0" relativeHeight="251656704" behindDoc="0" locked="0" layoutInCell="1" allowOverlap="1" wp14:anchorId="79865E2E" wp14:editId="2C378F67">
               <wp:simplePos x="0" y="0"/>
               <wp:positionH relativeFrom="margin">
                 <wp:align>center</wp:align>
@@ -24429,7 +25510,7 @@
               <v:stroke joinstyle="miter"/>
               <v:path gradientshapeok="t" o:connecttype="rect"/>
             </v:shapetype>
-            <v:shape id="文本框 19" o:spid="_x0000_s1029" type="#_x0000_t202" style="position:absolute;margin-left:0;margin-top:0;width:2in;height:2in;z-index:251659264;visibility:visible;mso-wrap-style:none;mso-wrap-distance-left:9pt;mso-wrap-distance-top:0;mso-wrap-distance-right:9pt;mso-wrap-distance-bottom:0;mso-position-horizontal:center;mso-position-horizontal-relative:margin;mso-position-vertical:absolute;mso-position-vertical-relative:text;v-text-anchor:top" o:gfxdata="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" filled="f" stroked="f" strokeweight=".5pt">
+            <v:shape id="文本框 19" o:spid="_x0000_s1028" type="#_x0000_t202" style="position:absolute;margin-left:0;margin-top:0;width:2in;height:2in;z-index:251656704;visibility:visible;mso-wrap-style:none;mso-wrap-distance-left:9pt;mso-wrap-distance-top:0;mso-wrap-distance-right:9pt;mso-wrap-distance-bottom:0;mso-position-horizontal:center;mso-position-horizontal-relative:margin;mso-position-vertical:absolute;mso-position-vertical-relative:text;v-text-anchor:top" o:gfxdata="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" filled="f" stroked="f" strokeweight=".5pt">
               <v:textbox style="mso-fit-shape-to-text:t" inset="0,0,0,0">
                 <w:txbxContent>
                   <w:p>
@@ -24464,392 +25545,6 @@
 </w:ftr>
 </file>
 
-<file path=word/footer2.xml><?xml version="1.0" encoding="utf-8"?>
-<w:ftr xmlns:wpc="http://schemas.microsoft.com/office/word/2010/wordprocessingCanvas" xmlns:cx="http://schemas.microsoft.com/office/drawing/2014/chartex" xmlns:cx1="http://schemas.microsoft.com/office/drawing/2015/9/8/chartex" xmlns:cx2="http://schemas.microsoft.com/office/drawing/2015/10/21/chartex" xmlns:cx3="http://schemas.microsoft.com/office/drawing/2016/5/9/chartex" xmlns:cx4="http://schemas.microsoft.com/office/drawing/2016/5/10/chartex" xmlns:cx5="http://schemas.microsoft.com/office/drawing/2016/5/11/chartex" xmlns:cx6="http://schemas.microsoft.com/office/drawing/2016/5/12/chartex" xmlns:cx7="http://schemas.microsoft.com/office/drawing/2016/5/13/chartex" xmlns:cx8="http://schemas.microsoft.com/office/drawing/2016/5/14/chartex" xmlns:mc="http://schemas.openxmlformats.org/markup-compatibility/2006" xmlns:aink="http://schemas.microsoft.com/office/drawing/2016/ink" xmlns:am3d="http://schemas.microsoft.com/office/drawing/2017/model3d" xmlns:o="urn:schemas-microsoft-com:office:office" xmlns:oel="http://schemas.microsoft.com/office/2019/extlst" xmlns:r="http://schemas.openxmlformats.org/officeDocument/2006/relationships" xmlns:m="http://schemas.openxmlformats.org/officeDocument/2006/math" xmlns:v="urn:schemas-microsoft-com:vml" xmlns:wp14="http://schemas.microsoft.com/office/word/2010/wordprocessingDrawing" xmlns:wp="http://schemas.openxmlformats.org/drawingml/2006/wordprocessingDrawing" xmlns:w10="urn:schemas-microsoft-com:office:word" xmlns:w="http://schemas.openxmlformats.org/wordprocessingml/2006/main" xmlns:w14="http://schemas.microsoft.com/office/word/2010/wordml" xmlns:w15="http://schemas.microsoft.com/office/word/2012/wordml" xmlns:w16cex="http://schemas.microsoft.com/office/word/2018/wordml/cex" xmlns:w16cid="http://schemas.microsoft.com/office/word/2016/wordml/cid" xmlns:w16="http://schemas.microsoft.com/office/word/2018/wordml" xmlns:w16du="http://schemas.microsoft.com/office/word/2023/wordml/word16du" xmlns:w16sdtdh="http://schemas.microsoft.com/office/word/2020/wordml/sdtdatahash" xmlns:w16sdtfl="http://schemas.microsoft.com/office/word/2024/wordml/sdtformatlock" xmlns:w16se="http://schemas.microsoft.com/office/word/2015/wordml/symex" xmlns:wpg="http://schemas.microsoft.com/office/word/2010/wordprocessingGroup" xmlns:wpi="http://schemas.microsoft.com/office/word/2010/wordprocessingInk" xmlns:wne="http://schemas.microsoft.com/office/word/2006/wordml" xmlns:wps="http://schemas.microsoft.com/office/word/2010/wordprocessingShape" mc:Ignorable="w14 w15 w16se w16cid w16 w16cex w16sdtdh w16sdtfl w16du wp14">
-  <w:p>
-    <w:pPr>
-      <w:pStyle w:val="a6"/>
-    </w:pPr>
-  </w:p>
-</w:ftr>
-</file>
-
-<file path=word/footer3.xml><?xml version="1.0" encoding="utf-8"?>
-<w:ftr xmlns:wpc="http://schemas.microsoft.com/office/word/2010/wordprocessingCanvas" xmlns:cx="http://schemas.microsoft.com/office/drawing/2014/chartex" xmlns:cx1="http://schemas.microsoft.com/office/drawing/2015/9/8/chartex" xmlns:cx2="http://schemas.microsoft.com/office/drawing/2015/10/21/chartex" xmlns:cx3="http://schemas.microsoft.com/office/drawing/2016/5/9/chartex" xmlns:cx4="http://schemas.microsoft.com/office/drawing/2016/5/10/chartex" xmlns:cx5="http://schemas.microsoft.com/office/drawing/2016/5/11/chartex" xmlns:cx6="http://schemas.microsoft.com/office/drawing/2016/5/12/chartex" xmlns:cx7="http://schemas.microsoft.com/office/drawing/2016/5/13/chartex" xmlns:cx8="http://schemas.microsoft.com/office/drawing/2016/5/14/chartex" xmlns:mc="http://schemas.openxmlformats.org/markup-compatibility/2006" xmlns:aink="http://schemas.microsoft.com/office/drawing/2016/ink" xmlns:am3d="http://schemas.microsoft.com/office/drawing/2017/model3d" xmlns:o="urn:schemas-microsoft-com:office:office" xmlns:oel="http://schemas.microsoft.com/office/2019/extlst" xmlns:r="http://schemas.openxmlformats.org/officeDocument/2006/relationships" xmlns:m="http://schemas.openxmlformats.org/officeDocument/2006/math" xmlns:v="urn:schemas-microsoft-com:vml" xmlns:wp14="http://schemas.microsoft.com/office/word/2010/wordprocessingDrawing" xmlns:wp="http://schemas.openxmlformats.org/drawingml/2006/wordprocessingDrawing" xmlns:w10="urn:schemas-microsoft-com:office:word" xmlns:w="http://schemas.openxmlformats.org/wordprocessingml/2006/main" xmlns:w14="http://schemas.microsoft.com/office/word/2010/wordml" xmlns:w15="http://schemas.microsoft.com/office/word/2012/wordml" xmlns:w16cex="http://schemas.microsoft.com/office/word/2018/wordml/cex" xmlns:w16cid="http://schemas.microsoft.com/office/word/2016/wordml/cid" xmlns:w16="http://schemas.microsoft.com/office/word/2018/wordml" xmlns:w16du="http://schemas.microsoft.com/office/word/2023/wordml/word16du" xmlns:w16sdtdh="http://schemas.microsoft.com/office/word/2020/wordml/sdtdatahash" xmlns:w16sdtfl="http://schemas.microsoft.com/office/word/2024/wordml/sdtformatlock" xmlns:w16se="http://schemas.microsoft.com/office/word/2015/wordml/symex" xmlns:wpg="http://schemas.microsoft.com/office/word/2010/wordprocessingGroup" xmlns:wpi="http://schemas.microsoft.com/office/word/2010/wordprocessingInk" xmlns:wne="http://schemas.microsoft.com/office/word/2006/wordml" xmlns:wps="http://schemas.microsoft.com/office/word/2010/wordprocessingShape" mc:Ignorable="w14 w15 w16se w16cid w16 w16cex w16sdtdh w16sdtfl w16du wp14">
-  <w:p>
-    <w:pPr>
-      <w:pStyle w:val="a6"/>
-      <w:jc w:val="center"/>
-    </w:pPr>
-  </w:p>
-</w:ftr>
-</file>
-
-<file path=word/footer4.xml><?xml version="1.0" encoding="utf-8"?>
-<w:ftr xmlns:wpc="http://schemas.microsoft.com/office/word/2010/wordprocessingCanvas" xmlns:cx="http://schemas.microsoft.com/office/drawing/2014/chartex" xmlns:cx1="http://schemas.microsoft.com/office/drawing/2015/9/8/chartex" xmlns:cx2="http://schemas.microsoft.com/office/drawing/2015/10/21/chartex" xmlns:cx3="http://schemas.microsoft.com/office/drawing/2016/5/9/chartex" xmlns:cx4="http://schemas.microsoft.com/office/drawing/2016/5/10/chartex" xmlns:cx5="http://schemas.microsoft.com/office/drawing/2016/5/11/chartex" xmlns:cx6="http://schemas.microsoft.com/office/drawing/2016/5/12/chartex" xmlns:cx7="http://schemas.microsoft.com/office/drawing/2016/5/13/chartex" xmlns:cx8="http://schemas.microsoft.com/office/drawing/2016/5/14/chartex" xmlns:mc="http://schemas.openxmlformats.org/markup-compatibility/2006" xmlns:aink="http://schemas.microsoft.com/office/drawing/2016/ink" xmlns:am3d="http://schemas.microsoft.com/office/drawing/2017/model3d" xmlns:o="urn:schemas-microsoft-com:office:office" xmlns:oel="http://schemas.microsoft.com/office/2019/extlst" xmlns:r="http://schemas.openxmlformats.org/officeDocument/2006/relationships" xmlns:m="http://schemas.openxmlformats.org/officeDocument/2006/math" xmlns:v="urn:schemas-microsoft-com:vml" xmlns:wp14="http://schemas.microsoft.com/office/word/2010/wordprocessingDrawing" xmlns:wp="http://schemas.openxmlformats.org/drawingml/2006/wordprocessingDrawing" xmlns:w10="urn:schemas-microsoft-com:office:word" xmlns:w="http://schemas.openxmlformats.org/wordprocessingml/2006/main" xmlns:w14="http://schemas.microsoft.com/office/word/2010/wordml" xmlns:w15="http://schemas.microsoft.com/office/word/2012/wordml" xmlns:w16cex="http://schemas.microsoft.com/office/word/2018/wordml/cex" xmlns:w16cid="http://schemas.microsoft.com/office/word/2016/wordml/cid" xmlns:w16="http://schemas.microsoft.com/office/word/2018/wordml" xmlns:w16du="http://schemas.microsoft.com/office/word/2023/wordml/word16du" xmlns:w16sdtdh="http://schemas.microsoft.com/office/word/2020/wordml/sdtdatahash" xmlns:w16sdtfl="http://schemas.microsoft.com/office/word/2024/wordml/sdtformatlock" xmlns:w16se="http://schemas.microsoft.com/office/word/2015/wordml/symex" xmlns:wpg="http://schemas.microsoft.com/office/word/2010/wordprocessingGroup" xmlns:wpi="http://schemas.microsoft.com/office/word/2010/wordprocessingInk" xmlns:wne="http://schemas.microsoft.com/office/word/2006/wordml" xmlns:wps="http://schemas.microsoft.com/office/word/2010/wordprocessingShape" mc:Ignorable="w14 w15 w16se w16cid w16 w16cex w16sdtdh w16sdtfl w16du wp14">
-  <w:p>
-    <w:pPr>
-      <w:pStyle w:val="a6"/>
-      <w:jc w:val="center"/>
-    </w:pPr>
-    <w:r>
-      <w:rPr>
-        <w:rFonts w:hint="eastAsia"/>
-      </w:rPr>
-      <w:t>`</w:t>
-    </w:r>
-    <w:r>
-      <w:fldChar w:fldCharType="begin"/>
-    </w:r>
-    <w:r>
-      <w:instrText>PAGE   \* MERGEFORMAT</w:instrText>
-    </w:r>
-    <w:r>
-      <w:fldChar w:fldCharType="separate"/>
-    </w:r>
-    <w:r>
-      <w:rPr>
-        <w:lang w:val="zh-CN"/>
-      </w:rPr>
-      <w:t>1</w:t>
-    </w:r>
-    <w:r>
-      <w:fldChar w:fldCharType="end"/>
-    </w:r>
-  </w:p>
-</w:ftr>
-</file>
-
-<file path=word/footer5.xml><?xml version="1.0" encoding="utf-8"?>
-<w:ftr xmlns:wpc="http://schemas.microsoft.com/office/word/2010/wordprocessingCanvas" xmlns:cx="http://schemas.microsoft.com/office/drawing/2014/chartex" xmlns:cx1="http://schemas.microsoft.com/office/drawing/2015/9/8/chartex" xmlns:cx2="http://schemas.microsoft.com/office/drawing/2015/10/21/chartex" xmlns:cx3="http://schemas.microsoft.com/office/drawing/2016/5/9/chartex" xmlns:cx4="http://schemas.microsoft.com/office/drawing/2016/5/10/chartex" xmlns:cx5="http://schemas.microsoft.com/office/drawing/2016/5/11/chartex" xmlns:cx6="http://schemas.microsoft.com/office/drawing/2016/5/12/chartex" xmlns:cx7="http://schemas.microsoft.com/office/drawing/2016/5/13/chartex" xmlns:cx8="http://schemas.microsoft.com/office/drawing/2016/5/14/chartex" xmlns:mc="http://schemas.openxmlformats.org/markup-compatibility/2006" xmlns:aink="http://schemas.microsoft.com/office/drawing/2016/ink" xmlns:am3d="http://schemas.microsoft.com/office/drawing/2017/model3d" xmlns:o="urn:schemas-microsoft-com:office:office" xmlns:oel="http://schemas.microsoft.com/office/2019/extlst" xmlns:r="http://schemas.openxmlformats.org/officeDocument/2006/relationships" xmlns:m="http://schemas.openxmlformats.org/officeDocument/2006/math" xmlns:v="urn:schemas-microsoft-com:vml" xmlns:wp14="http://schemas.microsoft.com/office/word/2010/wordprocessingDrawing" xmlns:wp="http://schemas.openxmlformats.org/drawingml/2006/wordprocessingDrawing" xmlns:w10="urn:schemas-microsoft-com:office:word" xmlns:w="http://schemas.openxmlformats.org/wordprocessingml/2006/main" xmlns:w14="http://schemas.microsoft.com/office/word/2010/wordml" xmlns:w15="http://schemas.microsoft.com/office/word/2012/wordml" xmlns:w16cex="http://schemas.microsoft.com/office/word/2018/wordml/cex" xmlns:w16cid="http://schemas.microsoft.com/office/word/2016/wordml/cid" xmlns:w16="http://schemas.microsoft.com/office/word/2018/wordml" xmlns:w16du="http://schemas.microsoft.com/office/word/2023/wordml/word16du" xmlns:w16sdtdh="http://schemas.microsoft.com/office/word/2020/wordml/sdtdatahash" xmlns:w16sdtfl="http://schemas.microsoft.com/office/word/2024/wordml/sdtformatlock" xmlns:w16se="http://schemas.microsoft.com/office/word/2015/wordml/symex" xmlns:wpg="http://schemas.microsoft.com/office/word/2010/wordprocessingGroup" xmlns:wpi="http://schemas.microsoft.com/office/word/2010/wordprocessingInk" xmlns:wne="http://schemas.microsoft.com/office/word/2006/wordml" xmlns:wps="http://schemas.microsoft.com/office/word/2010/wordprocessingShape" mc:Ignorable="w14 w15 w16se w16cid w16 w16cex w16sdtdh w16sdtfl w16du wp14">
-  <w:p>
-    <w:pPr>
-      <w:pStyle w:val="a6"/>
-      <w:framePr w:wrap="around" w:vAnchor="text" w:hAnchor="margin" w:xAlign="center" w:y="1"/>
-    </w:pPr>
-    <w:r>
-      <w:fldChar w:fldCharType="begin"/>
-    </w:r>
-    <w:r>
-      <w:instrText xml:space="preserve">PAGE  </w:instrText>
-    </w:r>
-    <w:r>
-      <w:fldChar w:fldCharType="separate"/>
-    </w:r>
-    <w:r>
-      <w:fldChar w:fldCharType="end"/>
-    </w:r>
-  </w:p>
-  <w:p>
-    <w:pPr>
-      <w:pStyle w:val="a6"/>
-      <w:ind w:right="360" w:firstLine="360"/>
-    </w:pPr>
-  </w:p>
-</w:ftr>
-</file>
-
-<file path=word/footer6.xml><?xml version="1.0" encoding="utf-8"?>
-<w:ftr xmlns:wpc="http://schemas.microsoft.com/office/word/2010/wordprocessingCanvas" xmlns:cx="http://schemas.microsoft.com/office/drawing/2014/chartex" xmlns:cx1="http://schemas.microsoft.com/office/drawing/2015/9/8/chartex" xmlns:cx2="http://schemas.microsoft.com/office/drawing/2015/10/21/chartex" xmlns:cx3="http://schemas.microsoft.com/office/drawing/2016/5/9/chartex" xmlns:cx4="http://schemas.microsoft.com/office/drawing/2016/5/10/chartex" xmlns:cx5="http://schemas.microsoft.com/office/drawing/2016/5/11/chartex" xmlns:cx6="http://schemas.microsoft.com/office/drawing/2016/5/12/chartex" xmlns:cx7="http://schemas.microsoft.com/office/drawing/2016/5/13/chartex" xmlns:cx8="http://schemas.microsoft.com/office/drawing/2016/5/14/chartex" xmlns:mc="http://schemas.openxmlformats.org/markup-compatibility/2006" xmlns:aink="http://schemas.microsoft.com/office/drawing/2016/ink" xmlns:am3d="http://schemas.microsoft.com/office/drawing/2017/model3d" xmlns:o="urn:schemas-microsoft-com:office:office" xmlns:oel="http://schemas.microsoft.com/office/2019/extlst" xmlns:r="http://schemas.openxmlformats.org/officeDocument/2006/relationships" xmlns:m="http://schemas.openxmlformats.org/officeDocument/2006/math" xmlns:v="urn:schemas-microsoft-com:vml" xmlns:wp14="http://schemas.microsoft.com/office/word/2010/wordprocessingDrawing" xmlns:wp="http://schemas.openxmlformats.org/drawingml/2006/wordprocessingDrawing" xmlns:w10="urn:schemas-microsoft-com:office:word" xmlns:w="http://schemas.openxmlformats.org/wordprocessingml/2006/main" xmlns:w14="http://schemas.microsoft.com/office/word/2010/wordml" xmlns:w15="http://schemas.microsoft.com/office/word/2012/wordml" xmlns:w16cex="http://schemas.microsoft.com/office/word/2018/wordml/cex" xmlns:w16cid="http://schemas.microsoft.com/office/word/2016/wordml/cid" xmlns:w16="http://schemas.microsoft.com/office/word/2018/wordml" xmlns:w16du="http://schemas.microsoft.com/office/word/2023/wordml/word16du" xmlns:w16sdtdh="http://schemas.microsoft.com/office/word/2020/wordml/sdtdatahash" xmlns:w16sdtfl="http://schemas.microsoft.com/office/word/2024/wordml/sdtformatlock" xmlns:w16se="http://schemas.microsoft.com/office/word/2015/wordml/symex" xmlns:wpg="http://schemas.microsoft.com/office/word/2010/wordprocessingGroup" xmlns:wpi="http://schemas.microsoft.com/office/word/2010/wordprocessingInk" xmlns:wne="http://schemas.microsoft.com/office/word/2006/wordml" xmlns:wps="http://schemas.microsoft.com/office/word/2010/wordprocessingShape" mc:Ignorable="w14 w15 w16se w16cid w16 w16cex w16sdtdh w16sdtfl w16du wp14">
-  <w:p>
-    <w:pPr>
-      <w:pStyle w:val="a6"/>
-      <w:jc w:val="center"/>
-    </w:pPr>
-    <w:r>
-      <w:fldChar w:fldCharType="begin"/>
-    </w:r>
-    <w:r>
-      <w:instrText>PAGE   \* MERGEFORMAT</w:instrText>
-    </w:r>
-    <w:r>
-      <w:fldChar w:fldCharType="separate"/>
-    </w:r>
-    <w:r>
-      <w:rPr>
-        <w:lang w:val="zh-CN"/>
-      </w:rPr>
-      <w:t>1</w:t>
-    </w:r>
-    <w:r>
-      <w:fldChar w:fldCharType="end"/>
-    </w:r>
-  </w:p>
-</w:ftr>
-</file>
-
-<file path=word/footer7.xml><?xml version="1.0" encoding="utf-8"?>
-<w:ftr xmlns:wpc="http://schemas.microsoft.com/office/word/2010/wordprocessingCanvas" xmlns:cx="http://schemas.microsoft.com/office/drawing/2014/chartex" xmlns:cx1="http://schemas.microsoft.com/office/drawing/2015/9/8/chartex" xmlns:cx2="http://schemas.microsoft.com/office/drawing/2015/10/21/chartex" xmlns:cx3="http://schemas.microsoft.com/office/drawing/2016/5/9/chartex" xmlns:cx4="http://schemas.microsoft.com/office/drawing/2016/5/10/chartex" xmlns:cx5="http://schemas.microsoft.com/office/drawing/2016/5/11/chartex" xmlns:cx6="http://schemas.microsoft.com/office/drawing/2016/5/12/chartex" xmlns:cx7="http://schemas.microsoft.com/office/drawing/2016/5/13/chartex" xmlns:cx8="http://schemas.microsoft.com/office/drawing/2016/5/14/chartex" xmlns:mc="http://schemas.openxmlformats.org/markup-compatibility/2006" xmlns:aink="http://schemas.microsoft.com/office/drawing/2016/ink" xmlns:am3d="http://schemas.microsoft.com/office/drawing/2017/model3d" xmlns:o="urn:schemas-microsoft-com:office:office" xmlns:oel="http://schemas.microsoft.com/office/2019/extlst" xmlns:r="http://schemas.openxmlformats.org/officeDocument/2006/relationships" xmlns:m="http://schemas.openxmlformats.org/officeDocument/2006/math" xmlns:v="urn:schemas-microsoft-com:vml" xmlns:wp14="http://schemas.microsoft.com/office/word/2010/wordprocessingDrawing" xmlns:wp="http://schemas.openxmlformats.org/drawingml/2006/wordprocessingDrawing" xmlns:w10="urn:schemas-microsoft-com:office:word" xmlns:w="http://schemas.openxmlformats.org/wordprocessingml/2006/main" xmlns:w14="http://schemas.microsoft.com/office/word/2010/wordml" xmlns:w15="http://schemas.microsoft.com/office/word/2012/wordml" xmlns:w16cex="http://schemas.microsoft.com/office/word/2018/wordml/cex" xmlns:w16cid="http://schemas.microsoft.com/office/word/2016/wordml/cid" xmlns:w16="http://schemas.microsoft.com/office/word/2018/wordml" xmlns:w16du="http://schemas.microsoft.com/office/word/2023/wordml/word16du" xmlns:w16sdtdh="http://schemas.microsoft.com/office/word/2020/wordml/sdtdatahash" xmlns:w16sdtfl="http://schemas.microsoft.com/office/word/2024/wordml/sdtformatlock" xmlns:w16se="http://schemas.microsoft.com/office/word/2015/wordml/symex" xmlns:wpg="http://schemas.microsoft.com/office/word/2010/wordprocessingGroup" xmlns:wpi="http://schemas.microsoft.com/office/word/2010/wordprocessingInk" xmlns:wne="http://schemas.microsoft.com/office/word/2006/wordml" xmlns:wps="http://schemas.microsoft.com/office/word/2010/wordprocessingShape" mc:Ignorable="w14 w15 w16se w16cid w16 w16cex w16sdtdh w16sdtfl w16du wp14">
-  <w:p>
-    <w:pPr>
-      <w:pStyle w:val="a6"/>
-    </w:pPr>
-  </w:p>
-</w:ftr>
-</file>
-
-<file path=word/footer8.xml><?xml version="1.0" encoding="utf-8"?>
-<w:ftr xmlns:wpc="http://schemas.microsoft.com/office/word/2010/wordprocessingCanvas" xmlns:cx="http://schemas.microsoft.com/office/drawing/2014/chartex" xmlns:cx1="http://schemas.microsoft.com/office/drawing/2015/9/8/chartex" xmlns:cx2="http://schemas.microsoft.com/office/drawing/2015/10/21/chartex" xmlns:cx3="http://schemas.microsoft.com/office/drawing/2016/5/9/chartex" xmlns:cx4="http://schemas.microsoft.com/office/drawing/2016/5/10/chartex" xmlns:cx5="http://schemas.microsoft.com/office/drawing/2016/5/11/chartex" xmlns:cx6="http://schemas.microsoft.com/office/drawing/2016/5/12/chartex" xmlns:cx7="http://schemas.microsoft.com/office/drawing/2016/5/13/chartex" xmlns:cx8="http://schemas.microsoft.com/office/drawing/2016/5/14/chartex" xmlns:mc="http://schemas.openxmlformats.org/markup-compatibility/2006" xmlns:aink="http://schemas.microsoft.com/office/drawing/2016/ink" xmlns:am3d="http://schemas.microsoft.com/office/drawing/2017/model3d" xmlns:o="urn:schemas-microsoft-com:office:office" xmlns:oel="http://schemas.microsoft.com/office/2019/extlst" xmlns:r="http://schemas.openxmlformats.org/officeDocument/2006/relationships" xmlns:m="http://schemas.openxmlformats.org/officeDocument/2006/math" xmlns:v="urn:schemas-microsoft-com:vml" xmlns:wp14="http://schemas.microsoft.com/office/word/2010/wordprocessingDrawing" xmlns:wp="http://schemas.openxmlformats.org/drawingml/2006/wordprocessingDrawing" xmlns:w10="urn:schemas-microsoft-com:office:word" xmlns:w="http://schemas.openxmlformats.org/wordprocessingml/2006/main" xmlns:w14="http://schemas.microsoft.com/office/word/2010/wordml" xmlns:w15="http://schemas.microsoft.com/office/word/2012/wordml" xmlns:w16cex="http://schemas.microsoft.com/office/word/2018/wordml/cex" xmlns:w16cid="http://schemas.microsoft.com/office/word/2016/wordml/cid" xmlns:w16="http://schemas.microsoft.com/office/word/2018/wordml" xmlns:w16du="http://schemas.microsoft.com/office/word/2023/wordml/word16du" xmlns:w16sdtdh="http://schemas.microsoft.com/office/word/2020/wordml/sdtdatahash" xmlns:w16sdtfl="http://schemas.microsoft.com/office/word/2024/wordml/sdtformatlock" xmlns:w16se="http://schemas.microsoft.com/office/word/2015/wordml/symex" xmlns:wpg="http://schemas.microsoft.com/office/word/2010/wordprocessingGroup" xmlns:wpi="http://schemas.microsoft.com/office/word/2010/wordprocessingInk" xmlns:wne="http://schemas.microsoft.com/office/word/2006/wordml" xmlns:wps="http://schemas.microsoft.com/office/word/2010/wordprocessingShape" mc:Ignorable="w14 w15 w16se w16cid w16 w16cex w16sdtdh w16sdtfl w16du wp14">
-  <w:p>
-    <w:pPr>
-      <w:pStyle w:val="a6"/>
-    </w:pPr>
-    <w:r>
-      <w:rPr>
-        <w:noProof/>
-      </w:rPr>
-      <mc:AlternateContent>
-        <mc:Choice Requires="wps">
-          <w:drawing>
-            <wp:anchor distT="0" distB="0" distL="114300" distR="114300" simplePos="0" relativeHeight="251657216" behindDoc="0" locked="0" layoutInCell="1" allowOverlap="1" wp14:anchorId="78E17CF3" wp14:editId="1F131A48">
-              <wp:simplePos x="0" y="0"/>
-              <wp:positionH relativeFrom="margin">
-                <wp:align>center</wp:align>
-              </wp:positionH>
-              <wp:positionV relativeFrom="paragraph">
-                <wp:posOffset>0</wp:posOffset>
-              </wp:positionV>
-              <wp:extent cx="1828800" cy="1828800"/>
-              <wp:effectExtent l="0" t="0" r="0" b="0"/>
-              <wp:wrapNone/>
-              <wp:docPr id="5" name="文本框 5"/>
-              <wp:cNvGraphicFramePr/>
-              <a:graphic xmlns:a="http://schemas.openxmlformats.org/drawingml/2006/main">
-                <a:graphicData uri="http://schemas.microsoft.com/office/word/2010/wordprocessingShape">
-                  <wps:wsp>
-                    <wps:cNvSpPr txBox="1"/>
-                    <wps:spPr>
-                      <a:xfrm>
-                        <a:off x="0" y="0"/>
-                        <a:ext cx="1828800" cy="1828800"/>
-                      </a:xfrm>
-                      <a:prstGeom prst="rect">
-                        <a:avLst/>
-                      </a:prstGeom>
-                      <a:noFill/>
-                      <a:ln w="6350">
-                        <a:noFill/>
-                      </a:ln>
-                    </wps:spPr>
-                    <wps:style>
-                      <a:lnRef idx="0">
-                        <a:schemeClr val="accent1"/>
-                      </a:lnRef>
-                      <a:fillRef idx="0">
-                        <a:schemeClr val="accent1"/>
-                      </a:fillRef>
-                      <a:effectRef idx="0">
-                        <a:schemeClr val="accent1"/>
-                      </a:effectRef>
-                      <a:fontRef idx="minor">
-                        <a:schemeClr val="dk1"/>
-                      </a:fontRef>
-                    </wps:style>
-                    <wps:txbx>
-                      <w:txbxContent>
-                        <w:p>
-                          <w:pPr>
-                            <w:pStyle w:val="a6"/>
-                          </w:pPr>
-                          <w:r>
-                            <w:fldChar w:fldCharType="begin"/>
-                          </w:r>
-                          <w:r>
-                            <w:instrText xml:space="preserve"> PAGE  \* MERGEFORMAT </w:instrText>
-                          </w:r>
-                          <w:r>
-                            <w:fldChar w:fldCharType="separate"/>
-                          </w:r>
-                          <w:r>
-                            <w:t>2</w:t>
-                          </w:r>
-                          <w:r>
-                            <w:fldChar w:fldCharType="end"/>
-                          </w:r>
-                        </w:p>
-                      </w:txbxContent>
-                    </wps:txbx>
-                    <wps:bodyPr rot="0" spcFirstLastPara="0" vertOverflow="overflow" horzOverflow="overflow" vert="horz" wrap="none" lIns="0" tIns="0" rIns="0" bIns="0" numCol="1" spcCol="0" rtlCol="0" fromWordArt="0" anchor="t" anchorCtr="0" forceAA="0" compatLnSpc="1">
-                      <a:spAutoFit/>
-                    </wps:bodyPr>
-                  </wps:wsp>
-                </a:graphicData>
-              </a:graphic>
-            </wp:anchor>
-          </w:drawing>
-        </mc:Choice>
-        <mc:Fallback>
-          <w:pict>
-            <v:shapetype w14:anchorId="78E17CF3" id="_x0000_t202" coordsize="21600,21600" o:spt="202" path="m,l,21600r21600,l21600,xe">
-              <v:stroke joinstyle="miter"/>
-              <v:path gradientshapeok="t" o:connecttype="rect"/>
-            </v:shapetype>
-            <v:shape id="文本框 5" o:spid="_x0000_s1026" type="#_x0000_t202" style="position:absolute;margin-left:0;margin-top:0;width:2in;height:2in;z-index:251657216;visibility:visible;mso-wrap-style:none;mso-wrap-distance-left:9pt;mso-wrap-distance-top:0;mso-wrap-distance-right:9pt;mso-wrap-distance-bottom:0;mso-position-horizontal:center;mso-position-horizontal-relative:margin;mso-position-vertical:absolute;mso-position-vertical-relative:text;v-text-anchor:top" o:gfxdata="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" filled="f" stroked="f" strokeweight=".5pt">
-              <v:textbox style="mso-fit-shape-to-text:t" inset="0,0,0,0">
-                <w:txbxContent>
-                  <w:p>
-                    <w:pPr>
-                      <w:pStyle w:val="a6"/>
-                    </w:pPr>
-                    <w:r>
-                      <w:fldChar w:fldCharType="begin"/>
-                    </w:r>
-                    <w:r>
-                      <w:instrText xml:space="preserve"> PAGE  \* MERGEFORMAT </w:instrText>
-                    </w:r>
-                    <w:r>
-                      <w:fldChar w:fldCharType="separate"/>
-                    </w:r>
-                    <w:r>
-                      <w:t>2</w:t>
-                    </w:r>
-                    <w:r>
-                      <w:fldChar w:fldCharType="end"/>
-                    </w:r>
-                  </w:p>
-                </w:txbxContent>
-              </v:textbox>
-              <w10:wrap anchorx="margin"/>
-            </v:shape>
-          </w:pict>
-        </mc:Fallback>
-      </mc:AlternateContent>
-    </w:r>
-  </w:p>
-</w:ftr>
-</file>
-
-<file path=word/footer9.xml><?xml version="1.0" encoding="utf-8"?>
-<w:ftr xmlns:wpc="http://schemas.microsoft.com/office/word/2010/wordprocessingCanvas" xmlns:cx="http://schemas.microsoft.com/office/drawing/2014/chartex" xmlns:cx1="http://schemas.microsoft.com/office/drawing/2015/9/8/chartex" xmlns:cx2="http://schemas.microsoft.com/office/drawing/2015/10/21/chartex" xmlns:cx3="http://schemas.microsoft.com/office/drawing/2016/5/9/chartex" xmlns:cx4="http://schemas.microsoft.com/office/drawing/2016/5/10/chartex" xmlns:cx5="http://schemas.microsoft.com/office/drawing/2016/5/11/chartex" xmlns:cx6="http://schemas.microsoft.com/office/drawing/2016/5/12/chartex" xmlns:cx7="http://schemas.microsoft.com/office/drawing/2016/5/13/chartex" xmlns:cx8="http://schemas.microsoft.com/office/drawing/2016/5/14/chartex" xmlns:mc="http://schemas.openxmlformats.org/markup-compatibility/2006" xmlns:aink="http://schemas.microsoft.com/office/drawing/2016/ink" xmlns:am3d="http://schemas.microsoft.com/office/drawing/2017/model3d" xmlns:o="urn:schemas-microsoft-com:office:office" xmlns:oel="http://schemas.microsoft.com/office/2019/extlst" xmlns:r="http://schemas.openxmlformats.org/officeDocument/2006/relationships" xmlns:m="http://schemas.openxmlformats.org/officeDocument/2006/math" xmlns:v="urn:schemas-microsoft-com:vml" xmlns:wp14="http://schemas.microsoft.com/office/word/2010/wordprocessingDrawing" xmlns:wp="http://schemas.openxmlformats.org/drawingml/2006/wordprocessingDrawing" xmlns:w10="urn:schemas-microsoft-com:office:word" xmlns:w="http://schemas.openxmlformats.org/wordprocessingml/2006/main" xmlns:w14="http://schemas.microsoft.com/office/word/2010/wordml" xmlns:w15="http://schemas.microsoft.com/office/word/2012/wordml" xmlns:w16cex="http://schemas.microsoft.com/office/word/2018/wordml/cex" xmlns:w16cid="http://schemas.microsoft.com/office/word/2016/wordml/cid" xmlns:w16="http://schemas.microsoft.com/office/word/2018/wordml" xmlns:w16du="http://schemas.microsoft.com/office/word/2023/wordml/word16du" xmlns:w16sdtdh="http://schemas.microsoft.com/office/word/2020/wordml/sdtdatahash" xmlns:w16sdtfl="http://schemas.microsoft.com/office/word/2024/wordml/sdtformatlock" xmlns:w16se="http://schemas.microsoft.com/office/word/2015/wordml/symex" xmlns:wpg="http://schemas.microsoft.com/office/word/2010/wordprocessingGroup" xmlns:wpi="http://schemas.microsoft.com/office/word/2010/wordprocessingInk" xmlns:wne="http://schemas.microsoft.com/office/word/2006/wordml" xmlns:wps="http://schemas.microsoft.com/office/word/2010/wordprocessingShape" mc:Ignorable="w14 w15 w16se w16cid w16 w16cex w16sdtdh w16sdtfl w16du wp14">
-  <w:p>
-    <w:pPr>
-      <w:pStyle w:val="a6"/>
-    </w:pPr>
-    <w:r>
-      <w:rPr>
-        <w:noProof/>
-      </w:rPr>
-      <mc:AlternateContent>
-        <mc:Choice Requires="wps">
-          <w:drawing>
-            <wp:anchor distT="0" distB="0" distL="114300" distR="114300" simplePos="0" relativeHeight="251659264" behindDoc="0" locked="0" layoutInCell="1" allowOverlap="1" wp14:anchorId="34432270" wp14:editId="3AE406A3">
-              <wp:simplePos x="0" y="0"/>
-              <wp:positionH relativeFrom="margin">
-                <wp:align>center</wp:align>
-              </wp:positionH>
-              <wp:positionV relativeFrom="paragraph">
-                <wp:posOffset>0</wp:posOffset>
-              </wp:positionV>
-              <wp:extent cx="1828800" cy="1828800"/>
-              <wp:effectExtent l="0" t="0" r="0" b="0"/>
-              <wp:wrapNone/>
-              <wp:docPr id="6" name="文本框 6"/>
-              <wp:cNvGraphicFramePr/>
-              <a:graphic xmlns:a="http://schemas.openxmlformats.org/drawingml/2006/main">
-                <a:graphicData uri="http://schemas.microsoft.com/office/word/2010/wordprocessingShape">
-                  <wps:wsp>
-                    <wps:cNvSpPr txBox="1"/>
-                    <wps:spPr>
-                      <a:xfrm>
-                        <a:off x="0" y="0"/>
-                        <a:ext cx="1828800" cy="1828800"/>
-                      </a:xfrm>
-                      <a:prstGeom prst="rect">
-                        <a:avLst/>
-                      </a:prstGeom>
-                      <a:noFill/>
-                      <a:ln w="6350">
-                        <a:noFill/>
-                      </a:ln>
-                    </wps:spPr>
-                    <wps:style>
-                      <a:lnRef idx="0">
-                        <a:schemeClr val="accent1"/>
-                      </a:lnRef>
-                      <a:fillRef idx="0">
-                        <a:schemeClr val="accent1"/>
-                      </a:fillRef>
-                      <a:effectRef idx="0">
-                        <a:schemeClr val="accent1"/>
-                      </a:effectRef>
-                      <a:fontRef idx="minor">
-                        <a:schemeClr val="dk1"/>
-                      </a:fontRef>
-                    </wps:style>
-                    <wps:txbx>
-                      <w:txbxContent>
-                        <w:p>
-                          <w:pPr>
-                            <w:pStyle w:val="a6"/>
-                          </w:pPr>
-                          <w:r>
-                            <w:fldChar w:fldCharType="begin"/>
-                          </w:r>
-                          <w:r>
-                            <w:instrText xml:space="preserve"> PAGE  \* MERGEFORMAT </w:instrText>
-                          </w:r>
-                          <w:r>
-                            <w:fldChar w:fldCharType="separate"/>
-                          </w:r>
-                          <w:r>
-                            <w:t>1</w:t>
-                          </w:r>
-                          <w:r>
-                            <w:fldChar w:fldCharType="end"/>
-                          </w:r>
-                        </w:p>
-                      </w:txbxContent>
-                    </wps:txbx>
-                    <wps:bodyPr rot="0" spcFirstLastPara="0" vertOverflow="overflow" horzOverflow="overflow" vert="horz" wrap="none" lIns="0" tIns="0" rIns="0" bIns="0" numCol="1" spcCol="0" rtlCol="0" fromWordArt="0" anchor="t" anchorCtr="0" forceAA="0" compatLnSpc="1">
-                      <a:spAutoFit/>
-                    </wps:bodyPr>
-                  </wps:wsp>
-                </a:graphicData>
-              </a:graphic>
-            </wp:anchor>
-          </w:drawing>
-        </mc:Choice>
-        <mc:Fallback>
-          <w:pict>
-            <v:shapetype w14:anchorId="34432270" id="_x0000_t202" coordsize="21600,21600" o:spt="202" path="m,l,21600r21600,l21600,xe">
-              <v:stroke joinstyle="miter"/>
-              <v:path gradientshapeok="t" o:connecttype="rect"/>
-            </v:shapetype>
-            <v:shape id="文本框 6" o:spid="_x0000_s1027" type="#_x0000_t202" style="position:absolute;margin-left:0;margin-top:0;width:2in;height:2in;z-index:251659264;visibility:visible;mso-wrap-style:none;mso-wrap-distance-left:9pt;mso-wrap-distance-top:0;mso-wrap-distance-right:9pt;mso-wrap-distance-bottom:0;mso-position-horizontal:center;mso-position-horizontal-relative:margin;mso-position-vertical:absolute;mso-position-vertical-relative:text;v-text-anchor:top" o:gfxdata="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" filled="f" stroked="f" strokeweight=".5pt">
-              <v:textbox style="mso-fit-shape-to-text:t" inset="0,0,0,0">
-                <w:txbxContent>
-                  <w:p>
-                    <w:pPr>
-                      <w:pStyle w:val="a6"/>
-                    </w:pPr>
-                    <w:r>
-                      <w:fldChar w:fldCharType="begin"/>
-                    </w:r>
-                    <w:r>
-                      <w:instrText xml:space="preserve"> PAGE  \* MERGEFORMAT </w:instrText>
-                    </w:r>
-                    <w:r>
-                      <w:fldChar w:fldCharType="separate"/>
-                    </w:r>
-                    <w:r>
-                      <w:t>1</w:t>
-                    </w:r>
-                    <w:r>
-                      <w:fldChar w:fldCharType="end"/>
-                    </w:r>
-                  </w:p>
-                </w:txbxContent>
-              </v:textbox>
-              <w10:wrap anchorx="margin"/>
-            </v:shape>
-          </w:pict>
-        </mc:Fallback>
-      </mc:AlternateContent>
-    </w:r>
-  </w:p>
-</w:ftr>
-</file>
-
 <file path=word/footnotes.xml><?xml version="1.0" encoding="utf-8"?>
 <w:footnotes xmlns:wpc="http://schemas.microsoft.com/office/word/2010/wordprocessingCanvas" xmlns:cx="http://schemas.microsoft.com/office/drawing/2014/chartex" xmlns:cx1="http://schemas.microsoft.com/office/drawing/2015/9/8/chartex" xmlns:cx2="http://schemas.microsoft.com/office/drawing/2015/10/21/chartex" xmlns:cx3="http://schemas.microsoft.com/office/drawing/2016/5/9/chartex" xmlns:cx4="http://schemas.microsoft.com/office/drawing/2016/5/10/chartex" xmlns:cx5="http://schemas.microsoft.com/office/drawing/2016/5/11/chartex" xmlns:cx6="http://schemas.microsoft.com/office/drawing/2016/5/12/chartex" xmlns:cx7="http://schemas.microsoft.com/office/drawing/2016/5/13/chartex" xmlns:cx8="http://schemas.microsoft.com/office/drawing/2016/5/14/chartex" xmlns:mc="http://schemas.openxmlformats.org/markup-compatibility/2006" xmlns:aink="http://schemas.microsoft.com/office/drawing/2016/ink" xmlns:am3d="http://schemas.microsoft.com/office/drawing/2017/model3d" xmlns:o="urn:schemas-microsoft-com:office:office" xmlns:oel="http://schemas.microsoft.com/office/2019/extlst" xmlns:r="http://schemas.openxmlformats.org/officeDocument/2006/relationships" xmlns:m="http://schemas.openxmlformats.org/officeDocument/2006/math" xmlns:v="urn:schemas-microsoft-com:vml" xmlns:wp14="http://schemas.microsoft.com/office/word/2010/wordprocessingDrawing" xmlns:wp="http://schemas.openxmlformats.org/drawingml/2006/wordprocessingDrawing" xmlns:w10="urn:schemas-microsoft-com:office:word" xmlns:w="http://schemas.openxmlformats.org/wordprocessingml/2006/main" xmlns:w14="http://schemas.microsoft.com/office/word/2010/wordml" xmlns:w15="http://schemas.microsoft.com/office/word/2012/wordml" xmlns:w16cex="http://schemas.microsoft.com/office/word/2018/wordml/cex" xmlns:w16cid="http://schemas.microsoft.com/office/word/2016/wordml/cid" xmlns:w16="http://schemas.microsoft.com/office/word/2018/wordml" xmlns:w16du="http://schemas.microsoft.com/office/word/2023/wordml/word16du" xmlns:w16sdtdh="http://schemas.microsoft.com/office/word/2020/wordml/sdtdatahash" xmlns:w16sdtfl="http://schemas.microsoft.com/office/word/2024/wordml/sdtformatlock" xmlns:w16se="http://schemas.microsoft.com/office/word/2015/wordml/symex" xmlns:wpg="http://schemas.microsoft.com/office/word/2010/wordprocessingGroup" xmlns:wpi="http://schemas.microsoft.com/office/word/2010/wordprocessingInk" xmlns:wne="http://schemas.microsoft.com/office/word/2006/wordml" xmlns:wps="http://schemas.microsoft.com/office/word/2010/wordprocessingShape" mc:Ignorable="w14 w15 w16se w16cid w16 w16cex w16sdtdh w16sdtfl w16du wp14">
   <w:footnote w:type="separator" w:id="-1">
@@ -24873,7 +25568,7 @@
 <w:hdr xmlns:wpc="http://schemas.microsoft.com/office/word/2010/wordprocessingCanvas" xmlns:cx="http://schemas.microsoft.com/office/drawing/2014/chartex" xmlns:cx1="http://schemas.microsoft.com/office/drawing/2015/9/8/chartex" xmlns:cx2="http://schemas.microsoft.com/office/drawing/2015/10/21/chartex" xmlns:cx3="http://schemas.microsoft.com/office/drawing/2016/5/9/chartex" xmlns:cx4="http://schemas.microsoft.com/office/drawing/2016/5/10/chartex" xmlns:cx5="http://schemas.microsoft.com/office/drawing/2016/5/11/chartex" xmlns:cx6="http://schemas.microsoft.com/office/drawing/2016/5/12/chartex" xmlns:cx7="http://schemas.microsoft.com/office/drawing/2016/5/13/chartex" xmlns:cx8="http://schemas.microsoft.com/office/drawing/2016/5/14/chartex" xmlns:mc="http://schemas.openxmlformats.org/markup-compatibility/2006" xmlns:aink="http://schemas.microsoft.com/office/drawing/2016/ink" xmlns:am3d="http://schemas.microsoft.com/office/drawing/2017/model3d" xmlns:o="urn:schemas-microsoft-com:office:office" xmlns:oel="http://schemas.microsoft.com/office/2019/extlst" xmlns:r="http://schemas.openxmlformats.org/officeDocument/2006/relationships" xmlns:m="http://schemas.openxmlformats.org/officeDocument/2006/math" xmlns:v="urn:schemas-microsoft-com:vml" xmlns:wp14="http://schemas.microsoft.com/office/word/2010/wordprocessingDrawing" xmlns:wp="http://schemas.openxmlformats.org/drawingml/2006/wordprocessingDrawing" xmlns:w10="urn:schemas-microsoft-com:office:word" xmlns:w="http://schemas.openxmlformats.org/wordprocessingml/2006/main" xmlns:w14="http://schemas.microsoft.com/office/word/2010/wordml" xmlns:w15="http://schemas.microsoft.com/office/word/2012/wordml" xmlns:w16cex="http://schemas.microsoft.com/office/word/2018/wordml/cex" xmlns:w16cid="http://schemas.microsoft.com/office/word/2016/wordml/cid" xmlns:w16="http://schemas.microsoft.com/office/word/2018/wordml" xmlns:w16du="http://schemas.microsoft.com/office/word/2023/wordml/word16du" xmlns:w16sdtdh="http://schemas.microsoft.com/office/word/2020/wordml/sdtdatahash" xmlns:w16sdtfl="http://schemas.microsoft.com/office/word/2024/wordml/sdtformatlock" xmlns:w16se="http://schemas.microsoft.com/office/word/2015/wordml/symex" xmlns:wpg="http://schemas.microsoft.com/office/word/2010/wordprocessingGroup" xmlns:wpi="http://schemas.microsoft.com/office/word/2010/wordprocessingInk" xmlns:wne="http://schemas.microsoft.com/office/word/2006/wordml" xmlns:wps="http://schemas.microsoft.com/office/word/2010/wordprocessingShape" mc:Ignorable="w14 w15 w16se w16cid w16 w16cex w16sdtdh w16sdtfl w16du wp14">
   <w:p>
     <w:pPr>
-      <w:pStyle w:val="a7"/>
+      <w:pStyle w:val="a8"/>
     </w:pPr>
   </w:p>
 </w:hdr>
@@ -24883,7 +25578,7 @@
 <w:hdr xmlns:wpc="http://schemas.microsoft.com/office/word/2010/wordprocessingCanvas" xmlns:cx="http://schemas.microsoft.com/office/drawing/2014/chartex" xmlns:cx1="http://schemas.microsoft.com/office/drawing/2015/9/8/chartex" xmlns:cx2="http://schemas.microsoft.com/office/drawing/2015/10/21/chartex" xmlns:cx3="http://schemas.microsoft.com/office/drawing/2016/5/9/chartex" xmlns:cx4="http://schemas.microsoft.com/office/drawing/2016/5/10/chartex" xmlns:cx5="http://schemas.microsoft.com/office/drawing/2016/5/11/chartex" xmlns:cx6="http://schemas.microsoft.com/office/drawing/2016/5/12/chartex" xmlns:cx7="http://schemas.microsoft.com/office/drawing/2016/5/13/chartex" xmlns:cx8="http://schemas.microsoft.com/office/drawing/2016/5/14/chartex" xmlns:mc="http://schemas.openxmlformats.org/markup-compatibility/2006" xmlns:aink="http://schemas.microsoft.com/office/drawing/2016/ink" xmlns:am3d="http://schemas.microsoft.com/office/drawing/2017/model3d" xmlns:o="urn:schemas-microsoft-com:office:office" xmlns:oel="http://schemas.microsoft.com/office/2019/extlst" xmlns:r="http://schemas.openxmlformats.org/officeDocument/2006/relationships" xmlns:m="http://schemas.openxmlformats.org/officeDocument/2006/math" xmlns:v="urn:schemas-microsoft-com:vml" xmlns:wp14="http://schemas.microsoft.com/office/word/2010/wordprocessingDrawing" xmlns:wp="http://schemas.openxmlformats.org/drawingml/2006/wordprocessingDrawing" xmlns:w10="urn:schemas-microsoft-com:office:word" xmlns:w="http://schemas.openxmlformats.org/wordprocessingml/2006/main" xmlns:w14="http://schemas.microsoft.com/office/word/2010/wordml" xmlns:w15="http://schemas.microsoft.com/office/word/2012/wordml" xmlns:w16cex="http://schemas.microsoft.com/office/word/2018/wordml/cex" xmlns:w16cid="http://schemas.microsoft.com/office/word/2016/wordml/cid" xmlns:w16="http://schemas.microsoft.com/office/word/2018/wordml" xmlns:w16du="http://schemas.microsoft.com/office/word/2023/wordml/word16du" xmlns:w16sdtdh="http://schemas.microsoft.com/office/word/2020/wordml/sdtdatahash" xmlns:w16sdtfl="http://schemas.microsoft.com/office/word/2024/wordml/sdtformatlock" xmlns:w16se="http://schemas.microsoft.com/office/word/2015/wordml/symex" xmlns:wpg="http://schemas.microsoft.com/office/word/2010/wordprocessingGroup" xmlns:wpi="http://schemas.microsoft.com/office/word/2010/wordprocessingInk" xmlns:wne="http://schemas.microsoft.com/office/word/2006/wordml" xmlns:wps="http://schemas.microsoft.com/office/word/2010/wordprocessingShape" mc:Ignorable="w14 w15 w16se w16cid w16 w16cex w16sdtdh w16sdtfl w16du wp14">
   <w:p>
     <w:pPr>
-      <w:pStyle w:val="a7"/>
+      <w:pStyle w:val="a8"/>
       <w:ind w:firstLineChars="100" w:firstLine="210"/>
       <w:jc w:val="both"/>
       <w:rPr>
@@ -24923,7 +25618,7 @@
 <w:hdr xmlns:wpc="http://schemas.microsoft.com/office/word/2010/wordprocessingCanvas" xmlns:cx="http://schemas.microsoft.com/office/drawing/2014/chartex" xmlns:cx1="http://schemas.microsoft.com/office/drawing/2015/9/8/chartex" xmlns:cx2="http://schemas.microsoft.com/office/drawing/2015/10/21/chartex" xmlns:cx3="http://schemas.microsoft.com/office/drawing/2016/5/9/chartex" xmlns:cx4="http://schemas.microsoft.com/office/drawing/2016/5/10/chartex" xmlns:cx5="http://schemas.microsoft.com/office/drawing/2016/5/11/chartex" xmlns:cx6="http://schemas.microsoft.com/office/drawing/2016/5/12/chartex" xmlns:cx7="http://schemas.microsoft.com/office/drawing/2016/5/13/chartex" xmlns:cx8="http://schemas.microsoft.com/office/drawing/2016/5/14/chartex" xmlns:mc="http://schemas.openxmlformats.org/markup-compatibility/2006" xmlns:aink="http://schemas.microsoft.com/office/drawing/2016/ink" xmlns:am3d="http://schemas.microsoft.com/office/drawing/2017/model3d" xmlns:o="urn:schemas-microsoft-com:office:office" xmlns:oel="http://schemas.microsoft.com/office/2019/extlst" xmlns:r="http://schemas.openxmlformats.org/officeDocument/2006/relationships" xmlns:m="http://schemas.openxmlformats.org/officeDocument/2006/math" xmlns:v="urn:schemas-microsoft-com:vml" xmlns:wp14="http://schemas.microsoft.com/office/word/2010/wordprocessingDrawing" xmlns:wp="http://schemas.openxmlformats.org/drawingml/2006/wordprocessingDrawing" xmlns:w10="urn:schemas-microsoft-com:office:word" xmlns:w="http://schemas.openxmlformats.org/wordprocessingml/2006/main" xmlns:w14="http://schemas.microsoft.com/office/word/2010/wordml" xmlns:w15="http://schemas.microsoft.com/office/word/2012/wordml" xmlns:w16cex="http://schemas.microsoft.com/office/word/2018/wordml/cex" xmlns:w16cid="http://schemas.microsoft.com/office/word/2016/wordml/cid" xmlns:w16="http://schemas.microsoft.com/office/word/2018/wordml" xmlns:w16du="http://schemas.microsoft.com/office/word/2023/wordml/word16du" xmlns:w16sdtdh="http://schemas.microsoft.com/office/word/2020/wordml/sdtdatahash" xmlns:w16sdtfl="http://schemas.microsoft.com/office/word/2024/wordml/sdtformatlock" xmlns:w16se="http://schemas.microsoft.com/office/word/2015/wordml/symex" xmlns:wpg="http://schemas.microsoft.com/office/word/2010/wordprocessingGroup" xmlns:wpi="http://schemas.microsoft.com/office/word/2010/wordprocessingInk" xmlns:wne="http://schemas.microsoft.com/office/word/2006/wordml" xmlns:wps="http://schemas.microsoft.com/office/word/2010/wordprocessingShape" mc:Ignorable="w14 w15 w16se w16cid w16 w16cex w16sdtdh w16sdtfl w16du wp14">
   <w:p>
     <w:pPr>
-      <w:pStyle w:val="a7"/>
+      <w:pStyle w:val="a8"/>
       <w:pBdr>
         <w:bottom w:val="none" w:sz="0" w:space="1" w:color="auto"/>
       </w:pBdr>
@@ -24934,55 +25629,13 @@
 
 <file path=word/header4.xml><?xml version="1.0" encoding="utf-8"?>
 <w:hdr xmlns:wpc="http://schemas.microsoft.com/office/word/2010/wordprocessingCanvas" xmlns:cx="http://schemas.microsoft.com/office/drawing/2014/chartex" xmlns:cx1="http://schemas.microsoft.com/office/drawing/2015/9/8/chartex" xmlns:cx2="http://schemas.microsoft.com/office/drawing/2015/10/21/chartex" xmlns:cx3="http://schemas.microsoft.com/office/drawing/2016/5/9/chartex" xmlns:cx4="http://schemas.microsoft.com/office/drawing/2016/5/10/chartex" xmlns:cx5="http://schemas.microsoft.com/office/drawing/2016/5/11/chartex" xmlns:cx6="http://schemas.microsoft.com/office/drawing/2016/5/12/chartex" xmlns:cx7="http://schemas.microsoft.com/office/drawing/2016/5/13/chartex" xmlns:cx8="http://schemas.microsoft.com/office/drawing/2016/5/14/chartex" xmlns:mc="http://schemas.openxmlformats.org/markup-compatibility/2006" xmlns:aink="http://schemas.microsoft.com/office/drawing/2016/ink" xmlns:am3d="http://schemas.microsoft.com/office/drawing/2017/model3d" xmlns:o="urn:schemas-microsoft-com:office:office" xmlns:oel="http://schemas.microsoft.com/office/2019/extlst" xmlns:r="http://schemas.openxmlformats.org/officeDocument/2006/relationships" xmlns:m="http://schemas.openxmlformats.org/officeDocument/2006/math" xmlns:v="urn:schemas-microsoft-com:vml" xmlns:wp14="http://schemas.microsoft.com/office/word/2010/wordprocessingDrawing" xmlns:wp="http://schemas.openxmlformats.org/drawingml/2006/wordprocessingDrawing" xmlns:w10="urn:schemas-microsoft-com:office:word" xmlns:w="http://schemas.openxmlformats.org/wordprocessingml/2006/main" xmlns:w14="http://schemas.microsoft.com/office/word/2010/wordml" xmlns:w15="http://schemas.microsoft.com/office/word/2012/wordml" xmlns:w16cex="http://schemas.microsoft.com/office/word/2018/wordml/cex" xmlns:w16cid="http://schemas.microsoft.com/office/word/2016/wordml/cid" xmlns:w16="http://schemas.microsoft.com/office/word/2018/wordml" xmlns:w16du="http://schemas.microsoft.com/office/word/2023/wordml/word16du" xmlns:w16sdtdh="http://schemas.microsoft.com/office/word/2020/wordml/sdtdatahash" xmlns:w16sdtfl="http://schemas.microsoft.com/office/word/2024/wordml/sdtformatlock" xmlns:w16se="http://schemas.microsoft.com/office/word/2015/wordml/symex" xmlns:wpg="http://schemas.microsoft.com/office/word/2010/wordprocessingGroup" xmlns:wpi="http://schemas.microsoft.com/office/word/2010/wordprocessingInk" xmlns:wne="http://schemas.microsoft.com/office/word/2006/wordml" xmlns:wps="http://schemas.microsoft.com/office/word/2010/wordprocessingShape" mc:Ignorable="w14 w15 w16se w16cid w16 w16cex w16sdtdh w16sdtfl w16du wp14">
-  <w:p>
-    <w:pPr>
-      <w:pStyle w:val="a7"/>
-      <w:ind w:firstLineChars="100" w:firstLine="210"/>
-      <w:jc w:val="both"/>
-      <w:rPr>
-        <w:sz w:val="21"/>
-        <w:szCs w:val="21"/>
-      </w:rPr>
-    </w:pPr>
-    <w:r>
-      <w:rPr>
-        <w:rFonts w:hint="eastAsia"/>
-        <w:sz w:val="21"/>
-        <w:szCs w:val="21"/>
-      </w:rPr>
-      <w:t>赣东学院</w:t>
-    </w:r>
-    <w:r>
-      <w:rPr>
-        <w:rFonts w:hint="eastAsia"/>
-        <w:sz w:val="21"/>
-        <w:szCs w:val="21"/>
-      </w:rPr>
-      <w:t xml:space="preserve">                                                 </w:t>
-    </w:r>
-    <w:r>
-      <w:rPr>
-        <w:rFonts w:hint="eastAsia"/>
-        <w:sz w:val="21"/>
-        <w:szCs w:val="21"/>
-      </w:rPr>
-      <w:t>毕业设计（论文）过程管理手册</w:t>
-    </w:r>
-  </w:p>
+  <w:p/>
 </w:hdr>
 </file>
 
 <file path=word/header5.xml><?xml version="1.0" encoding="utf-8"?>
 <w:hdr xmlns:wpc="http://schemas.microsoft.com/office/word/2010/wordprocessingCanvas" xmlns:cx="http://schemas.microsoft.com/office/drawing/2014/chartex" xmlns:cx1="http://schemas.microsoft.com/office/drawing/2015/9/8/chartex" xmlns:cx2="http://schemas.microsoft.com/office/drawing/2015/10/21/chartex" xmlns:cx3="http://schemas.microsoft.com/office/drawing/2016/5/9/chartex" xmlns:cx4="http://schemas.microsoft.com/office/drawing/2016/5/10/chartex" xmlns:cx5="http://schemas.microsoft.com/office/drawing/2016/5/11/chartex" xmlns:cx6="http://schemas.microsoft.com/office/drawing/2016/5/12/chartex" xmlns:cx7="http://schemas.microsoft.com/office/drawing/2016/5/13/chartex" xmlns:cx8="http://schemas.microsoft.com/office/drawing/2016/5/14/chartex" xmlns:mc="http://schemas.openxmlformats.org/markup-compatibility/2006" xmlns:aink="http://schemas.microsoft.com/office/drawing/2016/ink" xmlns:am3d="http://schemas.microsoft.com/office/drawing/2017/model3d" xmlns:o="urn:schemas-microsoft-com:office:office" xmlns:oel="http://schemas.microsoft.com/office/2019/extlst" xmlns:r="http://schemas.openxmlformats.org/officeDocument/2006/relationships" xmlns:m="http://schemas.openxmlformats.org/officeDocument/2006/math" xmlns:v="urn:schemas-microsoft-com:vml" xmlns:wp14="http://schemas.microsoft.com/office/word/2010/wordprocessingDrawing" xmlns:wp="http://schemas.openxmlformats.org/drawingml/2006/wordprocessingDrawing" xmlns:w10="urn:schemas-microsoft-com:office:word" xmlns:w="http://schemas.openxmlformats.org/wordprocessingml/2006/main" xmlns:w14="http://schemas.microsoft.com/office/word/2010/wordml" xmlns:w15="http://schemas.microsoft.com/office/word/2012/wordml" xmlns:w16cex="http://schemas.microsoft.com/office/word/2018/wordml/cex" xmlns:w16cid="http://schemas.microsoft.com/office/word/2016/wordml/cid" xmlns:w16="http://schemas.microsoft.com/office/word/2018/wordml" xmlns:w16du="http://schemas.microsoft.com/office/word/2023/wordml/word16du" xmlns:w16sdtdh="http://schemas.microsoft.com/office/word/2020/wordml/sdtdatahash" xmlns:w16sdtfl="http://schemas.microsoft.com/office/word/2024/wordml/sdtformatlock" xmlns:w16se="http://schemas.microsoft.com/office/word/2015/wordml/symex" xmlns:wpg="http://schemas.microsoft.com/office/word/2010/wordprocessingGroup" xmlns:wpi="http://schemas.microsoft.com/office/word/2010/wordprocessingInk" xmlns:wne="http://schemas.microsoft.com/office/word/2006/wordml" xmlns:wps="http://schemas.microsoft.com/office/word/2010/wordprocessingShape" mc:Ignorable="w14 w15 w16se w16cid w16 w16cex w16sdtdh w16sdtfl w16du wp14">
-  <w:p>
-    <w:pPr>
-      <w:pStyle w:val="a7"/>
-      <w:pBdr>
-        <w:bottom w:val="none" w:sz="0" w:space="1" w:color="auto"/>
-      </w:pBdr>
-      <w:jc w:val="both"/>
-    </w:pPr>
-  </w:p>
+  <w:p/>
 </w:hdr>
 </file>
 
@@ -24990,47 +25643,7 @@
 <w:hdr xmlns:wpc="http://schemas.microsoft.com/office/word/2010/wordprocessingCanvas" xmlns:cx="http://schemas.microsoft.com/office/drawing/2014/chartex" xmlns:cx1="http://schemas.microsoft.com/office/drawing/2015/9/8/chartex" xmlns:cx2="http://schemas.microsoft.com/office/drawing/2015/10/21/chartex" xmlns:cx3="http://schemas.microsoft.com/office/drawing/2016/5/9/chartex" xmlns:cx4="http://schemas.microsoft.com/office/drawing/2016/5/10/chartex" xmlns:cx5="http://schemas.microsoft.com/office/drawing/2016/5/11/chartex" xmlns:cx6="http://schemas.microsoft.com/office/drawing/2016/5/12/chartex" xmlns:cx7="http://schemas.microsoft.com/office/drawing/2016/5/13/chartex" xmlns:cx8="http://schemas.microsoft.com/office/drawing/2016/5/14/chartex" xmlns:mc="http://schemas.openxmlformats.org/markup-compatibility/2006" xmlns:aink="http://schemas.microsoft.com/office/drawing/2016/ink" xmlns:am3d="http://schemas.microsoft.com/office/drawing/2017/model3d" xmlns:o="urn:schemas-microsoft-com:office:office" xmlns:oel="http://schemas.microsoft.com/office/2019/extlst" xmlns:r="http://schemas.openxmlformats.org/officeDocument/2006/relationships" xmlns:m="http://schemas.openxmlformats.org/officeDocument/2006/math" xmlns:v="urn:schemas-microsoft-com:vml" xmlns:wp14="http://schemas.microsoft.com/office/word/2010/wordprocessingDrawing" xmlns:wp="http://schemas.openxmlformats.org/drawingml/2006/wordprocessingDrawing" xmlns:w10="urn:schemas-microsoft-com:office:word" xmlns:w="http://schemas.openxmlformats.org/wordprocessingml/2006/main" xmlns:w14="http://schemas.microsoft.com/office/word/2010/wordml" xmlns:w15="http://schemas.microsoft.com/office/word/2012/wordml" xmlns:w16cex="http://schemas.microsoft.com/office/word/2018/wordml/cex" xmlns:w16cid="http://schemas.microsoft.com/office/word/2016/wordml/cid" xmlns:w16="http://schemas.microsoft.com/office/word/2018/wordml" xmlns:w16du="http://schemas.microsoft.com/office/word/2023/wordml/word16du" xmlns:w16sdtdh="http://schemas.microsoft.com/office/word/2020/wordml/sdtdatahash" xmlns:w16sdtfl="http://schemas.microsoft.com/office/word/2024/wordml/sdtformatlock" xmlns:w16se="http://schemas.microsoft.com/office/word/2015/wordml/symex" xmlns:wpg="http://schemas.microsoft.com/office/word/2010/wordprocessingGroup" xmlns:wpi="http://schemas.microsoft.com/office/word/2010/wordprocessingInk" xmlns:wne="http://schemas.microsoft.com/office/word/2006/wordml" xmlns:wps="http://schemas.microsoft.com/office/word/2010/wordprocessingShape" mc:Ignorable="w14 w15 w16se w16cid w16 w16cex w16sdtdh w16sdtfl w16du wp14">
   <w:p>
     <w:pPr>
-      <w:pStyle w:val="a7"/>
-      <w:ind w:firstLineChars="100" w:firstLine="210"/>
-      <w:jc w:val="both"/>
-      <w:rPr>
-        <w:sz w:val="21"/>
-        <w:szCs w:val="21"/>
-      </w:rPr>
-    </w:pPr>
-    <w:r>
-      <w:rPr>
-        <w:rFonts w:hint="eastAsia"/>
-        <w:sz w:val="21"/>
-        <w:szCs w:val="21"/>
-      </w:rPr>
-      <w:t>赣东学院</w:t>
-    </w:r>
-    <w:r>
-      <w:rPr>
-        <w:rFonts w:hint="eastAsia"/>
-        <w:sz w:val="21"/>
-        <w:szCs w:val="21"/>
-      </w:rPr>
-      <w:t xml:space="preserve">                                                 </w:t>
-    </w:r>
-    <w:r>
-      <w:rPr>
-        <w:rFonts w:hint="eastAsia"/>
-        <w:sz w:val="21"/>
-        <w:szCs w:val="21"/>
-      </w:rPr>
-      <w:t>毕业设计（论文）过程管理手册</w:t>
-    </w:r>
-  </w:p>
-</w:hdr>
-</file>
-
-<file path=word/header7.xml><?xml version="1.0" encoding="utf-8"?>
-<w:hdr xmlns:wpc="http://schemas.microsoft.com/office/word/2010/wordprocessingCanvas" xmlns:cx="http://schemas.microsoft.com/office/drawing/2014/chartex" xmlns:cx1="http://schemas.microsoft.com/office/drawing/2015/9/8/chartex" xmlns:cx2="http://schemas.microsoft.com/office/drawing/2015/10/21/chartex" xmlns:cx3="http://schemas.microsoft.com/office/drawing/2016/5/9/chartex" xmlns:cx4="http://schemas.microsoft.com/office/drawing/2016/5/10/chartex" xmlns:cx5="http://schemas.microsoft.com/office/drawing/2016/5/11/chartex" xmlns:cx6="http://schemas.microsoft.com/office/drawing/2016/5/12/chartex" xmlns:cx7="http://schemas.microsoft.com/office/drawing/2016/5/13/chartex" xmlns:cx8="http://schemas.microsoft.com/office/drawing/2016/5/14/chartex" xmlns:mc="http://schemas.openxmlformats.org/markup-compatibility/2006" xmlns:aink="http://schemas.microsoft.com/office/drawing/2016/ink" xmlns:am3d="http://schemas.microsoft.com/office/drawing/2017/model3d" xmlns:o="urn:schemas-microsoft-com:office:office" xmlns:oel="http://schemas.microsoft.com/office/2019/extlst" xmlns:r="http://schemas.openxmlformats.org/officeDocument/2006/relationships" xmlns:m="http://schemas.openxmlformats.org/officeDocument/2006/math" xmlns:v="urn:schemas-microsoft-com:vml" xmlns:wp14="http://schemas.microsoft.com/office/word/2010/wordprocessingDrawing" xmlns:wp="http://schemas.openxmlformats.org/drawingml/2006/wordprocessingDrawing" xmlns:w10="urn:schemas-microsoft-com:office:word" xmlns:w="http://schemas.openxmlformats.org/wordprocessingml/2006/main" xmlns:w14="http://schemas.microsoft.com/office/word/2010/wordml" xmlns:w15="http://schemas.microsoft.com/office/word/2012/wordml" xmlns:w16cex="http://schemas.microsoft.com/office/word/2018/wordml/cex" xmlns:w16cid="http://schemas.microsoft.com/office/word/2016/wordml/cid" xmlns:w16="http://schemas.microsoft.com/office/word/2018/wordml" xmlns:w16du="http://schemas.microsoft.com/office/word/2023/wordml/word16du" xmlns:w16sdtdh="http://schemas.microsoft.com/office/word/2020/wordml/sdtdatahash" xmlns:w16sdtfl="http://schemas.microsoft.com/office/word/2024/wordml/sdtformatlock" xmlns:w16se="http://schemas.microsoft.com/office/word/2015/wordml/symex" xmlns:wpg="http://schemas.microsoft.com/office/word/2010/wordprocessingGroup" xmlns:wpi="http://schemas.microsoft.com/office/word/2010/wordprocessingInk" xmlns:wne="http://schemas.microsoft.com/office/word/2006/wordml" xmlns:wps="http://schemas.microsoft.com/office/word/2010/wordprocessingShape" mc:Ignorable="w14 w15 w16se w16cid w16 w16cex w16sdtdh w16sdtfl w16du wp14">
-  <w:p>
-    <w:pPr>
-      <w:pStyle w:val="a7"/>
+      <w:pStyle w:val="a8"/>
       <w:ind w:firstLineChars="100" w:firstLine="210"/>
       <w:jc w:val="both"/>
       <w:rPr>
@@ -25065,12 +25678,52 @@
   </w:p>
   <w:p>
     <w:pPr>
-      <w:pStyle w:val="a7"/>
+      <w:pStyle w:val="a8"/>
       <w:pBdr>
         <w:bottom w:val="none" w:sz="0" w:space="1" w:color="auto"/>
       </w:pBdr>
       <w:jc w:val="both"/>
     </w:pPr>
+  </w:p>
+</w:hdr>
+</file>
+
+<file path=word/header7.xml><?xml version="1.0" encoding="utf-8"?>
+<w:hdr xmlns:wpc="http://schemas.microsoft.com/office/word/2010/wordprocessingCanvas" xmlns:cx="http://schemas.microsoft.com/office/drawing/2014/chartex" xmlns:cx1="http://schemas.microsoft.com/office/drawing/2015/9/8/chartex" xmlns:cx2="http://schemas.microsoft.com/office/drawing/2015/10/21/chartex" xmlns:cx3="http://schemas.microsoft.com/office/drawing/2016/5/9/chartex" xmlns:cx4="http://schemas.microsoft.com/office/drawing/2016/5/10/chartex" xmlns:cx5="http://schemas.microsoft.com/office/drawing/2016/5/11/chartex" xmlns:cx6="http://schemas.microsoft.com/office/drawing/2016/5/12/chartex" xmlns:cx7="http://schemas.microsoft.com/office/drawing/2016/5/13/chartex" xmlns:cx8="http://schemas.microsoft.com/office/drawing/2016/5/14/chartex" xmlns:mc="http://schemas.openxmlformats.org/markup-compatibility/2006" xmlns:aink="http://schemas.microsoft.com/office/drawing/2016/ink" xmlns:am3d="http://schemas.microsoft.com/office/drawing/2017/model3d" xmlns:o="urn:schemas-microsoft-com:office:office" xmlns:oel="http://schemas.microsoft.com/office/2019/extlst" xmlns:r="http://schemas.openxmlformats.org/officeDocument/2006/relationships" xmlns:m="http://schemas.openxmlformats.org/officeDocument/2006/math" xmlns:v="urn:schemas-microsoft-com:vml" xmlns:wp14="http://schemas.microsoft.com/office/word/2010/wordprocessingDrawing" xmlns:wp="http://schemas.openxmlformats.org/drawingml/2006/wordprocessingDrawing" xmlns:w10="urn:schemas-microsoft-com:office:word" xmlns:w="http://schemas.openxmlformats.org/wordprocessingml/2006/main" xmlns:w14="http://schemas.microsoft.com/office/word/2010/wordml" xmlns:w15="http://schemas.microsoft.com/office/word/2012/wordml" xmlns:w16cex="http://schemas.microsoft.com/office/word/2018/wordml/cex" xmlns:w16cid="http://schemas.microsoft.com/office/word/2016/wordml/cid" xmlns:w16="http://schemas.microsoft.com/office/word/2018/wordml" xmlns:w16du="http://schemas.microsoft.com/office/word/2023/wordml/word16du" xmlns:w16sdtdh="http://schemas.microsoft.com/office/word/2020/wordml/sdtdatahash" xmlns:w16sdtfl="http://schemas.microsoft.com/office/word/2024/wordml/sdtformatlock" xmlns:w16se="http://schemas.microsoft.com/office/word/2015/wordml/symex" xmlns:wpg="http://schemas.microsoft.com/office/word/2010/wordprocessingGroup" xmlns:wpi="http://schemas.microsoft.com/office/word/2010/wordprocessingInk" xmlns:wne="http://schemas.microsoft.com/office/word/2006/wordml" xmlns:wps="http://schemas.microsoft.com/office/word/2010/wordprocessingShape" mc:Ignorable="w14 w15 w16se w16cid w16 w16cex w16sdtdh w16sdtfl w16du wp14">
+  <w:p>
+    <w:pPr>
+      <w:pStyle w:val="a8"/>
+      <w:ind w:firstLineChars="100" w:firstLine="210"/>
+      <w:jc w:val="both"/>
+      <w:rPr>
+        <w:sz w:val="21"/>
+        <w:szCs w:val="21"/>
+      </w:rPr>
+    </w:pPr>
+    <w:r>
+      <w:rPr>
+        <w:rFonts w:hint="eastAsia"/>
+        <w:sz w:val="21"/>
+        <w:szCs w:val="21"/>
+      </w:rPr>
+      <w:t>赣东学院</w:t>
+    </w:r>
+    <w:r>
+      <w:rPr>
+        <w:rFonts w:hint="eastAsia"/>
+        <w:sz w:val="21"/>
+        <w:szCs w:val="21"/>
+      </w:rPr>
+      <w:t xml:space="preserve">                                                 </w:t>
+    </w:r>
+    <w:r>
+      <w:rPr>
+        <w:rFonts w:hint="eastAsia"/>
+        <w:sz w:val="21"/>
+        <w:szCs w:val="21"/>
+      </w:rPr>
+      <w:t>毕业设计（论文）过程管理手册</w:t>
+    </w:r>
   </w:p>
 </w:hdr>
 </file>
@@ -25110,6 +25763,277 @@
     </w:lvl>
   </w:abstractNum>
   <w:abstractNum w:abstractNumId="2" w15:restartNumberingAfterBreak="0">
+    <w:nsid w:val="122A0E93"/>
+    <w:multiLevelType w:val="hybridMultilevel"/>
+    <w:tmpl w:val="C4F47DF4"/>
+    <w:lvl w:ilvl="0" w:tplc="63F8A792">
+      <w:start w:val="1"/>
+      <w:numFmt w:val="decimal"/>
+      <w:lvlText w:val="[%1]"/>
+      <w:lvlJc w:val="center"/>
+      <w:pPr>
+        <w:ind w:left="440" w:hanging="440"/>
+      </w:pPr>
+      <w:rPr>
+        <w:rFonts w:ascii="Times New Roman" w:eastAsia="宋体" w:hAnsi="Times New Roman" w:cs="宋体" w:hint="default"/>
+        <w:sz w:val="18"/>
+      </w:rPr>
+    </w:lvl>
+    <w:lvl w:ilvl="1" w:tplc="04090019" w:tentative="1">
+      <w:start w:val="1"/>
+      <w:numFmt w:val="lowerLetter"/>
+      <w:lvlText w:val="%2)"/>
+      <w:lvlJc w:val="left"/>
+      <w:pPr>
+        <w:ind w:left="880" w:hanging="440"/>
+      </w:pPr>
+    </w:lvl>
+    <w:lvl w:ilvl="2" w:tplc="0409001B" w:tentative="1">
+      <w:start w:val="1"/>
+      <w:numFmt w:val="lowerRoman"/>
+      <w:lvlText w:val="%3."/>
+      <w:lvlJc w:val="right"/>
+      <w:pPr>
+        <w:ind w:left="1320" w:hanging="440"/>
+      </w:pPr>
+    </w:lvl>
+    <w:lvl w:ilvl="3" w:tplc="0409000F" w:tentative="1">
+      <w:start w:val="1"/>
+      <w:numFmt w:val="decimal"/>
+      <w:lvlText w:val="%4."/>
+      <w:lvlJc w:val="left"/>
+      <w:pPr>
+        <w:ind w:left="1760" w:hanging="440"/>
+      </w:pPr>
+    </w:lvl>
+    <w:lvl w:ilvl="4" w:tplc="04090019" w:tentative="1">
+      <w:start w:val="1"/>
+      <w:numFmt w:val="lowerLetter"/>
+      <w:lvlText w:val="%5)"/>
+      <w:lvlJc w:val="left"/>
+      <w:pPr>
+        <w:ind w:left="2200" w:hanging="440"/>
+      </w:pPr>
+    </w:lvl>
+    <w:lvl w:ilvl="5" w:tplc="0409001B" w:tentative="1">
+      <w:start w:val="1"/>
+      <w:numFmt w:val="lowerRoman"/>
+      <w:lvlText w:val="%6."/>
+      <w:lvlJc w:val="right"/>
+      <w:pPr>
+        <w:ind w:left="2640" w:hanging="440"/>
+      </w:pPr>
+    </w:lvl>
+    <w:lvl w:ilvl="6" w:tplc="0409000F" w:tentative="1">
+      <w:start w:val="1"/>
+      <w:numFmt w:val="decimal"/>
+      <w:lvlText w:val="%7."/>
+      <w:lvlJc w:val="left"/>
+      <w:pPr>
+        <w:ind w:left="3080" w:hanging="440"/>
+      </w:pPr>
+    </w:lvl>
+    <w:lvl w:ilvl="7" w:tplc="04090019" w:tentative="1">
+      <w:start w:val="1"/>
+      <w:numFmt w:val="lowerLetter"/>
+      <w:lvlText w:val="%8)"/>
+      <w:lvlJc w:val="left"/>
+      <w:pPr>
+        <w:ind w:left="3520" w:hanging="440"/>
+      </w:pPr>
+    </w:lvl>
+    <w:lvl w:ilvl="8" w:tplc="0409001B" w:tentative="1">
+      <w:start w:val="1"/>
+      <w:numFmt w:val="lowerRoman"/>
+      <w:lvlText w:val="%9."/>
+      <w:lvlJc w:val="right"/>
+      <w:pPr>
+        <w:ind w:left="3960" w:hanging="440"/>
+      </w:pPr>
+    </w:lvl>
+  </w:abstractNum>
+  <w:abstractNum w:abstractNumId="3" w15:restartNumberingAfterBreak="0">
+    <w:nsid w:val="3A336FA5"/>
+    <w:multiLevelType w:val="hybridMultilevel"/>
+    <w:tmpl w:val="CEAEA118"/>
+    <w:lvl w:ilvl="0" w:tplc="FFFFFFFF">
+      <w:start w:val="1"/>
+      <w:numFmt w:val="decimal"/>
+      <w:suff w:val="space"/>
+      <w:lvlText w:val="[%1]"/>
+      <w:lvlJc w:val="center"/>
+      <w:pPr>
+        <w:ind w:left="0" w:firstLine="0"/>
+      </w:pPr>
+      <w:rPr>
+        <w:rFonts w:ascii="Times New Roman" w:eastAsia="宋体" w:hAnsi="Times New Roman" w:cs="宋体" w:hint="default"/>
+        <w:sz w:val="24"/>
+        <w:szCs w:val="24"/>
+      </w:rPr>
+    </w:lvl>
+    <w:lvl w:ilvl="1" w:tplc="FFFFFFFF" w:tentative="1">
+      <w:start w:val="1"/>
+      <w:numFmt w:val="lowerLetter"/>
+      <w:lvlText w:val="%2)"/>
+      <w:lvlJc w:val="left"/>
+      <w:pPr>
+        <w:ind w:left="880" w:hanging="440"/>
+      </w:pPr>
+    </w:lvl>
+    <w:lvl w:ilvl="2" w:tplc="FFFFFFFF" w:tentative="1">
+      <w:start w:val="1"/>
+      <w:numFmt w:val="lowerRoman"/>
+      <w:lvlText w:val="%3."/>
+      <w:lvlJc w:val="right"/>
+      <w:pPr>
+        <w:ind w:left="1320" w:hanging="440"/>
+      </w:pPr>
+    </w:lvl>
+    <w:lvl w:ilvl="3" w:tplc="FFFFFFFF" w:tentative="1">
+      <w:start w:val="1"/>
+      <w:numFmt w:val="decimal"/>
+      <w:lvlText w:val="%4."/>
+      <w:lvlJc w:val="left"/>
+      <w:pPr>
+        <w:ind w:left="1760" w:hanging="440"/>
+      </w:pPr>
+    </w:lvl>
+    <w:lvl w:ilvl="4" w:tplc="FFFFFFFF" w:tentative="1">
+      <w:start w:val="1"/>
+      <w:numFmt w:val="lowerLetter"/>
+      <w:lvlText w:val="%5)"/>
+      <w:lvlJc w:val="left"/>
+      <w:pPr>
+        <w:ind w:left="2200" w:hanging="440"/>
+      </w:pPr>
+    </w:lvl>
+    <w:lvl w:ilvl="5" w:tplc="FFFFFFFF" w:tentative="1">
+      <w:start w:val="1"/>
+      <w:numFmt w:val="lowerRoman"/>
+      <w:lvlText w:val="%6."/>
+      <w:lvlJc w:val="right"/>
+      <w:pPr>
+        <w:ind w:left="2640" w:hanging="440"/>
+      </w:pPr>
+    </w:lvl>
+    <w:lvl w:ilvl="6" w:tplc="FFFFFFFF" w:tentative="1">
+      <w:start w:val="1"/>
+      <w:numFmt w:val="decimal"/>
+      <w:lvlText w:val="%7."/>
+      <w:lvlJc w:val="left"/>
+      <w:pPr>
+        <w:ind w:left="3080" w:hanging="440"/>
+      </w:pPr>
+    </w:lvl>
+    <w:lvl w:ilvl="7" w:tplc="FFFFFFFF" w:tentative="1">
+      <w:start w:val="1"/>
+      <w:numFmt w:val="lowerLetter"/>
+      <w:lvlText w:val="%8)"/>
+      <w:lvlJc w:val="left"/>
+      <w:pPr>
+        <w:ind w:left="3520" w:hanging="440"/>
+      </w:pPr>
+    </w:lvl>
+    <w:lvl w:ilvl="8" w:tplc="FFFFFFFF" w:tentative="1">
+      <w:start w:val="1"/>
+      <w:numFmt w:val="lowerRoman"/>
+      <w:lvlText w:val="%9."/>
+      <w:lvlJc w:val="right"/>
+      <w:pPr>
+        <w:ind w:left="3960" w:hanging="440"/>
+      </w:pPr>
+    </w:lvl>
+  </w:abstractNum>
+  <w:abstractNum w:abstractNumId="4" w15:restartNumberingAfterBreak="0">
+    <w:nsid w:val="45CB511A"/>
+    <w:multiLevelType w:val="hybridMultilevel"/>
+    <w:tmpl w:val="C16E0DD2"/>
+    <w:lvl w:ilvl="0" w:tplc="5C3CC4C2">
+      <w:start w:val="2"/>
+      <w:numFmt w:val="japaneseCounting"/>
+      <w:lvlText w:val="%1、"/>
+      <w:lvlJc w:val="left"/>
+      <w:pPr>
+        <w:ind w:left="560" w:hanging="560"/>
+      </w:pPr>
+      <w:rPr>
+        <w:rFonts w:hint="default"/>
+      </w:rPr>
+    </w:lvl>
+    <w:lvl w:ilvl="1" w:tplc="04090019" w:tentative="1">
+      <w:start w:val="1"/>
+      <w:numFmt w:val="lowerLetter"/>
+      <w:lvlText w:val="%2)"/>
+      <w:lvlJc w:val="left"/>
+      <w:pPr>
+        <w:ind w:left="880" w:hanging="440"/>
+      </w:pPr>
+    </w:lvl>
+    <w:lvl w:ilvl="2" w:tplc="0409001B" w:tentative="1">
+      <w:start w:val="1"/>
+      <w:numFmt w:val="lowerRoman"/>
+      <w:lvlText w:val="%3."/>
+      <w:lvlJc w:val="right"/>
+      <w:pPr>
+        <w:ind w:left="1320" w:hanging="440"/>
+      </w:pPr>
+    </w:lvl>
+    <w:lvl w:ilvl="3" w:tplc="0409000F" w:tentative="1">
+      <w:start w:val="1"/>
+      <w:numFmt w:val="decimal"/>
+      <w:lvlText w:val="%4."/>
+      <w:lvlJc w:val="left"/>
+      <w:pPr>
+        <w:ind w:left="1760" w:hanging="440"/>
+      </w:pPr>
+    </w:lvl>
+    <w:lvl w:ilvl="4" w:tplc="04090019" w:tentative="1">
+      <w:start w:val="1"/>
+      <w:numFmt w:val="lowerLetter"/>
+      <w:lvlText w:val="%5)"/>
+      <w:lvlJc w:val="left"/>
+      <w:pPr>
+        <w:ind w:left="2200" w:hanging="440"/>
+      </w:pPr>
+    </w:lvl>
+    <w:lvl w:ilvl="5" w:tplc="0409001B" w:tentative="1">
+      <w:start w:val="1"/>
+      <w:numFmt w:val="lowerRoman"/>
+      <w:lvlText w:val="%6."/>
+      <w:lvlJc w:val="right"/>
+      <w:pPr>
+        <w:ind w:left="2640" w:hanging="440"/>
+      </w:pPr>
+    </w:lvl>
+    <w:lvl w:ilvl="6" w:tplc="0409000F" w:tentative="1">
+      <w:start w:val="1"/>
+      <w:numFmt w:val="decimal"/>
+      <w:lvlText w:val="%7."/>
+      <w:lvlJc w:val="left"/>
+      <w:pPr>
+        <w:ind w:left="3080" w:hanging="440"/>
+      </w:pPr>
+    </w:lvl>
+    <w:lvl w:ilvl="7" w:tplc="04090019" w:tentative="1">
+      <w:start w:val="1"/>
+      <w:numFmt w:val="lowerLetter"/>
+      <w:lvlText w:val="%8)"/>
+      <w:lvlJc w:val="left"/>
+      <w:pPr>
+        <w:ind w:left="3520" w:hanging="440"/>
+      </w:pPr>
+    </w:lvl>
+    <w:lvl w:ilvl="8" w:tplc="0409001B" w:tentative="1">
+      <w:start w:val="1"/>
+      <w:numFmt w:val="lowerRoman"/>
+      <w:lvlText w:val="%9."/>
+      <w:lvlJc w:val="right"/>
+      <w:pPr>
+        <w:ind w:left="3960" w:hanging="440"/>
+      </w:pPr>
+    </w:lvl>
+  </w:abstractNum>
+  <w:abstractNum w:abstractNumId="5" w15:restartNumberingAfterBreak="0">
     <w:nsid w:val="4E7240C1"/>
     <w:multiLevelType w:val="hybridMultilevel"/>
     <w:tmpl w:val="CEAEA118"/>
@@ -25201,7 +26125,99 @@
       </w:pPr>
     </w:lvl>
   </w:abstractNum>
-  <w:abstractNum w:abstractNumId="3" w15:restartNumberingAfterBreak="0">
+  <w:abstractNum w:abstractNumId="6" w15:restartNumberingAfterBreak="0">
+    <w:nsid w:val="6A3A0855"/>
+    <w:multiLevelType w:val="hybridMultilevel"/>
+    <w:tmpl w:val="CEAEA118"/>
+    <w:lvl w:ilvl="0" w:tplc="FFFFFFFF">
+      <w:start w:val="1"/>
+      <w:numFmt w:val="decimal"/>
+      <w:suff w:val="space"/>
+      <w:lvlText w:val="[%1]"/>
+      <w:lvlJc w:val="center"/>
+      <w:pPr>
+        <w:ind w:left="0" w:firstLine="0"/>
+      </w:pPr>
+      <w:rPr>
+        <w:rFonts w:ascii="Times New Roman" w:eastAsia="宋体" w:hAnsi="Times New Roman" w:cs="宋体" w:hint="default"/>
+        <w:sz w:val="24"/>
+        <w:szCs w:val="24"/>
+      </w:rPr>
+    </w:lvl>
+    <w:lvl w:ilvl="1" w:tplc="FFFFFFFF" w:tentative="1">
+      <w:start w:val="1"/>
+      <w:numFmt w:val="lowerLetter"/>
+      <w:lvlText w:val="%2)"/>
+      <w:lvlJc w:val="left"/>
+      <w:pPr>
+        <w:ind w:left="880" w:hanging="440"/>
+      </w:pPr>
+    </w:lvl>
+    <w:lvl w:ilvl="2" w:tplc="FFFFFFFF" w:tentative="1">
+      <w:start w:val="1"/>
+      <w:numFmt w:val="lowerRoman"/>
+      <w:lvlText w:val="%3."/>
+      <w:lvlJc w:val="right"/>
+      <w:pPr>
+        <w:ind w:left="1320" w:hanging="440"/>
+      </w:pPr>
+    </w:lvl>
+    <w:lvl w:ilvl="3" w:tplc="FFFFFFFF" w:tentative="1">
+      <w:start w:val="1"/>
+      <w:numFmt w:val="decimal"/>
+      <w:lvlText w:val="%4."/>
+      <w:lvlJc w:val="left"/>
+      <w:pPr>
+        <w:ind w:left="1760" w:hanging="440"/>
+      </w:pPr>
+    </w:lvl>
+    <w:lvl w:ilvl="4" w:tplc="FFFFFFFF" w:tentative="1">
+      <w:start w:val="1"/>
+      <w:numFmt w:val="lowerLetter"/>
+      <w:lvlText w:val="%5)"/>
+      <w:lvlJc w:val="left"/>
+      <w:pPr>
+        <w:ind w:left="2200" w:hanging="440"/>
+      </w:pPr>
+    </w:lvl>
+    <w:lvl w:ilvl="5" w:tplc="FFFFFFFF" w:tentative="1">
+      <w:start w:val="1"/>
+      <w:numFmt w:val="lowerRoman"/>
+      <w:lvlText w:val="%6."/>
+      <w:lvlJc w:val="right"/>
+      <w:pPr>
+        <w:ind w:left="2640" w:hanging="440"/>
+      </w:pPr>
+    </w:lvl>
+    <w:lvl w:ilvl="6" w:tplc="FFFFFFFF" w:tentative="1">
+      <w:start w:val="1"/>
+      <w:numFmt w:val="decimal"/>
+      <w:lvlText w:val="%7."/>
+      <w:lvlJc w:val="left"/>
+      <w:pPr>
+        <w:ind w:left="3080" w:hanging="440"/>
+      </w:pPr>
+    </w:lvl>
+    <w:lvl w:ilvl="7" w:tplc="FFFFFFFF" w:tentative="1">
+      <w:start w:val="1"/>
+      <w:numFmt w:val="lowerLetter"/>
+      <w:lvlText w:val="%8)"/>
+      <w:lvlJc w:val="left"/>
+      <w:pPr>
+        <w:ind w:left="3520" w:hanging="440"/>
+      </w:pPr>
+    </w:lvl>
+    <w:lvl w:ilvl="8" w:tplc="FFFFFFFF" w:tentative="1">
+      <w:start w:val="1"/>
+      <w:numFmt w:val="lowerRoman"/>
+      <w:lvlText w:val="%9."/>
+      <w:lvlJc w:val="right"/>
+      <w:pPr>
+        <w:ind w:left="3960" w:hanging="440"/>
+      </w:pPr>
+    </w:lvl>
+  </w:abstractNum>
+  <w:abstractNum w:abstractNumId="7" w15:restartNumberingAfterBreak="0">
     <w:nsid w:val="72317F0F"/>
     <w:multiLevelType w:val="singleLevel"/>
     <w:tmpl w:val="72317F0F"/>
@@ -25220,9 +26236,21 @@
     <w:abstractNumId w:val="1"/>
   </w:num>
   <w:num w:numId="3" w16cid:durableId="2123986607">
+    <w:abstractNumId w:val="7"/>
+  </w:num>
+  <w:num w:numId="4" w16cid:durableId="129252000">
+    <w:abstractNumId w:val="5"/>
+  </w:num>
+  <w:num w:numId="5" w16cid:durableId="1374622214">
     <w:abstractNumId w:val="3"/>
   </w:num>
-  <w:num w:numId="4" w16cid:durableId="129252000">
+  <w:num w:numId="6" w16cid:durableId="1686638860">
+    <w:abstractNumId w:val="6"/>
+  </w:num>
+  <w:num w:numId="7" w16cid:durableId="661351862">
+    <w:abstractNumId w:val="4"/>
+  </w:num>
+  <w:num w:numId="8" w16cid:durableId="1729452681">
     <w:abstractNumId w:val="2"/>
   </w:num>
 </w:numbering>
@@ -25250,9 +26278,9 @@
     <w:lsdException w:name="heading 7" w:semiHidden="1" w:unhideWhenUsed="1" w:qFormat="1"/>
     <w:lsdException w:name="heading 8" w:semiHidden="1" w:unhideWhenUsed="1" w:qFormat="1"/>
     <w:lsdException w:name="heading 9" w:semiHidden="1" w:unhideWhenUsed="1" w:qFormat="1"/>
-    <w:lsdException w:name="toc 1" w:semiHidden="1" w:qFormat="1"/>
+    <w:lsdException w:name="toc 1" w:semiHidden="1" w:uiPriority="39" w:qFormat="1"/>
     <w:lsdException w:name="header" w:qFormat="1"/>
-    <w:lsdException w:name="footer" w:qFormat="1"/>
+    <w:lsdException w:name="footer" w:uiPriority="99" w:qFormat="1"/>
     <w:lsdException w:name="caption" w:semiHidden="1" w:unhideWhenUsed="1" w:qFormat="1"/>
     <w:lsdException w:name="page number" w:qFormat="1"/>
     <w:lsdException w:name="Title" w:qFormat="1"/>
@@ -25264,7 +26292,7 @@
     <w:lsdException w:name="Body Text 3" w:qFormat="1"/>
     <w:lsdException w:name="Body Text Indent 2" w:qFormat="1"/>
     <w:lsdException w:name="Body Text Indent 3" w:qFormat="1"/>
-    <w:lsdException w:name="Hyperlink" w:qFormat="1"/>
+    <w:lsdException w:name="Hyperlink" w:uiPriority="99" w:qFormat="1"/>
     <w:lsdException w:name="FollowedHyperlink" w:qFormat="1"/>
     <w:lsdException w:name="Strong" w:qFormat="1"/>
     <w:lsdException w:name="Emphasis" w:qFormat="1"/>
@@ -25546,6 +26574,7 @@
   <w:style w:type="paragraph" w:default="1" w:styleId="a">
     <w:name w:val="Normal"/>
     <w:qFormat/>
+    <w:rsid w:val="003A1800"/>
     <w:pPr>
       <w:widowControl w:val="0"/>
       <w:jc w:val="both"/>
@@ -25684,6 +26713,8 @@
   <w:style w:type="paragraph" w:styleId="a6">
     <w:name w:val="footer"/>
     <w:basedOn w:val="a"/>
+    <w:link w:val="a7"/>
+    <w:uiPriority w:val="99"/>
     <w:qFormat/>
     <w:pPr>
       <w:tabs>
@@ -25698,7 +26729,7 @@
       <w:szCs w:val="18"/>
     </w:rPr>
   </w:style>
-  <w:style w:type="paragraph" w:styleId="a7">
+  <w:style w:type="paragraph" w:styleId="a8">
     <w:name w:val="header"/>
     <w:basedOn w:val="a"/>
     <w:qFormat/>
@@ -25722,7 +26753,7 @@
     <w:name w:val="toc 1"/>
     <w:basedOn w:val="a"/>
     <w:next w:val="a"/>
-    <w:semiHidden/>
+    <w:uiPriority w:val="39"/>
     <w:qFormat/>
     <w:pPr>
       <w:jc w:val="center"/>
@@ -25787,7 +26818,7 @@
       <w:sz w:val="24"/>
     </w:rPr>
   </w:style>
-  <w:style w:type="paragraph" w:styleId="a8">
+  <w:style w:type="paragraph" w:styleId="a9">
     <w:name w:val="Normal (Web)"/>
     <w:basedOn w:val="a"/>
     <w:qFormat/>
@@ -25802,7 +26833,7 @@
       <w:sz w:val="24"/>
     </w:rPr>
   </w:style>
-  <w:style w:type="table" w:styleId="a9">
+  <w:style w:type="table" w:styleId="aa">
     <w:name w:val="Table Grid"/>
     <w:basedOn w:val="a1"/>
     <w:uiPriority w:val="39"/>
@@ -25818,7 +26849,7 @@
       </w:tblBorders>
     </w:tblPr>
   </w:style>
-  <w:style w:type="character" w:styleId="aa">
+  <w:style w:type="character" w:styleId="ab">
     <w:name w:val="Strong"/>
     <w:basedOn w:val="a0"/>
     <w:qFormat/>
@@ -25826,12 +26857,12 @@
       <w:b/>
     </w:rPr>
   </w:style>
-  <w:style w:type="character" w:styleId="ab">
+  <w:style w:type="character" w:styleId="ac">
     <w:name w:val="page number"/>
     <w:basedOn w:val="a0"/>
     <w:qFormat/>
   </w:style>
-  <w:style w:type="character" w:styleId="ac">
+  <w:style w:type="character" w:styleId="ad">
     <w:name w:val="FollowedHyperlink"/>
     <w:qFormat/>
     <w:rPr>
@@ -25839,8 +26870,9 @@
       <w:u w:val="single"/>
     </w:rPr>
   </w:style>
-  <w:style w:type="character" w:styleId="ad">
+  <w:style w:type="character" w:styleId="ae">
     <w:name w:val="Hyperlink"/>
+    <w:uiPriority w:val="99"/>
     <w:qFormat/>
     <w:rPr>
       <w:color w:val="0000FF"/>
@@ -25851,6 +26883,28 @@
     <w:name w:val="ask-title"/>
     <w:basedOn w:val="a0"/>
     <w:qFormat/>
+  </w:style>
+  <w:style w:type="character" w:customStyle="1" w:styleId="a7">
+    <w:name w:val="页脚 字符"/>
+    <w:basedOn w:val="a0"/>
+    <w:link w:val="a6"/>
+    <w:uiPriority w:val="99"/>
+    <w:rsid w:val="00723E00"/>
+    <w:rPr>
+      <w:kern w:val="2"/>
+      <w:sz w:val="18"/>
+      <w:szCs w:val="18"/>
+    </w:rPr>
+  </w:style>
+  <w:style w:type="paragraph" w:styleId="af">
+    <w:name w:val="List Paragraph"/>
+    <w:basedOn w:val="a"/>
+    <w:uiPriority w:val="99"/>
+    <w:unhideWhenUsed/>
+    <w:rsid w:val="003A1800"/>
+    <w:pPr>
+      <w:ind w:firstLineChars="200" w:firstLine="420"/>
+    </w:pPr>
   </w:style>
 </w:styles>
 </file>
@@ -26154,10 +27208,22 @@
 </s:customData>
 </file>
 
+<file path=customXml/item2.xml><?xml version="1.0" encoding="utf-8"?>
+<b:Sources xmlns:b="http://schemas.openxmlformats.org/officeDocument/2006/bibliography" xmlns="http://schemas.openxmlformats.org/officeDocument/2006/bibliography" SelectedStyle="\APASixthEditionOfficeOnline.xsl" StyleName="APA" Version="6"/>
+</file>
+
 <file path=customXml/itemProps1.xml><?xml version="1.0" encoding="utf-8"?>
 <ds:datastoreItem xmlns:ds="http://schemas.openxmlformats.org/officeDocument/2006/customXml" ds:itemID="{B1977F7D-205B-4081-913C-38D41E755F92}">
   <ds:schemaRefs>
     <ds:schemaRef ds:uri="http://www.wps.cn/officeDocument/2013/wpsCustomData"/>
   </ds:schemaRefs>
 </ds:datastoreItem>
+</file>
+
+<file path=customXml/itemProps2.xml><?xml version="1.0" encoding="utf-8"?>
+<ds:datastoreItem xmlns:ds="http://schemas.openxmlformats.org/officeDocument/2006/customXml" ds:itemID="{BC6D7216-BE35-4170-9FAD-C322E8AE41D4}">
+  <ds:schemaRefs>
+    <ds:schemaRef ds:uri="http://schemas.openxmlformats.org/officeDocument/2006/bibliography"/>
+  </ds:schemaRefs>
+</ds:datastoreItem>
 </file>